--- a/modelos/Contrato_Foro_Reu_1.docx
+++ b/modelos/Contrato_Foro_Reu_1.docx
@@ -1,6 +1,6 @@
 
 <file path=word/document.xml><?xml version="1.0" encoding="utf-8"?>
-<w:document xmlns:wpc="http://schemas.microsoft.com/office/word/2010/wordprocessingCanvas" xmlns:cx="http://schemas.microsoft.com/office/drawing/2014/chartex" xmlns:cx1="http://schemas.microsoft.com/office/drawing/2015/9/8/chartex" xmlns:cx2="http://schemas.microsoft.com/office/drawing/2015/10/21/chartex" xmlns:cx3="http://schemas.microsoft.com/office/drawing/2016/5/9/chartex" xmlns:cx4="http://schemas.microsoft.com/office/drawing/2016/5/10/chartex" xmlns:cx5="http://schemas.microsoft.com/office/drawing/2016/5/11/chartex" xmlns:cx6="http://schemas.microsoft.com/office/drawing/2016/5/12/chartex" xmlns:cx7="http://schemas.microsoft.com/office/drawing/2016/5/13/chartex" xmlns:cx8="http://schemas.microsoft.com/office/drawing/2016/5/14/chartex" xmlns:mc="http://schemas.openxmlformats.org/markup-compatibility/2006" xmlns:aink="http://schemas.microsoft.com/office/drawing/2016/ink" xmlns:am3d="http://schemas.microsoft.com/office/drawing/2017/model3d" xmlns:o="urn:schemas-microsoft-com:office:office" xmlns:oel="http://schemas.microsoft.com/office/2019/extlst" xmlns:r="http://schemas.openxmlformats.org/officeDocument/2006/relationships" xmlns:m="http://schemas.openxmlformats.org/officeDocument/2006/math" xmlns:v="urn:schemas-microsoft-com:vml" xmlns:wp14="http://schemas.microsoft.com/office/word/2010/wordprocessingDrawing" xmlns:wp="http://schemas.openxmlformats.org/drawingml/2006/wordprocessingDrawing" xmlns:w10="urn:schemas-microsoft-com:office:word" xmlns:w="http://schemas.openxmlformats.org/wordprocessingml/2006/main" xmlns:w14="http://schemas.microsoft.com/office/word/2010/wordml" xmlns:w15="http://schemas.microsoft.com/office/word/2012/wordml" xmlns:w16cex="http://schemas.microsoft.com/office/word/2018/wordml/cex" xmlns:w16cid="http://schemas.microsoft.com/office/word/2016/wordml/cid" xmlns:w16="http://schemas.microsoft.com/office/word/2018/wordml" xmlns:w16du="http://schemas.microsoft.com/office/word/2023/wordml/word16du" xmlns:w16sdtdh="http://schemas.microsoft.com/office/word/2020/wordml/sdtdatahash" xmlns:w16sdtfl="http://schemas.microsoft.com/office/word/2024/wordml/sdtformatlock" xmlns:w16se="http://schemas.microsoft.com/office/word/2015/wordml/symex" xmlns:wpg="http://schemas.microsoft.com/office/word/2010/wordprocessingGroup" xmlns:wpi="http://schemas.microsoft.com/office/word/2010/wordprocessingInk" xmlns:wne="http://schemas.microsoft.com/office/word/2006/wordml" xmlns:wps="http://schemas.microsoft.com/office/word/2010/wordprocessingShape" mc:Ignorable="w14 w15 w16se w16cid w16 w16cex w16sdtdh w16sdtfl w16du wp14">
+<w:document xmlns:wpc="http://schemas.microsoft.com/office/word/2010/wordprocessingCanvas" xmlns:cx="http://schemas.microsoft.com/office/drawing/2014/chartex" xmlns:mc="http://schemas.openxmlformats.org/markup-compatibility/2006" xmlns:o="urn:schemas-microsoft-com:office:office" xmlns:r="http://schemas.openxmlformats.org/officeDocument/2006/relationships" xmlns:m="http://schemas.openxmlformats.org/officeDocument/2006/math" xmlns:v="urn:schemas-microsoft-com:vml" xmlns:wp14="http://schemas.microsoft.com/office/word/2010/wordprocessingDrawing" xmlns:wp="http://schemas.openxmlformats.org/drawingml/2006/wordprocessingDrawing" xmlns:w10="urn:schemas-microsoft-com:office:word" xmlns:w="http://schemas.openxmlformats.org/wordprocessingml/2006/main" xmlns:w14="http://schemas.microsoft.com/office/word/2010/wordml" xmlns:w15="http://schemas.microsoft.com/office/word/2012/wordml" xmlns:w16se="http://schemas.microsoft.com/office/word/2015/wordml/symex" xmlns:wpg="http://schemas.microsoft.com/office/word/2010/wordprocessingGroup" xmlns:wpi="http://schemas.microsoft.com/office/word/2010/wordprocessingInk" xmlns:wne="http://schemas.microsoft.com/office/word/2006/wordml" xmlns:wps="http://schemas.microsoft.com/office/word/2010/wordprocessingShape" mc:Ignorable="w14 w15 w16se wp14">
   <w:body>
     <w:p>
       <w:pPr>
@@ -71,17 +71,8 @@
           <w:b/>
           <w:color w:val="FF0000"/>
         </w:rPr>
-        <w:t xml:space="preserve">                                                                 </w:t>
-      </w:r>
-      <w:proofErr w:type="gramStart"/>
-      <w:r>
-        <w:rPr>
-          <w:b/>
-          <w:color w:val="FF0000"/>
-        </w:rPr>
-        <w:t xml:space="preserve">  }</w:t>
-      </w:r>
-      <w:proofErr w:type="gramEnd"/>
+        <w:t xml:space="preserve">                                                                   }</w:t>
+      </w:r>
     </w:p>
     <w:p>
       <w:pPr>
@@ -756,6 +747,10 @@
     <w:p>
       <w:pPr>
         <w:ind w:left="2268" w:firstLine="0"/>
+        <w:rPr>
+          <w:sz w:val="22"/>
+          <w:szCs w:val="22"/>
+        </w:rPr>
       </w:pPr>
       <w:r>
         <w:rPr>
@@ -813,6 +808,74 @@
         <w:t>) propositura de ação revisional de contrato bancário para o banco em específico.</w:t>
       </w:r>
     </w:p>
+    <w:p>
+      <w:pPr>
+        <w:ind w:left="2268" w:firstLine="0"/>
+        <w:rPr>
+          <w:sz w:val="22"/>
+          <w:szCs w:val="22"/>
+        </w:rPr>
+      </w:pPr>
+      <w:r>
+        <w:rPr>
+          <w:sz w:val="22"/>
+          <w:szCs w:val="22"/>
+        </w:rPr>
+        <w:t xml:space="preserve">i) </w:t>
+      </w:r>
+      <w:r>
+        <w:rPr>
+          <w:b/>
+          <w:sz w:val="22"/>
+          <w:szCs w:val="22"/>
+        </w:rPr>
+        <w:t>Ciência expressa da forma de contratação</w:t>
+      </w:r>
+      <w:r>
+        <w:rPr>
+          <w:sz w:val="22"/>
+          <w:szCs w:val="22"/>
+        </w:rPr>
+        <w:t xml:space="preserve"> – Declaração expressa de que a contratação ocorreu mediante atendimento digital, em conformidade com o Provimento nº 205/2021 da Ordem dos Advogados do Brasil, após contato espontâneo e devidamente esclarecido, o que afasta qualquer indício de</w:t>
+      </w:r>
+      <w:r>
+        <w:rPr>
+          <w:sz w:val="22"/>
+          <w:szCs w:val="22"/>
+        </w:rPr>
+        <w:t xml:space="preserve"> captação indevida de clientela;</w:t>
+      </w:r>
+    </w:p>
+    <w:p>
+      <w:pPr>
+        <w:ind w:left="2268" w:firstLine="0"/>
+        <w:rPr>
+          <w:sz w:val="22"/>
+          <w:szCs w:val="22"/>
+        </w:rPr>
+      </w:pPr>
+      <w:r>
+        <w:rPr>
+          <w:b/>
+          <w:sz w:val="22"/>
+          <w:szCs w:val="22"/>
+        </w:rPr>
+        <w:lastRenderedPageBreak/>
+        <w:t xml:space="preserve">j) Contrato de honorários específico e único para ação revisional de juros – </w:t>
+      </w:r>
+      <w:r>
+        <w:rPr>
+          <w:sz w:val="22"/>
+          <w:szCs w:val="22"/>
+        </w:rPr>
+        <w:t>A parte autora firmou contrato de prestação de serviços advocatícios direcionado exclusivamente à presente ação revisional de juros, demonstrando a finalidade e a unicidade da contratação (com devida ciência sobre os termos do patrocínio jurídico). O instrumento é juntado sob sigilo, a fim de preservar os dados pessoais da parte e evitar sua indevida utilização por terceiros mal-intencionados que possam se valer de informações constantes nos autos para aplicação de golpes.</w:t>
+      </w:r>
+    </w:p>
+    <w:p>
+      <w:pPr>
+        <w:ind w:left="2268" w:firstLine="0"/>
+      </w:pPr>
+    </w:p>
     <w:p/>
     <w:p>
       <w:r>
@@ -828,25 +891,25 @@
         <w:t>mesmo diante da similaridade natural entre os casos.</w:t>
       </w:r>
       <w:r>
-        <w:t xml:space="preserve"> Não se está diante de um modelo genérico e irresponsável de ajuizamento, mas sim do exercício consciente e </w:t>
+        <w:t xml:space="preserve"> Não se está diante de um modelo genérico e irresponsável de ajuizamento, mas sim do exercício consciente e responsável da advocacia em defesa de direitos fundamentais de consumidores vulneráveis, como é o caso da parte autora.</w:t>
+      </w:r>
+    </w:p>
+    <w:p>
+      <w:r>
+        <w:rPr>
+          <w:u w:val="single"/>
+        </w:rPr>
+        <w:t>Ainda, fundamental o destaque de que a natureza da presente demanda é a de uma ação revisional específica de juros remuneratórios pactuados em contrato de empréstimo pessoal não consignado, diferindo, portanto, de ações revisionais diversas que buscam a alteração de múltiplas cláusulas contratuais.</w:t>
+      </w:r>
+      <w:r>
+        <w:t xml:space="preserve"> </w:t>
+      </w:r>
+      <w:r>
+        <w:t xml:space="preserve">No presente caso, a abusividade ora combatida concentra-se exclusivamente na fixação da taxa de juros aplicada, cuja desproporcionalidade é aferida com base na comparação objetiva entre a taxa </w:t>
       </w:r>
       <w:r>
         <w:lastRenderedPageBreak/>
-        <w:t>responsável da advocacia em defesa de direitos fundamentais de consumidores vulneráveis, como é o caso da parte autora.</w:t>
-      </w:r>
-    </w:p>
-    <w:p>
-      <w:r>
-        <w:rPr>
-          <w:u w:val="single"/>
-        </w:rPr>
-        <w:t>Ainda, fundamental o destaque de que a natureza da presente demanda é a de uma ação revisional específica de juros remuneratórios pactuados em contrato de empréstimo pessoal não consignado, diferindo, portanto, de ações revisionais diversas que buscam a alteração de múltiplas cláusulas contratuais.</w:t>
-      </w:r>
-      <w:r>
-        <w:t xml:space="preserve"> </w:t>
-      </w:r>
-      <w:r>
-        <w:t>No presente caso, a abusividade ora combatida concentra-se exclusivamente na fixação da taxa de juros aplicada, cuja desproporcionalidade é aferida com base na comparação objetiva entre a taxa praticada no contrato em questão e a taxa média de mercado divulgada pelo Banco Central do Brasil, para contratos da mesma natureza e na mesma data conforme jurisprudência amplamente</w:t>
+        <w:t>praticada no contrato em questão e a taxa média de mercado divulgada pelo Banco Central do Brasil, para contratos da mesma natureza e na mesma data conforme jurisprudência amplamente</w:t>
       </w:r>
       <w:r>
         <w:t xml:space="preserve"> consolidada</w:t>
@@ -906,19 +969,19 @@
       <w:bookmarkStart w:id="2" w:name="_heading=h.ye3kiqmuytvw" w:colFirst="0" w:colLast="0"/>
       <w:bookmarkEnd w:id="2"/>
       <w:r>
+        <w:t>GRATUIDADE DA JUSTIÇA</w:t>
+      </w:r>
+    </w:p>
+    <w:p/>
+    <w:p>
+      <w:bookmarkStart w:id="3" w:name="_Hlk203652553"/>
+      <w:r>
+        <w:t>A parte requerente pleiteia a concessão do benefício da gratuidade da justiça, com fundamento no artigo 98 e seguintes do Código de Processo Civil (CPC) e no artigo 5º, inciso LXXIV, da Constituição Federal, que asseguram o acesso à justiça aos que comprovarem insuficiência de recursos para arcar com as custas do processo e honorários advocatícios sem prejuízo do sustento próprio ou de sua família.</w:t>
+      </w:r>
+    </w:p>
+    <w:p>
+      <w:r>
         <w:lastRenderedPageBreak/>
-        <w:t>GRATUIDADE DA JUSTIÇA</w:t>
-      </w:r>
-    </w:p>
-    <w:p/>
-    <w:p>
-      <w:bookmarkStart w:id="3" w:name="_Hlk203652553"/>
-      <w:r>
-        <w:t>A parte requerente pleiteia a concessão do benefício da gratuidade da justiça, com fundamento no artigo 98 e seguintes do Código de Processo Civil (CPC) e no artigo 5º, inciso LXXIV, da Constituição Federal, que asseguram o acesso à justiça aos que comprovarem insuficiência de recursos para arcar com as custas do processo e honorários advocatícios sem prejuízo do sustento próprio ou de sua família.</w:t>
-      </w:r>
-    </w:p>
-    <w:p>
-      <w:r>
         <w:t>No intuito de demonstrar com máxima transparência sua condição de hipossuficiência e evitar qualquer questionamento quanto à legitimidade do pedido — sobretudo frente ao cenário atual de combate à litigância predatória — foram adotadas medidas criteriosas para embasar o presente pleito de forma individualizada, concreta e documentalmente robusta</w:t>
       </w:r>
       <w:r>
@@ -982,7 +1045,6 @@
     </w:p>
     <w:p>
       <w:r>
-        <w:lastRenderedPageBreak/>
         <w:t>A fim de comprovar detalhadamente essa realidade, foram anexados à presente demanda os seguintes documentos:</w:t>
       </w:r>
     </w:p>
@@ -1069,6 +1131,7 @@
         <w:rPr>
           <w:color w:val="C00000"/>
         </w:rPr>
+        <w:lastRenderedPageBreak/>
         <w:t>Extratos bancários atualizados;</w:t>
       </w:r>
     </w:p>
@@ -1111,13 +1174,29 @@
         <w:ind w:firstLine="0"/>
       </w:pPr>
     </w:p>
-    <w:p>
-      <w:r>
-        <w:t>Dessa forma, requer-se o deferimento do benefício da gratuidade da justiça, de forma a garantir o pleno acesso ao Judiciário e a efetiva tutela de seus direitos, sem que isso implique em sacrifício econômico desproporcional ou atentatório à dignidade da parte requerente.</w:t>
-      </w:r>
-      <w:bookmarkEnd w:id="3"/>
-    </w:p>
-    <w:p/>
+    <w:bookmarkEnd w:id="3"/>
+    <w:p>
+      <w:r>
+        <w:t>Ainda, apesar de o artigo 99, §4º, do Código de Processo Civil já dispor expressamente que a contratação de advogado particular não impede a concessão da gratuidade da justiça, cumpre ressaltar que, no presente caso, conforme pode se observar, o contrato de honorários firmado pela parte autora não prevê qualquer pagamento inicial, estando a remuneração dos patronos integralmente condicionada ao êxito da demanda.</w:t>
+      </w:r>
+    </w:p>
+    <w:p>
+      <w:r>
+        <w:t>Dessa forma, resta evidenciado que a representação processual não implica qualquer ônus econômico imediato ou desproporcional ao demandante, tampouco afasta a condição de hipossuficiência demonstrada.</w:t>
+      </w:r>
+    </w:p>
+    <w:p>
+      <w:r>
+        <w:t>Por isso</w:t>
+      </w:r>
+      <w:r>
+        <w:t>, requer-se o deferimento do benefício da gratuidade da justiça, de forma a garantir o pleno acesso ao Judiciário e a efetiva tutela de seus direitos, sem que isso implique em sacrifício econômico desproporcional ou atentatório à dignidade da parte requerente.</w:t>
+      </w:r>
+    </w:p>
+    <w:p>
+      <w:bookmarkStart w:id="4" w:name="_GoBack"/>
+      <w:bookmarkEnd w:id="4"/>
+    </w:p>
     <w:p>
       <w:pPr>
         <w:pStyle w:val="Ttulo1"/>
@@ -1271,6 +1350,7 @@
         </w:rPr>
         <w:t xml:space="preserve"> </w:t>
       </w:r>
+      <w:proofErr w:type="gramStart"/>
       <w:r>
         <w:rPr>
           <w:b/>
@@ -1278,9 +1358,9 @@
           <w:sz w:val="24"/>
           <w:szCs w:val="24"/>
         </w:rPr>
-        <w:t>Nº{{</w:t>
-      </w:r>
-      <w:proofErr w:type="gramStart"/>
+        <w:t>Nº{</w:t>
+      </w:r>
+      <w:proofErr w:type="gramEnd"/>
       <w:r>
         <w:rPr>
           <w:b/>
@@ -1288,17 +1368,7 @@
           <w:sz w:val="24"/>
           <w:szCs w:val="24"/>
         </w:rPr>
-        <w:t>NUMERO</w:t>
-      </w:r>
-      <w:proofErr w:type="gramEnd"/>
-      <w:r>
-        <w:rPr>
-          <w:b/>
-          <w:color w:val="00B050"/>
-          <w:sz w:val="24"/>
-          <w:szCs w:val="24"/>
-        </w:rPr>
-        <w:t>_CONTRATO</w:t>
+        <w:t>{NUMERO_CONTRATO</w:t>
       </w:r>
       <w:r>
         <w:rPr>
@@ -1524,7 +1594,7 @@
       <w:r>
         <w:t xml:space="preserve"> </w:t>
       </w:r>
-      <w:bookmarkStart w:id="4" w:name="_Hlk203653018"/>
+      <w:bookmarkStart w:id="5" w:name="_Hlk203653018"/>
       <w:r>
         <w:t>por meio da disponibilização da</w:t>
       </w:r>
@@ -1545,7 +1615,7 @@
         </w:rPr>
         <w:t>de código 25464</w:t>
       </w:r>
-      <w:bookmarkEnd w:id="4"/>
+      <w:bookmarkEnd w:id="5"/>
       <w:r>
         <w:t xml:space="preserve">, a qual pode ser constatada no sítio: </w:t>
       </w:r>
@@ -2224,23 +2294,7 @@
           <w:sz w:val="22"/>
           <w:szCs w:val="22"/>
         </w:rPr>
-        <w:t xml:space="preserve">. Acórdão Min. Menezes Direito, DJ de 4.8.2003), ao dobro (REsp n. 1.036.818, Terceira Turma, minha relatoria, </w:t>
-      </w:r>
-      <w:proofErr w:type="spellStart"/>
-      <w:r>
-        <w:rPr>
-          <w:sz w:val="22"/>
-          <w:szCs w:val="22"/>
-        </w:rPr>
-        <w:t>DJe</w:t>
-      </w:r>
-      <w:proofErr w:type="spellEnd"/>
-      <w:r>
-        <w:rPr>
-          <w:sz w:val="22"/>
-          <w:szCs w:val="22"/>
-        </w:rPr>
-        <w:t xml:space="preserve"> de 20.6.2008) ou ao triplo (REsp n. 971.853-RS, Quarta Turma, Min. Pádua Ribeiro, DJ de 24.9.2007) da média. Todavia, esta perquirição acerca da abusividade não é estanque, o que impossibilita a adoção de critérios genéricos e universais. A taxa média de mercado, divulgada pelo Banco Central, constitui um valioso referencial, mas cabe somente ao juiz, no exame das peculiaridades do caso concreto, avaliar se os juros contratados foram ou não abusivos”. (REsp 1061530/RS, rel. Min. Nancy Andrighi, Segunda Seção, j. 22-10-2008).</w:t>
+        <w:t>. Acórdão Min. Menezes Direito, DJ de 4.8.2003), ao dobro (REsp n. 1.036.818, Terceira Turma, minha relatoria, DJe de 20.6.2008) ou ao triplo (REsp n. 971.853-RS, Quarta Turma, Min. Pádua Ribeiro, DJ de 24.9.2007) da média. Todavia, esta perquirição acerca da abusividade não é estanque, o que impossibilita a adoção de critérios genéricos e universais. A taxa média de mercado, divulgada pelo Banco Central, constitui um valioso referencial, mas cabe somente ao juiz, no exame das peculiaridades do caso concreto, avaliar se os juros contratados foram ou não abusivos”. (REsp 1061530/RS, rel. Min. Nancy Andrighi, Segunda Seção, j. 22-10-2008).</w:t>
       </w:r>
     </w:p>
     <w:p>
@@ -2297,13 +2351,10 @@
         <w:t>{{</w:t>
       </w:r>
       <w:r>
-        <w:t>emprestimos_0_taxa_</w:t>
+        <w:t>emprestimos_0_taxa_media</w:t>
       </w:r>
       <w:proofErr w:type="gramStart"/>
       <w:r>
-        <w:t>media</w:t>
-      </w:r>
-      <w:r>
         <w:t>}}</w:t>
       </w:r>
       <w:r>
@@ -2320,28 +2371,28 @@
         <w:t xml:space="preserve">fora de </w:t>
       </w:r>
       <w:r>
-        <w:t>{{emprestimos_0_taxa</w:t>
-      </w:r>
-      <w:proofErr w:type="gramStart"/>
-      <w:r>
-        <w:t>}}%</w:t>
-      </w:r>
-      <w:proofErr w:type="gramEnd"/>
+        <w:t xml:space="preserve">{{emprestimos_0_taxa}}% </w:t>
+      </w:r>
+      <w:r>
+        <w:t>ao mês!</w:t>
+      </w:r>
+    </w:p>
+    <w:p>
+      <w:pPr>
+        <w:rPr>
+          <w:u w:val="single"/>
+        </w:rPr>
+      </w:pPr>
+      <w:r>
+        <w:t xml:space="preserve">Tal discrepância de valores é evidência clara de abusividade na fixação das taxas de juros cobradas pela requerida, o que viola o princípio da boa-fé objetiva, previsto no artigo 422 do Código Civil. Conforme leciona Pablo </w:t>
+      </w:r>
+      <w:proofErr w:type="spellStart"/>
+      <w:r>
+        <w:t>Stolze</w:t>
+      </w:r>
+      <w:proofErr w:type="spellEnd"/>
       <w:r>
         <w:t xml:space="preserve"> </w:t>
-      </w:r>
-      <w:r>
-        <w:t>ao mês!</w:t>
-      </w:r>
-    </w:p>
-    <w:p>
-      <w:pPr>
-        <w:rPr>
-          <w:u w:val="single"/>
-        </w:rPr>
-      </w:pPr>
-      <w:r>
-        <w:t xml:space="preserve">Tal discrepância de valores é evidência clara de abusividade na fixação das taxas de juros cobradas pela requerida, o que viola o princípio da boa-fé objetiva, previsto no artigo 422 do Código Civil. Conforme leciona Pablo Stolze </w:t>
       </w:r>
       <w:proofErr w:type="spellStart"/>
       <w:r>
@@ -3199,7 +3250,7 @@
       </w:r>
     </w:p>
     <w:p>
-      <w:bookmarkStart w:id="5" w:name="_Hlk203654424"/>
+      <w:bookmarkStart w:id="6" w:name="_Hlk203654424"/>
       <w:r>
         <w:t xml:space="preserve">Nessa esteira, </w:t>
       </w:r>
@@ -3788,7 +3839,7 @@
       <w:r>
         <w:t>Tal medida visa não apenas reparar o dano sofrido, mas também promover a justiça e o equilíbrio nas relações de consumo, desestimulando a perpetuação de práticas lesivas aos consumidores.</w:t>
       </w:r>
-      <w:bookmarkEnd w:id="5"/>
+      <w:bookmarkEnd w:id="6"/>
     </w:p>
     <w:p/>
     <w:p>
@@ -4157,8 +4208,8 @@
         <w:ind w:firstLine="0"/>
         <w:jc w:val="center"/>
       </w:pPr>
-      <w:bookmarkStart w:id="6" w:name="_heading=h.gjdgxs" w:colFirst="0" w:colLast="0"/>
-      <w:bookmarkEnd w:id="6"/>
+      <w:bookmarkStart w:id="7" w:name="_heading=h.gjdgxs" w:colFirst="0" w:colLast="0"/>
+      <w:bookmarkEnd w:id="7"/>
       <w:r>
         <w:t>Nestes termos,</w:t>
       </w:r>
@@ -4291,7 +4342,7 @@
 </file>
 
 <file path=word/endnotes.xml><?xml version="1.0" encoding="utf-8"?>
-<w:endnotes xmlns:wpc="http://schemas.microsoft.com/office/word/2010/wordprocessingCanvas" xmlns:cx="http://schemas.microsoft.com/office/drawing/2014/chartex" xmlns:cx1="http://schemas.microsoft.com/office/drawing/2015/9/8/chartex" xmlns:cx2="http://schemas.microsoft.com/office/drawing/2015/10/21/chartex" xmlns:cx3="http://schemas.microsoft.com/office/drawing/2016/5/9/chartex" xmlns:cx4="http://schemas.microsoft.com/office/drawing/2016/5/10/chartex" xmlns:cx5="http://schemas.microsoft.com/office/drawing/2016/5/11/chartex" xmlns:cx6="http://schemas.microsoft.com/office/drawing/2016/5/12/chartex" xmlns:cx7="http://schemas.microsoft.com/office/drawing/2016/5/13/chartex" xmlns:cx8="http://schemas.microsoft.com/office/drawing/2016/5/14/chartex" xmlns:mc="http://schemas.openxmlformats.org/markup-compatibility/2006" xmlns:aink="http://schemas.microsoft.com/office/drawing/2016/ink" xmlns:am3d="http://schemas.microsoft.com/office/drawing/2017/model3d" xmlns:o="urn:schemas-microsoft-com:office:office" xmlns:oel="http://schemas.microsoft.com/office/2019/extlst" xmlns:r="http://schemas.openxmlformats.org/officeDocument/2006/relationships" xmlns:m="http://schemas.openxmlformats.org/officeDocument/2006/math" xmlns:v="urn:schemas-microsoft-com:vml" xmlns:wp14="http://schemas.microsoft.com/office/word/2010/wordprocessingDrawing" xmlns:wp="http://schemas.openxmlformats.org/drawingml/2006/wordprocessingDrawing" xmlns:w10="urn:schemas-microsoft-com:office:word" xmlns:w="http://schemas.openxmlformats.org/wordprocessingml/2006/main" xmlns:w14="http://schemas.microsoft.com/office/word/2010/wordml" xmlns:w15="http://schemas.microsoft.com/office/word/2012/wordml" xmlns:w16cex="http://schemas.microsoft.com/office/word/2018/wordml/cex" xmlns:w16cid="http://schemas.microsoft.com/office/word/2016/wordml/cid" xmlns:w16="http://schemas.microsoft.com/office/word/2018/wordml" xmlns:w16du="http://schemas.microsoft.com/office/word/2023/wordml/word16du" xmlns:w16sdtdh="http://schemas.microsoft.com/office/word/2020/wordml/sdtdatahash" xmlns:w16sdtfl="http://schemas.microsoft.com/office/word/2024/wordml/sdtformatlock" xmlns:w16se="http://schemas.microsoft.com/office/word/2015/wordml/symex" xmlns:wpg="http://schemas.microsoft.com/office/word/2010/wordprocessingGroup" xmlns:wpi="http://schemas.microsoft.com/office/word/2010/wordprocessingInk" xmlns:wne="http://schemas.microsoft.com/office/word/2006/wordml" xmlns:wps="http://schemas.microsoft.com/office/word/2010/wordprocessingShape" mc:Ignorable="w14 w15 w16se w16cid w16 w16cex w16sdtdh w16sdtfl w16du wp14">
+<w:endnotes xmlns:wpc="http://schemas.microsoft.com/office/word/2010/wordprocessingCanvas" xmlns:cx="http://schemas.microsoft.com/office/drawing/2014/chartex" xmlns:mc="http://schemas.openxmlformats.org/markup-compatibility/2006" xmlns:o="urn:schemas-microsoft-com:office:office" xmlns:r="http://schemas.openxmlformats.org/officeDocument/2006/relationships" xmlns:m="http://schemas.openxmlformats.org/officeDocument/2006/math" xmlns:v="urn:schemas-microsoft-com:vml" xmlns:wp14="http://schemas.microsoft.com/office/word/2010/wordprocessingDrawing" xmlns:wp="http://schemas.openxmlformats.org/drawingml/2006/wordprocessingDrawing" xmlns:w10="urn:schemas-microsoft-com:office:word" xmlns:w="http://schemas.openxmlformats.org/wordprocessingml/2006/main" xmlns:w14="http://schemas.microsoft.com/office/word/2010/wordml" xmlns:w15="http://schemas.microsoft.com/office/word/2012/wordml" xmlns:w16se="http://schemas.microsoft.com/office/word/2015/wordml/symex" xmlns:wpg="http://schemas.microsoft.com/office/word/2010/wordprocessingGroup" xmlns:wpi="http://schemas.microsoft.com/office/word/2010/wordprocessingInk" xmlns:wne="http://schemas.microsoft.com/office/word/2006/wordml" xmlns:wps="http://schemas.microsoft.com/office/word/2010/wordprocessingShape" mc:Ignorable="w14 w15 w16se wp14">
   <w:endnote w:type="separator" w:id="-1">
     <w:p>
       <w:pPr>
@@ -4316,7 +4367,7 @@
 </file>
 
 <file path=word/footer1.xml><?xml version="1.0" encoding="utf-8"?>
-<w:ftr xmlns:wpc="http://schemas.microsoft.com/office/word/2010/wordprocessingCanvas" xmlns:cx="http://schemas.microsoft.com/office/drawing/2014/chartex" xmlns:cx1="http://schemas.microsoft.com/office/drawing/2015/9/8/chartex" xmlns:cx2="http://schemas.microsoft.com/office/drawing/2015/10/21/chartex" xmlns:cx3="http://schemas.microsoft.com/office/drawing/2016/5/9/chartex" xmlns:cx4="http://schemas.microsoft.com/office/drawing/2016/5/10/chartex" xmlns:cx5="http://schemas.microsoft.com/office/drawing/2016/5/11/chartex" xmlns:cx6="http://schemas.microsoft.com/office/drawing/2016/5/12/chartex" xmlns:cx7="http://schemas.microsoft.com/office/drawing/2016/5/13/chartex" xmlns:cx8="http://schemas.microsoft.com/office/drawing/2016/5/14/chartex" xmlns:mc="http://schemas.openxmlformats.org/markup-compatibility/2006" xmlns:aink="http://schemas.microsoft.com/office/drawing/2016/ink" xmlns:am3d="http://schemas.microsoft.com/office/drawing/2017/model3d" xmlns:o="urn:schemas-microsoft-com:office:office" xmlns:oel="http://schemas.microsoft.com/office/2019/extlst" xmlns:r="http://schemas.openxmlformats.org/officeDocument/2006/relationships" xmlns:m="http://schemas.openxmlformats.org/officeDocument/2006/math" xmlns:v="urn:schemas-microsoft-com:vml" xmlns:wp14="http://schemas.microsoft.com/office/word/2010/wordprocessingDrawing" xmlns:wp="http://schemas.openxmlformats.org/drawingml/2006/wordprocessingDrawing" xmlns:w10="urn:schemas-microsoft-com:office:word" xmlns:w="http://schemas.openxmlformats.org/wordprocessingml/2006/main" xmlns:w14="http://schemas.microsoft.com/office/word/2010/wordml" xmlns:w15="http://schemas.microsoft.com/office/word/2012/wordml" xmlns:w16cex="http://schemas.microsoft.com/office/word/2018/wordml/cex" xmlns:w16cid="http://schemas.microsoft.com/office/word/2016/wordml/cid" xmlns:w16="http://schemas.microsoft.com/office/word/2018/wordml" xmlns:w16du="http://schemas.microsoft.com/office/word/2023/wordml/word16du" xmlns:w16sdtdh="http://schemas.microsoft.com/office/word/2020/wordml/sdtdatahash" xmlns:w16sdtfl="http://schemas.microsoft.com/office/word/2024/wordml/sdtformatlock" xmlns:w16se="http://schemas.microsoft.com/office/word/2015/wordml/symex" xmlns:wpg="http://schemas.microsoft.com/office/word/2010/wordprocessingGroup" xmlns:wpi="http://schemas.microsoft.com/office/word/2010/wordprocessingInk" xmlns:wne="http://schemas.microsoft.com/office/word/2006/wordml" xmlns:wps="http://schemas.microsoft.com/office/word/2010/wordprocessingShape" mc:Ignorable="w14 w15 w16se w16cid w16 w16cex w16sdtdh w16sdtfl w16du wp14">
+<w:ftr xmlns:wpc="http://schemas.microsoft.com/office/word/2010/wordprocessingCanvas" xmlns:cx="http://schemas.microsoft.com/office/drawing/2014/chartex" xmlns:mc="http://schemas.openxmlformats.org/markup-compatibility/2006" xmlns:o="urn:schemas-microsoft-com:office:office" xmlns:r="http://schemas.openxmlformats.org/officeDocument/2006/relationships" xmlns:m="http://schemas.openxmlformats.org/officeDocument/2006/math" xmlns:v="urn:schemas-microsoft-com:vml" xmlns:wp14="http://schemas.microsoft.com/office/word/2010/wordprocessingDrawing" xmlns:wp="http://schemas.openxmlformats.org/drawingml/2006/wordprocessingDrawing" xmlns:w10="urn:schemas-microsoft-com:office:word" xmlns:w="http://schemas.openxmlformats.org/wordprocessingml/2006/main" xmlns:w14="http://schemas.microsoft.com/office/word/2010/wordml" xmlns:w15="http://schemas.microsoft.com/office/word/2012/wordml" xmlns:w16se="http://schemas.microsoft.com/office/word/2015/wordml/symex" xmlns:wpg="http://schemas.microsoft.com/office/word/2010/wordprocessingGroup" xmlns:wpi="http://schemas.microsoft.com/office/word/2010/wordprocessingInk" xmlns:wne="http://schemas.microsoft.com/office/word/2006/wordml" xmlns:wps="http://schemas.microsoft.com/office/word/2010/wordprocessingShape" mc:Ignorable="w14 w15 w16se wp14">
   <w:p>
     <w:pPr>
       <w:pBdr>
@@ -4413,7 +4464,7 @@
 </file>
 
 <file path=word/footnotes.xml><?xml version="1.0" encoding="utf-8"?>
-<w:footnotes xmlns:wpc="http://schemas.microsoft.com/office/word/2010/wordprocessingCanvas" xmlns:cx="http://schemas.microsoft.com/office/drawing/2014/chartex" xmlns:cx1="http://schemas.microsoft.com/office/drawing/2015/9/8/chartex" xmlns:cx2="http://schemas.microsoft.com/office/drawing/2015/10/21/chartex" xmlns:cx3="http://schemas.microsoft.com/office/drawing/2016/5/9/chartex" xmlns:cx4="http://schemas.microsoft.com/office/drawing/2016/5/10/chartex" xmlns:cx5="http://schemas.microsoft.com/office/drawing/2016/5/11/chartex" xmlns:cx6="http://schemas.microsoft.com/office/drawing/2016/5/12/chartex" xmlns:cx7="http://schemas.microsoft.com/office/drawing/2016/5/13/chartex" xmlns:cx8="http://schemas.microsoft.com/office/drawing/2016/5/14/chartex" xmlns:mc="http://schemas.openxmlformats.org/markup-compatibility/2006" xmlns:aink="http://schemas.microsoft.com/office/drawing/2016/ink" xmlns:am3d="http://schemas.microsoft.com/office/drawing/2017/model3d" xmlns:o="urn:schemas-microsoft-com:office:office" xmlns:oel="http://schemas.microsoft.com/office/2019/extlst" xmlns:r="http://schemas.openxmlformats.org/officeDocument/2006/relationships" xmlns:m="http://schemas.openxmlformats.org/officeDocument/2006/math" xmlns:v="urn:schemas-microsoft-com:vml" xmlns:wp14="http://schemas.microsoft.com/office/word/2010/wordprocessingDrawing" xmlns:wp="http://schemas.openxmlformats.org/drawingml/2006/wordprocessingDrawing" xmlns:w10="urn:schemas-microsoft-com:office:word" xmlns:w="http://schemas.openxmlformats.org/wordprocessingml/2006/main" xmlns:w14="http://schemas.microsoft.com/office/word/2010/wordml" xmlns:w15="http://schemas.microsoft.com/office/word/2012/wordml" xmlns:w16cex="http://schemas.microsoft.com/office/word/2018/wordml/cex" xmlns:w16cid="http://schemas.microsoft.com/office/word/2016/wordml/cid" xmlns:w16="http://schemas.microsoft.com/office/word/2018/wordml" xmlns:w16du="http://schemas.microsoft.com/office/word/2023/wordml/word16du" xmlns:w16sdtdh="http://schemas.microsoft.com/office/word/2020/wordml/sdtdatahash" xmlns:w16sdtfl="http://schemas.microsoft.com/office/word/2024/wordml/sdtformatlock" xmlns:w16se="http://schemas.microsoft.com/office/word/2015/wordml/symex" xmlns:wpg="http://schemas.microsoft.com/office/word/2010/wordprocessingGroup" xmlns:wpi="http://schemas.microsoft.com/office/word/2010/wordprocessingInk" xmlns:wne="http://schemas.microsoft.com/office/word/2006/wordml" xmlns:wps="http://schemas.microsoft.com/office/word/2010/wordprocessingShape" mc:Ignorable="w14 w15 w16se w16cid w16 w16cex w16sdtdh w16sdtfl w16du wp14">
+<w:footnotes xmlns:wpc="http://schemas.microsoft.com/office/word/2010/wordprocessingCanvas" xmlns:cx="http://schemas.microsoft.com/office/drawing/2014/chartex" xmlns:mc="http://schemas.openxmlformats.org/markup-compatibility/2006" xmlns:o="urn:schemas-microsoft-com:office:office" xmlns:r="http://schemas.openxmlformats.org/officeDocument/2006/relationships" xmlns:m="http://schemas.openxmlformats.org/officeDocument/2006/math" xmlns:v="urn:schemas-microsoft-com:vml" xmlns:wp14="http://schemas.microsoft.com/office/word/2010/wordprocessingDrawing" xmlns:wp="http://schemas.openxmlformats.org/drawingml/2006/wordprocessingDrawing" xmlns:w10="urn:schemas-microsoft-com:office:word" xmlns:w="http://schemas.openxmlformats.org/wordprocessingml/2006/main" xmlns:w14="http://schemas.microsoft.com/office/word/2010/wordml" xmlns:w15="http://schemas.microsoft.com/office/word/2012/wordml" xmlns:w16se="http://schemas.microsoft.com/office/word/2015/wordml/symex" xmlns:wpg="http://schemas.microsoft.com/office/word/2010/wordprocessingGroup" xmlns:wpi="http://schemas.microsoft.com/office/word/2010/wordprocessingInk" xmlns:wne="http://schemas.microsoft.com/office/word/2006/wordml" xmlns:wps="http://schemas.microsoft.com/office/word/2010/wordprocessingShape" mc:Ignorable="w14 w15 w16se wp14">
   <w:footnote w:type="separator" w:id="-1">
     <w:p>
       <w:pPr>
@@ -4438,7 +4489,7 @@
 </file>
 
 <file path=word/header1.xml><?xml version="1.0" encoding="utf-8"?>
-<w:hdr xmlns:wpc="http://schemas.microsoft.com/office/word/2010/wordprocessingCanvas" xmlns:cx="http://schemas.microsoft.com/office/drawing/2014/chartex" xmlns:cx1="http://schemas.microsoft.com/office/drawing/2015/9/8/chartex" xmlns:cx2="http://schemas.microsoft.com/office/drawing/2015/10/21/chartex" xmlns:cx3="http://schemas.microsoft.com/office/drawing/2016/5/9/chartex" xmlns:cx4="http://schemas.microsoft.com/office/drawing/2016/5/10/chartex" xmlns:cx5="http://schemas.microsoft.com/office/drawing/2016/5/11/chartex" xmlns:cx6="http://schemas.microsoft.com/office/drawing/2016/5/12/chartex" xmlns:cx7="http://schemas.microsoft.com/office/drawing/2016/5/13/chartex" xmlns:cx8="http://schemas.microsoft.com/office/drawing/2016/5/14/chartex" xmlns:mc="http://schemas.openxmlformats.org/markup-compatibility/2006" xmlns:aink="http://schemas.microsoft.com/office/drawing/2016/ink" xmlns:am3d="http://schemas.microsoft.com/office/drawing/2017/model3d" xmlns:o="urn:schemas-microsoft-com:office:office" xmlns:oel="http://schemas.microsoft.com/office/2019/extlst" xmlns:r="http://schemas.openxmlformats.org/officeDocument/2006/relationships" xmlns:m="http://schemas.openxmlformats.org/officeDocument/2006/math" xmlns:v="urn:schemas-microsoft-com:vml" xmlns:wp14="http://schemas.microsoft.com/office/word/2010/wordprocessingDrawing" xmlns:wp="http://schemas.openxmlformats.org/drawingml/2006/wordprocessingDrawing" xmlns:w10="urn:schemas-microsoft-com:office:word" xmlns:w="http://schemas.openxmlformats.org/wordprocessingml/2006/main" xmlns:w14="http://schemas.microsoft.com/office/word/2010/wordml" xmlns:w15="http://schemas.microsoft.com/office/word/2012/wordml" xmlns:w16cex="http://schemas.microsoft.com/office/word/2018/wordml/cex" xmlns:w16cid="http://schemas.microsoft.com/office/word/2016/wordml/cid" xmlns:w16="http://schemas.microsoft.com/office/word/2018/wordml" xmlns:w16du="http://schemas.microsoft.com/office/word/2023/wordml/word16du" xmlns:w16sdtdh="http://schemas.microsoft.com/office/word/2020/wordml/sdtdatahash" xmlns:w16sdtfl="http://schemas.microsoft.com/office/word/2024/wordml/sdtformatlock" xmlns:w16se="http://schemas.microsoft.com/office/word/2015/wordml/symex" xmlns:wpg="http://schemas.microsoft.com/office/word/2010/wordprocessingGroup" xmlns:wpi="http://schemas.microsoft.com/office/word/2010/wordprocessingInk" xmlns:wne="http://schemas.microsoft.com/office/word/2006/wordml" xmlns:wps="http://schemas.microsoft.com/office/word/2010/wordprocessingShape" mc:Ignorable="w14 w15 w16se w16cid w16 w16cex w16sdtdh w16sdtfl w16du wp14">
+<w:hdr xmlns:wpc="http://schemas.microsoft.com/office/word/2010/wordprocessingCanvas" xmlns:cx="http://schemas.microsoft.com/office/drawing/2014/chartex" xmlns:mc="http://schemas.openxmlformats.org/markup-compatibility/2006" xmlns:o="urn:schemas-microsoft-com:office:office" xmlns:r="http://schemas.openxmlformats.org/officeDocument/2006/relationships" xmlns:m="http://schemas.openxmlformats.org/officeDocument/2006/math" xmlns:v="urn:schemas-microsoft-com:vml" xmlns:wp14="http://schemas.microsoft.com/office/word/2010/wordprocessingDrawing" xmlns:wp="http://schemas.openxmlformats.org/drawingml/2006/wordprocessingDrawing" xmlns:w10="urn:schemas-microsoft-com:office:word" xmlns:w="http://schemas.openxmlformats.org/wordprocessingml/2006/main" xmlns:w14="http://schemas.microsoft.com/office/word/2010/wordml" xmlns:w15="http://schemas.microsoft.com/office/word/2012/wordml" xmlns:w16se="http://schemas.microsoft.com/office/word/2015/wordml/symex" xmlns:wpg="http://schemas.microsoft.com/office/word/2010/wordprocessingGroup" xmlns:wpi="http://schemas.microsoft.com/office/word/2010/wordprocessingInk" xmlns:wne="http://schemas.microsoft.com/office/word/2006/wordml" xmlns:wps="http://schemas.microsoft.com/office/word/2010/wordprocessingShape" mc:Ignorable="w14 w15 w16se wp14">
   <w:p>
     <w:pPr>
       <w:pBdr>
@@ -4507,7 +4558,7 @@
 </file>
 
 <file path=word/numbering.xml><?xml version="1.0" encoding="utf-8"?>
-<w:numbering xmlns:wpc="http://schemas.microsoft.com/office/word/2010/wordprocessingCanvas" xmlns:cx="http://schemas.microsoft.com/office/drawing/2014/chartex" xmlns:cx1="http://schemas.microsoft.com/office/drawing/2015/9/8/chartex" xmlns:cx2="http://schemas.microsoft.com/office/drawing/2015/10/21/chartex" xmlns:cx3="http://schemas.microsoft.com/office/drawing/2016/5/9/chartex" xmlns:cx4="http://schemas.microsoft.com/office/drawing/2016/5/10/chartex" xmlns:cx5="http://schemas.microsoft.com/office/drawing/2016/5/11/chartex" xmlns:cx6="http://schemas.microsoft.com/office/drawing/2016/5/12/chartex" xmlns:cx7="http://schemas.microsoft.com/office/drawing/2016/5/13/chartex" xmlns:cx8="http://schemas.microsoft.com/office/drawing/2016/5/14/chartex" xmlns:mc="http://schemas.openxmlformats.org/markup-compatibility/2006" xmlns:aink="http://schemas.microsoft.com/office/drawing/2016/ink" xmlns:am3d="http://schemas.microsoft.com/office/drawing/2017/model3d" xmlns:o="urn:schemas-microsoft-com:office:office" xmlns:oel="http://schemas.microsoft.com/office/2019/extlst" xmlns:r="http://schemas.openxmlformats.org/officeDocument/2006/relationships" xmlns:m="http://schemas.openxmlformats.org/officeDocument/2006/math" xmlns:v="urn:schemas-microsoft-com:vml" xmlns:wp14="http://schemas.microsoft.com/office/word/2010/wordprocessingDrawing" xmlns:wp="http://schemas.openxmlformats.org/drawingml/2006/wordprocessingDrawing" xmlns:w10="urn:schemas-microsoft-com:office:word" xmlns:w="http://schemas.openxmlformats.org/wordprocessingml/2006/main" xmlns:w14="http://schemas.microsoft.com/office/word/2010/wordml" xmlns:w15="http://schemas.microsoft.com/office/word/2012/wordml" xmlns:w16cex="http://schemas.microsoft.com/office/word/2018/wordml/cex" xmlns:w16cid="http://schemas.microsoft.com/office/word/2016/wordml/cid" xmlns:w16="http://schemas.microsoft.com/office/word/2018/wordml" xmlns:w16du="http://schemas.microsoft.com/office/word/2023/wordml/word16du" xmlns:w16sdtdh="http://schemas.microsoft.com/office/word/2020/wordml/sdtdatahash" xmlns:w16sdtfl="http://schemas.microsoft.com/office/word/2024/wordml/sdtformatlock" xmlns:w16se="http://schemas.microsoft.com/office/word/2015/wordml/symex" xmlns:wpg="http://schemas.microsoft.com/office/word/2010/wordprocessingGroup" xmlns:wpi="http://schemas.microsoft.com/office/word/2010/wordprocessingInk" xmlns:wne="http://schemas.microsoft.com/office/word/2006/wordml" xmlns:wps="http://schemas.microsoft.com/office/word/2010/wordprocessingShape" mc:Ignorable="w14 w15 w16se w16cid w16 w16cex w16sdtdh w16sdtfl w16du wp14">
+<w:numbering xmlns:wpc="http://schemas.microsoft.com/office/word/2010/wordprocessingCanvas" xmlns:cx="http://schemas.microsoft.com/office/drawing/2014/chartex" xmlns:mc="http://schemas.openxmlformats.org/markup-compatibility/2006" xmlns:o="urn:schemas-microsoft-com:office:office" xmlns:r="http://schemas.openxmlformats.org/officeDocument/2006/relationships" xmlns:m="http://schemas.openxmlformats.org/officeDocument/2006/math" xmlns:v="urn:schemas-microsoft-com:vml" xmlns:wp14="http://schemas.microsoft.com/office/word/2010/wordprocessingDrawing" xmlns:wp="http://schemas.openxmlformats.org/drawingml/2006/wordprocessingDrawing" xmlns:w10="urn:schemas-microsoft-com:office:word" xmlns:w="http://schemas.openxmlformats.org/wordprocessingml/2006/main" xmlns:w14="http://schemas.microsoft.com/office/word/2010/wordml" xmlns:w15="http://schemas.microsoft.com/office/word/2012/wordml" xmlns:w16se="http://schemas.microsoft.com/office/word/2015/wordml/symex" xmlns:wpg="http://schemas.microsoft.com/office/word/2010/wordprocessingGroup" xmlns:wpi="http://schemas.microsoft.com/office/word/2010/wordprocessingInk" xmlns:wne="http://schemas.microsoft.com/office/word/2006/wordml" xmlns:wps="http://schemas.microsoft.com/office/word/2010/wordprocessingShape" mc:Ignorable="w14 w15 w16se wp14">
   <w:abstractNum w:abstractNumId="0" w15:restartNumberingAfterBreak="0">
     <w:nsid w:val="0DD73422"/>
     <w:multiLevelType w:val="multilevel"/>
@@ -5350,35 +5401,35 @@
       </w:pPr>
     </w:lvl>
   </w:abstractNum>
-  <w:num w:numId="1" w16cid:durableId="1926762406">
+  <w:num w:numId="1">
     <w:abstractNumId w:val="5"/>
   </w:num>
-  <w:num w:numId="2" w16cid:durableId="2054957686">
+  <w:num w:numId="2">
     <w:abstractNumId w:val="3"/>
   </w:num>
-  <w:num w:numId="3" w16cid:durableId="1596087685">
+  <w:num w:numId="3">
     <w:abstractNumId w:val="0"/>
   </w:num>
-  <w:num w:numId="4" w16cid:durableId="528684136">
+  <w:num w:numId="4">
     <w:abstractNumId w:val="2"/>
   </w:num>
-  <w:num w:numId="5" w16cid:durableId="1750228896">
+  <w:num w:numId="5">
     <w:abstractNumId w:val="1"/>
   </w:num>
-  <w:num w:numId="6" w16cid:durableId="465516563">
+  <w:num w:numId="6">
     <w:abstractNumId w:val="4"/>
   </w:num>
-  <w:num w:numId="7" w16cid:durableId="953443522">
+  <w:num w:numId="7">
     <w:abstractNumId w:val="7"/>
   </w:num>
-  <w:num w:numId="8" w16cid:durableId="1325816885">
+  <w:num w:numId="8">
     <w:abstractNumId w:val="6"/>
   </w:num>
 </w:numbering>
 </file>
 
 <file path=word/styles.xml><?xml version="1.0" encoding="utf-8"?>
-<w:styles xmlns:mc="http://schemas.openxmlformats.org/markup-compatibility/2006" xmlns:r="http://schemas.openxmlformats.org/officeDocument/2006/relationships" xmlns:w="http://schemas.openxmlformats.org/wordprocessingml/2006/main" xmlns:w14="http://schemas.microsoft.com/office/word/2010/wordml" xmlns:w15="http://schemas.microsoft.com/office/word/2012/wordml" xmlns:w16cex="http://schemas.microsoft.com/office/word/2018/wordml/cex" xmlns:w16cid="http://schemas.microsoft.com/office/word/2016/wordml/cid" xmlns:w16="http://schemas.microsoft.com/office/word/2018/wordml" xmlns:w16du="http://schemas.microsoft.com/office/word/2023/wordml/word16du" xmlns:w16sdtdh="http://schemas.microsoft.com/office/word/2020/wordml/sdtdatahash" xmlns:w16sdtfl="http://schemas.microsoft.com/office/word/2024/wordml/sdtformatlock" xmlns:w16se="http://schemas.microsoft.com/office/word/2015/wordml/symex" mc:Ignorable="w14 w15 w16se w16cid w16 w16cex w16sdtdh w16sdtfl w16du">
+<w:styles xmlns:mc="http://schemas.openxmlformats.org/markup-compatibility/2006" xmlns:r="http://schemas.openxmlformats.org/officeDocument/2006/relationships" xmlns:w="http://schemas.openxmlformats.org/wordprocessingml/2006/main" xmlns:w14="http://schemas.microsoft.com/office/word/2010/wordml" xmlns:w15="http://schemas.microsoft.com/office/word/2012/wordml" xmlns:w16se="http://schemas.microsoft.com/office/word/2015/wordml/symex" mc:Ignorable="w14 w15 w16se">
   <w:docDefaults>
     <w:rPrDefault>
       <w:rPr>
@@ -5396,7 +5447,7 @@
       </w:pPr>
     </w:pPrDefault>
   </w:docDefaults>
-  <w:latentStyles w:defLockedState="0" w:defUIPriority="99" w:defSemiHidden="0" w:defUnhideWhenUsed="0" w:defQFormat="0" w:count="376">
+  <w:latentStyles w:defLockedState="0" w:defUIPriority="99" w:defSemiHidden="0" w:defUnhideWhenUsed="0" w:defQFormat="0" w:count="371">
     <w:lsdException w:name="Normal" w:uiPriority="0" w:qFormat="1"/>
     <w:lsdException w:name="heading 1" w:uiPriority="9" w:qFormat="1"/>
     <w:lsdException w:name="heading 2" w:semiHidden="1" w:uiPriority="9" w:unhideWhenUsed="1" w:qFormat="1"/>
@@ -5768,11 +5819,6 @@
     <w:lsdException w:name="List Table 5 Dark Accent 6" w:uiPriority="50"/>
     <w:lsdException w:name="List Table 6 Colorful Accent 6" w:uiPriority="51"/>
     <w:lsdException w:name="List Table 7 Colorful Accent 6" w:uiPriority="52"/>
-    <w:lsdException w:name="Mention" w:semiHidden="1" w:unhideWhenUsed="1"/>
-    <w:lsdException w:name="Smart Hyperlink" w:semiHidden="1" w:unhideWhenUsed="1"/>
-    <w:lsdException w:name="Hashtag" w:semiHidden="1" w:unhideWhenUsed="1"/>
-    <w:lsdException w:name="Unresolved Mention" w:semiHidden="1" w:unhideWhenUsed="1"/>
-    <w:lsdException w:name="Smart Link" w:semiHidden="1" w:unhideWhenUsed="1"/>
   </w:latentStyles>
   <w:style w:type="paragraph" w:default="1" w:styleId="Normal">
     <w:name w:val="Normal"/>

--- a/modelos/Contrato_Foro_Reu_1.docx
+++ b/modelos/Contrato_Foro_Reu_1.docx
@@ -1,10 +1,13 @@
 
 <file path=word/document.xml><?xml version="1.0" encoding="utf-8"?>
-<w:document xmlns:wpc="http://schemas.microsoft.com/office/word/2010/wordprocessingCanvas" xmlns:cx="http://schemas.microsoft.com/office/drawing/2014/chartex" xmlns:mc="http://schemas.openxmlformats.org/markup-compatibility/2006" xmlns:o="urn:schemas-microsoft-com:office:office" xmlns:r="http://schemas.openxmlformats.org/officeDocument/2006/relationships" xmlns:m="http://schemas.openxmlformats.org/officeDocument/2006/math" xmlns:v="urn:schemas-microsoft-com:vml" xmlns:wp14="http://schemas.microsoft.com/office/word/2010/wordprocessingDrawing" xmlns:wp="http://schemas.openxmlformats.org/drawingml/2006/wordprocessingDrawing" xmlns:w10="urn:schemas-microsoft-com:office:word" xmlns:w="http://schemas.openxmlformats.org/wordprocessingml/2006/main" xmlns:w14="http://schemas.microsoft.com/office/word/2010/wordml" xmlns:w15="http://schemas.microsoft.com/office/word/2012/wordml" xmlns:w16se="http://schemas.microsoft.com/office/word/2015/wordml/symex" xmlns:wpg="http://schemas.microsoft.com/office/word/2010/wordprocessingGroup" xmlns:wpi="http://schemas.microsoft.com/office/word/2010/wordprocessingInk" xmlns:wne="http://schemas.microsoft.com/office/word/2006/wordml" xmlns:wps="http://schemas.microsoft.com/office/word/2010/wordprocessingShape" mc:Ignorable="w14 w15 w16se wp14">
+<w:document xmlns:wpc="http://schemas.microsoft.com/office/word/2010/wordprocessingCanvas" xmlns:cx="http://schemas.microsoft.com/office/drawing/2014/chartex" xmlns:cx1="http://schemas.microsoft.com/office/drawing/2015/9/8/chartex" xmlns:cx2="http://schemas.microsoft.com/office/drawing/2015/10/21/chartex" xmlns:cx3="http://schemas.microsoft.com/office/drawing/2016/5/9/chartex" xmlns:cx4="http://schemas.microsoft.com/office/drawing/2016/5/10/chartex" xmlns:cx5="http://schemas.microsoft.com/office/drawing/2016/5/11/chartex" xmlns:cx6="http://schemas.microsoft.com/office/drawing/2016/5/12/chartex" xmlns:cx7="http://schemas.microsoft.com/office/drawing/2016/5/13/chartex" xmlns:cx8="http://schemas.microsoft.com/office/drawing/2016/5/14/chartex" xmlns:mc="http://schemas.openxmlformats.org/markup-compatibility/2006" xmlns:aink="http://schemas.microsoft.com/office/drawing/2016/ink" xmlns:am3d="http://schemas.microsoft.com/office/drawing/2017/model3d" xmlns:o="urn:schemas-microsoft-com:office:office" xmlns:oel="http://schemas.microsoft.com/office/2019/extlst" xmlns:r="http://schemas.openxmlformats.org/officeDocument/2006/relationships" xmlns:m="http://schemas.openxmlformats.org/officeDocument/2006/math" xmlns:v="urn:schemas-microsoft-com:vml" xmlns:wp14="http://schemas.microsoft.com/office/word/2010/wordprocessingDrawing" xmlns:wp="http://schemas.openxmlformats.org/drawingml/2006/wordprocessingDrawing" xmlns:w10="urn:schemas-microsoft-com:office:word" xmlns:w="http://schemas.openxmlformats.org/wordprocessingml/2006/main" xmlns:w14="http://schemas.microsoft.com/office/word/2010/wordml" xmlns:w15="http://schemas.microsoft.com/office/word/2012/wordml" xmlns:w16cex="http://schemas.microsoft.com/office/word/2018/wordml/cex" xmlns:w16cid="http://schemas.microsoft.com/office/word/2016/wordml/cid" xmlns:w16="http://schemas.microsoft.com/office/word/2018/wordml" xmlns:w16du="http://schemas.microsoft.com/office/word/2023/wordml/word16du" xmlns:w16sdtdh="http://schemas.microsoft.com/office/word/2020/wordml/sdtdatahash" xmlns:w16sdtfl="http://schemas.microsoft.com/office/word/2024/wordml/sdtformatlock" xmlns:w16se="http://schemas.microsoft.com/office/word/2015/wordml/symex" xmlns:wpg="http://schemas.microsoft.com/office/word/2010/wordprocessingGroup" xmlns:wpi="http://schemas.microsoft.com/office/word/2010/wordprocessingInk" xmlns:wne="http://schemas.microsoft.com/office/word/2006/wordml" xmlns:wps="http://schemas.microsoft.com/office/word/2010/wordprocessingShape" mc:Ignorable="w14 w15 w16se w16cid w16 w16cex w16sdtdh w16sdtfl w16du wp14">
   <w:body>
     <w:p>
       <w:pPr>
         <w:pStyle w:val="Ttulo1"/>
+        <w:rPr>
+          <w:color w:val="000000" w:themeColor="text1"/>
+        </w:rPr>
       </w:pPr>
       <w:r>
         <w:t xml:space="preserve">AO JUÍZO DA ... VARA CÍVEL DA COMARCA DA CIDADE DE </w:t>
@@ -24,6 +27,40 @@
         </w:rPr>
         <w:t>{{ESTADO}}</w:t>
       </w:r>
+      <w:r>
+        <w:rPr>
+          <w:color w:val="000000" w:themeColor="text1"/>
+        </w:rPr>
+        <w:t xml:space="preserve"> </w:t>
+      </w:r>
+    </w:p>
+    <w:p/>
+    <w:p>
+      <w:r>
+        <w:t xml:space="preserve">Réu: {{banco}}, com sede em {{cidade_reu}}/{{estado_reu}} </w:t>
+      </w:r>
+    </w:p>
+    <w:p>
+      <w:r>
+        <w:t>ou em MAIÚSCULAS: {{CIDADE_REU}}/{{ESTADO_REU}}</w:t>
+      </w:r>
+    </w:p>
+    <w:p/>
+    <w:p>
+      <w:r>
+        <w:t>Autor residente em: {{cidade_comarca}}/{{estado_comarca}}</w:t>
+      </w:r>
+    </w:p>
+    <w:p>
+      <w:r>
+        <w:t>ou em MAIÚSCULAS: {{CIDADE_AUTOR}}/{{ESTADO_AUTOR}}</w:t>
+      </w:r>
+    </w:p>
+    <w:p/>
+    <w:p>
+      <w:pPr>
+        <w:pStyle w:val="Ttulo1"/>
+      </w:pPr>
     </w:p>
     <w:p>
       <w:pPr>
@@ -43,21 +80,12 @@
           <w:color w:val="FF0000"/>
         </w:rPr>
       </w:pPr>
-      <w:proofErr w:type="gramStart"/>
       <w:r>
         <w:rPr>
           <w:b/>
           <w:color w:val="FF0000"/>
         </w:rPr>
-        <w:t xml:space="preserve">{  </w:t>
-      </w:r>
-      <w:proofErr w:type="gramEnd"/>
-      <w:r>
-        <w:rPr>
-          <w:b/>
-          <w:color w:val="FF0000"/>
-        </w:rPr>
-        <w:t xml:space="preserve">                                                                   </w:t>
+        <w:t xml:space="preserve">{                                                                     </w:t>
       </w:r>
       <w:r>
         <w:rPr>
@@ -94,6 +122,7 @@
         <w:rPr>
           <w:b/>
         </w:rPr>
+        <w:lastRenderedPageBreak/>
         <w:t xml:space="preserve">AÇÃO REVISIONAL </w:t>
       </w:r>
       <w:r>
@@ -175,23 +204,20 @@
         <w:t xml:space="preserve"> do estabelecimento matriz</w:t>
       </w:r>
       <w:r>
-        <w:t xml:space="preserve"> do réu, ainda que de sua liberalidade optar por seu foro de domicílio, uma vez que seus procuradores possuem inscrições apenas nos </w:t>
-      </w:r>
+        <w:t xml:space="preserve"> do réu, ainda que de sua liberalidade optar por seu foro de domicílio, uma vez que seus procuradores possuem inscrições apenas nos estados de São Paulo e Minas Gerais e que optou pela contratação destes ainda que ciente deste fato, como comprova em declaração anexa</w:t>
+      </w:r>
+      <w:r>
+        <w:t>.</w:t>
+      </w:r>
+    </w:p>
+    <w:p>
+      <w:r>
+        <w:t>É importante destacar que, conforme jurisprudência amplamente consolidada, nas ações que envolvem relações de consumo, é plenamente possível que a demanda seja ajuizada no foro do domicílio do réu, como ocorre no presente caso, uma vez que o art. 101 do CDC confere ao consumidor a prerrogativa de ajuizar a ação em seu domicílio, porém, caso lhe seja mais vantajoso, pode ele abrir mão dessa prerrogativa e ajuizar a ação no domicílio do réu (art. 46 do CPC ) ou no lugar onde se encontra a sede da pessoa jurídica (art. 53, III, “a” do CPC).</w:t>
+      </w:r>
+    </w:p>
+    <w:p>
       <w:r>
         <w:lastRenderedPageBreak/>
-        <w:t>estados de São Paulo e Minas Gerais e que optou pela contratação destes ainda que ciente deste fato, como comprova em declaração anexa</w:t>
-      </w:r>
-      <w:r>
-        <w:t>.</w:t>
-      </w:r>
-    </w:p>
-    <w:p>
-      <w:r>
-        <w:t>É importante destacar que, conforme jurisprudência amplamente consolidada, nas ações que envolvem relações de consumo, é plenamente possível que a demanda seja ajuizada no foro do domicílio do réu, como ocorre no presente caso, uma vez que o art. 101 do CDC confere ao consumidor a prerrogativa de ajuizar a ação em seu domicílio, porém, caso lhe seja mais vantajoso, pode ele abrir mão dessa prerrogativa e ajuizar a ação no domicílio do réu (art. 46 do CPC ) ou no lugar onde se encontra a sede da pessoa jurídica (art. 53, III, “a” do CPC).</w:t>
-      </w:r>
-    </w:p>
-    <w:p>
-      <w:r>
         <w:t>Essa escolha privilegia a conveniência processual e é uma prerrogativa do consumidor, visando resguardar seus direitos e facilitar o acesso à justiça.</w:t>
       </w:r>
     </w:p>
@@ -230,73 +256,57 @@
           <w:b/>
           <w:bCs/>
         </w:rPr>
-        <w:t xml:space="preserve">, faz-se a ressalva que, para essa natureza de ação, é raro que as instituições financeiras possuam ofertas de acordo em audiências de tentativa de conciliação, o que culmina, na grande maioria dos casos, na dispensa dessa audiência. Inclusive, há </w:t>
-      </w:r>
-      <w:proofErr w:type="gramStart"/>
-      <w:r>
-        <w:rPr>
-          <w:b/>
-          <w:bCs/>
-        </w:rPr>
-        <w:t>na presente exordial</w:t>
-      </w:r>
-      <w:proofErr w:type="gramEnd"/>
-      <w:r>
-        <w:rPr>
-          <w:b/>
-          <w:bCs/>
-        </w:rPr>
-        <w:t xml:space="preserve"> o pedido de dispensa de audiência de tentativa de conciliação.</w:t>
+        <w:t>, faz-se a ressalva que, para essa natureza de ação, é raro que as instituições financeiras possuam ofertas de acordo em audiências de tentativa de conciliação, o que culmina, na grande maioria dos casos, na dispensa dessa audiência. Inclusive, há na presente exordial o pedido de dispensa de audiência de tentativa de conciliação.</w:t>
+      </w:r>
+    </w:p>
+    <w:p>
+      <w:r>
+        <w:t xml:space="preserve">Ademais, trata-se de demanda que, conforme entendimento consolidado na jurisprudência pátria, possui natureza eminentemente documental, prescindindo de dilação probatória, o que a torna perfeitamente passível de julgamento antecipado da lide, nos termos do artigo 355, inciso I, do Código de Processo Civil. </w:t>
+      </w:r>
+      <w:r>
+        <w:rPr>
+          <w:b/>
+          <w:bCs/>
+          <w:i/>
+          <w:iCs/>
+          <w:u w:val="single"/>
+        </w:rPr>
+        <w:t xml:space="preserve">Da mesma forma, tal opção não exerce qualquer influência sobre o pedido de gratuidade da justiça, uma vez que não acarreta </w:t>
+      </w:r>
+      <w:r>
+        <w:rPr>
+          <w:b/>
+          <w:bCs/>
+          <w:i/>
+          <w:iCs/>
+          <w:u w:val="single"/>
+        </w:rPr>
+        <w:t>à parte autora</w:t>
+      </w:r>
+      <w:r>
+        <w:rPr>
+          <w:b/>
+          <w:bCs/>
+          <w:i/>
+          <w:iCs/>
+          <w:u w:val="single"/>
+        </w:rPr>
+        <w:t xml:space="preserve"> qualquer gasto adicional em relação à hipótese de propositura da demanda em seu domicílio</w:t>
+      </w:r>
+      <w:r>
+        <w:rPr>
+          <w:b/>
+          <w:bCs/>
+          <w:i/>
+          <w:iCs/>
+          <w:u w:val="single"/>
+        </w:rPr>
+        <w:t>, muito menos possui o condão de desconfigurar sua condição de hipossuficiência.</w:t>
       </w:r>
     </w:p>
     <w:p>
       <w:r>
         <w:lastRenderedPageBreak/>
-        <w:t xml:space="preserve">Ademais, trata-se de demanda que, conforme entendimento consolidado na jurisprudência pátria, possui natureza eminentemente documental, prescindindo de dilação probatória, o que a torna perfeitamente passível de julgamento antecipado da lide, nos termos do artigo 355, inciso I, do Código de Processo Civil. </w:t>
-      </w:r>
-      <w:r>
-        <w:rPr>
-          <w:b/>
-          <w:bCs/>
-          <w:i/>
-          <w:iCs/>
-          <w:u w:val="single"/>
-        </w:rPr>
-        <w:t xml:space="preserve">Da mesma forma, tal opção não exerce qualquer influência sobre o pedido de gratuidade da justiça, uma vez que não acarreta </w:t>
-      </w:r>
-      <w:r>
-        <w:rPr>
-          <w:b/>
-          <w:bCs/>
-          <w:i/>
-          <w:iCs/>
-          <w:u w:val="single"/>
-        </w:rPr>
-        <w:t>à parte autora</w:t>
-      </w:r>
-      <w:r>
-        <w:rPr>
-          <w:b/>
-          <w:bCs/>
-          <w:i/>
-          <w:iCs/>
-          <w:u w:val="single"/>
-        </w:rPr>
-        <w:t xml:space="preserve"> qualquer gasto adicional em relação à hipótese de propositura da demanda em seu domicílio</w:t>
-      </w:r>
-      <w:r>
-        <w:rPr>
-          <w:b/>
-          <w:bCs/>
-          <w:i/>
-          <w:iCs/>
-          <w:u w:val="single"/>
-        </w:rPr>
-        <w:t>, muito menos possui o condão de desconfigurar sua condição de hipossuficiência.</w:t>
-      </w:r>
-    </w:p>
-    <w:p>
-      <w:r>
         <w:t xml:space="preserve">Assim, cabe </w:t>
       </w:r>
       <w:r>
@@ -327,627 +337,571 @@
       </w:pPr>
       <w:bookmarkStart w:id="1" w:name="_Hlk203652505"/>
       <w:r>
+        <w:t>DA REGULARIDADE DA REPRESENTAÇÃO</w:t>
+      </w:r>
+    </w:p>
+    <w:p/>
+    <w:p>
+      <w:r>
+        <w:t xml:space="preserve">É de conhecimento geral, lamentavelmente, de que de fato existe, no sistema de justiça brasileiro, a chamada </w:t>
+      </w:r>
+      <w:r>
+        <w:rPr>
+          <w:b/>
+          <w:bCs/>
+        </w:rPr>
+        <w:t>“litigância predatória”</w:t>
+      </w:r>
+      <w:r>
+        <w:t xml:space="preserve">, prática reprovável que se caracteriza pelo ajuizamento de demandas padronizadas, em massa, sem a devida individualização dos casos, com pouca ou nenhuma instrução documental e, em muitos casos, com desrespeito ao contraditório, à ampla defesa e à boa-fé processual. Seus requisitos mais recorrentes incluem: (i) ausência de procuração válida ou específica; (ii) inexistência de contato real com o autor da ação; (iii) inexistência de documentos </w:t>
+      </w:r>
+      <w:r>
         <w:lastRenderedPageBreak/>
-        <w:t>DA REGULARIDADE DA REPRESENTAÇÃO</w:t>
+        <w:t>que comprovem minimamente os fatos alegados; (iv) ausência de documentos que demonstrem a relação jurídica discutida; e (v) a repetição idêntica de alegações em diversos processos, sem qualquer contextualização mínima ao caso concreto.</w:t>
+      </w:r>
+    </w:p>
+    <w:p>
+      <w:r>
+        <w:t xml:space="preserve">No entanto, </w:t>
+      </w:r>
+      <w:r>
+        <w:rPr>
+          <w:b/>
+          <w:bCs/>
+        </w:rPr>
+        <w:t>não se pode confundir litigância predatória com o exercício legítimo da advocacia em demandas repetitivas, de massa ou de alta escala</w:t>
+      </w:r>
+      <w:r>
+        <w:t xml:space="preserve">, </w:t>
+      </w:r>
+      <w:r>
+        <w:rPr>
+          <w:i/>
+          <w:iCs/>
+          <w:u w:val="single"/>
+        </w:rPr>
+        <w:t>especialmente quando se trata da defesa de consumidores em situação de vulnerabilidade, como no caso das ações revisionais de microcrédito</w:t>
+      </w:r>
+      <w:r>
+        <w:rPr>
+          <w:i/>
+          <w:iCs/>
+          <w:u w:val="single"/>
+        </w:rPr>
+        <w:t xml:space="preserve"> pessoal</w:t>
+      </w:r>
+      <w:r>
+        <w:rPr>
+          <w:i/>
+          <w:iCs/>
+          <w:u w:val="single"/>
+        </w:rPr>
+        <w:t xml:space="preserve"> que, por sua própria natureza, envolvem grande número de pessoas hipossuficientes afetadas por práticas padronizadas de instituições financeiras.</w:t>
+      </w:r>
+    </w:p>
+    <w:p>
+      <w:r>
+        <w:t xml:space="preserve">Nesse sentido, os procuradores da parte autora </w:t>
+      </w:r>
+      <w:r>
+        <w:rPr>
+          <w:b/>
+          <w:bCs/>
+        </w:rPr>
+        <w:t>têm adotado cuidados na elaboração de cada caso</w:t>
+      </w:r>
+      <w:r>
+        <w:t>, de modo a assegurar a lisura do processo, a boa-fé processual e a adequação de cada demanda à realidade do autor. Dentre os cuidados adotados, destacam-se:</w:t>
       </w:r>
     </w:p>
     <w:p/>
     <w:p>
-      <w:r>
-        <w:t xml:space="preserve">É de conhecimento geral, lamentavelmente, de que de fato existe, no sistema de justiça brasileiro, a chamada </w:t>
-      </w:r>
-      <w:r>
-        <w:rPr>
-          <w:b/>
-          <w:bCs/>
-        </w:rPr>
-        <w:t>“litigância predatória”</w:t>
-      </w:r>
-      <w:r>
-        <w:t>, prática reprovável que se caracteriza pelo ajuizamento de demandas padronizadas, em massa, sem a devida individualização dos casos, com pouca ou nenhuma instrução documental e, em muitos casos, com desrespeito ao contraditório, à ampla defesa e à boa-fé processual. Seus requisitos mais recorrentes incluem: (i) ausência de procuração válida ou específica; (</w:t>
-      </w:r>
-      <w:proofErr w:type="spellStart"/>
-      <w:r>
-        <w:t>ii</w:t>
-      </w:r>
-      <w:proofErr w:type="spellEnd"/>
-      <w:r>
-        <w:t>) inexistência de contato real com o autor da ação; (</w:t>
-      </w:r>
-      <w:proofErr w:type="spellStart"/>
-      <w:r>
-        <w:t>iii</w:t>
-      </w:r>
-      <w:proofErr w:type="spellEnd"/>
-      <w:r>
-        <w:t>) inexistência de documentos que comprovem minimamente os fatos alegados; (</w:t>
-      </w:r>
-      <w:proofErr w:type="spellStart"/>
-      <w:r>
-        <w:t>iv</w:t>
-      </w:r>
-      <w:proofErr w:type="spellEnd"/>
-      <w:r>
-        <w:t>) ausência de documentos que demonstrem a relação jurídica discutida; e (v) a repetição idêntica de alegações em diversos processos, sem qualquer contextualização mínima ao caso concreto.</w:t>
-      </w:r>
-    </w:p>
-    <w:p>
-      <w:r>
-        <w:t xml:space="preserve">No entanto, </w:t>
-      </w:r>
-      <w:r>
-        <w:rPr>
-          <w:b/>
-          <w:bCs/>
-        </w:rPr>
-        <w:t>não se pode confundir litigância predatória com o exercício legítimo da advocacia em demandas repetitivas, de massa ou de alta escala</w:t>
-      </w:r>
-      <w:r>
-        <w:t xml:space="preserve">, </w:t>
-      </w:r>
-      <w:r>
-        <w:rPr>
-          <w:i/>
-          <w:iCs/>
+      <w:pPr>
+        <w:ind w:left="2268" w:firstLine="0"/>
+        <w:rPr>
+          <w:sz w:val="22"/>
+          <w:szCs w:val="22"/>
+        </w:rPr>
+      </w:pPr>
+      <w:r>
+        <w:rPr>
+          <w:sz w:val="22"/>
+          <w:szCs w:val="22"/>
+        </w:rPr>
+        <w:t xml:space="preserve">a) </w:t>
+      </w:r>
+      <w:r>
+        <w:rPr>
+          <w:b/>
+          <w:bCs/>
+          <w:sz w:val="22"/>
+          <w:szCs w:val="22"/>
+        </w:rPr>
+        <w:t>Descrição da hipossuficiência da parte autora</w:t>
+      </w:r>
+      <w:r>
+        <w:rPr>
+          <w:sz w:val="22"/>
+          <w:szCs w:val="22"/>
+        </w:rPr>
+        <w:t>, acompanhada não apenas da Declaração de Hipossuficiência, mas de ampla documentação comprobatória, como Carteira de Trabalho e Previdência Social (CTPS) digital, histórico de crédito, declaração ou isenção de Imposto de Renda, folha resumo do Cadastro Único,</w:t>
+      </w:r>
+      <w:r>
+        <w:rPr>
+          <w:sz w:val="22"/>
+          <w:szCs w:val="22"/>
+        </w:rPr>
+        <w:t xml:space="preserve"> sempre que possível e</w:t>
+      </w:r>
+      <w:r>
+        <w:rPr>
+          <w:sz w:val="22"/>
+          <w:szCs w:val="22"/>
+        </w:rPr>
+        <w:t xml:space="preserve"> entre outros;</w:t>
+      </w:r>
+    </w:p>
+    <w:p>
+      <w:pPr>
+        <w:ind w:left="2268" w:firstLine="0"/>
+        <w:rPr>
+          <w:sz w:val="22"/>
+          <w:szCs w:val="22"/>
+        </w:rPr>
+      </w:pPr>
+      <w:r>
+        <w:rPr>
+          <w:sz w:val="22"/>
+          <w:szCs w:val="22"/>
+        </w:rPr>
+        <w:t xml:space="preserve">b) </w:t>
+      </w:r>
+      <w:r>
+        <w:rPr>
+          <w:b/>
+          <w:bCs/>
+          <w:sz w:val="22"/>
+          <w:szCs w:val="22"/>
+        </w:rPr>
+        <w:t>Consentimento expresso do autor quanto à escolha do foro do domicílio do réu</w:t>
+      </w:r>
+      <w:r>
+        <w:rPr>
+          <w:sz w:val="22"/>
+          <w:szCs w:val="22"/>
+        </w:rPr>
+        <w:t>, quando for o caso;</w:t>
+      </w:r>
+    </w:p>
+    <w:p>
+      <w:pPr>
+        <w:ind w:left="2268" w:firstLine="0"/>
+        <w:rPr>
+          <w:sz w:val="22"/>
+          <w:szCs w:val="22"/>
+        </w:rPr>
+      </w:pPr>
+      <w:r>
+        <w:rPr>
+          <w:sz w:val="22"/>
+          <w:szCs w:val="22"/>
+        </w:rPr>
+        <w:lastRenderedPageBreak/>
+        <w:t xml:space="preserve">c) </w:t>
+      </w:r>
+      <w:r>
+        <w:rPr>
+          <w:b/>
+          <w:bCs/>
+          <w:sz w:val="22"/>
+          <w:szCs w:val="22"/>
+        </w:rPr>
+        <w:t>Demonstração da situação econômica da parte autora</w:t>
+      </w:r>
+      <w:r>
+        <w:rPr>
+          <w:sz w:val="22"/>
+          <w:szCs w:val="22"/>
+        </w:rPr>
+        <w:t>, com detalhamento do valor recebido mensalmente, do comprometimento da renda com empréstimos</w:t>
+      </w:r>
+      <w:r>
+        <w:rPr>
+          <w:sz w:val="22"/>
+          <w:szCs w:val="22"/>
+        </w:rPr>
+        <w:t xml:space="preserve"> </w:t>
+      </w:r>
+      <w:r>
+        <w:rPr>
+          <w:color w:val="C00000"/>
+          <w:sz w:val="22"/>
+          <w:szCs w:val="22"/>
+        </w:rPr>
+        <w:t>{{(pessoal + consignado)}}</w:t>
+      </w:r>
+      <w:r>
+        <w:rPr>
+          <w:sz w:val="22"/>
+          <w:szCs w:val="22"/>
+        </w:rPr>
+        <w:t>, do valor restante líquido mensal disponível para sua subsistência e do percentual que os empréstimos representam em relação à sua renda total;</w:t>
+      </w:r>
+    </w:p>
+    <w:p>
+      <w:pPr>
+        <w:ind w:left="2268" w:firstLine="0"/>
+        <w:rPr>
+          <w:sz w:val="22"/>
+          <w:szCs w:val="22"/>
+        </w:rPr>
+      </w:pPr>
+      <w:r>
+        <w:rPr>
+          <w:sz w:val="22"/>
+          <w:szCs w:val="22"/>
+        </w:rPr>
+        <w:t xml:space="preserve">d) </w:t>
+      </w:r>
+      <w:r>
+        <w:rPr>
+          <w:b/>
+          <w:bCs/>
+          <w:sz w:val="22"/>
+          <w:szCs w:val="22"/>
+        </w:rPr>
+        <w:t>Especificação dos contratos de empréstimo</w:t>
+      </w:r>
+      <w:r>
+        <w:rPr>
+          <w:b/>
+          <w:bCs/>
+          <w:sz w:val="22"/>
+          <w:szCs w:val="22"/>
+        </w:rPr>
+        <w:t xml:space="preserve"> pessoal</w:t>
+      </w:r>
+      <w:r>
+        <w:rPr>
+          <w:b/>
+          <w:bCs/>
+          <w:sz w:val="22"/>
+          <w:szCs w:val="22"/>
+        </w:rPr>
+        <w:t xml:space="preserve"> questionados</w:t>
+      </w:r>
+      <w:r>
+        <w:rPr>
+          <w:sz w:val="22"/>
+          <w:szCs w:val="22"/>
+        </w:rPr>
+        <w:t>, com destaque para a data da contratação, o valor efetivamente financiado, a taxa de juros aplicada, o número de parcelas e o valor de cada parcela. Ainda, a petição é sempre instruída com os dados oficiais extraídos do Banco Central do Brasil que indicam a taxa média mensal de juros à época da contratação, para fins de cotejo;</w:t>
+      </w:r>
+    </w:p>
+    <w:p>
+      <w:pPr>
+        <w:ind w:left="2268" w:firstLine="0"/>
+        <w:rPr>
+          <w:sz w:val="22"/>
+          <w:szCs w:val="22"/>
+        </w:rPr>
+      </w:pPr>
+      <w:r>
+        <w:rPr>
+          <w:sz w:val="22"/>
+          <w:szCs w:val="22"/>
+        </w:rPr>
+        <w:t xml:space="preserve">e) </w:t>
+      </w:r>
+      <w:r>
+        <w:rPr>
+          <w:b/>
+          <w:bCs/>
+          <w:sz w:val="22"/>
+          <w:szCs w:val="22"/>
+        </w:rPr>
+        <w:t>Apresentação clara do valor controvertido</w:t>
+      </w:r>
+      <w:r>
+        <w:rPr>
+          <w:sz w:val="22"/>
+          <w:szCs w:val="22"/>
+        </w:rPr>
+        <w:t>, com cálculo do valor que seria devido caso aplicada a taxa média do BACEN, a diferença entre os valores pagos e os devidos, bem como o cálculo da repetição em dobro do indébito, nos termos do art. 42, parágrafo único, do CDC;</w:t>
+      </w:r>
+    </w:p>
+    <w:p>
+      <w:pPr>
+        <w:ind w:left="2268" w:firstLine="0"/>
+        <w:rPr>
+          <w:sz w:val="22"/>
+          <w:szCs w:val="22"/>
+        </w:rPr>
+      </w:pPr>
+      <w:r>
+        <w:rPr>
+          <w:sz w:val="22"/>
+          <w:szCs w:val="22"/>
+        </w:rPr>
+        <w:t xml:space="preserve">f) </w:t>
+      </w:r>
+      <w:r>
+        <w:rPr>
+          <w:b/>
+          <w:bCs/>
+          <w:sz w:val="22"/>
+          <w:szCs w:val="22"/>
+        </w:rPr>
+        <w:t>Demonstração de tentativa real de resolução extrajudicial do conflito</w:t>
+      </w:r>
+      <w:r>
+        <w:rPr>
+          <w:sz w:val="22"/>
+          <w:szCs w:val="22"/>
+        </w:rPr>
+        <w:t>, realizada pela plataforma oficial Consumidor.gov.br, instruída com o número de protocolo, cópia da reclamação e resposta da instituição financeira, evidenciando a busca pela composição amigável antes da via judicial;</w:t>
+      </w:r>
+    </w:p>
+    <w:p>
+      <w:pPr>
+        <w:ind w:left="2268" w:firstLine="0"/>
+        <w:rPr>
+          <w:sz w:val="22"/>
+          <w:szCs w:val="22"/>
+        </w:rPr>
+      </w:pPr>
+      <w:r>
+        <w:rPr>
+          <w:sz w:val="22"/>
+          <w:szCs w:val="22"/>
+        </w:rPr>
+        <w:t xml:space="preserve">g) </w:t>
+      </w:r>
+      <w:r>
+        <w:rPr>
+          <w:b/>
+          <w:bCs/>
+          <w:sz w:val="22"/>
+          <w:szCs w:val="22"/>
+        </w:rPr>
+        <w:t>Instrução adequada da petição inicial com documentos que comprovam a existência da relação jurídica</w:t>
+      </w:r>
+      <w:r>
+        <w:rPr>
+          <w:sz w:val="22"/>
+          <w:szCs w:val="22"/>
+        </w:rPr>
+        <w:t>, incluindo, sempre que possível, o próprio contrato de empréstimo</w:t>
+      </w:r>
+      <w:r>
+        <w:rPr>
+          <w:sz w:val="22"/>
+          <w:szCs w:val="22"/>
+        </w:rPr>
+        <w:t xml:space="preserve"> (pedido feito sempre via reclamação administrativa supracitada)</w:t>
+      </w:r>
+      <w:r>
+        <w:rPr>
+          <w:sz w:val="22"/>
+          <w:szCs w:val="22"/>
+        </w:rPr>
+        <w:t xml:space="preserve">, ou, na ausência deste, com capturas de tela ou outros meios idôneos que demonstrem os termos </w:t>
+      </w:r>
+      <w:r>
+        <w:rPr>
+          <w:sz w:val="22"/>
+          <w:szCs w:val="22"/>
+        </w:rPr>
+        <w:lastRenderedPageBreak/>
+        <w:t>contratuais</w:t>
+      </w:r>
+      <w:r>
+        <w:rPr>
+          <w:sz w:val="22"/>
+          <w:szCs w:val="22"/>
+        </w:rPr>
+        <w:t xml:space="preserve"> indispensáveis para a propositura da presente ação (revisional de juros – e não outros dispositivos contratuais)</w:t>
+      </w:r>
+      <w:r>
+        <w:rPr>
+          <w:sz w:val="22"/>
+          <w:szCs w:val="22"/>
+        </w:rPr>
+        <w:t>;</w:t>
+      </w:r>
+    </w:p>
+    <w:p>
+      <w:pPr>
+        <w:ind w:left="2268" w:firstLine="0"/>
+        <w:rPr>
+          <w:sz w:val="22"/>
+          <w:szCs w:val="22"/>
+        </w:rPr>
+      </w:pPr>
+      <w:r>
+        <w:rPr>
+          <w:sz w:val="22"/>
+          <w:szCs w:val="22"/>
+        </w:rPr>
+        <w:t xml:space="preserve">h) </w:t>
+      </w:r>
+      <w:r>
+        <w:rPr>
+          <w:b/>
+          <w:bCs/>
+          <w:sz w:val="22"/>
+          <w:szCs w:val="22"/>
+        </w:rPr>
+        <w:t>Procuração com poderes específicos e limitados</w:t>
+      </w:r>
+      <w:r>
+        <w:rPr>
+          <w:sz w:val="22"/>
+          <w:szCs w:val="22"/>
+        </w:rPr>
+        <w:t>, outorgados exclusivamente para fins de (i) apresentação de reclamação extrajudicial pela plataforma do Governo Federal (consumidor.gov.br); (ii) eventual propositura de ação de produção antecipada de provas para obtenção dos contratos; e (iii) propositura de ação revisional de contrato bancário para o banco em específico.</w:t>
+      </w:r>
+    </w:p>
+    <w:p>
+      <w:pPr>
+        <w:ind w:left="2268" w:firstLine="0"/>
+        <w:rPr>
+          <w:sz w:val="22"/>
+          <w:szCs w:val="22"/>
+        </w:rPr>
+      </w:pPr>
+      <w:r>
+        <w:rPr>
+          <w:sz w:val="22"/>
+          <w:szCs w:val="22"/>
+        </w:rPr>
+        <w:t xml:space="preserve">i) </w:t>
+      </w:r>
+      <w:r>
+        <w:rPr>
+          <w:b/>
+          <w:sz w:val="22"/>
+          <w:szCs w:val="22"/>
+        </w:rPr>
+        <w:t>Ciência expressa da forma de contratação</w:t>
+      </w:r>
+      <w:r>
+        <w:rPr>
+          <w:sz w:val="22"/>
+          <w:szCs w:val="22"/>
+        </w:rPr>
+        <w:t xml:space="preserve"> – Declaração expressa de que a contratação ocorreu mediante atendimento digital, em conformidade com o Provimento nº 205/2021 da Ordem dos Advogados do Brasil, após contato espontâneo e devidamente esclarecido, o que afasta qualquer indício de</w:t>
+      </w:r>
+      <w:r>
+        <w:rPr>
+          <w:sz w:val="22"/>
+          <w:szCs w:val="22"/>
+        </w:rPr>
+        <w:t xml:space="preserve"> captação indevida de clientela;</w:t>
+      </w:r>
+    </w:p>
+    <w:p>
+      <w:pPr>
+        <w:ind w:left="2268" w:firstLine="0"/>
+        <w:rPr>
+          <w:sz w:val="22"/>
+          <w:szCs w:val="22"/>
+        </w:rPr>
+      </w:pPr>
+      <w:r>
+        <w:rPr>
+          <w:b/>
+          <w:sz w:val="22"/>
+          <w:szCs w:val="22"/>
+        </w:rPr>
+        <w:t xml:space="preserve">j) Contrato de honorários específico e único para ação revisional de juros – </w:t>
+      </w:r>
+      <w:r>
+        <w:rPr>
+          <w:sz w:val="22"/>
+          <w:szCs w:val="22"/>
+        </w:rPr>
+        <w:t>A parte autora firmou contrato de prestação de serviços advocatícios direcionado exclusivamente à presente ação revisional de juros, demonstrando a finalidade e a unicidade da contratação (com devida ciência sobre os termos do patrocínio jurídico). O instrumento é juntado sob sigilo, a fim de preservar os dados pessoais da parte e evitar sua indevida utilização por terceiros mal-intencionados que possam se valer de informações constantes nos autos para aplicação de golpes.</w:t>
+      </w:r>
+    </w:p>
+    <w:p>
+      <w:pPr>
+        <w:ind w:left="2268" w:firstLine="0"/>
+      </w:pPr>
+    </w:p>
+    <w:p/>
+    <w:p>
+      <w:r>
+        <w:lastRenderedPageBreak/>
+        <w:t xml:space="preserve">Tais medidas, adotadas de forma sistemática e diligente, demonstram o inequívoco comprometimento dos procuradores com a boa-fé, a ética profissional e a individualização de cada demanda, </w:t>
+      </w:r>
+      <w:r>
+        <w:rPr>
+          <w:b/>
+          <w:bCs/>
+          <w:i/>
+          <w:iCs/>
+        </w:rPr>
+        <w:t>mesmo diante da similaridade natural entre os casos.</w:t>
+      </w:r>
+      <w:r>
+        <w:t xml:space="preserve"> Não se está diante de um modelo genérico e irresponsável de ajuizamento, mas sim do exercício consciente e responsável da advocacia em defesa de direitos fundamentais de consumidores vulneráveis, como é o caso da parte autora.</w:t>
+      </w:r>
+    </w:p>
+    <w:p>
+      <w:r>
+        <w:rPr>
           <w:u w:val="single"/>
         </w:rPr>
-        <w:t>especialmente quando se trata da defesa de consumidores em situação de vulnerabilidade, como no caso das ações revisionais de microcrédito</w:t>
-      </w:r>
-      <w:r>
-        <w:rPr>
-          <w:i/>
-          <w:iCs/>
-          <w:u w:val="single"/>
-        </w:rPr>
-        <w:t xml:space="preserve"> pessoal</w:t>
-      </w:r>
-      <w:r>
-        <w:rPr>
-          <w:i/>
-          <w:iCs/>
-          <w:u w:val="single"/>
-        </w:rPr>
-        <w:t xml:space="preserve"> que, por sua própria natureza, envolvem grande número de pessoas hipossuficientes afetadas por práticas padronizadas de instituições financeiras.</w:t>
-      </w:r>
-    </w:p>
-    <w:p>
-      <w:r>
-        <w:t xml:space="preserve">Nesse sentido, os procuradores da parte autora </w:t>
-      </w:r>
-      <w:r>
-        <w:rPr>
-          <w:b/>
-          <w:bCs/>
-        </w:rPr>
-        <w:t>têm adotado cuidados na elaboração de cada caso</w:t>
-      </w:r>
-      <w:r>
-        <w:t xml:space="preserve">, de modo a assegurar </w:t>
+        <w:t>Ainda, fundamental o destaque de que a natureza da presente demanda é a de uma ação revisional específica de juros remuneratórios pactuados em contrato de empréstimo pessoal não consignado, diferindo, portanto, de ações revisionais diversas que buscam a alteração de múltiplas cláusulas contratuais.</w:t>
+      </w:r>
+      <w:r>
+        <w:t xml:space="preserve"> </w:t>
+      </w:r>
+      <w:r>
+        <w:t>No presente caso, a abusividade ora combatida concentra-se exclusivamente na fixação da taxa de juros aplicada, cuja desproporcionalidade é aferida com base na comparação objetiva entre a taxa praticada no contrato em questão e a taxa média de mercado divulgada pelo Banco Central do Brasil, para contratos da mesma natureza e na mesma data conforme jurisprudência amplamente</w:t>
+      </w:r>
+      <w:r>
+        <w:t xml:space="preserve"> consolidada</w:t>
+      </w:r>
+      <w:r>
+        <w:t xml:space="preserve">, que </w:t>
+      </w:r>
+      <w:r>
+        <w:rPr>
+          <w:b/>
+          <w:bCs/>
+          <w:i/>
+          <w:iCs/>
+        </w:rPr>
+        <w:t>dispensa a análise individualizada de cláusulas específicas, uma vez que o objeto da revisão se limita aos juros remuneratórios em si, prescindindo, inclusive</w:t>
+      </w:r>
+      <w:r>
+        <w:rPr>
+          <w:b/>
+          <w:bCs/>
+          <w:i/>
+          <w:iCs/>
+        </w:rPr>
+        <w:t>, via de regra</w:t>
+      </w:r>
+      <w:r>
+        <w:rPr>
+          <w:b/>
+          <w:bCs/>
+          <w:i/>
+          <w:iCs/>
+        </w:rPr>
+        <w:t>, de dilação probatória, por se tratar de matéria essencialmente técnica e documental.</w:t>
+      </w:r>
+    </w:p>
+    <w:p>
+      <w:r>
+        <w:t xml:space="preserve">Assim, espera-se que este Juízo reconheça o zelo e a seriedade com que a presente demanda foi manejada, afastando desde logo qualquer dúvida quanto à sua legitimidade, pertinência e regularidade </w:t>
       </w:r>
       <w:r>
         <w:lastRenderedPageBreak/>
-        <w:t>a lisura do processo, a boa-fé processual e a adequação de cada demanda à realidade do autor. Dentre os cuidados adotados, destacam-se:</w:t>
-      </w:r>
-    </w:p>
-    <w:p/>
-    <w:p>
-      <w:pPr>
-        <w:ind w:left="2268" w:firstLine="0"/>
-        <w:rPr>
-          <w:sz w:val="22"/>
-          <w:szCs w:val="22"/>
-        </w:rPr>
-      </w:pPr>
-      <w:r>
-        <w:rPr>
-          <w:sz w:val="22"/>
-          <w:szCs w:val="22"/>
-        </w:rPr>
-        <w:t xml:space="preserve">a) </w:t>
-      </w:r>
-      <w:r>
-        <w:rPr>
-          <w:b/>
-          <w:bCs/>
-          <w:sz w:val="22"/>
-          <w:szCs w:val="22"/>
-        </w:rPr>
-        <w:t>Descrição da hipossuficiência da parte autora</w:t>
-      </w:r>
-      <w:r>
-        <w:rPr>
-          <w:sz w:val="22"/>
-          <w:szCs w:val="22"/>
-        </w:rPr>
-        <w:t>, acompanhada não apenas da Declaração de Hipossuficiência, mas de ampla documentação comprobatória, como Carteira de Trabalho e Previdência Social (CTPS) digital, histórico de crédito, declaração ou isenção de Imposto de Renda, folha resumo do Cadastro Único,</w:t>
-      </w:r>
-      <w:r>
-        <w:rPr>
-          <w:sz w:val="22"/>
-          <w:szCs w:val="22"/>
-        </w:rPr>
-        <w:t xml:space="preserve"> sempre que possível e</w:t>
-      </w:r>
-      <w:r>
-        <w:rPr>
-          <w:sz w:val="22"/>
-          <w:szCs w:val="22"/>
-        </w:rPr>
-        <w:t xml:space="preserve"> entre outros;</w:t>
-      </w:r>
-    </w:p>
-    <w:p>
-      <w:pPr>
-        <w:ind w:left="2268" w:firstLine="0"/>
-        <w:rPr>
-          <w:sz w:val="22"/>
-          <w:szCs w:val="22"/>
-        </w:rPr>
-      </w:pPr>
-      <w:r>
-        <w:rPr>
-          <w:sz w:val="22"/>
-          <w:szCs w:val="22"/>
-        </w:rPr>
-        <w:t xml:space="preserve">b) </w:t>
-      </w:r>
-      <w:r>
-        <w:rPr>
-          <w:b/>
-          <w:bCs/>
-          <w:sz w:val="22"/>
-          <w:szCs w:val="22"/>
-        </w:rPr>
-        <w:t>Consentimento expresso do autor quanto à escolha do foro do domicílio do réu</w:t>
-      </w:r>
-      <w:r>
-        <w:rPr>
-          <w:sz w:val="22"/>
-          <w:szCs w:val="22"/>
-        </w:rPr>
-        <w:t>, quando for o caso;</w:t>
-      </w:r>
-    </w:p>
-    <w:p>
-      <w:pPr>
-        <w:ind w:left="2268" w:firstLine="0"/>
-        <w:rPr>
-          <w:sz w:val="22"/>
-          <w:szCs w:val="22"/>
-        </w:rPr>
-      </w:pPr>
-      <w:r>
-        <w:rPr>
-          <w:sz w:val="22"/>
-          <w:szCs w:val="22"/>
-        </w:rPr>
-        <w:t xml:space="preserve">c) </w:t>
-      </w:r>
-      <w:r>
-        <w:rPr>
-          <w:b/>
-          <w:bCs/>
-          <w:sz w:val="22"/>
-          <w:szCs w:val="22"/>
-        </w:rPr>
-        <w:t>Demonstração da situação econômica da parte autora</w:t>
-      </w:r>
-      <w:r>
-        <w:rPr>
-          <w:sz w:val="22"/>
-          <w:szCs w:val="22"/>
-        </w:rPr>
-        <w:t>, com detalhamento do valor recebido mensalmente, do comprometimento da renda com empréstimos</w:t>
-      </w:r>
-      <w:r>
-        <w:rPr>
-          <w:sz w:val="22"/>
-          <w:szCs w:val="22"/>
-        </w:rPr>
-        <w:t xml:space="preserve"> </w:t>
-      </w:r>
-      <w:r>
-        <w:rPr>
-          <w:color w:val="C00000"/>
-          <w:sz w:val="22"/>
-          <w:szCs w:val="22"/>
-        </w:rPr>
-        <w:t>{{(pessoal + consignado)}}</w:t>
-      </w:r>
-      <w:r>
-        <w:rPr>
-          <w:sz w:val="22"/>
-          <w:szCs w:val="22"/>
-        </w:rPr>
-        <w:t>, do valor restante líquido mensal disponível para sua subsistência e do percentual que os empréstimos representam em relação à sua renda total;</w:t>
-      </w:r>
-    </w:p>
-    <w:p>
-      <w:pPr>
-        <w:ind w:left="2268" w:firstLine="0"/>
-        <w:rPr>
-          <w:sz w:val="22"/>
-          <w:szCs w:val="22"/>
-        </w:rPr>
-      </w:pPr>
-      <w:r>
-        <w:rPr>
-          <w:sz w:val="22"/>
-          <w:szCs w:val="22"/>
-        </w:rPr>
-        <w:t xml:space="preserve">d) </w:t>
-      </w:r>
-      <w:r>
-        <w:rPr>
-          <w:b/>
-          <w:bCs/>
-          <w:sz w:val="22"/>
-          <w:szCs w:val="22"/>
-        </w:rPr>
-        <w:t>Especificação dos contratos de empréstimo</w:t>
-      </w:r>
-      <w:r>
-        <w:rPr>
-          <w:b/>
-          <w:bCs/>
-          <w:sz w:val="22"/>
-          <w:szCs w:val="22"/>
-        </w:rPr>
-        <w:t xml:space="preserve"> pessoal</w:t>
-      </w:r>
-      <w:r>
-        <w:rPr>
-          <w:b/>
-          <w:bCs/>
-          <w:sz w:val="22"/>
-          <w:szCs w:val="22"/>
-        </w:rPr>
-        <w:t xml:space="preserve"> questionados</w:t>
-      </w:r>
-      <w:r>
-        <w:rPr>
-          <w:sz w:val="22"/>
-          <w:szCs w:val="22"/>
-        </w:rPr>
-        <w:t>, com destaque para a data da contratação, o valor efetivamente financiado, a taxa de juros aplicada, o número de parcelas e o valor de cada parcela. Ainda, a petição é sempre instruída com os dados oficiais extraídos do Banco Central do Brasil que indicam a taxa média mensal de juros à época da contratação, para fins de cotejo;</w:t>
-      </w:r>
-    </w:p>
-    <w:p>
-      <w:pPr>
-        <w:ind w:left="2268" w:firstLine="0"/>
-        <w:rPr>
-          <w:sz w:val="22"/>
-          <w:szCs w:val="22"/>
-        </w:rPr>
-      </w:pPr>
-      <w:r>
-        <w:rPr>
-          <w:sz w:val="22"/>
-          <w:szCs w:val="22"/>
-        </w:rPr>
-        <w:t xml:space="preserve">e) </w:t>
-      </w:r>
-      <w:r>
-        <w:rPr>
-          <w:b/>
-          <w:bCs/>
-          <w:sz w:val="22"/>
-          <w:szCs w:val="22"/>
-        </w:rPr>
-        <w:t>Apresentação clara do valor controvertido</w:t>
-      </w:r>
-      <w:r>
-        <w:rPr>
-          <w:sz w:val="22"/>
-          <w:szCs w:val="22"/>
-        </w:rPr>
-        <w:t xml:space="preserve">, com cálculo do valor que seria devido caso aplicada a taxa média do BACEN, a diferença </w:t>
-      </w:r>
-      <w:r>
-        <w:rPr>
-          <w:sz w:val="22"/>
-          <w:szCs w:val="22"/>
-        </w:rPr>
-        <w:lastRenderedPageBreak/>
-        <w:t>entre os valores pagos e os devidos, bem como o cálculo da repetição em dobro do indébito, nos termos do art. 42, parágrafo único, do CDC;</w:t>
-      </w:r>
-    </w:p>
-    <w:p>
-      <w:pPr>
-        <w:ind w:left="2268" w:firstLine="0"/>
-        <w:rPr>
-          <w:sz w:val="22"/>
-          <w:szCs w:val="22"/>
-        </w:rPr>
-      </w:pPr>
-      <w:r>
-        <w:rPr>
-          <w:sz w:val="22"/>
-          <w:szCs w:val="22"/>
-        </w:rPr>
-        <w:t xml:space="preserve">f) </w:t>
-      </w:r>
-      <w:r>
-        <w:rPr>
-          <w:b/>
-          <w:bCs/>
-          <w:sz w:val="22"/>
-          <w:szCs w:val="22"/>
-        </w:rPr>
-        <w:t>Demonstração de tentativa real de resolução extrajudicial do conflito</w:t>
-      </w:r>
-      <w:r>
-        <w:rPr>
-          <w:sz w:val="22"/>
-          <w:szCs w:val="22"/>
-        </w:rPr>
-        <w:t>, realizada pela plataforma oficial Consumidor.gov.br, instruída com o número de protocolo, cópia da reclamação e resposta da instituição financeira, evidenciando a busca pela composição amigável antes da via judicial;</w:t>
-      </w:r>
-    </w:p>
-    <w:p>
-      <w:pPr>
-        <w:ind w:left="2268" w:firstLine="0"/>
-        <w:rPr>
-          <w:sz w:val="22"/>
-          <w:szCs w:val="22"/>
-        </w:rPr>
-      </w:pPr>
-      <w:r>
-        <w:rPr>
-          <w:sz w:val="22"/>
-          <w:szCs w:val="22"/>
-        </w:rPr>
-        <w:t xml:space="preserve">g) </w:t>
-      </w:r>
-      <w:r>
-        <w:rPr>
-          <w:b/>
-          <w:bCs/>
-          <w:sz w:val="22"/>
-          <w:szCs w:val="22"/>
-        </w:rPr>
-        <w:t>Instrução adequada da petição inicial com documentos que comprovam a existência da relação jurídica</w:t>
-      </w:r>
-      <w:r>
-        <w:rPr>
-          <w:sz w:val="22"/>
-          <w:szCs w:val="22"/>
-        </w:rPr>
-        <w:t>, incluindo, sempre que possível, o próprio contrato de empréstimo</w:t>
-      </w:r>
-      <w:r>
-        <w:rPr>
-          <w:sz w:val="22"/>
-          <w:szCs w:val="22"/>
-        </w:rPr>
-        <w:t xml:space="preserve"> (pedido feito sempre via reclamação administrativa supracitada)</w:t>
-      </w:r>
-      <w:r>
-        <w:rPr>
-          <w:sz w:val="22"/>
-          <w:szCs w:val="22"/>
-        </w:rPr>
-        <w:t>, ou, na ausência deste, com capturas de tela ou outros meios idôneos que demonstrem os termos contratuais</w:t>
-      </w:r>
-      <w:r>
-        <w:rPr>
-          <w:sz w:val="22"/>
-          <w:szCs w:val="22"/>
-        </w:rPr>
-        <w:t xml:space="preserve"> indispensáveis para a propositura da presente ação (revisional de juros – e não outros dispositivos contratuais)</w:t>
-      </w:r>
-      <w:r>
-        <w:rPr>
-          <w:sz w:val="22"/>
-          <w:szCs w:val="22"/>
-        </w:rPr>
-        <w:t>;</w:t>
-      </w:r>
-    </w:p>
-    <w:p>
-      <w:pPr>
-        <w:ind w:left="2268" w:firstLine="0"/>
-        <w:rPr>
-          <w:sz w:val="22"/>
-          <w:szCs w:val="22"/>
-        </w:rPr>
-      </w:pPr>
-      <w:r>
-        <w:rPr>
-          <w:sz w:val="22"/>
-          <w:szCs w:val="22"/>
-        </w:rPr>
-        <w:t xml:space="preserve">h) </w:t>
-      </w:r>
-      <w:r>
-        <w:rPr>
-          <w:b/>
-          <w:bCs/>
-          <w:sz w:val="22"/>
-          <w:szCs w:val="22"/>
-        </w:rPr>
-        <w:t>Procuração com poderes específicos e limitados</w:t>
-      </w:r>
-      <w:r>
-        <w:rPr>
-          <w:sz w:val="22"/>
-          <w:szCs w:val="22"/>
-        </w:rPr>
-        <w:t>, outorgados exclusivamente para fins de (i) apresentação de reclamação extrajudicial pela plataforma do Governo Federal (consumidor.gov.br); (</w:t>
-      </w:r>
-      <w:proofErr w:type="spellStart"/>
-      <w:r>
-        <w:rPr>
-          <w:sz w:val="22"/>
-          <w:szCs w:val="22"/>
-        </w:rPr>
-        <w:t>ii</w:t>
-      </w:r>
-      <w:proofErr w:type="spellEnd"/>
-      <w:r>
-        <w:rPr>
-          <w:sz w:val="22"/>
-          <w:szCs w:val="22"/>
-        </w:rPr>
-        <w:t>) eventual propositura de ação de produção antecipada de provas para obtenção dos contratos; e (</w:t>
-      </w:r>
-      <w:proofErr w:type="spellStart"/>
-      <w:r>
-        <w:rPr>
-          <w:sz w:val="22"/>
-          <w:szCs w:val="22"/>
-        </w:rPr>
-        <w:t>iii</w:t>
-      </w:r>
-      <w:proofErr w:type="spellEnd"/>
-      <w:r>
-        <w:rPr>
-          <w:sz w:val="22"/>
-          <w:szCs w:val="22"/>
-        </w:rPr>
-        <w:t>) propositura de ação revisional de contrato bancário para o banco em específico.</w:t>
-      </w:r>
-    </w:p>
-    <w:p>
-      <w:pPr>
-        <w:ind w:left="2268" w:firstLine="0"/>
-        <w:rPr>
-          <w:sz w:val="22"/>
-          <w:szCs w:val="22"/>
-        </w:rPr>
-      </w:pPr>
-      <w:r>
-        <w:rPr>
-          <w:sz w:val="22"/>
-          <w:szCs w:val="22"/>
-        </w:rPr>
-        <w:t xml:space="preserve">i) </w:t>
-      </w:r>
-      <w:r>
-        <w:rPr>
-          <w:b/>
-          <w:sz w:val="22"/>
-          <w:szCs w:val="22"/>
-        </w:rPr>
-        <w:t>Ciência expressa da forma de contratação</w:t>
-      </w:r>
-      <w:r>
-        <w:rPr>
-          <w:sz w:val="22"/>
-          <w:szCs w:val="22"/>
-        </w:rPr>
-        <w:t xml:space="preserve"> – Declaração expressa de que a contratação ocorreu mediante atendimento digital, em conformidade com o Provimento nº 205/2021 da Ordem dos Advogados do Brasil, após contato espontâneo e devidamente esclarecido, o que afasta qualquer indício de</w:t>
-      </w:r>
-      <w:r>
-        <w:rPr>
-          <w:sz w:val="22"/>
-          <w:szCs w:val="22"/>
-        </w:rPr>
-        <w:t xml:space="preserve"> captação indevida de clientela;</w:t>
-      </w:r>
-    </w:p>
-    <w:p>
-      <w:pPr>
-        <w:ind w:left="2268" w:firstLine="0"/>
-        <w:rPr>
-          <w:sz w:val="22"/>
-          <w:szCs w:val="22"/>
-        </w:rPr>
-      </w:pPr>
-      <w:r>
-        <w:rPr>
-          <w:b/>
-          <w:sz w:val="22"/>
-          <w:szCs w:val="22"/>
-        </w:rPr>
-        <w:lastRenderedPageBreak/>
-        <w:t xml:space="preserve">j) Contrato de honorários específico e único para ação revisional de juros – </w:t>
-      </w:r>
-      <w:r>
-        <w:rPr>
-          <w:sz w:val="22"/>
-          <w:szCs w:val="22"/>
-        </w:rPr>
-        <w:t>A parte autora firmou contrato de prestação de serviços advocatícios direcionado exclusivamente à presente ação revisional de juros, demonstrando a finalidade e a unicidade da contratação (com devida ciência sobre os termos do patrocínio jurídico). O instrumento é juntado sob sigilo, a fim de preservar os dados pessoais da parte e evitar sua indevida utilização por terceiros mal-intencionados que possam se valer de informações constantes nos autos para aplicação de golpes.</w:t>
-      </w:r>
-    </w:p>
-    <w:p>
-      <w:pPr>
-        <w:ind w:left="2268" w:firstLine="0"/>
-      </w:pPr>
-    </w:p>
-    <w:p/>
-    <w:p>
-      <w:r>
-        <w:t xml:space="preserve">Tais medidas, adotadas de forma sistemática e diligente, demonstram o inequívoco comprometimento dos procuradores com a boa-fé, a ética profissional e a individualização de cada demanda, </w:t>
-      </w:r>
-      <w:r>
-        <w:rPr>
-          <w:b/>
-          <w:bCs/>
-          <w:i/>
-          <w:iCs/>
-        </w:rPr>
-        <w:t>mesmo diante da similaridade natural entre os casos.</w:t>
-      </w:r>
-      <w:r>
-        <w:t xml:space="preserve"> Não se está diante de um modelo genérico e irresponsável de ajuizamento, mas sim do exercício consciente e responsável da advocacia em defesa de direitos fundamentais de consumidores vulneráveis, como é o caso da parte autora.</w:t>
-      </w:r>
-    </w:p>
-    <w:p>
-      <w:r>
-        <w:rPr>
-          <w:u w:val="single"/>
-        </w:rPr>
-        <w:t>Ainda, fundamental o destaque de que a natureza da presente demanda é a de uma ação revisional específica de juros remuneratórios pactuados em contrato de empréstimo pessoal não consignado, diferindo, portanto, de ações revisionais diversas que buscam a alteração de múltiplas cláusulas contratuais.</w:t>
-      </w:r>
-      <w:r>
-        <w:t xml:space="preserve"> </w:t>
-      </w:r>
-      <w:r>
-        <w:t xml:space="preserve">No presente caso, a abusividade ora combatida concentra-se exclusivamente na fixação da taxa de juros aplicada, cuja desproporcionalidade é aferida com base na comparação objetiva entre a taxa </w:t>
-      </w:r>
-      <w:r>
-        <w:lastRenderedPageBreak/>
-        <w:t>praticada no contrato em questão e a taxa média de mercado divulgada pelo Banco Central do Brasil, para contratos da mesma natureza e na mesma data conforme jurisprudência amplamente</w:t>
-      </w:r>
-      <w:r>
-        <w:t xml:space="preserve"> consolidada</w:t>
-      </w:r>
-      <w:r>
-        <w:t xml:space="preserve">, que </w:t>
-      </w:r>
-      <w:r>
-        <w:rPr>
-          <w:b/>
-          <w:bCs/>
-          <w:i/>
-          <w:iCs/>
-        </w:rPr>
-        <w:t>dispensa a análise individualizada de cláusulas específicas, uma vez que o objeto da revisão se limita aos juros remuneratórios em si, prescindindo, inclusive</w:t>
-      </w:r>
-      <w:r>
-        <w:rPr>
-          <w:b/>
-          <w:bCs/>
-          <w:i/>
-          <w:iCs/>
-        </w:rPr>
-        <w:t>, via de regra</w:t>
-      </w:r>
-      <w:r>
-        <w:rPr>
-          <w:b/>
-          <w:bCs/>
-          <w:i/>
-          <w:iCs/>
-        </w:rPr>
-        <w:t>, de dilação probatória, por se tratar de matéria essencialmente técnica e documental.</w:t>
-      </w:r>
-    </w:p>
-    <w:p>
-      <w:r>
-        <w:t xml:space="preserve">Assim, espera-se que este Juízo reconheça o zelo e a seriedade com que a presente demanda foi manejada, afastando desde logo qualquer dúvida quanto à sua legitimidade, pertinência e regularidade processual, </w:t>
+        <w:t xml:space="preserve">processual, </w:t>
       </w:r>
       <w:r>
         <w:rPr>
@@ -981,7 +935,6 @@
     </w:p>
     <w:p>
       <w:r>
-        <w:lastRenderedPageBreak/>
         <w:t>No intuito de demonstrar com máxima transparência sua condição de hipossuficiência e evitar qualquer questionamento quanto à legitimidade do pedido — sobretudo frente ao cenário atual de combate à litigância predatória — foram adotadas medidas criteriosas para embasar o presente pleito de forma individualizada, concreta e documentalmente robusta</w:t>
       </w:r>
       <w:r>
@@ -999,15 +952,7 @@
         <w:t>{{BENEFICIO_RECEBIDO}}</w:t>
       </w:r>
       <w:r>
-        <w:t>, no valor de R$ {{</w:t>
-      </w:r>
-      <w:proofErr w:type="spellStart"/>
-      <w:r>
-        <w:t>renda_mensal</w:t>
-      </w:r>
-      <w:proofErr w:type="spellEnd"/>
-      <w:r>
-        <w:t xml:space="preserve">}}, conforme comprovado nos documentos que acompanham esta exordial. </w:t>
+        <w:t xml:space="preserve">, no valor de R$ {{renda_mensal}}, conforme comprovado nos documentos que acompanham esta exordial. </w:t>
       </w:r>
       <w:r>
         <w:t>Ainda</w:t>
@@ -1032,15 +977,11 @@
         <w:t xml:space="preserve"> </w:t>
       </w:r>
       <w:r>
-        <w:t>comprometem de forma drástica sua renda mensal, de modo que restam apenas R$ {{</w:t>
-      </w:r>
-      <w:proofErr w:type="spellStart"/>
-      <w:r>
-        <w:t>valor_liquido</w:t>
-      </w:r>
-      <w:proofErr w:type="spellEnd"/>
-      <w:r>
-        <w:t>}} para sua subsistência, valor este absolutamente incompatível com a manutenção de um mínimo existencial digno.</w:t>
+        <w:t xml:space="preserve">comprometem </w:t>
+      </w:r>
+      <w:r>
+        <w:lastRenderedPageBreak/>
+        <w:t>de forma drástica sua renda mensal, de modo que restam apenas R$ {{valor_liquido}} para sua subsistência, valor este absolutamente incompatível com a manutenção de um mínimo existencial digno.</w:t>
       </w:r>
     </w:p>
     <w:p>
@@ -1131,7 +1072,6 @@
         <w:rPr>
           <w:color w:val="C00000"/>
         </w:rPr>
-        <w:lastRenderedPageBreak/>
         <w:t>Extratos bancários atualizados;</w:t>
       </w:r>
     </w:p>
@@ -1177,7 +1117,11 @@
     <w:bookmarkEnd w:id="3"/>
     <w:p>
       <w:r>
-        <w:t>Ainda, apesar de o artigo 99, §4º, do Código de Processo Civil já dispor expressamente que a contratação de advogado particular não impede a concessão da gratuidade da justiça, cumpre ressaltar que, no presente caso, conforme pode se observar, o contrato de honorários firmado pela parte autora não prevê qualquer pagamento inicial, estando a remuneração dos patronos integralmente condicionada ao êxito da demanda.</w:t>
+        <w:t xml:space="preserve">Ainda, apesar de o artigo 99, §4º, do Código de Processo Civil já dispor expressamente que a contratação de advogado particular não impede a concessão da gratuidade da justiça, cumpre ressaltar que, no presente caso, conforme pode se observar, o contrato de honorários </w:t>
+      </w:r>
+      <w:r>
+        <w:lastRenderedPageBreak/>
+        <w:t>firmado pela parte autora não prevê qualquer pagamento inicial, estando a remuneração dos patronos integralmente condicionada ao êxito da demanda.</w:t>
       </w:r>
     </w:p>
     <w:p>
@@ -1193,10 +1137,7 @@
         <w:t>, requer-se o deferimento do benefício da gratuidade da justiça, de forma a garantir o pleno acesso ao Judiciário e a efetiva tutela de seus direitos, sem que isso implique em sacrifício econômico desproporcional ou atentatório à dignidade da parte requerente.</w:t>
       </w:r>
     </w:p>
-    <w:p>
-      <w:bookmarkStart w:id="4" w:name="_GoBack"/>
-      <w:bookmarkEnd w:id="4"/>
-    </w:p>
+    <w:p/>
     <w:p>
       <w:pPr>
         <w:pStyle w:val="Ttulo1"/>
@@ -1212,7 +1153,6 @@
     <w:p/>
     <w:p>
       <w:r>
-        <w:lastRenderedPageBreak/>
         <w:t xml:space="preserve">Conforme mencionado alhures, a parte requerente recebe </w:t>
       </w:r>
       <w:r>
@@ -1225,15 +1165,7 @@
         <w:t>que corresponde ao valor de R$</w:t>
       </w:r>
       <w:r>
-        <w:t>{{</w:t>
-      </w:r>
-      <w:proofErr w:type="spellStart"/>
-      <w:r>
-        <w:t>renda_mensal</w:t>
-      </w:r>
-      <w:proofErr w:type="spellEnd"/>
-      <w:r>
-        <w:t>}}</w:t>
+        <w:t>{{renda_mensal}}</w:t>
       </w:r>
       <w:r>
         <w:t>, conforme comprovado em documentação anexa.</w:t>
@@ -1284,18 +1216,11 @@
         <w:t xml:space="preserve"> </w:t>
       </w:r>
       <w:r>
+        <w:lastRenderedPageBreak/>
         <w:t xml:space="preserve">da sua remuneração mensal, tendo como líquido apenas </w:t>
       </w:r>
       <w:r>
-        <w:t>{{</w:t>
-      </w:r>
-      <w:proofErr w:type="spellStart"/>
-      <w:r>
-        <w:t>valor_liquido</w:t>
-      </w:r>
-      <w:proofErr w:type="spellEnd"/>
-      <w:r>
-        <w:t>}}</w:t>
+        <w:t>{{valor_liquido}}</w:t>
       </w:r>
       <w:r>
         <w:t xml:space="preserve"> mensais para sua subsistência.</w:t>
@@ -1350,7 +1275,6 @@
         </w:rPr>
         <w:t xml:space="preserve"> </w:t>
       </w:r>
-      <w:proofErr w:type="gramStart"/>
       <w:r>
         <w:rPr>
           <w:b/>
@@ -1358,17 +1282,7 @@
           <w:sz w:val="24"/>
           <w:szCs w:val="24"/>
         </w:rPr>
-        <w:t>Nº{</w:t>
-      </w:r>
-      <w:proofErr w:type="gramEnd"/>
-      <w:r>
-        <w:rPr>
-          <w:b/>
-          <w:color w:val="00B050"/>
-          <w:sz w:val="24"/>
-          <w:szCs w:val="24"/>
-        </w:rPr>
-        <w:t>{NUMERO_CONTRATO</w:t>
+        <w:t>Nº{{NUMERO_CONTRATO</w:t>
       </w:r>
       <w:r>
         <w:rPr>
@@ -1459,7 +1373,6 @@
         </w:numPr>
       </w:pPr>
       <w:r>
-        <w:lastRenderedPageBreak/>
         <w:t xml:space="preserve">Valor da parcela: </w:t>
       </w:r>
       <w:r>
@@ -1483,124 +1396,118 @@
         <w:t xml:space="preserve">Taxa de juros aplicada: </w:t>
       </w:r>
       <w:r>
-        <w:t>{{emprestimos_0_taxa</w:t>
-      </w:r>
-      <w:proofErr w:type="gramStart"/>
+        <w:t>{{emprestimos_0_taxa}}</w:t>
+      </w:r>
+      <w:r>
+        <w:t>%</w:t>
+      </w:r>
+    </w:p>
+    <w:p>
+      <w:pPr>
+        <w:ind w:left="1440" w:firstLine="0"/>
+      </w:pPr>
+    </w:p>
+    <w:p>
+      <w:r>
+        <w:t xml:space="preserve">O contrato em apreciação apresenta taxa de juros mensal fixada em </w:t>
+      </w:r>
+      <w:r>
+        <w:t>{{</w:t>
+      </w:r>
+      <w:r>
+        <w:t>emprestimos_0_taxa</w:t>
+      </w:r>
       <w:r>
         <w:t>}}</w:t>
       </w:r>
       <w:r>
         <w:t>%</w:t>
       </w:r>
-      <w:proofErr w:type="gramEnd"/>
-    </w:p>
-    <w:p>
-      <w:pPr>
-        <w:ind w:left="1440" w:firstLine="0"/>
-      </w:pPr>
-    </w:p>
-    <w:p>
-      <w:r>
-        <w:t xml:space="preserve">O contrato em apreciação apresenta taxa de juros mensal fixada em </w:t>
+      <w:r>
+        <w:t>a.m</w:t>
+      </w:r>
+      <w:r>
+        <w:t xml:space="preserve">., o que gerou à parte requerente uma dívida correspondente a </w:t>
       </w:r>
       <w:r>
         <w:t>{{</w:t>
       </w:r>
       <w:r>
-        <w:t>emprestimos_0_taxa</w:t>
-      </w:r>
-      <w:proofErr w:type="gramStart"/>
+        <w:t>emprestimos_</w:t>
+      </w:r>
+      <w:r>
+        <w:t>0</w:t>
+      </w:r>
+      <w:r>
+        <w:t>_total_emprestimo</w:t>
+      </w:r>
       <w:r>
         <w:t>}}</w:t>
       </w:r>
       <w:r>
-        <w:t>%</w:t>
-      </w:r>
-      <w:proofErr w:type="gramEnd"/>
+        <w:t>;</w:t>
+      </w:r>
+      <w:r>
+        <w:t xml:space="preserve"> </w:t>
+      </w:r>
+      <w:r>
+        <w:t>{{emprestimos_</w:t>
+      </w:r>
+      <w:r>
+        <w:t>0</w:t>
+      </w:r>
+      <w:r>
+        <w:t>_def_emprestimos</w:t>
+      </w:r>
+      <w:r>
+        <w:t>}}</w:t>
+      </w:r>
+      <w:r>
+        <w:t xml:space="preserve"> vezes</w:t>
+      </w:r>
+      <w:r>
+        <w:t xml:space="preserve"> o valor financiado.</w:t>
+      </w:r>
+    </w:p>
+    <w:p>
+      <w:r>
+        <w:lastRenderedPageBreak/>
+        <w:t xml:space="preserve">Para mesma época, o Banco central divulgou que a média de mercado aplicada pelas instituições financeiras em contratos da mesma natureza fora de </w:t>
+      </w:r>
+      <w:r>
+        <w:t>{{</w:t>
+      </w:r>
+      <w:r>
+        <w:t>emprestimos_0_taxa_media</w:t>
+      </w:r>
+      <w:r>
+        <w:t xml:space="preserve">}}% </w:t>
+      </w:r>
       <w:r>
         <w:t>a.m</w:t>
       </w:r>
       <w:r>
-        <w:t xml:space="preserve">., o que gerou à parte requerente uma dívida correspondente a </w:t>
-      </w:r>
-      <w:r>
-        <w:t>{{</w:t>
-      </w:r>
-      <w:r>
-        <w:t>emprestimos_</w:t>
-      </w:r>
-      <w:r>
-        <w:t>0</w:t>
-      </w:r>
-      <w:r>
-        <w:t>_total_emprestimo</w:t>
-      </w:r>
-      <w:r>
-        <w:t>}}</w:t>
-      </w:r>
-      <w:r>
-        <w:t>;</w:t>
+        <w:t>.</w:t>
+      </w:r>
+      <w:r>
+        <w:t xml:space="preserve">, </w:t>
+      </w:r>
+      <w:r>
+        <w:t>conforme divulgado pelo Banco Central</w:t>
+      </w:r>
+      <w:r>
+        <w:t xml:space="preserve"> do Brasil, </w:t>
       </w:r>
       <w:r>
         <w:t xml:space="preserve"> </w:t>
       </w:r>
-      <w:r>
-        <w:t>{{emprestimos_</w:t>
-      </w:r>
-      <w:r>
-        <w:t>0</w:t>
-      </w:r>
-      <w:r>
-        <w:t>_def_emprestimos</w:t>
-      </w:r>
-      <w:r>
-        <w:t>}}</w:t>
-      </w:r>
-      <w:r>
-        <w:t xml:space="preserve"> vezes</w:t>
-      </w:r>
-      <w:r>
-        <w:t xml:space="preserve"> o valor financiado.</w:t>
-      </w:r>
-    </w:p>
-    <w:p>
-      <w:r>
-        <w:t xml:space="preserve">Para mesma época, o Banco central divulgou que a média de mercado aplicada pelas instituições financeiras em contratos da mesma natureza fora de </w:t>
-      </w:r>
-      <w:r>
-        <w:t>{{</w:t>
-      </w:r>
-      <w:r>
-        <w:t>emprestimos_0_taxa_media</w:t>
-      </w:r>
-      <w:r>
-        <w:t xml:space="preserve">}}% </w:t>
-      </w:r>
-      <w:r>
-        <w:t>a.m</w:t>
-      </w:r>
-      <w:r>
-        <w:t>.</w:t>
-      </w:r>
-      <w:r>
-        <w:t xml:space="preserve">, </w:t>
-      </w:r>
-      <w:r>
-        <w:t>conforme divulgado pelo Banco Central</w:t>
-      </w:r>
-      <w:r>
-        <w:t xml:space="preserve"> do Brasil, </w:t>
+      <w:bookmarkStart w:id="4" w:name="_Hlk203653018"/>
+      <w:r>
+        <w:t>por meio da disponibilização da</w:t>
       </w:r>
       <w:r>
         <w:t xml:space="preserve"> </w:t>
       </w:r>
-      <w:bookmarkStart w:id="5" w:name="_Hlk203653018"/>
-      <w:r>
-        <w:t>por meio da disponibilização da</w:t>
-      </w:r>
-      <w:r>
-        <w:t xml:space="preserve"> </w:t>
-      </w:r>
       <w:r>
         <w:rPr>
           <w:b/>
@@ -1615,7 +1522,7 @@
         </w:rPr>
         <w:t>de código 25464</w:t>
       </w:r>
-      <w:bookmarkEnd w:id="5"/>
+      <w:bookmarkEnd w:id="4"/>
       <w:r>
         <w:t xml:space="preserve">, a qual pode ser constatada no sítio: </w:t>
       </w:r>
@@ -1762,7 +1669,6 @@
               <w:jc w:val="left"/>
             </w:pPr>
             <w:r>
-              <w:lastRenderedPageBreak/>
               <w:t>Taxa de juros mensais (BACEN)</w:t>
             </w:r>
           </w:p>
@@ -1944,6 +1850,7 @@
     </w:p>
     <w:p>
       <w:r>
+        <w:lastRenderedPageBreak/>
         <w:t>Desta forma, fica flagrante a abusividade contida no contrato, cuja taxa de juros mensais extrapolam muito a média de mercado</w:t>
       </w:r>
       <w:r>
@@ -1979,7 +1886,6 @@
     </w:p>
     <w:p>
       <w:r>
-        <w:lastRenderedPageBreak/>
         <w:t>Entretanto, apesar dos esforços da parte autora não foi possível compor acordo de qualquer natureza.</w:t>
       </w:r>
     </w:p>
@@ -2005,7 +1911,11 @@
         <w:t>é firme</w:t>
       </w:r>
       <w:r>
-        <w:t xml:space="preserve"> no sentido de coibir práticas abusivas no mercado financeiro, especialmente no que se refere à cobrança de juros exorbitantes. O Código de Defesa do Consumidor (CDC), em seu artigo 51, inciso IV, considera nulas as cláusulas contratuais que estabeleçam obrigações iníquas, abusivas ou que coloquem o consumidor em desvantagem exagerada.</w:t>
+        <w:t xml:space="preserve"> no sentido de coibir práticas abusivas no mercado financeiro, especialmente no que se refere à </w:t>
+      </w:r>
+      <w:r>
+        <w:lastRenderedPageBreak/>
+        <w:t>cobrança de juros exorbitantes. O Código de Defesa do Consumidor (CDC), em seu artigo 51, inciso IV, considera nulas as cláusulas contratuais que estabeleçam obrigações iníquas, abusivas ou que coloquem o consumidor em desvantagem exagerada.</w:t>
       </w:r>
     </w:p>
     <w:p>
@@ -2026,7 +1936,6 @@
     </w:p>
     <w:p>
       <w:r>
-        <w:lastRenderedPageBreak/>
         <w:t>Mais que isso, estabelece o artigo 54, alínea “D” do Código de Defesa do Consumidor:</w:t>
       </w:r>
     </w:p>
@@ -2210,23 +2119,7 @@
           <w:i/>
           <w:iCs/>
         </w:rPr>
-        <w:t xml:space="preserve">in </w:t>
-      </w:r>
-      <w:proofErr w:type="spellStart"/>
-      <w:r>
-        <w:rPr>
-          <w:i/>
-          <w:iCs/>
-        </w:rPr>
-        <w:t>verbis</w:t>
-      </w:r>
-      <w:proofErr w:type="spellEnd"/>
-      <w:r>
-        <w:rPr>
-          <w:i/>
-          <w:iCs/>
-        </w:rPr>
-        <w:t>:</w:t>
+        <w:t>in verbis:</w:t>
       </w:r>
     </w:p>
     <w:p>
@@ -2254,17 +2147,33 @@
           <w:sz w:val="22"/>
           <w:szCs w:val="22"/>
         </w:rPr>
+        <w:t>“É admitida a revisão das taxas de juros remuneratórios em situações excepcionais, desde que caracterizada a relação de consumo e que a abusividade capaz de colocar o consumidor em desvantagem exagerada (art. 51, §1 º, do CDC) fique cabalmente demonstrada, ante às peculiaridades do julgamento em concreto.”</w:t>
+      </w:r>
+    </w:p>
+    <w:p/>
+    <w:p>
+      <w:r>
+        <w:t>Ainda, acerca do parâmetro traçado pelo C. Superior Tribunal de justiça, temos:</w:t>
+      </w:r>
+    </w:p>
+    <w:p/>
+    <w:p>
+      <w:pPr>
+        <w:ind w:left="2268" w:firstLine="0"/>
+        <w:rPr>
+          <w:sz w:val="22"/>
+          <w:szCs w:val="22"/>
+        </w:rPr>
+      </w:pPr>
+      <w:r>
+        <w:rPr>
+          <w:sz w:val="22"/>
+          <w:szCs w:val="22"/>
+        </w:rPr>
         <w:lastRenderedPageBreak/>
-        <w:t>“É admitida a revisão das taxas de juros remuneratórios em situações excepcionais, desde que caracterizada a relação de consumo e que a abusividade capaz de colocar o consumidor em desvantagem exagerada (art. 51, §1 º, do CDC) fique cabalmente demonstrada, ante às peculiaridades do julgamento em concreto.”</w:t>
-      </w:r>
-    </w:p>
-    <w:p/>
-    <w:p>
-      <w:r>
-        <w:t>Ainda, acerca do parâmetro traçado pelo C. Superior Tribunal de justiça, temos:</w:t>
-      </w:r>
-    </w:p>
-    <w:p/>
+        <w:t>“(...) tem considerado abusivas taxas superiores a uma vez e meia (voto proferido pelo Min. Ari Pargendler no REsp n. 271.214-RS, Rel.p. Acórdão Min. Menezes Direito, DJ de 4.8.2003), ao dobro (REsp n. 1.036.818, Terceira Turma, minha relatoria, DJe de 20.6.2008) ou ao triplo (REsp n. 971.853-RS, Quarta Turma, Min. Pádua Ribeiro, DJ de 24.9.2007) da média. Todavia, esta perquirição acerca da abusividade não é estanque, o que impossibilita a adoção de critérios genéricos e universais. A taxa média de mercado, divulgada pelo Banco Central, constitui um valioso referencial, mas cabe somente ao juiz, no exame das peculiaridades do caso concreto, avaliar se os juros contratados foram ou não abusivos”. (REsp 1061530/RS, rel. Min. Nancy Andrighi, Segunda Seção, j. 22-10-2008).</w:t>
+      </w:r>
+    </w:p>
     <w:p>
       <w:pPr>
         <w:ind w:left="2268" w:firstLine="0"/>
@@ -2273,38 +2182,6 @@
           <w:szCs w:val="22"/>
         </w:rPr>
       </w:pPr>
-      <w:r>
-        <w:rPr>
-          <w:sz w:val="22"/>
-          <w:szCs w:val="22"/>
-        </w:rPr>
-        <w:t xml:space="preserve">“(...) tem considerado abusivas taxas superiores a uma vez e meia (voto proferido pelo Min. Ari Pargendler no REsp n. 271.214-RS, </w:t>
-      </w:r>
-      <w:proofErr w:type="spellStart"/>
-      <w:r>
-        <w:rPr>
-          <w:sz w:val="22"/>
-          <w:szCs w:val="22"/>
-        </w:rPr>
-        <w:t>Rel.p</w:t>
-      </w:r>
-      <w:proofErr w:type="spellEnd"/>
-      <w:r>
-        <w:rPr>
-          <w:sz w:val="22"/>
-          <w:szCs w:val="22"/>
-        </w:rPr>
-        <w:t>. Acórdão Min. Menezes Direito, DJ de 4.8.2003), ao dobro (REsp n. 1.036.818, Terceira Turma, minha relatoria, DJe de 20.6.2008) ou ao triplo (REsp n. 971.853-RS, Quarta Turma, Min. Pádua Ribeiro, DJ de 24.9.2007) da média. Todavia, esta perquirição acerca da abusividade não é estanque, o que impossibilita a adoção de critérios genéricos e universais. A taxa média de mercado, divulgada pelo Banco Central, constitui um valioso referencial, mas cabe somente ao juiz, no exame das peculiaridades do caso concreto, avaliar se os juros contratados foram ou não abusivos”. (REsp 1061530/RS, rel. Min. Nancy Andrighi, Segunda Seção, j. 22-10-2008).</w:t>
-      </w:r>
-    </w:p>
-    <w:p>
-      <w:pPr>
-        <w:ind w:left="2268" w:firstLine="0"/>
-        <w:rPr>
-          <w:sz w:val="22"/>
-          <w:szCs w:val="22"/>
-        </w:rPr>
-      </w:pPr>
     </w:p>
     <w:p>
       <w:pPr>
@@ -2320,87 +2197,66 @@
         <w:t>No caso em análise, a taxa de juros cobrada pela instituição requerida alcança patamares muito superiores aos praticados no mercado financeiro.</w:t>
       </w:r>
       <w:r>
-        <w:t xml:space="preserve"> Conforme comprovado documentalmente, a taxa média </w:t>
+        <w:t xml:space="preserve"> Conforme comprovado documentalmente, a taxa média de juros em </w:t>
+      </w:r>
+      <w:r>
+        <w:rPr>
+          <w:color w:val="000000" w:themeColor="text1"/>
+        </w:rPr>
+        <w:t>{{</w:t>
+      </w:r>
+      <w:r>
+        <w:rPr>
+          <w:color w:val="000000" w:themeColor="text1"/>
+        </w:rPr>
+        <w:t>emprestimos_0_data</w:t>
+      </w:r>
+      <w:r>
+        <w:rPr>
+          <w:color w:val="000000" w:themeColor="text1"/>
+        </w:rPr>
+        <w:t>}} foi</w:t>
+      </w:r>
+      <w:r>
+        <w:t xml:space="preserve"> de </w:t>
+      </w:r>
+      <w:r>
+        <w:t>{{</w:t>
+      </w:r>
+      <w:r>
+        <w:t>emprestimos_0_taxa_media</w:t>
+      </w:r>
+      <w:r>
+        <w:t>}}</w:t>
+      </w:r>
+      <w:r>
+        <w:t>% a.m., enquanto a taxa de juros mensal informada pela instituição req</w:t>
+      </w:r>
+      <w:r>
+        <w:t xml:space="preserve">uerida </w:t>
+      </w:r>
+      <w:r>
+        <w:t xml:space="preserve">fora de </w:t>
+      </w:r>
+      <w:r>
+        <w:t xml:space="preserve">{{emprestimos_0_taxa}}% </w:t>
+      </w:r>
+      <w:r>
+        <w:t>ao mês!</w:t>
+      </w:r>
+    </w:p>
+    <w:p>
+      <w:pPr>
+        <w:rPr>
+          <w:u w:val="single"/>
+        </w:rPr>
+      </w:pPr>
+      <w:r>
+        <w:t xml:space="preserve">Tal discrepância de valores é evidência clara de abusividade na fixação das taxas de juros cobradas pela requerida, o que viola o princípio da boa-fé objetiva, previsto no artigo 422 do Código Civil. Conforme leciona Pablo Stolze Gagliano e Rodolfo Pamplona Filho (Novo Curso de Direito Civil, Volume II), “a boa-fé objetiva exige que as partes não só tenham um </w:t>
       </w:r>
       <w:r>
         <w:lastRenderedPageBreak/>
-        <w:t xml:space="preserve">de juros em </w:t>
-      </w:r>
-      <w:r>
-        <w:rPr>
-          <w:color w:val="000000" w:themeColor="text1"/>
-        </w:rPr>
-        <w:t>{{</w:t>
-      </w:r>
-      <w:r>
-        <w:rPr>
-          <w:color w:val="000000" w:themeColor="text1"/>
-        </w:rPr>
-        <w:t>emprestimos_0_data</w:t>
-      </w:r>
-      <w:r>
-        <w:rPr>
-          <w:color w:val="000000" w:themeColor="text1"/>
-        </w:rPr>
-        <w:t>}} foi</w:t>
-      </w:r>
-      <w:r>
-        <w:t xml:space="preserve"> de </w:t>
-      </w:r>
-      <w:r>
-        <w:t>{{</w:t>
-      </w:r>
-      <w:r>
-        <w:t>emprestimos_0_taxa_media</w:t>
-      </w:r>
-      <w:proofErr w:type="gramStart"/>
-      <w:r>
-        <w:t>}}</w:t>
-      </w:r>
-      <w:r>
-        <w:t>%</w:t>
-      </w:r>
-      <w:proofErr w:type="gramEnd"/>
-      <w:r>
-        <w:t xml:space="preserve"> a.m., enquanto a taxa de juros mensal informada pela instituição req</w:t>
-      </w:r>
-      <w:r>
-        <w:t xml:space="preserve">uerida </w:t>
-      </w:r>
-      <w:r>
-        <w:t xml:space="preserve">fora de </w:t>
-      </w:r>
-      <w:r>
-        <w:t xml:space="preserve">{{emprestimos_0_taxa}}% </w:t>
-      </w:r>
-      <w:r>
-        <w:t>ao mês!</w:t>
-      </w:r>
-    </w:p>
-    <w:p>
-      <w:pPr>
-        <w:rPr>
-          <w:u w:val="single"/>
-        </w:rPr>
-      </w:pPr>
-      <w:r>
-        <w:t xml:space="preserve">Tal discrepância de valores é evidência clara de abusividade na fixação das taxas de juros cobradas pela requerida, o que viola o princípio da boa-fé objetiva, previsto no artigo 422 do Código Civil. Conforme leciona Pablo </w:t>
-      </w:r>
-      <w:proofErr w:type="spellStart"/>
-      <w:r>
-        <w:t>Stolze</w:t>
-      </w:r>
-      <w:proofErr w:type="spellEnd"/>
-      <w:r>
-        <w:t xml:space="preserve"> </w:t>
-      </w:r>
-      <w:proofErr w:type="spellStart"/>
-      <w:r>
-        <w:t>Gagliano</w:t>
-      </w:r>
-      <w:proofErr w:type="spellEnd"/>
-      <w:r>
-        <w:t xml:space="preserve"> e Rodolfo Pamplona Filho (Novo Curso de Direito Civil, Volume II), “a boa-fé objetiva exige que as partes não só tenham um comportamento ético, mas também que não exerçam seus direitos de forma excessivamente gravosa ao outro contratante”.</w:t>
+        <w:t>comportamento ético, mas também que não exerçam seus direitos de forma excessivamente gravosa ao outro contratante”.</w:t>
       </w:r>
     </w:p>
     <w:p>
@@ -2442,22 +2298,22 @@
     <w:p/>
     <w:p>
       <w:r>
+        <w:t>Nos termos do artigo 42, parágrafo único, do Código de Defesa do Consumidor (CDC), o consumidor cobrado em quantia indevida tem direito à repetição do indébito, por valor igual ao dobro do que pagou em excesso, acrescido de correção monetária e juros legais, salvo engano justificável. Tal dispositivo visa coibir práticas abusivas, assegurando ao consumidor a restituição integral dos valores pagos indevidamente, com sanção suficiente para desestimular novas condutas lesivas por parte dos fornecedores.</w:t>
+      </w:r>
+    </w:p>
+    <w:p>
+      <w:pPr>
+        <w:rPr>
+          <w:b/>
+          <w:bCs/>
+        </w:rPr>
+      </w:pPr>
+      <w:r>
+        <w:rPr>
+          <w:b/>
+          <w:bCs/>
+        </w:rPr>
         <w:lastRenderedPageBreak/>
-        <w:t>Nos termos do artigo 42, parágrafo único, do Código de Defesa do Consumidor (CDC), o consumidor cobrado em quantia indevida tem direito à repetição do indébito, por valor igual ao dobro do que pagou em excesso, acrescido de correção monetária e juros legais, salvo engano justificável. Tal dispositivo visa coibir práticas abusivas, assegurando ao consumidor a restituição integral dos valores pagos indevidamente, com sanção suficiente para desestimular novas condutas lesivas por parte dos fornecedores.</w:t>
-      </w:r>
-    </w:p>
-    <w:p>
-      <w:pPr>
-        <w:rPr>
-          <w:b/>
-          <w:bCs/>
-        </w:rPr>
-      </w:pPr>
-      <w:r>
-        <w:rPr>
-          <w:b/>
-          <w:bCs/>
-        </w:rPr>
         <w:t xml:space="preserve">No presente caso, não há qualquer margem para se alegar “engano justificável”. A cobrança excessiva decorre da aplicação de uma taxa de juros visivelmente superior à média de mercado, em contrato destinado a consumidor notoriamente hipossuficiente, o que revela não apenas </w:t>
       </w:r>
       <w:r>
@@ -2505,296 +2361,240 @@
         <w:t>Ainda, mister ressaltar que o</w:t>
       </w:r>
       <w:r>
-        <w:t xml:space="preserve"> Superior Tribunal de Justiça, ao enfrentar o tema da repetição em dobro, pacificou o </w:t>
-      </w:r>
+        <w:t xml:space="preserve"> Superior Tribunal de Justiça, ao enfrentar o tema da repetição em dobro, pacificou o entendimento de que </w:t>
+      </w:r>
+      <w:r>
+        <w:rPr>
+          <w:b/>
+          <w:bCs/>
+          <w:u w:val="single"/>
+        </w:rPr>
+        <w:t>não é necessário comprovar dolo ou má-fé para que seja reconhecido o direito à devolução dobrada dos valores cobrados indevidamente. Basta a violação à boa-fé objetiva</w:t>
+      </w:r>
+      <w:r>
+        <w:rPr>
+          <w:u w:val="single"/>
+        </w:rPr>
+        <w:t>.</w:t>
+      </w:r>
+      <w:r>
+        <w:t xml:space="preserve"> </w:t>
+      </w:r>
+    </w:p>
+    <w:p>
+      <w:r>
+        <w:t>É o que restou decidido no julgamento dos EAREsp 600663/RS, EAREsp 622897/RS, EAREsp 664888/RS, EAREsp 676608/RS e, especialmente, no EREsp 1.413.542/RS (Tema 929 do STJ), cuja ementa firmou a seguinte tese:</w:t>
+      </w:r>
+    </w:p>
+    <w:p/>
+    <w:p>
+      <w:pPr>
+        <w:ind w:left="2268" w:firstLine="0"/>
+        <w:rPr>
+          <w:i/>
+          <w:iCs/>
+          <w:sz w:val="22"/>
+          <w:szCs w:val="22"/>
+        </w:rPr>
+      </w:pPr>
+      <w:r>
+        <w:rPr>
+          <w:i/>
+          <w:iCs/>
+          <w:sz w:val="22"/>
+          <w:szCs w:val="22"/>
+        </w:rPr>
+        <w:t xml:space="preserve">“A repetição em dobro, prevista no parágrafo único do art. 42 do Código de Defesa do Consumidor, é </w:t>
+      </w:r>
+      <w:r>
+        <w:rPr>
+          <w:b/>
+          <w:bCs/>
+          <w:i/>
+          <w:iCs/>
+          <w:sz w:val="22"/>
+          <w:szCs w:val="22"/>
+          <w:u w:val="single"/>
+        </w:rPr>
+        <w:t>cabível quando a cobrança indevida consubstanciar conduta contrária à boa-fé objetiva, ou seja, deve ocorrer independentemente da natureza do elemento volitivo</w:t>
+      </w:r>
+      <w:r>
+        <w:rPr>
+          <w:i/>
+          <w:iCs/>
+          <w:sz w:val="22"/>
+          <w:szCs w:val="22"/>
+        </w:rPr>
+        <w:t>.”</w:t>
+      </w:r>
+    </w:p>
+    <w:p>
+      <w:pPr>
+        <w:ind w:left="2268" w:firstLine="0"/>
+        <w:rPr>
+          <w:sz w:val="22"/>
+          <w:szCs w:val="22"/>
+        </w:rPr>
+      </w:pPr>
+    </w:p>
+    <w:p>
+      <w:r>
+        <w:t>O STJ, inclusive, ao modular os efeitos da decisão nos termos do artigo 927, § 3º, do Código de Processo Civil, esclareceu que tal entendimento aplica-se a cobranças realizadas após a publicação do acórdão, o que abrange o presente caso.</w:t>
+      </w:r>
+    </w:p>
+    <w:p>
+      <w:r>
+        <w:t xml:space="preserve">A doutrina também é clara ao delimitar o conceito </w:t>
+      </w:r>
+      <w:r>
+        <w:t>da</w:t>
+      </w:r>
+      <w:r>
+        <w:t xml:space="preserve"> boa-fé objetiva</w:t>
+      </w:r>
+      <w:r>
+        <w:t xml:space="preserve"> nas relações obrigacionais</w:t>
+      </w:r>
+      <w:r>
+        <w:t xml:space="preserve">. Como leciona </w:t>
+      </w:r>
+      <w:r>
+        <w:rPr>
+          <w:b/>
+          <w:bCs/>
+        </w:rPr>
+        <w:t>Maria Helena Diniz</w:t>
+      </w:r>
+      <w:r>
+        <w:t>:</w:t>
+      </w:r>
+    </w:p>
+    <w:p/>
+    <w:p>
+      <w:pPr>
+        <w:ind w:left="2268" w:firstLine="0"/>
+        <w:rPr>
+          <w:i/>
+          <w:iCs/>
+          <w:sz w:val="22"/>
+          <w:szCs w:val="22"/>
+        </w:rPr>
+      </w:pPr>
+      <w:r>
+        <w:rPr>
+          <w:i/>
+          <w:iCs/>
+          <w:sz w:val="22"/>
+          <w:szCs w:val="22"/>
+        </w:rPr>
+        <w:t>“</w:t>
+      </w:r>
+      <w:r>
+        <w:rPr>
+          <w:i/>
+          <w:iCs/>
+          <w:sz w:val="22"/>
+          <w:szCs w:val="22"/>
+        </w:rPr>
+        <w:t xml:space="preserve">Segundo esse princípio, </w:t>
+      </w:r>
+      <w:r>
+        <w:rPr>
+          <w:b/>
+          <w:bCs/>
+          <w:i/>
+          <w:iCs/>
+          <w:sz w:val="22"/>
+          <w:szCs w:val="22"/>
+          <w:u w:val="single"/>
+        </w:rPr>
+        <w:t>na interpretação do contrato, é preciso ater-se mais a intenção do que o sentido literal da linguagem, e, em prol do interesse social de segurança das relações jurídicas</w:t>
+      </w:r>
+      <w:r>
+        <w:rPr>
+          <w:i/>
+          <w:iCs/>
+          <w:sz w:val="22"/>
+          <w:szCs w:val="22"/>
+        </w:rPr>
+        <w:t xml:space="preserve">, as partes deverão agir com lealdade e confiança recíprocas, auxiliando-se mutuamente na formação e na execução do contrato. Daí está ligado ao </w:t>
+      </w:r>
+      <w:r>
+        <w:rPr>
+          <w:i/>
+          <w:iCs/>
+          <w:sz w:val="22"/>
+          <w:szCs w:val="22"/>
+        </w:rPr>
+        <w:t>princípio</w:t>
+      </w:r>
+      <w:r>
+        <w:rPr>
+          <w:i/>
+          <w:iCs/>
+          <w:sz w:val="22"/>
+          <w:szCs w:val="22"/>
+        </w:rPr>
+        <w:t xml:space="preserve"> da probidade</w:t>
+      </w:r>
+      <w:r>
+        <w:rPr>
+          <w:i/>
+          <w:iCs/>
+          <w:sz w:val="22"/>
+          <w:szCs w:val="22"/>
+        </w:rPr>
+        <w:t>.</w:t>
+      </w:r>
+      <w:r>
+        <w:rPr>
+          <w:i/>
+          <w:iCs/>
+          <w:sz w:val="22"/>
+          <w:szCs w:val="22"/>
+        </w:rPr>
+        <w:t xml:space="preserve"> (DINIZ, Maria Helena. Curso de direito civil brasileiro. Teria das Obrigações Contratuais e Extracontratuais. 24˚ ed. São Paulo: Saraiva, 2008. v.3.).</w:t>
+      </w:r>
+    </w:p>
+    <w:p/>
+    <w:p>
       <w:r>
         <w:lastRenderedPageBreak/>
-        <w:t xml:space="preserve">entendimento de que </w:t>
-      </w:r>
-      <w:r>
-        <w:rPr>
-          <w:b/>
-          <w:bCs/>
+        <w:t xml:space="preserve">Nesse cenário, </w:t>
+      </w:r>
+      <w:r>
+        <w:rPr>
+          <w:b/>
+          <w:bCs/>
+          <w:i/>
+          <w:iCs/>
           <w:u w:val="single"/>
         </w:rPr>
-        <w:t>não é necessário comprovar dolo ou má-fé para que seja reconhecido o direito à devolução dobrada dos valores cobrados indevidamente. Basta a violação à boa-fé objetiva</w:t>
-      </w:r>
-      <w:r>
-        <w:rPr>
+        <w:t>é impossível conceber que a conduta da instituição financeira esteja em consonância com a boa-fé objetiva.</w:t>
+      </w:r>
+      <w:r>
+        <w:rPr>
+          <w:i/>
+          <w:iCs/>
           <w:u w:val="single"/>
         </w:rPr>
+        <w:t xml:space="preserve"> </w:t>
+      </w:r>
+      <w:r>
+        <w:t xml:space="preserve">Ao contrário, trata-se de verdadeira afronta ao dever de lealdade e ao princípio da função social do contrato, especialmente quando se observa que a prática reiterada da cobrança de juros muito acima da média de mercado atinge justamente os consumidores mais frágeis e vulneráveis — pessoas pobres, idosas, aposentadas e hipossuficientes, para quem a contratação de crédito pessoal </w:t>
+      </w:r>
+      <w:r>
+        <w:t>se torna</w:t>
+      </w:r>
+      <w:r>
+        <w:t xml:space="preserve">, muitas vezes, </w:t>
+      </w:r>
+      <w:r>
+        <w:t>recurso para financiar despesas básicas</w:t>
+      </w:r>
+      <w:r>
         <w:t>.</w:t>
       </w:r>
-      <w:r>
-        <w:t xml:space="preserve"> </w:t>
-      </w:r>
-    </w:p>
-    <w:p>
-      <w:r>
-        <w:t xml:space="preserve">É o que restou decidido no julgamento dos </w:t>
-      </w:r>
-      <w:proofErr w:type="spellStart"/>
-      <w:r>
-        <w:t>EAREsp</w:t>
-      </w:r>
-      <w:proofErr w:type="spellEnd"/>
-      <w:r>
-        <w:t xml:space="preserve"> 600663/RS, </w:t>
-      </w:r>
-      <w:proofErr w:type="spellStart"/>
-      <w:r>
-        <w:t>EAREsp</w:t>
-      </w:r>
-      <w:proofErr w:type="spellEnd"/>
-      <w:r>
-        <w:t xml:space="preserve"> 622897/RS, </w:t>
-      </w:r>
-      <w:proofErr w:type="spellStart"/>
-      <w:r>
-        <w:t>EAREsp</w:t>
-      </w:r>
-      <w:proofErr w:type="spellEnd"/>
-      <w:r>
-        <w:t xml:space="preserve"> 664888/RS, </w:t>
-      </w:r>
-      <w:proofErr w:type="spellStart"/>
-      <w:r>
-        <w:t>EAREsp</w:t>
-      </w:r>
-      <w:proofErr w:type="spellEnd"/>
-      <w:r>
-        <w:t xml:space="preserve"> 676608/RS e, especialmente, no </w:t>
-      </w:r>
-      <w:proofErr w:type="spellStart"/>
-      <w:r>
-        <w:t>EREsp</w:t>
-      </w:r>
-      <w:proofErr w:type="spellEnd"/>
-      <w:r>
-        <w:t xml:space="preserve"> 1.413.542/RS (Tema 929 do STJ), cuja ementa firmou a seguinte tese:</w:t>
-      </w:r>
-    </w:p>
-    <w:p/>
-    <w:p>
-      <w:pPr>
-        <w:ind w:left="2268" w:firstLine="0"/>
-        <w:rPr>
-          <w:i/>
-          <w:iCs/>
-          <w:sz w:val="22"/>
-          <w:szCs w:val="22"/>
-        </w:rPr>
-      </w:pPr>
-      <w:r>
-        <w:rPr>
-          <w:i/>
-          <w:iCs/>
-          <w:sz w:val="22"/>
-          <w:szCs w:val="22"/>
-        </w:rPr>
-        <w:t xml:space="preserve">“A repetição em dobro, prevista no parágrafo único do art. 42 do Código de Defesa do Consumidor, é </w:t>
-      </w:r>
-      <w:r>
-        <w:rPr>
-          <w:b/>
-          <w:bCs/>
-          <w:i/>
-          <w:iCs/>
-          <w:sz w:val="22"/>
-          <w:szCs w:val="22"/>
-          <w:u w:val="single"/>
-        </w:rPr>
-        <w:t>cabível quando a cobrança indevida consubstanciar conduta contrária à boa-fé objetiva, ou seja, deve ocorrer independentemente da natureza do elemento volitivo</w:t>
-      </w:r>
-      <w:r>
-        <w:rPr>
-          <w:i/>
-          <w:iCs/>
-          <w:sz w:val="22"/>
-          <w:szCs w:val="22"/>
-        </w:rPr>
-        <w:t>.”</w:t>
-      </w:r>
-    </w:p>
-    <w:p>
-      <w:pPr>
-        <w:ind w:left="2268" w:firstLine="0"/>
-        <w:rPr>
-          <w:sz w:val="22"/>
-          <w:szCs w:val="22"/>
-        </w:rPr>
-      </w:pPr>
-    </w:p>
-    <w:p>
-      <w:r>
-        <w:t>O STJ, inclusive, ao modular os efeitos da decisão nos termos do artigo 927, § 3º, do Código de Processo Civil, esclareceu que tal entendimento aplica-se a cobranças realizadas após a publicação do acórdão, o que abrange o presente caso.</w:t>
-      </w:r>
-    </w:p>
-    <w:p>
-      <w:r>
-        <w:t xml:space="preserve">A doutrina também é clara ao delimitar o conceito </w:t>
-      </w:r>
-      <w:r>
-        <w:t>da</w:t>
-      </w:r>
-      <w:r>
-        <w:t xml:space="preserve"> boa-fé objetiva</w:t>
-      </w:r>
-      <w:r>
-        <w:t xml:space="preserve"> nas relações obrigacionais</w:t>
-      </w:r>
-      <w:r>
-        <w:t xml:space="preserve">. Como leciona </w:t>
-      </w:r>
-      <w:r>
-        <w:rPr>
-          <w:b/>
-          <w:bCs/>
-        </w:rPr>
-        <w:t>Maria Helena Diniz</w:t>
-      </w:r>
-      <w:r>
-        <w:t>:</w:t>
-      </w:r>
-    </w:p>
-    <w:p/>
-    <w:p>
-      <w:pPr>
-        <w:ind w:left="2268" w:firstLine="0"/>
-        <w:rPr>
-          <w:i/>
-          <w:iCs/>
-          <w:sz w:val="22"/>
-          <w:szCs w:val="22"/>
-        </w:rPr>
-      </w:pPr>
-      <w:r>
-        <w:rPr>
-          <w:i/>
-          <w:iCs/>
-          <w:sz w:val="22"/>
-          <w:szCs w:val="22"/>
-        </w:rPr>
-        <w:t>“</w:t>
-      </w:r>
-      <w:r>
-        <w:rPr>
-          <w:i/>
-          <w:iCs/>
-          <w:sz w:val="22"/>
-          <w:szCs w:val="22"/>
-        </w:rPr>
-        <w:t xml:space="preserve">Segundo esse princípio, </w:t>
-      </w:r>
-      <w:r>
-        <w:rPr>
-          <w:b/>
-          <w:bCs/>
-          <w:i/>
-          <w:iCs/>
-          <w:sz w:val="22"/>
-          <w:szCs w:val="22"/>
-          <w:u w:val="single"/>
-        </w:rPr>
-        <w:t xml:space="preserve">na interpretação do contrato, é preciso ater-se mais a intenção do que o sentido literal da linguagem, e, em prol </w:t>
-      </w:r>
-      <w:r>
-        <w:rPr>
-          <w:b/>
-          <w:bCs/>
-          <w:i/>
-          <w:iCs/>
-          <w:sz w:val="22"/>
-          <w:szCs w:val="22"/>
-          <w:u w:val="single"/>
-        </w:rPr>
-        <w:lastRenderedPageBreak/>
-        <w:t>do interesse social de segurança das relações jurídicas</w:t>
-      </w:r>
-      <w:r>
-        <w:rPr>
-          <w:i/>
-          <w:iCs/>
-          <w:sz w:val="22"/>
-          <w:szCs w:val="22"/>
-        </w:rPr>
-        <w:t xml:space="preserve">, as partes deverão agir com lealdade e confiança recíprocas, auxiliando-se mutuamente na formação e na execução do contrato. Daí está ligado ao </w:t>
-      </w:r>
-      <w:r>
-        <w:rPr>
-          <w:i/>
-          <w:iCs/>
-          <w:sz w:val="22"/>
-          <w:szCs w:val="22"/>
-        </w:rPr>
-        <w:t>princípio</w:t>
-      </w:r>
-      <w:r>
-        <w:rPr>
-          <w:i/>
-          <w:iCs/>
-          <w:sz w:val="22"/>
-          <w:szCs w:val="22"/>
-        </w:rPr>
-        <w:t xml:space="preserve"> da probidade</w:t>
-      </w:r>
-      <w:r>
-        <w:rPr>
-          <w:i/>
-          <w:iCs/>
-          <w:sz w:val="22"/>
-          <w:szCs w:val="22"/>
-        </w:rPr>
-        <w:t>.</w:t>
-      </w:r>
-      <w:r>
-        <w:rPr>
-          <w:i/>
-          <w:iCs/>
-          <w:sz w:val="22"/>
-          <w:szCs w:val="22"/>
-        </w:rPr>
-        <w:t xml:space="preserve"> (DINIZ, Maria Helena. Curso de direito civil brasileiro. Teria das Obrigações Contratuais e Extracontratuais. 24˚ ed. São Paulo: Saraiva, 2008. v.3.).</w:t>
-      </w:r>
-    </w:p>
-    <w:p/>
-    <w:p>
-      <w:r>
-        <w:t xml:space="preserve">Nesse cenário, </w:t>
-      </w:r>
-      <w:r>
-        <w:rPr>
-          <w:b/>
-          <w:bCs/>
-          <w:i/>
-          <w:iCs/>
-          <w:u w:val="single"/>
-        </w:rPr>
-        <w:t>é impossível conceber que a conduta da instituição financeira esteja em consonância com a boa-fé objetiva.</w:t>
-      </w:r>
-      <w:r>
-        <w:rPr>
-          <w:i/>
-          <w:iCs/>
-          <w:u w:val="single"/>
-        </w:rPr>
-        <w:t xml:space="preserve"> </w:t>
-      </w:r>
-      <w:r>
-        <w:t xml:space="preserve">Ao contrário, trata-se de verdadeira afronta ao dever de lealdade e ao princípio da função social do contrato, especialmente quando se observa que a prática reiterada da cobrança de juros muito acima da média de mercado atinge justamente os consumidores mais frágeis e vulneráveis — pessoas pobres, idosas, aposentadas e hipossuficientes, para quem a contratação de crédito pessoal </w:t>
-      </w:r>
-      <w:r>
-        <w:t>se torna</w:t>
-      </w:r>
-      <w:r>
-        <w:t xml:space="preserve">, muitas vezes, </w:t>
-      </w:r>
-      <w:r>
-        <w:t>recurso para financiar despesas básicas</w:t>
-      </w:r>
-      <w:r>
-        <w:t>.</w:t>
-      </w:r>
     </w:p>
     <w:p>
       <w:r>
@@ -2818,7 +2618,6 @@
         <w:rPr>
           <w:highlight w:val="yellow"/>
         </w:rPr>
-        <w:lastRenderedPageBreak/>
         <w:t xml:space="preserve">Portanto, pleiteia, a parte autora, a devolução dos valores equivalentes a diferença dos valores que seriam pagos pela parte requerente, subtraídos pelo valor correspondente ao total que pagaria com a adequação das taxas de juros à média de mercado, multiplicado por dois, sendo devidos assim a restituição de </w:t>
       </w:r>
       <w:r>
@@ -2903,99 +2702,95 @@
           <w:iCs/>
           <w:u w:val="single"/>
         </w:rPr>
-        <w:t xml:space="preserve">in </w:t>
-      </w:r>
-      <w:proofErr w:type="spellStart"/>
+        <w:t>in re ipsa</w:t>
+      </w:r>
       <w:r>
         <w:rPr>
           <w:i/>
           <w:iCs/>
           <w:u w:val="single"/>
         </w:rPr>
-        <w:t>re</w:t>
-      </w:r>
-      <w:proofErr w:type="spellEnd"/>
+        <w:t>”</w:t>
+      </w:r>
+      <w:r>
+        <w:t>, ou seja, é presumido, pois decorre da própria gravidade do ato ilícito</w:t>
+      </w:r>
+      <w:r>
+        <w:t xml:space="preserve"> (não sendo necessário má-fé ou prova específica do constrangimento).</w:t>
+      </w:r>
+    </w:p>
+    <w:p>
+      <w:r>
+        <w:rPr>
+          <w:b/>
+          <w:bCs/>
+          <w:i/>
+          <w:iCs/>
+        </w:rPr>
+        <w:t xml:space="preserve">A conduta da instituição financeira ré, ao impor taxas de juros tão exorbitantes sob o </w:t>
+      </w:r>
+      <w:r>
+        <w:rPr>
+          <w:b/>
+          <w:bCs/>
+          <w:i/>
+          <w:iCs/>
+        </w:rPr>
+        <w:t>conveniente</w:t>
+      </w:r>
+      <w:r>
+        <w:rPr>
+          <w:b/>
+          <w:bCs/>
+          <w:i/>
+          <w:iCs/>
+        </w:rPr>
+        <w:t xml:space="preserve"> pretexto</w:t>
+      </w:r>
+      <w:r>
+        <w:rPr>
+          <w:b/>
+          <w:bCs/>
+          <w:i/>
+          <w:iCs/>
+        </w:rPr>
+        <w:t xml:space="preserve"> genérico</w:t>
+      </w:r>
+      <w:r>
+        <w:rPr>
+          <w:b/>
+          <w:bCs/>
+          <w:i/>
+          <w:iCs/>
+        </w:rPr>
+        <w:t xml:space="preserve"> de “negócio de risco” gera um ciclo perverso de superendividamento, no qual o consumidor, incapaz de honrar seus compromissos com base em sua renda mensal, vê-se forçado a contrair novos empréstimos para cobrir dívidas anteriores e custear despesas básicas de sobrevivência.</w:t>
+      </w:r>
+      <w:r>
+        <w:t xml:space="preserve"> </w:t>
+      </w:r>
       <w:r>
         <w:rPr>
           <w:i/>
           <w:iCs/>
           <w:u w:val="single"/>
         </w:rPr>
-        <w:t xml:space="preserve"> </w:t>
-      </w:r>
-      <w:proofErr w:type="spellStart"/>
+        <w:t xml:space="preserve">Essa espiral compromete não apenas sua dignidade, mas também </w:t>
+      </w:r>
       <w:r>
         <w:rPr>
           <w:i/>
           <w:iCs/>
           <w:u w:val="single"/>
         </w:rPr>
-        <w:t>ipsa</w:t>
-      </w:r>
-      <w:proofErr w:type="spellEnd"/>
+        <w:t>seu</w:t>
+      </w:r>
       <w:r>
         <w:rPr>
           <w:i/>
           <w:iCs/>
           <w:u w:val="single"/>
         </w:rPr>
-        <w:t>”</w:t>
-      </w:r>
-      <w:r>
-        <w:t>, ou seja, é presumido, pois decorre da própria gravidade do ato ilícito</w:t>
-      </w:r>
-      <w:r>
-        <w:t xml:space="preserve"> (não sendo necessário má-fé ou prova específica do constrangimento).</w:t>
-      </w:r>
-    </w:p>
-    <w:p>
-      <w:r>
-        <w:rPr>
-          <w:b/>
-          <w:bCs/>
-          <w:i/>
-          <w:iCs/>
-        </w:rPr>
-        <w:t xml:space="preserve">A conduta da instituição financeira ré, ao impor taxas de juros tão exorbitantes sob o </w:t>
-      </w:r>
-      <w:r>
-        <w:rPr>
-          <w:b/>
-          <w:bCs/>
-          <w:i/>
-          <w:iCs/>
-        </w:rPr>
-        <w:t>conveniente</w:t>
-      </w:r>
-      <w:r>
-        <w:rPr>
-          <w:b/>
-          <w:bCs/>
-          <w:i/>
-          <w:iCs/>
-        </w:rPr>
-        <w:t xml:space="preserve"> pretexto</w:t>
-      </w:r>
-      <w:r>
-        <w:rPr>
-          <w:b/>
-          <w:bCs/>
-          <w:i/>
-          <w:iCs/>
-        </w:rPr>
-        <w:t xml:space="preserve"> genérico</w:t>
-      </w:r>
-      <w:r>
-        <w:rPr>
-          <w:b/>
-          <w:bCs/>
-          <w:i/>
-          <w:iCs/>
-        </w:rPr>
-        <w:t xml:space="preserve"> de “negócio de risco” gera um ciclo perverso de superendividamento, no qual o consumidor, incapaz de honrar seus compromissos com base em sua renda mensal, vê-se forçado a contrair novos empréstimos para cobrir dívidas anteriores e custear despesas básicas de sobrevivência.</w:t>
-      </w:r>
-      <w:r>
-        <w:t xml:space="preserve"> </w:t>
+        <w:t xml:space="preserve"> mínimo existencial</w:t>
       </w:r>
       <w:r>
         <w:rPr>
@@ -3003,7 +2798,7 @@
           <w:iCs/>
           <w:u w:val="single"/>
         </w:rPr>
-        <w:t xml:space="preserve">Essa espiral </w:t>
+        <w:t>, além de afetar a sociedade como um todo</w:t>
       </w:r>
       <w:r>
         <w:rPr>
@@ -3011,51 +2806,22 @@
           <w:iCs/>
           <w:u w:val="single"/>
         </w:rPr>
+        <w:t>, razão pela qual a condenação se mostra necessária para coibir a perpetuação de práticas abusivas no mercado financeiro.</w:t>
+      </w:r>
+    </w:p>
+    <w:p>
+      <w:r>
+        <w:t xml:space="preserve">Nessa égide, </w:t>
+      </w:r>
+      <w:r>
+        <w:t>entendemos ser completamente inaplicável</w:t>
+      </w:r>
+      <w:r>
+        <w:t xml:space="preserve"> o entendimento de que a conduta pensada, calculada e </w:t>
+      </w:r>
+      <w:r>
         <w:lastRenderedPageBreak/>
-        <w:t xml:space="preserve">compromete não apenas sua dignidade, mas também </w:t>
-      </w:r>
-      <w:r>
-        <w:rPr>
-          <w:i/>
-          <w:iCs/>
-          <w:u w:val="single"/>
-        </w:rPr>
-        <w:t>seu</w:t>
-      </w:r>
-      <w:r>
-        <w:rPr>
-          <w:i/>
-          <w:iCs/>
-          <w:u w:val="single"/>
-        </w:rPr>
-        <w:t xml:space="preserve"> mínimo existencial</w:t>
-      </w:r>
-      <w:r>
-        <w:rPr>
-          <w:i/>
-          <w:iCs/>
-          <w:u w:val="single"/>
-        </w:rPr>
-        <w:t>, além de afetar a sociedade como um todo</w:t>
-      </w:r>
-      <w:r>
-        <w:rPr>
-          <w:i/>
-          <w:iCs/>
-          <w:u w:val="single"/>
-        </w:rPr>
-        <w:t>, razão pela qual a condenação se mostra necessária para coibir a perpetuação de práticas abusivas no mercado financeiro.</w:t>
-      </w:r>
-    </w:p>
-    <w:p>
-      <w:r>
-        <w:t xml:space="preserve">Nessa égide, </w:t>
-      </w:r>
-      <w:r>
-        <w:t>entendemos ser completamente inaplicável</w:t>
-      </w:r>
-      <w:r>
-        <w:t xml:space="preserve"> o entendimento de que a conduta pensada, calculada e conscientemente aplicada pela ré causou à parte autora “mero aborrecimento do cotidiano”.</w:t>
+        <w:t>conscientemente aplicada pela ré causou à parte autora “mero aborrecimento do cotidiano”.</w:t>
       </w:r>
     </w:p>
     <w:p>
@@ -3116,14 +2882,12 @@
       <w:r>
         <w:t>comprometimento_porcentagem</w:t>
       </w:r>
-      <w:proofErr w:type="gramStart"/>
       <w:r>
         <w:t>}}</w:t>
       </w:r>
       <w:r>
         <w:t>%</w:t>
       </w:r>
-      <w:proofErr w:type="gramEnd"/>
       <w:r>
         <w:t xml:space="preserve"> </w:t>
       </w:r>
@@ -3142,11 +2906,9 @@
       <w:r>
         <w:t>{{</w:t>
       </w:r>
-      <w:proofErr w:type="spellStart"/>
       <w:r>
         <w:t>renda_mensal</w:t>
       </w:r>
-      <w:proofErr w:type="spellEnd"/>
       <w:r>
         <w:t>}}</w:t>
       </w:r>
@@ -3188,21 +2950,7 @@
         <w:rPr>
           <w:bCs/>
         </w:rPr>
-        <w:t>{{</w:t>
-      </w:r>
-      <w:proofErr w:type="spellStart"/>
-      <w:r>
-        <w:rPr>
-          <w:bCs/>
-        </w:rPr>
-        <w:t>valor_liquido</w:t>
-      </w:r>
-      <w:proofErr w:type="spellEnd"/>
-      <w:r>
-        <w:rPr>
-          <w:bCs/>
-        </w:rPr>
-        <w:t>}}</w:t>
+        <w:t>{{valor_liquido}}</w:t>
       </w:r>
       <w:r>
         <w:rPr>
@@ -3214,21 +2962,7 @@
         <w:rPr>
           <w:bCs/>
         </w:rPr>
-        <w:t>{{</w:t>
-      </w:r>
-      <w:proofErr w:type="spellStart"/>
-      <w:r>
-        <w:rPr>
-          <w:bCs/>
-        </w:rPr>
-        <w:t>diario</w:t>
-      </w:r>
-      <w:proofErr w:type="spellEnd"/>
-      <w:r>
-        <w:rPr>
-          <w:bCs/>
-        </w:rPr>
-        <w:t>}}</w:t>
+        <w:t>{{diario}}</w:t>
       </w:r>
       <w:r>
         <w:rPr>
@@ -3250,7 +2984,7 @@
       </w:r>
     </w:p>
     <w:p>
-      <w:bookmarkStart w:id="6" w:name="_Hlk203654424"/>
+      <w:bookmarkStart w:id="5" w:name="_Hlk203654424"/>
       <w:r>
         <w:t xml:space="preserve">Nessa esteira, </w:t>
       </w:r>
@@ -3272,100 +3006,84 @@
         <w:rPr>
           <w:u w:val="single"/>
         </w:rPr>
-        <w:t xml:space="preserve">Ainda, eventual alegação de que foi firmado o instrumento contratual espontaneamente pela parte autora não é suficiente para </w:t>
-      </w:r>
-      <w:r>
-        <w:rPr>
+        <w:t>Ainda, eventual alegação de que foi firmado o instrumento contratual espontaneamente pela parte autora não é suficiente para elidir a responsabilidade pelos danos morais, uma vez que, conforme já abordado, tal contrato foi contrário ao princípio da boa-fé objetiva.</w:t>
+      </w:r>
+    </w:p>
+    <w:p>
+      <w:r>
+        <w:t xml:space="preserve">Além dos argumentos lançados supra, é patente a necessidade de imposição de condenação por danos morais também com </w:t>
+      </w:r>
+      <w:r>
+        <w:rPr>
+          <w:b/>
+          <w:bCs/>
+          <w:i/>
+          <w:iCs/>
           <w:u w:val="single"/>
         </w:rPr>
+        <w:t>caráter pedagógico</w:t>
+      </w:r>
+      <w:r>
+        <w:rPr>
+          <w:b/>
+          <w:bCs/>
+          <w:u w:val="single"/>
+        </w:rPr>
+        <w:t>, a fim de que</w:t>
+      </w:r>
+      <w:r>
+        <w:rPr>
+          <w:b/>
+          <w:bCs/>
+          <w:u w:val="single"/>
+        </w:rPr>
+        <w:t xml:space="preserve"> as</w:t>
+      </w:r>
+      <w:r>
+        <w:rPr>
+          <w:b/>
+          <w:bCs/>
+          <w:u w:val="single"/>
+        </w:rPr>
+        <w:t xml:space="preserve"> instituições financeiras cessem a prática reiterada de impor juros exorbitantes a consumidores </w:t>
+      </w:r>
+      <w:r>
+        <w:rPr>
+          <w:b/>
+          <w:bCs/>
+          <w:u w:val="single"/>
+        </w:rPr>
+        <w:t>hipervulneráveis (abusividade)</w:t>
+      </w:r>
+      <w:r>
+        <w:rPr>
+          <w:b/>
+          <w:bCs/>
+          <w:u w:val="single"/>
+        </w:rPr>
+        <w:t>.</w:t>
+      </w:r>
+      <w:r>
+        <w:t xml:space="preserve"> </w:t>
+      </w:r>
+    </w:p>
+    <w:p>
+      <w:pPr>
+        <w:rPr>
+          <w:b/>
+          <w:bCs/>
+          <w:i/>
+          <w:iCs/>
+        </w:rPr>
+      </w:pPr>
+      <w:r>
+        <w:rPr>
+          <w:b/>
+          <w:bCs/>
+          <w:i/>
+          <w:iCs/>
+        </w:rPr>
         <w:lastRenderedPageBreak/>
-        <w:t>elidir a responsabilidade pelos danos morais, uma vez que, conforme já abordado, tal contrato foi contrário ao princípio da boa-fé objetiva.</w:t>
-      </w:r>
-    </w:p>
-    <w:p>
-      <w:r>
-        <w:t xml:space="preserve">Além dos argumentos lançados supra, é patente a necessidade de imposição de condenação por danos morais também com </w:t>
-      </w:r>
-      <w:r>
-        <w:rPr>
-          <w:b/>
-          <w:bCs/>
-          <w:i/>
-          <w:iCs/>
-          <w:u w:val="single"/>
-        </w:rPr>
-        <w:t>caráter pedagógico</w:t>
-      </w:r>
-      <w:r>
-        <w:rPr>
-          <w:b/>
-          <w:bCs/>
-          <w:u w:val="single"/>
-        </w:rPr>
-        <w:t>, a fim de que</w:t>
-      </w:r>
-      <w:r>
-        <w:rPr>
-          <w:b/>
-          <w:bCs/>
-          <w:u w:val="single"/>
-        </w:rPr>
-        <w:t xml:space="preserve"> as</w:t>
-      </w:r>
-      <w:r>
-        <w:rPr>
-          <w:b/>
-          <w:bCs/>
-          <w:u w:val="single"/>
-        </w:rPr>
-        <w:t xml:space="preserve"> instituições financeiras cessem a prática reiterada de impor juros exorbitantes a consumidores </w:t>
-      </w:r>
-      <w:proofErr w:type="spellStart"/>
-      <w:r>
-        <w:rPr>
-          <w:b/>
-          <w:bCs/>
-          <w:u w:val="single"/>
-        </w:rPr>
-        <w:t>hipervulneráveis</w:t>
-      </w:r>
-      <w:proofErr w:type="spellEnd"/>
-      <w:r>
-        <w:rPr>
-          <w:b/>
-          <w:bCs/>
-          <w:u w:val="single"/>
-        </w:rPr>
-        <w:t xml:space="preserve"> (abusividade)</w:t>
-      </w:r>
-      <w:r>
-        <w:rPr>
-          <w:b/>
-          <w:bCs/>
-          <w:u w:val="single"/>
-        </w:rPr>
-        <w:t>.</w:t>
-      </w:r>
-      <w:r>
-        <w:t xml:space="preserve"> </w:t>
-      </w:r>
-    </w:p>
-    <w:p>
-      <w:pPr>
-        <w:rPr>
-          <w:b/>
-          <w:bCs/>
-          <w:i/>
-          <w:iCs/>
-        </w:rPr>
-      </w:pPr>
-      <w:r>
-        <w:rPr>
-          <w:b/>
-          <w:bCs/>
-          <w:i/>
-          <w:iCs/>
-        </w:rPr>
         <w:t>Acontece que, conforme citado, a conduta em comento, infelizmente, não constitui um caso isolado, mas sim parte de uma política deliberada de concessão de crédito sem qualquer avaliação real da capacidade de pagamento do consumidor. Tal prática colabora diretamente para a formação e manutenção de um ciclo perverso de superendividamento, que aprisiona o indivíduo em sucessivos contratos abusivos, retirando-lhe a autonomia financeira e violando sua dignidade humana.</w:t>
       </w:r>
     </w:p>
@@ -3383,7 +3101,6 @@
         <w:rPr>
           <w:noProof/>
         </w:rPr>
-        <w:lastRenderedPageBreak/>
         <w:drawing>
           <wp:inline distT="0" distB="0" distL="0" distR="0" wp14:anchorId="3584C511" wp14:editId="4A2DAF1D">
             <wp:extent cx="5429250" cy="2411369"/>
@@ -3450,7 +3167,14 @@
         <w:rPr>
           <w:u w:val="single"/>
         </w:rPr>
-        <w:t xml:space="preserve"> excessivos e desproporcionais a consumidores que já se encontram em situação de vulnerabilidade econômica, a instituição financeira não apenas compromete a renda presente do contratante, mas também deteriora sua possibilidade futura de reorganização financeira, perpetuando a pobreza e dificultando qualquer perspectiva de ascensão social. Trata-se, portanto, de conduta que ofende o princípio da dignidade da pessoa humana.</w:t>
+        <w:t xml:space="preserve"> excessivos e desproporcionais a consumidores que já se encontram em situação de vulnerabilidade econômica, a instituição financeira não apenas compromete a renda presente do </w:t>
+      </w:r>
+      <w:r>
+        <w:rPr>
+          <w:u w:val="single"/>
+        </w:rPr>
+        <w:lastRenderedPageBreak/>
+        <w:t>contratante, mas também deteriora sua possibilidade futura de reorganização financeira, perpetuando a pobreza e dificultando qualquer perspectiva de ascensão social. Trata-se, portanto, de conduta que ofende o princípio da dignidade da pessoa humana.</w:t>
       </w:r>
     </w:p>
     <w:p>
@@ -3481,340 +3205,331 @@
           <w:iCs/>
           <w:u w:val="single"/>
         </w:rPr>
-        <w:t xml:space="preserve">mas transforma o contrato em um verdadeiro instrumento de </w:t>
-      </w:r>
-      <w:r>
-        <w:rPr>
-          <w:i/>
-          <w:iCs/>
+        <w:t>mas transforma o contrato em um verdadeiro instrumento de opressão econômica, incompatível com o sistema de proteção ao consumidor vigente no país.</w:t>
+      </w:r>
+    </w:p>
+    <w:p>
+      <w:r>
+        <w:t xml:space="preserve">Pede-se a licença </w:t>
+      </w:r>
+      <w:r>
+        <w:t>para</w:t>
+      </w:r>
+      <w:r>
+        <w:t xml:space="preserve"> trazer transcrição de trecho do Acórdão da </w:t>
+      </w:r>
+      <w:r>
+        <w:t>Apelação Cível nº 1093153-30.2024.8.26.0002</w:t>
+      </w:r>
+      <w:r>
+        <w:t xml:space="preserve">, que tramitou perante a </w:t>
+      </w:r>
+      <w:r>
+        <w:t>15ª Câmara de Direito Privado</w:t>
+      </w:r>
+      <w:r>
+        <w:t xml:space="preserve"> da Comarca de São Paulo</w:t>
+      </w:r>
+      <w:r>
+        <w:t xml:space="preserve"> e descreveu de maneira precisa a conjuntura ora debatida</w:t>
+      </w:r>
+      <w:r>
+        <w:t>:</w:t>
+      </w:r>
+    </w:p>
+    <w:p/>
+    <w:p>
+      <w:pPr>
+        <w:ind w:left="2268" w:firstLine="0"/>
+        <w:rPr>
+          <w:i/>
+          <w:iCs/>
+          <w:sz w:val="22"/>
+          <w:szCs w:val="22"/>
+        </w:rPr>
+      </w:pPr>
+      <w:r>
+        <w:rPr>
+          <w:i/>
+          <w:iCs/>
+          <w:sz w:val="22"/>
+          <w:szCs w:val="22"/>
+        </w:rPr>
+        <w:t>“</w:t>
+      </w:r>
+      <w:r>
+        <w:rPr>
+          <w:i/>
+          <w:iCs/>
+          <w:sz w:val="22"/>
+          <w:szCs w:val="22"/>
+        </w:rPr>
+        <w:t>Mesmo consideradas todas as circunstâncias pessoais da</w:t>
+      </w:r>
+      <w:r>
+        <w:rPr>
+          <w:i/>
+          <w:iCs/>
+          <w:sz w:val="22"/>
+          <w:szCs w:val="22"/>
+        </w:rPr>
+        <w:t xml:space="preserve"> </w:t>
+      </w:r>
+      <w:r>
+        <w:rPr>
+          <w:i/>
+          <w:iCs/>
+          <w:sz w:val="22"/>
+          <w:szCs w:val="22"/>
+        </w:rPr>
+        <w:t xml:space="preserve">devedora, </w:t>
+      </w:r>
+      <w:r>
+        <w:rPr>
+          <w:i/>
+          <w:iCs/>
+          <w:sz w:val="22"/>
+          <w:szCs w:val="22"/>
           <w:u w:val="single"/>
         </w:rPr>
+        <w:t>a estipulação de juros superior a vinte e uma vezes a taxa média de mercado, por</w:t>
+      </w:r>
+      <w:r>
+        <w:rPr>
+          <w:i/>
+          <w:iCs/>
+          <w:sz w:val="22"/>
+          <w:szCs w:val="22"/>
+          <w:u w:val="single"/>
+        </w:rPr>
+        <w:t xml:space="preserve"> </w:t>
+      </w:r>
+      <w:r>
+        <w:rPr>
+          <w:i/>
+          <w:iCs/>
+          <w:sz w:val="22"/>
+          <w:szCs w:val="22"/>
+          <w:u w:val="single"/>
+        </w:rPr>
+        <w:t>si só, constitui abuso.</w:t>
+      </w:r>
+      <w:r>
+        <w:rPr>
+          <w:i/>
+          <w:iCs/>
+          <w:sz w:val="22"/>
+          <w:szCs w:val="22"/>
+        </w:rPr>
+        <w:t xml:space="preserve"> </w:t>
+      </w:r>
+      <w:r>
+        <w:rPr>
+          <w:b/>
+          <w:bCs/>
+          <w:i/>
+          <w:iCs/>
+          <w:sz w:val="22"/>
+          <w:szCs w:val="22"/>
+          <w:u w:val="single"/>
+        </w:rPr>
+        <w:t>Em verdade, a instituição apelante está a confessar a</w:t>
+      </w:r>
+      <w:r>
+        <w:rPr>
+          <w:b/>
+          <w:bCs/>
+          <w:i/>
+          <w:iCs/>
+          <w:sz w:val="22"/>
+          <w:szCs w:val="22"/>
+          <w:u w:val="single"/>
+        </w:rPr>
+        <w:t xml:space="preserve"> </w:t>
+      </w:r>
+      <w:r>
+        <w:rPr>
+          <w:b/>
+          <w:bCs/>
+          <w:i/>
+          <w:iCs/>
+          <w:sz w:val="22"/>
+          <w:szCs w:val="22"/>
+          <w:u w:val="single"/>
+        </w:rPr>
+        <w:t>contratação inquinada pelo vício da lesão, pois se alega que realiza empréstimos para quem</w:t>
+      </w:r>
+      <w:r>
+        <w:rPr>
+          <w:b/>
+          <w:bCs/>
+          <w:i/>
+          <w:iCs/>
+          <w:sz w:val="22"/>
+          <w:szCs w:val="22"/>
+          <w:u w:val="single"/>
+        </w:rPr>
+        <w:t xml:space="preserve"> </w:t>
+      </w:r>
+      <w:r>
+        <w:rPr>
+          <w:b/>
+          <w:bCs/>
+          <w:i/>
+          <w:iCs/>
+          <w:sz w:val="22"/>
+          <w:szCs w:val="22"/>
+          <w:u w:val="single"/>
+        </w:rPr>
+        <w:t>tem dificuldade de obter crédito na praça, para justificar a aplicação de juros</w:t>
+      </w:r>
+      <w:r>
+        <w:rPr>
+          <w:b/>
+          <w:bCs/>
+          <w:i/>
+          <w:iCs/>
+          <w:sz w:val="22"/>
+          <w:szCs w:val="22"/>
+          <w:u w:val="single"/>
+        </w:rPr>
+        <w:t xml:space="preserve"> </w:t>
+      </w:r>
+      <w:r>
+        <w:rPr>
+          <w:b/>
+          <w:bCs/>
+          <w:i/>
+          <w:iCs/>
+          <w:sz w:val="22"/>
+          <w:szCs w:val="22"/>
+          <w:u w:val="single"/>
+        </w:rPr>
         <w:lastRenderedPageBreak/>
-        <w:t>opressão econômica, incompatível com o sistema de proteção ao consumidor vigente no país.</w:t>
-      </w:r>
-    </w:p>
-    <w:p>
-      <w:r>
-        <w:t xml:space="preserve">Pede-se a licença </w:t>
-      </w:r>
-      <w:r>
-        <w:t>para</w:t>
-      </w:r>
-      <w:r>
-        <w:t xml:space="preserve"> trazer transcrição de trecho do Acórdão da </w:t>
-      </w:r>
-      <w:r>
-        <w:t>Apelação Cível nº 1093153-30.2024.8.26.0002</w:t>
-      </w:r>
-      <w:r>
-        <w:t xml:space="preserve">, que tramitou perante a </w:t>
-      </w:r>
-      <w:r>
-        <w:t>15ª Câmara de Direito Privado</w:t>
-      </w:r>
-      <w:r>
-        <w:t xml:space="preserve"> da Comarca de São Paulo</w:t>
-      </w:r>
-      <w:r>
-        <w:t xml:space="preserve"> e descreveu de maneira precisa a conjuntura ora debatida</w:t>
-      </w:r>
-      <w:r>
-        <w:t>:</w:t>
+        <w:t>desarrazoadamente mais altos, admite que se aproveita da vulnerabilidade daquele cliente,</w:t>
+      </w:r>
+      <w:r>
+        <w:rPr>
+          <w:b/>
+          <w:bCs/>
+          <w:i/>
+          <w:iCs/>
+          <w:sz w:val="22"/>
+          <w:szCs w:val="22"/>
+          <w:u w:val="single"/>
+        </w:rPr>
+        <w:t xml:space="preserve"> </w:t>
+      </w:r>
+      <w:r>
+        <w:rPr>
+          <w:b/>
+          <w:bCs/>
+          <w:i/>
+          <w:iCs/>
+          <w:sz w:val="22"/>
+          <w:szCs w:val="22"/>
+          <w:u w:val="single"/>
+        </w:rPr>
+        <w:t>que não encontrará quem lhe conceda crédito. Por fim, não se pode olvidar da necessidade da boa-fé</w:t>
+      </w:r>
+      <w:r>
+        <w:rPr>
+          <w:b/>
+          <w:bCs/>
+          <w:i/>
+          <w:iCs/>
+          <w:sz w:val="22"/>
+          <w:szCs w:val="22"/>
+          <w:u w:val="single"/>
+        </w:rPr>
+        <w:t xml:space="preserve"> </w:t>
+      </w:r>
+      <w:r>
+        <w:rPr>
+          <w:b/>
+          <w:bCs/>
+          <w:i/>
+          <w:iCs/>
+          <w:sz w:val="22"/>
+          <w:szCs w:val="22"/>
+          <w:u w:val="single"/>
+        </w:rPr>
+        <w:t>objetiva que deve nortear a oferta de crédito responsável, o que é de grande relevância para</w:t>
+      </w:r>
+      <w:r>
+        <w:rPr>
+          <w:b/>
+          <w:bCs/>
+          <w:i/>
+          <w:iCs/>
+          <w:sz w:val="22"/>
+          <w:szCs w:val="22"/>
+          <w:u w:val="single"/>
+        </w:rPr>
+        <w:t xml:space="preserve"> </w:t>
+      </w:r>
+      <w:r>
+        <w:rPr>
+          <w:b/>
+          <w:bCs/>
+          <w:i/>
+          <w:iCs/>
+          <w:sz w:val="22"/>
+          <w:szCs w:val="22"/>
+          <w:u w:val="single"/>
+        </w:rPr>
+        <w:t>prevenir o superendividamento dos tomadores de empréstimos</w:t>
+      </w:r>
+      <w:r>
+        <w:rPr>
+          <w:b/>
+          <w:bCs/>
+          <w:i/>
+          <w:iCs/>
+          <w:sz w:val="22"/>
+          <w:szCs w:val="22"/>
+          <w:u w:val="single"/>
+        </w:rPr>
+        <w:t>.</w:t>
+      </w:r>
+      <w:r>
+        <w:rPr>
+          <w:i/>
+          <w:iCs/>
+          <w:sz w:val="22"/>
+          <w:szCs w:val="22"/>
+        </w:rPr>
+        <w:t>”</w:t>
+      </w:r>
+      <w:r>
+        <w:rPr>
+          <w:b/>
+          <w:bCs/>
+          <w:i/>
+          <w:iCs/>
+          <w:sz w:val="22"/>
+          <w:szCs w:val="22"/>
+        </w:rPr>
+        <w:t xml:space="preserve"> </w:t>
+      </w:r>
+      <w:r>
+        <w:rPr>
+          <w:i/>
+          <w:iCs/>
+          <w:sz w:val="22"/>
+          <w:szCs w:val="22"/>
+        </w:rPr>
+        <w:t>(grifo nosso).</w:t>
       </w:r>
     </w:p>
     <w:p/>
     <w:p>
-      <w:pPr>
-        <w:ind w:left="2268" w:firstLine="0"/>
-        <w:rPr>
-          <w:i/>
-          <w:iCs/>
-          <w:sz w:val="22"/>
-          <w:szCs w:val="22"/>
-        </w:rPr>
-      </w:pPr>
-      <w:r>
-        <w:rPr>
-          <w:i/>
-          <w:iCs/>
-          <w:sz w:val="22"/>
-          <w:szCs w:val="22"/>
-        </w:rPr>
-        <w:t>“</w:t>
-      </w:r>
-      <w:r>
-        <w:rPr>
-          <w:i/>
-          <w:iCs/>
-          <w:sz w:val="22"/>
-          <w:szCs w:val="22"/>
-        </w:rPr>
-        <w:t>Mesmo consideradas todas as circunstâncias pessoais da</w:t>
-      </w:r>
-      <w:r>
-        <w:rPr>
-          <w:i/>
-          <w:iCs/>
-          <w:sz w:val="22"/>
-          <w:szCs w:val="22"/>
-        </w:rPr>
-        <w:t xml:space="preserve"> </w:t>
-      </w:r>
-      <w:r>
-        <w:rPr>
-          <w:i/>
-          <w:iCs/>
-          <w:sz w:val="22"/>
-          <w:szCs w:val="22"/>
-        </w:rPr>
-        <w:t xml:space="preserve">devedora, </w:t>
-      </w:r>
-      <w:r>
-        <w:rPr>
-          <w:i/>
-          <w:iCs/>
-          <w:sz w:val="22"/>
-          <w:szCs w:val="22"/>
-          <w:u w:val="single"/>
-        </w:rPr>
-        <w:t>a estipulação de juros superior a vinte e uma vezes a taxa média de mercado, por</w:t>
-      </w:r>
-      <w:r>
-        <w:rPr>
-          <w:i/>
-          <w:iCs/>
-          <w:sz w:val="22"/>
-          <w:szCs w:val="22"/>
-          <w:u w:val="single"/>
-        </w:rPr>
-        <w:t xml:space="preserve"> </w:t>
-      </w:r>
-      <w:r>
-        <w:rPr>
-          <w:i/>
-          <w:iCs/>
-          <w:sz w:val="22"/>
-          <w:szCs w:val="22"/>
-          <w:u w:val="single"/>
-        </w:rPr>
-        <w:t>si só, constitui abuso.</w:t>
-      </w:r>
-      <w:r>
-        <w:rPr>
-          <w:i/>
-          <w:iCs/>
-          <w:sz w:val="22"/>
-          <w:szCs w:val="22"/>
-        </w:rPr>
-        <w:t xml:space="preserve"> </w:t>
-      </w:r>
-      <w:r>
-        <w:rPr>
-          <w:b/>
-          <w:bCs/>
-          <w:i/>
-          <w:iCs/>
-          <w:sz w:val="22"/>
-          <w:szCs w:val="22"/>
-          <w:u w:val="single"/>
-        </w:rPr>
-        <w:t>Em verdade, a instituição apelante está a confessar a</w:t>
-      </w:r>
-      <w:r>
-        <w:rPr>
-          <w:b/>
-          <w:bCs/>
-          <w:i/>
-          <w:iCs/>
-          <w:sz w:val="22"/>
-          <w:szCs w:val="22"/>
-          <w:u w:val="single"/>
-        </w:rPr>
-        <w:t xml:space="preserve"> </w:t>
-      </w:r>
-      <w:r>
-        <w:rPr>
-          <w:b/>
-          <w:bCs/>
-          <w:i/>
-          <w:iCs/>
-          <w:sz w:val="22"/>
-          <w:szCs w:val="22"/>
-          <w:u w:val="single"/>
-        </w:rPr>
-        <w:t>contratação inquinada pelo vício da lesão, pois se alega que realiza empréstimos para quem</w:t>
-      </w:r>
-      <w:r>
-        <w:rPr>
-          <w:b/>
-          <w:bCs/>
-          <w:i/>
-          <w:iCs/>
-          <w:sz w:val="22"/>
-          <w:szCs w:val="22"/>
-          <w:u w:val="single"/>
-        </w:rPr>
-        <w:t xml:space="preserve"> </w:t>
-      </w:r>
-      <w:r>
-        <w:rPr>
-          <w:b/>
-          <w:bCs/>
-          <w:i/>
-          <w:iCs/>
-          <w:sz w:val="22"/>
-          <w:szCs w:val="22"/>
-          <w:u w:val="single"/>
-        </w:rPr>
-        <w:t>tem dificuldade de obter crédito na praça, para justificar a aplicação de juros</w:t>
-      </w:r>
-      <w:r>
-        <w:rPr>
-          <w:b/>
-          <w:bCs/>
-          <w:i/>
-          <w:iCs/>
-          <w:sz w:val="22"/>
-          <w:szCs w:val="22"/>
-          <w:u w:val="single"/>
-        </w:rPr>
-        <w:t xml:space="preserve"> </w:t>
-      </w:r>
-      <w:r>
-        <w:rPr>
-          <w:b/>
-          <w:bCs/>
-          <w:i/>
-          <w:iCs/>
-          <w:sz w:val="22"/>
-          <w:szCs w:val="22"/>
-          <w:u w:val="single"/>
-        </w:rPr>
-        <w:t>desarrazoadamente mais altos, admite que se aproveita da vulnerabilidade daquele cliente,</w:t>
-      </w:r>
-      <w:r>
-        <w:rPr>
-          <w:b/>
-          <w:bCs/>
-          <w:i/>
-          <w:iCs/>
-          <w:sz w:val="22"/>
-          <w:szCs w:val="22"/>
-          <w:u w:val="single"/>
-        </w:rPr>
-        <w:t xml:space="preserve"> </w:t>
-      </w:r>
-      <w:r>
-        <w:rPr>
-          <w:b/>
-          <w:bCs/>
-          <w:i/>
-          <w:iCs/>
-          <w:sz w:val="22"/>
-          <w:szCs w:val="22"/>
-          <w:u w:val="single"/>
-        </w:rPr>
-        <w:t>que não encontrará quem lhe conceda crédito. Por fim, não se pode olvidar da necessidade da boa-fé</w:t>
-      </w:r>
-      <w:r>
-        <w:rPr>
-          <w:b/>
-          <w:bCs/>
-          <w:i/>
-          <w:iCs/>
-          <w:sz w:val="22"/>
-          <w:szCs w:val="22"/>
-          <w:u w:val="single"/>
-        </w:rPr>
-        <w:t xml:space="preserve"> </w:t>
-      </w:r>
-      <w:r>
-        <w:rPr>
-          <w:b/>
-          <w:bCs/>
-          <w:i/>
-          <w:iCs/>
-          <w:sz w:val="22"/>
-          <w:szCs w:val="22"/>
-          <w:u w:val="single"/>
-        </w:rPr>
-        <w:t>objetiva que deve nortear a oferta de crédito responsável, o que é de grande relevância para</w:t>
-      </w:r>
-      <w:r>
-        <w:rPr>
-          <w:b/>
-          <w:bCs/>
-          <w:i/>
-          <w:iCs/>
-          <w:sz w:val="22"/>
-          <w:szCs w:val="22"/>
-          <w:u w:val="single"/>
-        </w:rPr>
-        <w:t xml:space="preserve"> </w:t>
-      </w:r>
-      <w:r>
-        <w:rPr>
-          <w:b/>
-          <w:bCs/>
-          <w:i/>
-          <w:iCs/>
-          <w:sz w:val="22"/>
-          <w:szCs w:val="22"/>
-          <w:u w:val="single"/>
-        </w:rPr>
-        <w:t>prevenir o superendividamento dos tomadores de empréstimos</w:t>
-      </w:r>
-      <w:r>
-        <w:rPr>
-          <w:b/>
-          <w:bCs/>
-          <w:i/>
-          <w:iCs/>
-          <w:sz w:val="22"/>
-          <w:szCs w:val="22"/>
-          <w:u w:val="single"/>
-        </w:rPr>
-        <w:t>.</w:t>
-      </w:r>
-      <w:r>
-        <w:rPr>
-          <w:i/>
-          <w:iCs/>
-          <w:sz w:val="22"/>
-          <w:szCs w:val="22"/>
-        </w:rPr>
-        <w:t>”</w:t>
-      </w:r>
-      <w:r>
-        <w:rPr>
-          <w:b/>
-          <w:bCs/>
-          <w:i/>
-          <w:iCs/>
-          <w:sz w:val="22"/>
-          <w:szCs w:val="22"/>
-        </w:rPr>
-        <w:t xml:space="preserve"> </w:t>
-      </w:r>
-      <w:r>
-        <w:rPr>
-          <w:i/>
-          <w:iCs/>
-          <w:sz w:val="22"/>
-          <w:szCs w:val="22"/>
-        </w:rPr>
-        <w:t>(grifo nosso).</w:t>
-      </w:r>
-    </w:p>
-    <w:p/>
-    <w:p>
       <w:r>
         <w:t xml:space="preserve">Diante do exposto, é imprescindível que este juízo reconheça o dano moral sofrido pela parte requerente e condene a instituição financeira requerida ao pagamento de indenização a título de danos morais. </w:t>
       </w:r>
     </w:p>
     <w:p>
       <w:r>
-        <w:lastRenderedPageBreak/>
         <w:t>O valor da indenização deve ser fixado de forma a compensar o sofrimento causado à parte requerente e, simultaneamente, desestimular a prática de condutas abusivas por parte das instituições financeiras.</w:t>
       </w:r>
     </w:p>
@@ -3839,7 +3554,7 @@
       <w:r>
         <w:t>Tal medida visa não apenas reparar o dano sofrido, mas também promover a justiça e o equilíbrio nas relações de consumo, desestimulando a perpetuação de práticas lesivas aos consumidores.</w:t>
       </w:r>
-      <w:bookmarkEnd w:id="6"/>
+      <w:bookmarkEnd w:id="5"/>
     </w:p>
     <w:p/>
     <w:p>
@@ -3851,6 +3566,7 @@
         </w:numPr>
       </w:pPr>
       <w:r>
+        <w:lastRenderedPageBreak/>
         <w:t>INVERSÃO DO ÔNUS PROBATÓRIO</w:t>
       </w:r>
     </w:p>
@@ -3868,40 +3584,43 @@
     </w:p>
     <w:p>
       <w:r>
+        <w:t xml:space="preserve">No presente caso, a parte requerente, como consumidor, encontra-se em posição de hipossuficiência em relação à instituição financeira requerida. </w:t>
+      </w:r>
+      <w:r>
+        <w:t>A desigualdade técnica, informacional e econômica entre as partes é manifesta</w:t>
+      </w:r>
+      <w:r>
+        <w:t>,</w:t>
+      </w:r>
+      <w:r>
+        <w:t xml:space="preserve"> justifica</w:t>
+      </w:r>
+      <w:r>
+        <w:t>ndo</w:t>
+      </w:r>
+      <w:r>
+        <w:t xml:space="preserve"> a aplicação da inversão do ônus probatório, garantindo ao consumidor uma maior proteção e facilitando a comprovação dos fatos alegados.</w:t>
+      </w:r>
+    </w:p>
+    <w:p>
+      <w:r>
+        <w:t>Ainda, cumpre enfatizar que, conforme dispõe o artigo 373, inciso II</w:t>
+      </w:r>
+      <w:r>
+        <w:t xml:space="preserve"> e §1°</w:t>
+      </w:r>
+      <w:r>
+        <w:t>, do Código de Processo Civil, incumbe à parte requerida o ônus de demonstrar a legalidade da taxa de juro</w:t>
+      </w:r>
+      <w:r>
+        <w:t>s</w:t>
+      </w:r>
+      <w:r>
+        <w:t xml:space="preserve"> aplicada, especialmente diante da alegação de abusividade. Para tanto, deveria a instituição financeira apresentar documentos que comprovassem os custos administrativos da operação, a margem de lucro praticada, os índices de inadimplemento do seu portfólio de clientes, entre outros elementos que pudessem justificar a elevação da taxa de juros contratada e, assim, afastar a </w:t>
+      </w:r>
+      <w:r>
         <w:lastRenderedPageBreak/>
-        <w:t xml:space="preserve">No presente caso, a parte requerente, como consumidor, encontra-se em posição de hipossuficiência em relação à instituição financeira requerida. </w:t>
-      </w:r>
-      <w:r>
-        <w:t>A desigualdade técnica, informacional e econômica entre as partes é manifesta</w:t>
-      </w:r>
-      <w:r>
-        <w:t>,</w:t>
-      </w:r>
-      <w:r>
-        <w:t xml:space="preserve"> justifica</w:t>
-      </w:r>
-      <w:r>
-        <w:t>ndo</w:t>
-      </w:r>
-      <w:r>
-        <w:t xml:space="preserve"> a aplicação da inversão do ônus probatório, garantindo ao consumidor uma maior proteção e facilitando a comprovação dos fatos alegados.</w:t>
-      </w:r>
-    </w:p>
-    <w:p>
-      <w:r>
-        <w:t>Ainda, cumpre enfatizar que, conforme dispõe o artigo 373, inciso II</w:t>
-      </w:r>
-      <w:r>
-        <w:t xml:space="preserve"> e §1°</w:t>
-      </w:r>
-      <w:r>
-        <w:t>, do Código de Processo Civil, incumbe à parte requerida o ônus de demonstrar a legalidade da taxa de juro</w:t>
-      </w:r>
-      <w:r>
-        <w:t>s</w:t>
-      </w:r>
-      <w:r>
-        <w:t xml:space="preserve"> aplicada, especialmente diante da alegação de abusividade. Para tanto, deveria a instituição financeira apresentar documentos que comprovassem os custos administrativos da operação, a margem de lucro praticada, os índices de inadimplemento do seu portfólio de clientes, entre outros elementos que pudessem justificar a elevação da taxa de juros contratada e, assim, afastar a configuração da prática abusiva. A ausência de tais documentos ou justificativas idôneas reforça a plausibilidade da alegação de excesso e onerosidade, legitimando o pedido de revisão contratual e a inversão do ônus da prova em favor do consumidor</w:t>
+        <w:t>configuração da prática abusiva. A ausência de tais documentos ou justificativas idôneas reforça a plausibilidade da alegação de excesso e onerosidade, legitimando o pedido de revisão contratual e a inversão do ônus da prova em favor do consumidor</w:t>
       </w:r>
       <w:r>
         <w:t>.</w:t>
@@ -3914,7 +3633,6 @@
     </w:p>
     <w:p>
       <w:r>
-        <w:lastRenderedPageBreak/>
         <w:t>Tal medida é essencial para assegurar a efetiva proteção dos direitos do consumidor e promover a justiça na relação contratual, garantindo que a verdade dos fatos seja plenamente apurada e que o requerente não seja prejudicado pela desvantagem técnica e econômica em relação à instituição financeira requerida.</w:t>
       </w:r>
     </w:p>
@@ -4004,6 +3722,7 @@
         <w:rPr>
           <w:color w:val="000000"/>
         </w:rPr>
+        <w:lastRenderedPageBreak/>
         <w:t>Deferimento do pedido de gratuidade da justiça;</w:t>
       </w:r>
     </w:p>
@@ -4162,7 +3881,6 @@
         <w:ind w:firstLine="0"/>
       </w:pPr>
       <w:r>
-        <w:lastRenderedPageBreak/>
         <w:t>Por fim, protesta provar o alegado mediante todos os meios de prova em direito admitidos.</w:t>
       </w:r>
     </w:p>
@@ -4208,8 +3926,8 @@
         <w:ind w:firstLine="0"/>
         <w:jc w:val="center"/>
       </w:pPr>
-      <w:bookmarkStart w:id="7" w:name="_heading=h.gjdgxs" w:colFirst="0" w:colLast="0"/>
-      <w:bookmarkEnd w:id="7"/>
+      <w:bookmarkStart w:id="6" w:name="_heading=h.gjdgxs" w:colFirst="0" w:colLast="0"/>
+      <w:bookmarkEnd w:id="6"/>
       <w:r>
         <w:t>Nestes termos,</w:t>
       </w:r>
@@ -4238,19 +3956,11 @@
         <w:rPr>
           <w:color w:val="00B050"/>
         </w:rPr>
-        <w:t>{{FORO</w:t>
-      </w:r>
-      <w:proofErr w:type="gramStart"/>
-      <w:r>
-        <w:rPr>
-          <w:color w:val="00B050"/>
-        </w:rPr>
-        <w:t>}}</w:t>
+        <w:t>{{FORO}}</w:t>
       </w:r>
       <w:r>
         <w:t>/</w:t>
       </w:r>
-      <w:proofErr w:type="gramEnd"/>
       <w:r>
         <w:rPr>
           <w:color w:val="00B050"/>
@@ -4342,7 +4052,7 @@
 </file>
 
 <file path=word/endnotes.xml><?xml version="1.0" encoding="utf-8"?>
-<w:endnotes xmlns:wpc="http://schemas.microsoft.com/office/word/2010/wordprocessingCanvas" xmlns:cx="http://schemas.microsoft.com/office/drawing/2014/chartex" xmlns:mc="http://schemas.openxmlformats.org/markup-compatibility/2006" xmlns:o="urn:schemas-microsoft-com:office:office" xmlns:r="http://schemas.openxmlformats.org/officeDocument/2006/relationships" xmlns:m="http://schemas.openxmlformats.org/officeDocument/2006/math" xmlns:v="urn:schemas-microsoft-com:vml" xmlns:wp14="http://schemas.microsoft.com/office/word/2010/wordprocessingDrawing" xmlns:wp="http://schemas.openxmlformats.org/drawingml/2006/wordprocessingDrawing" xmlns:w10="urn:schemas-microsoft-com:office:word" xmlns:w="http://schemas.openxmlformats.org/wordprocessingml/2006/main" xmlns:w14="http://schemas.microsoft.com/office/word/2010/wordml" xmlns:w15="http://schemas.microsoft.com/office/word/2012/wordml" xmlns:w16se="http://schemas.microsoft.com/office/word/2015/wordml/symex" xmlns:wpg="http://schemas.microsoft.com/office/word/2010/wordprocessingGroup" xmlns:wpi="http://schemas.microsoft.com/office/word/2010/wordprocessingInk" xmlns:wne="http://schemas.microsoft.com/office/word/2006/wordml" xmlns:wps="http://schemas.microsoft.com/office/word/2010/wordprocessingShape" mc:Ignorable="w14 w15 w16se wp14">
+<w:endnotes xmlns:wpc="http://schemas.microsoft.com/office/word/2010/wordprocessingCanvas" xmlns:cx="http://schemas.microsoft.com/office/drawing/2014/chartex" xmlns:cx1="http://schemas.microsoft.com/office/drawing/2015/9/8/chartex" xmlns:cx2="http://schemas.microsoft.com/office/drawing/2015/10/21/chartex" xmlns:cx3="http://schemas.microsoft.com/office/drawing/2016/5/9/chartex" xmlns:cx4="http://schemas.microsoft.com/office/drawing/2016/5/10/chartex" xmlns:cx5="http://schemas.microsoft.com/office/drawing/2016/5/11/chartex" xmlns:cx6="http://schemas.microsoft.com/office/drawing/2016/5/12/chartex" xmlns:cx7="http://schemas.microsoft.com/office/drawing/2016/5/13/chartex" xmlns:cx8="http://schemas.microsoft.com/office/drawing/2016/5/14/chartex" xmlns:mc="http://schemas.openxmlformats.org/markup-compatibility/2006" xmlns:aink="http://schemas.microsoft.com/office/drawing/2016/ink" xmlns:am3d="http://schemas.microsoft.com/office/drawing/2017/model3d" xmlns:o="urn:schemas-microsoft-com:office:office" xmlns:oel="http://schemas.microsoft.com/office/2019/extlst" xmlns:r="http://schemas.openxmlformats.org/officeDocument/2006/relationships" xmlns:m="http://schemas.openxmlformats.org/officeDocument/2006/math" xmlns:v="urn:schemas-microsoft-com:vml" xmlns:wp14="http://schemas.microsoft.com/office/word/2010/wordprocessingDrawing" xmlns:wp="http://schemas.openxmlformats.org/drawingml/2006/wordprocessingDrawing" xmlns:w10="urn:schemas-microsoft-com:office:word" xmlns:w="http://schemas.openxmlformats.org/wordprocessingml/2006/main" xmlns:w14="http://schemas.microsoft.com/office/word/2010/wordml" xmlns:w15="http://schemas.microsoft.com/office/word/2012/wordml" xmlns:w16cex="http://schemas.microsoft.com/office/word/2018/wordml/cex" xmlns:w16cid="http://schemas.microsoft.com/office/word/2016/wordml/cid" xmlns:w16="http://schemas.microsoft.com/office/word/2018/wordml" xmlns:w16du="http://schemas.microsoft.com/office/word/2023/wordml/word16du" xmlns:w16sdtdh="http://schemas.microsoft.com/office/word/2020/wordml/sdtdatahash" xmlns:w16sdtfl="http://schemas.microsoft.com/office/word/2024/wordml/sdtformatlock" xmlns:w16se="http://schemas.microsoft.com/office/word/2015/wordml/symex" xmlns:wpg="http://schemas.microsoft.com/office/word/2010/wordprocessingGroup" xmlns:wpi="http://schemas.microsoft.com/office/word/2010/wordprocessingInk" xmlns:wne="http://schemas.microsoft.com/office/word/2006/wordml" xmlns:wps="http://schemas.microsoft.com/office/word/2010/wordprocessingShape" mc:Ignorable="w14 w15 w16se w16cid w16 w16cex w16sdtdh w16sdtfl w16du wp14">
   <w:endnote w:type="separator" w:id="-1">
     <w:p>
       <w:pPr>
@@ -4367,7 +4077,7 @@
 </file>
 
 <file path=word/footer1.xml><?xml version="1.0" encoding="utf-8"?>
-<w:ftr xmlns:wpc="http://schemas.microsoft.com/office/word/2010/wordprocessingCanvas" xmlns:cx="http://schemas.microsoft.com/office/drawing/2014/chartex" xmlns:mc="http://schemas.openxmlformats.org/markup-compatibility/2006" xmlns:o="urn:schemas-microsoft-com:office:office" xmlns:r="http://schemas.openxmlformats.org/officeDocument/2006/relationships" xmlns:m="http://schemas.openxmlformats.org/officeDocument/2006/math" xmlns:v="urn:schemas-microsoft-com:vml" xmlns:wp14="http://schemas.microsoft.com/office/word/2010/wordprocessingDrawing" xmlns:wp="http://schemas.openxmlformats.org/drawingml/2006/wordprocessingDrawing" xmlns:w10="urn:schemas-microsoft-com:office:word" xmlns:w="http://schemas.openxmlformats.org/wordprocessingml/2006/main" xmlns:w14="http://schemas.microsoft.com/office/word/2010/wordml" xmlns:w15="http://schemas.microsoft.com/office/word/2012/wordml" xmlns:w16se="http://schemas.microsoft.com/office/word/2015/wordml/symex" xmlns:wpg="http://schemas.microsoft.com/office/word/2010/wordprocessingGroup" xmlns:wpi="http://schemas.microsoft.com/office/word/2010/wordprocessingInk" xmlns:wne="http://schemas.microsoft.com/office/word/2006/wordml" xmlns:wps="http://schemas.microsoft.com/office/word/2010/wordprocessingShape" mc:Ignorable="w14 w15 w16se wp14">
+<w:ftr xmlns:wpc="http://schemas.microsoft.com/office/word/2010/wordprocessingCanvas" xmlns:cx="http://schemas.microsoft.com/office/drawing/2014/chartex" xmlns:cx1="http://schemas.microsoft.com/office/drawing/2015/9/8/chartex" xmlns:cx2="http://schemas.microsoft.com/office/drawing/2015/10/21/chartex" xmlns:cx3="http://schemas.microsoft.com/office/drawing/2016/5/9/chartex" xmlns:cx4="http://schemas.microsoft.com/office/drawing/2016/5/10/chartex" xmlns:cx5="http://schemas.microsoft.com/office/drawing/2016/5/11/chartex" xmlns:cx6="http://schemas.microsoft.com/office/drawing/2016/5/12/chartex" xmlns:cx7="http://schemas.microsoft.com/office/drawing/2016/5/13/chartex" xmlns:cx8="http://schemas.microsoft.com/office/drawing/2016/5/14/chartex" xmlns:mc="http://schemas.openxmlformats.org/markup-compatibility/2006" xmlns:aink="http://schemas.microsoft.com/office/drawing/2016/ink" xmlns:am3d="http://schemas.microsoft.com/office/drawing/2017/model3d" xmlns:o="urn:schemas-microsoft-com:office:office" xmlns:oel="http://schemas.microsoft.com/office/2019/extlst" xmlns:r="http://schemas.openxmlformats.org/officeDocument/2006/relationships" xmlns:m="http://schemas.openxmlformats.org/officeDocument/2006/math" xmlns:v="urn:schemas-microsoft-com:vml" xmlns:wp14="http://schemas.microsoft.com/office/word/2010/wordprocessingDrawing" xmlns:wp="http://schemas.openxmlformats.org/drawingml/2006/wordprocessingDrawing" xmlns:w10="urn:schemas-microsoft-com:office:word" xmlns:w="http://schemas.openxmlformats.org/wordprocessingml/2006/main" xmlns:w14="http://schemas.microsoft.com/office/word/2010/wordml" xmlns:w15="http://schemas.microsoft.com/office/word/2012/wordml" xmlns:w16cex="http://schemas.microsoft.com/office/word/2018/wordml/cex" xmlns:w16cid="http://schemas.microsoft.com/office/word/2016/wordml/cid" xmlns:w16="http://schemas.microsoft.com/office/word/2018/wordml" xmlns:w16du="http://schemas.microsoft.com/office/word/2023/wordml/word16du" xmlns:w16sdtdh="http://schemas.microsoft.com/office/word/2020/wordml/sdtdatahash" xmlns:w16sdtfl="http://schemas.microsoft.com/office/word/2024/wordml/sdtformatlock" xmlns:w16se="http://schemas.microsoft.com/office/word/2015/wordml/symex" xmlns:wpg="http://schemas.microsoft.com/office/word/2010/wordprocessingGroup" xmlns:wpi="http://schemas.microsoft.com/office/word/2010/wordprocessingInk" xmlns:wne="http://schemas.microsoft.com/office/word/2006/wordml" xmlns:wps="http://schemas.microsoft.com/office/word/2010/wordprocessingShape" mc:Ignorable="w14 w15 w16se w16cid w16 w16cex w16sdtdh w16sdtfl w16du wp14">
   <w:p>
     <w:pPr>
       <w:pBdr>
@@ -4464,7 +4174,7 @@
 </file>
 
 <file path=word/footnotes.xml><?xml version="1.0" encoding="utf-8"?>
-<w:footnotes xmlns:wpc="http://schemas.microsoft.com/office/word/2010/wordprocessingCanvas" xmlns:cx="http://schemas.microsoft.com/office/drawing/2014/chartex" xmlns:mc="http://schemas.openxmlformats.org/markup-compatibility/2006" xmlns:o="urn:schemas-microsoft-com:office:office" xmlns:r="http://schemas.openxmlformats.org/officeDocument/2006/relationships" xmlns:m="http://schemas.openxmlformats.org/officeDocument/2006/math" xmlns:v="urn:schemas-microsoft-com:vml" xmlns:wp14="http://schemas.microsoft.com/office/word/2010/wordprocessingDrawing" xmlns:wp="http://schemas.openxmlformats.org/drawingml/2006/wordprocessingDrawing" xmlns:w10="urn:schemas-microsoft-com:office:word" xmlns:w="http://schemas.openxmlformats.org/wordprocessingml/2006/main" xmlns:w14="http://schemas.microsoft.com/office/word/2010/wordml" xmlns:w15="http://schemas.microsoft.com/office/word/2012/wordml" xmlns:w16se="http://schemas.microsoft.com/office/word/2015/wordml/symex" xmlns:wpg="http://schemas.microsoft.com/office/word/2010/wordprocessingGroup" xmlns:wpi="http://schemas.microsoft.com/office/word/2010/wordprocessingInk" xmlns:wne="http://schemas.microsoft.com/office/word/2006/wordml" xmlns:wps="http://schemas.microsoft.com/office/word/2010/wordprocessingShape" mc:Ignorable="w14 w15 w16se wp14">
+<w:footnotes xmlns:wpc="http://schemas.microsoft.com/office/word/2010/wordprocessingCanvas" xmlns:cx="http://schemas.microsoft.com/office/drawing/2014/chartex" xmlns:cx1="http://schemas.microsoft.com/office/drawing/2015/9/8/chartex" xmlns:cx2="http://schemas.microsoft.com/office/drawing/2015/10/21/chartex" xmlns:cx3="http://schemas.microsoft.com/office/drawing/2016/5/9/chartex" xmlns:cx4="http://schemas.microsoft.com/office/drawing/2016/5/10/chartex" xmlns:cx5="http://schemas.microsoft.com/office/drawing/2016/5/11/chartex" xmlns:cx6="http://schemas.microsoft.com/office/drawing/2016/5/12/chartex" xmlns:cx7="http://schemas.microsoft.com/office/drawing/2016/5/13/chartex" xmlns:cx8="http://schemas.microsoft.com/office/drawing/2016/5/14/chartex" xmlns:mc="http://schemas.openxmlformats.org/markup-compatibility/2006" xmlns:aink="http://schemas.microsoft.com/office/drawing/2016/ink" xmlns:am3d="http://schemas.microsoft.com/office/drawing/2017/model3d" xmlns:o="urn:schemas-microsoft-com:office:office" xmlns:oel="http://schemas.microsoft.com/office/2019/extlst" xmlns:r="http://schemas.openxmlformats.org/officeDocument/2006/relationships" xmlns:m="http://schemas.openxmlformats.org/officeDocument/2006/math" xmlns:v="urn:schemas-microsoft-com:vml" xmlns:wp14="http://schemas.microsoft.com/office/word/2010/wordprocessingDrawing" xmlns:wp="http://schemas.openxmlformats.org/drawingml/2006/wordprocessingDrawing" xmlns:w10="urn:schemas-microsoft-com:office:word" xmlns:w="http://schemas.openxmlformats.org/wordprocessingml/2006/main" xmlns:w14="http://schemas.microsoft.com/office/word/2010/wordml" xmlns:w15="http://schemas.microsoft.com/office/word/2012/wordml" xmlns:w16cex="http://schemas.microsoft.com/office/word/2018/wordml/cex" xmlns:w16cid="http://schemas.microsoft.com/office/word/2016/wordml/cid" xmlns:w16="http://schemas.microsoft.com/office/word/2018/wordml" xmlns:w16du="http://schemas.microsoft.com/office/word/2023/wordml/word16du" xmlns:w16sdtdh="http://schemas.microsoft.com/office/word/2020/wordml/sdtdatahash" xmlns:w16sdtfl="http://schemas.microsoft.com/office/word/2024/wordml/sdtformatlock" xmlns:w16se="http://schemas.microsoft.com/office/word/2015/wordml/symex" xmlns:wpg="http://schemas.microsoft.com/office/word/2010/wordprocessingGroup" xmlns:wpi="http://schemas.microsoft.com/office/word/2010/wordprocessingInk" xmlns:wne="http://schemas.microsoft.com/office/word/2006/wordml" xmlns:wps="http://schemas.microsoft.com/office/word/2010/wordprocessingShape" mc:Ignorable="w14 w15 w16se w16cid w16 w16cex w16sdtdh w16sdtfl w16du wp14">
   <w:footnote w:type="separator" w:id="-1">
     <w:p>
       <w:pPr>
@@ -4489,7 +4199,7 @@
 </file>
 
 <file path=word/header1.xml><?xml version="1.0" encoding="utf-8"?>
-<w:hdr xmlns:wpc="http://schemas.microsoft.com/office/word/2010/wordprocessingCanvas" xmlns:cx="http://schemas.microsoft.com/office/drawing/2014/chartex" xmlns:mc="http://schemas.openxmlformats.org/markup-compatibility/2006" xmlns:o="urn:schemas-microsoft-com:office:office" xmlns:r="http://schemas.openxmlformats.org/officeDocument/2006/relationships" xmlns:m="http://schemas.openxmlformats.org/officeDocument/2006/math" xmlns:v="urn:schemas-microsoft-com:vml" xmlns:wp14="http://schemas.microsoft.com/office/word/2010/wordprocessingDrawing" xmlns:wp="http://schemas.openxmlformats.org/drawingml/2006/wordprocessingDrawing" xmlns:w10="urn:schemas-microsoft-com:office:word" xmlns:w="http://schemas.openxmlformats.org/wordprocessingml/2006/main" xmlns:w14="http://schemas.microsoft.com/office/word/2010/wordml" xmlns:w15="http://schemas.microsoft.com/office/word/2012/wordml" xmlns:w16se="http://schemas.microsoft.com/office/word/2015/wordml/symex" xmlns:wpg="http://schemas.microsoft.com/office/word/2010/wordprocessingGroup" xmlns:wpi="http://schemas.microsoft.com/office/word/2010/wordprocessingInk" xmlns:wne="http://schemas.microsoft.com/office/word/2006/wordml" xmlns:wps="http://schemas.microsoft.com/office/word/2010/wordprocessingShape" mc:Ignorable="w14 w15 w16se wp14">
+<w:hdr xmlns:wpc="http://schemas.microsoft.com/office/word/2010/wordprocessingCanvas" xmlns:cx="http://schemas.microsoft.com/office/drawing/2014/chartex" xmlns:cx1="http://schemas.microsoft.com/office/drawing/2015/9/8/chartex" xmlns:cx2="http://schemas.microsoft.com/office/drawing/2015/10/21/chartex" xmlns:cx3="http://schemas.microsoft.com/office/drawing/2016/5/9/chartex" xmlns:cx4="http://schemas.microsoft.com/office/drawing/2016/5/10/chartex" xmlns:cx5="http://schemas.microsoft.com/office/drawing/2016/5/11/chartex" xmlns:cx6="http://schemas.microsoft.com/office/drawing/2016/5/12/chartex" xmlns:cx7="http://schemas.microsoft.com/office/drawing/2016/5/13/chartex" xmlns:cx8="http://schemas.microsoft.com/office/drawing/2016/5/14/chartex" xmlns:mc="http://schemas.openxmlformats.org/markup-compatibility/2006" xmlns:aink="http://schemas.microsoft.com/office/drawing/2016/ink" xmlns:am3d="http://schemas.microsoft.com/office/drawing/2017/model3d" xmlns:o="urn:schemas-microsoft-com:office:office" xmlns:oel="http://schemas.microsoft.com/office/2019/extlst" xmlns:r="http://schemas.openxmlformats.org/officeDocument/2006/relationships" xmlns:m="http://schemas.openxmlformats.org/officeDocument/2006/math" xmlns:v="urn:schemas-microsoft-com:vml" xmlns:wp14="http://schemas.microsoft.com/office/word/2010/wordprocessingDrawing" xmlns:wp="http://schemas.openxmlformats.org/drawingml/2006/wordprocessingDrawing" xmlns:w10="urn:schemas-microsoft-com:office:word" xmlns:w="http://schemas.openxmlformats.org/wordprocessingml/2006/main" xmlns:w14="http://schemas.microsoft.com/office/word/2010/wordml" xmlns:w15="http://schemas.microsoft.com/office/word/2012/wordml" xmlns:w16cex="http://schemas.microsoft.com/office/word/2018/wordml/cex" xmlns:w16cid="http://schemas.microsoft.com/office/word/2016/wordml/cid" xmlns:w16="http://schemas.microsoft.com/office/word/2018/wordml" xmlns:w16du="http://schemas.microsoft.com/office/word/2023/wordml/word16du" xmlns:w16sdtdh="http://schemas.microsoft.com/office/word/2020/wordml/sdtdatahash" xmlns:w16sdtfl="http://schemas.microsoft.com/office/word/2024/wordml/sdtformatlock" xmlns:w16se="http://schemas.microsoft.com/office/word/2015/wordml/symex" xmlns:wpg="http://schemas.microsoft.com/office/word/2010/wordprocessingGroup" xmlns:wpi="http://schemas.microsoft.com/office/word/2010/wordprocessingInk" xmlns:wne="http://schemas.microsoft.com/office/word/2006/wordml" xmlns:wps="http://schemas.microsoft.com/office/word/2010/wordprocessingShape" mc:Ignorable="w14 w15 w16se w16cid w16 w16cex w16sdtdh w16sdtfl w16du wp14">
   <w:p>
     <w:pPr>
       <w:pBdr>
@@ -4558,7 +4268,7 @@
 </file>
 
 <file path=word/numbering.xml><?xml version="1.0" encoding="utf-8"?>
-<w:numbering xmlns:wpc="http://schemas.microsoft.com/office/word/2010/wordprocessingCanvas" xmlns:cx="http://schemas.microsoft.com/office/drawing/2014/chartex" xmlns:mc="http://schemas.openxmlformats.org/markup-compatibility/2006" xmlns:o="urn:schemas-microsoft-com:office:office" xmlns:r="http://schemas.openxmlformats.org/officeDocument/2006/relationships" xmlns:m="http://schemas.openxmlformats.org/officeDocument/2006/math" xmlns:v="urn:schemas-microsoft-com:vml" xmlns:wp14="http://schemas.microsoft.com/office/word/2010/wordprocessingDrawing" xmlns:wp="http://schemas.openxmlformats.org/drawingml/2006/wordprocessingDrawing" xmlns:w10="urn:schemas-microsoft-com:office:word" xmlns:w="http://schemas.openxmlformats.org/wordprocessingml/2006/main" xmlns:w14="http://schemas.microsoft.com/office/word/2010/wordml" xmlns:w15="http://schemas.microsoft.com/office/word/2012/wordml" xmlns:w16se="http://schemas.microsoft.com/office/word/2015/wordml/symex" xmlns:wpg="http://schemas.microsoft.com/office/word/2010/wordprocessingGroup" xmlns:wpi="http://schemas.microsoft.com/office/word/2010/wordprocessingInk" xmlns:wne="http://schemas.microsoft.com/office/word/2006/wordml" xmlns:wps="http://schemas.microsoft.com/office/word/2010/wordprocessingShape" mc:Ignorable="w14 w15 w16se wp14">
+<w:numbering xmlns:wpc="http://schemas.microsoft.com/office/word/2010/wordprocessingCanvas" xmlns:cx="http://schemas.microsoft.com/office/drawing/2014/chartex" xmlns:cx1="http://schemas.microsoft.com/office/drawing/2015/9/8/chartex" xmlns:cx2="http://schemas.microsoft.com/office/drawing/2015/10/21/chartex" xmlns:cx3="http://schemas.microsoft.com/office/drawing/2016/5/9/chartex" xmlns:cx4="http://schemas.microsoft.com/office/drawing/2016/5/10/chartex" xmlns:cx5="http://schemas.microsoft.com/office/drawing/2016/5/11/chartex" xmlns:cx6="http://schemas.microsoft.com/office/drawing/2016/5/12/chartex" xmlns:cx7="http://schemas.microsoft.com/office/drawing/2016/5/13/chartex" xmlns:cx8="http://schemas.microsoft.com/office/drawing/2016/5/14/chartex" xmlns:mc="http://schemas.openxmlformats.org/markup-compatibility/2006" xmlns:aink="http://schemas.microsoft.com/office/drawing/2016/ink" xmlns:am3d="http://schemas.microsoft.com/office/drawing/2017/model3d" xmlns:o="urn:schemas-microsoft-com:office:office" xmlns:oel="http://schemas.microsoft.com/office/2019/extlst" xmlns:r="http://schemas.openxmlformats.org/officeDocument/2006/relationships" xmlns:m="http://schemas.openxmlformats.org/officeDocument/2006/math" xmlns:v="urn:schemas-microsoft-com:vml" xmlns:wp14="http://schemas.microsoft.com/office/word/2010/wordprocessingDrawing" xmlns:wp="http://schemas.openxmlformats.org/drawingml/2006/wordprocessingDrawing" xmlns:w10="urn:schemas-microsoft-com:office:word" xmlns:w="http://schemas.openxmlformats.org/wordprocessingml/2006/main" xmlns:w14="http://schemas.microsoft.com/office/word/2010/wordml" xmlns:w15="http://schemas.microsoft.com/office/word/2012/wordml" xmlns:w16cex="http://schemas.microsoft.com/office/word/2018/wordml/cex" xmlns:w16cid="http://schemas.microsoft.com/office/word/2016/wordml/cid" xmlns:w16="http://schemas.microsoft.com/office/word/2018/wordml" xmlns:w16du="http://schemas.microsoft.com/office/word/2023/wordml/word16du" xmlns:w16sdtdh="http://schemas.microsoft.com/office/word/2020/wordml/sdtdatahash" xmlns:w16sdtfl="http://schemas.microsoft.com/office/word/2024/wordml/sdtformatlock" xmlns:w16se="http://schemas.microsoft.com/office/word/2015/wordml/symex" xmlns:wpg="http://schemas.microsoft.com/office/word/2010/wordprocessingGroup" xmlns:wpi="http://schemas.microsoft.com/office/word/2010/wordprocessingInk" xmlns:wne="http://schemas.microsoft.com/office/word/2006/wordml" xmlns:wps="http://schemas.microsoft.com/office/word/2010/wordprocessingShape" mc:Ignorable="w14 w15 w16se w16cid w16 w16cex w16sdtdh w16sdtfl w16du wp14">
   <w:abstractNum w:abstractNumId="0" w15:restartNumberingAfterBreak="0">
     <w:nsid w:val="0DD73422"/>
     <w:multiLevelType w:val="multilevel"/>
@@ -5401,35 +5111,35 @@
       </w:pPr>
     </w:lvl>
   </w:abstractNum>
-  <w:num w:numId="1">
+  <w:num w:numId="1" w16cid:durableId="63528791">
     <w:abstractNumId w:val="5"/>
   </w:num>
-  <w:num w:numId="2">
+  <w:num w:numId="2" w16cid:durableId="934291867">
     <w:abstractNumId w:val="3"/>
   </w:num>
-  <w:num w:numId="3">
+  <w:num w:numId="3" w16cid:durableId="1257206961">
     <w:abstractNumId w:val="0"/>
   </w:num>
-  <w:num w:numId="4">
+  <w:num w:numId="4" w16cid:durableId="321466286">
     <w:abstractNumId w:val="2"/>
   </w:num>
-  <w:num w:numId="5">
+  <w:num w:numId="5" w16cid:durableId="355009276">
     <w:abstractNumId w:val="1"/>
   </w:num>
-  <w:num w:numId="6">
+  <w:num w:numId="6" w16cid:durableId="381254843">
     <w:abstractNumId w:val="4"/>
   </w:num>
-  <w:num w:numId="7">
+  <w:num w:numId="7" w16cid:durableId="775517850">
     <w:abstractNumId w:val="7"/>
   </w:num>
-  <w:num w:numId="8">
+  <w:num w:numId="8" w16cid:durableId="1820615784">
     <w:abstractNumId w:val="6"/>
   </w:num>
 </w:numbering>
 </file>
 
 <file path=word/styles.xml><?xml version="1.0" encoding="utf-8"?>
-<w:styles xmlns:mc="http://schemas.openxmlformats.org/markup-compatibility/2006" xmlns:r="http://schemas.openxmlformats.org/officeDocument/2006/relationships" xmlns:w="http://schemas.openxmlformats.org/wordprocessingml/2006/main" xmlns:w14="http://schemas.microsoft.com/office/word/2010/wordml" xmlns:w15="http://schemas.microsoft.com/office/word/2012/wordml" xmlns:w16se="http://schemas.microsoft.com/office/word/2015/wordml/symex" mc:Ignorable="w14 w15 w16se">
+<w:styles xmlns:mc="http://schemas.openxmlformats.org/markup-compatibility/2006" xmlns:r="http://schemas.openxmlformats.org/officeDocument/2006/relationships" xmlns:w="http://schemas.openxmlformats.org/wordprocessingml/2006/main" xmlns:w14="http://schemas.microsoft.com/office/word/2010/wordml" xmlns:w15="http://schemas.microsoft.com/office/word/2012/wordml" xmlns:w16cex="http://schemas.microsoft.com/office/word/2018/wordml/cex" xmlns:w16cid="http://schemas.microsoft.com/office/word/2016/wordml/cid" xmlns:w16="http://schemas.microsoft.com/office/word/2018/wordml" xmlns:w16du="http://schemas.microsoft.com/office/word/2023/wordml/word16du" xmlns:w16sdtdh="http://schemas.microsoft.com/office/word/2020/wordml/sdtdatahash" xmlns:w16sdtfl="http://schemas.microsoft.com/office/word/2024/wordml/sdtformatlock" xmlns:w16se="http://schemas.microsoft.com/office/word/2015/wordml/symex" mc:Ignorable="w14 w15 w16se w16cid w16 w16cex w16sdtdh w16sdtfl w16du">
   <w:docDefaults>
     <w:rPrDefault>
       <w:rPr>
@@ -5447,7 +5157,7 @@
       </w:pPr>
     </w:pPrDefault>
   </w:docDefaults>
-  <w:latentStyles w:defLockedState="0" w:defUIPriority="99" w:defSemiHidden="0" w:defUnhideWhenUsed="0" w:defQFormat="0" w:count="371">
+  <w:latentStyles w:defLockedState="0" w:defUIPriority="99" w:defSemiHidden="0" w:defUnhideWhenUsed="0" w:defQFormat="0" w:count="376">
     <w:lsdException w:name="Normal" w:uiPriority="0" w:qFormat="1"/>
     <w:lsdException w:name="heading 1" w:uiPriority="9" w:qFormat="1"/>
     <w:lsdException w:name="heading 2" w:semiHidden="1" w:uiPriority="9" w:unhideWhenUsed="1" w:qFormat="1"/>
@@ -5819,6 +5529,11 @@
     <w:lsdException w:name="List Table 5 Dark Accent 6" w:uiPriority="50"/>
     <w:lsdException w:name="List Table 6 Colorful Accent 6" w:uiPriority="51"/>
     <w:lsdException w:name="List Table 7 Colorful Accent 6" w:uiPriority="52"/>
+    <w:lsdException w:name="Mention" w:semiHidden="1" w:unhideWhenUsed="1"/>
+    <w:lsdException w:name="Smart Hyperlink" w:semiHidden="1" w:unhideWhenUsed="1"/>
+    <w:lsdException w:name="Hashtag" w:semiHidden="1" w:unhideWhenUsed="1"/>
+    <w:lsdException w:name="Unresolved Mention" w:semiHidden="1" w:unhideWhenUsed="1"/>
+    <w:lsdException w:name="Smart Link" w:semiHidden="1" w:unhideWhenUsed="1"/>
   </w:latentStyles>
   <w:style w:type="paragraph" w:default="1" w:styleId="Normal">
     <w:name w:val="Normal"/>
@@ -5934,7 +5649,6 @@
   <w:style w:type="character" w:default="1" w:styleId="Fontepargpadro">
     <w:name w:val="Default Paragraph Font"/>
     <w:uiPriority w:val="1"/>
-    <w:semiHidden/>
     <w:unhideWhenUsed/>
   </w:style>
   <w:style w:type="table" w:default="1" w:styleId="Tabelanormal">
@@ -6231,6 +5945,36 @@
     <w:rPr>
       <w:color w:val="954F72" w:themeColor="followedHyperlink"/>
       <w:u w:val="single"/>
+    </w:rPr>
+  </w:style>
+  <w:style w:type="paragraph" w:styleId="Pr-formataoHTML">
+    <w:name w:val="HTML Preformatted"/>
+    <w:basedOn w:val="Normal"/>
+    <w:link w:val="Pr-formataoHTMLChar"/>
+    <w:uiPriority w:val="99"/>
+    <w:semiHidden/>
+    <w:unhideWhenUsed/>
+    <w:rsid w:val="00F6650A"/>
+    <w:pPr>
+      <w:spacing w:after="0" w:line="240" w:lineRule="auto"/>
+    </w:pPr>
+    <w:rPr>
+      <w:rFonts w:ascii="Consolas" w:hAnsi="Consolas"/>
+      <w:sz w:val="20"/>
+      <w:szCs w:val="20"/>
+    </w:rPr>
+  </w:style>
+  <w:style w:type="character" w:customStyle="1" w:styleId="Pr-formataoHTMLChar">
+    <w:name w:val="Pré-formatação HTML Char"/>
+    <w:basedOn w:val="Fontepargpadro"/>
+    <w:link w:val="Pr-formataoHTML"/>
+    <w:uiPriority w:val="99"/>
+    <w:semiHidden/>
+    <w:rsid w:val="00F6650A"/>
+    <w:rPr>
+      <w:rFonts w:ascii="Consolas" w:hAnsi="Consolas"/>
+      <w:sz w:val="20"/>
+      <w:szCs w:val="20"/>
     </w:rPr>
   </w:style>
 </w:styles>

--- a/modelos/Contrato_Foro_Reu_1.docx
+++ b/modelos/Contrato_Foro_Reu_1.docx
@@ -13,50 +13,31 @@
         <w:t xml:space="preserve">AO JUÍZO DA ... VARA CÍVEL DA COMARCA DA CIDADE DE </w:t>
       </w:r>
       <w:r>
-        <w:rPr>
-          <w:color w:val="000000" w:themeColor="text1"/>
-        </w:rPr>
-        <w:t xml:space="preserve">{{FORO}}, </w:t>
+        <w:t>{{CIDADE_REU</w:t>
+      </w:r>
+      <w:proofErr w:type="gramStart"/>
+      <w:r>
+        <w:t>}}</w:t>
+      </w:r>
+      <w:r>
+        <w:t xml:space="preserve">   </w:t>
+      </w:r>
+      <w:proofErr w:type="gramEnd"/>
+      <w:r>
+        <w:t xml:space="preserve">  </w:t>
       </w:r>
       <w:r>
         <w:t xml:space="preserve">ESTADO DE </w:t>
       </w:r>
       <w:r>
-        <w:rPr>
-          <w:color w:val="000000" w:themeColor="text1"/>
-        </w:rPr>
-        <w:t>{{ESTADO}}</w:t>
-      </w:r>
-      <w:r>
-        <w:rPr>
-          <w:color w:val="000000" w:themeColor="text1"/>
-        </w:rPr>
-        <w:t xml:space="preserve"> </w:t>
-      </w:r>
-    </w:p>
-    <w:p/>
-    <w:p>
-      <w:r>
-        <w:t xml:space="preserve">Réu: {{banco}}, com sede em {{cidade_reu}}/{{estado_reu}} </w:t>
-      </w:r>
-    </w:p>
-    <w:p>
-      <w:r>
-        <w:t>ou em MAIÚSCULAS: {{CIDADE_REU}}/{{ESTADO_REU}}</w:t>
-      </w:r>
-    </w:p>
-    <w:p/>
-    <w:p>
-      <w:r>
-        <w:t>Autor residente em: {{cidade_comarca}}/{{estado_comarca}}</w:t>
-      </w:r>
-    </w:p>
-    <w:p>
-      <w:r>
-        <w:t>ou em MAIÚSCULAS: {{CIDADE_AUTOR}}/{{ESTADO_AUTOR}}</w:t>
-      </w:r>
-    </w:p>
-    <w:p/>
+        <w:t>{{ESTADO_REU}}</w:t>
+      </w:r>
+    </w:p>
+    <w:p>
+      <w:pPr>
+        <w:ind w:firstLine="0"/>
+      </w:pPr>
+    </w:p>
     <w:p>
       <w:pPr>
         <w:pStyle w:val="Ttulo1"/>
@@ -80,18 +61,27 @@
           <w:color w:val="FF0000"/>
         </w:rPr>
       </w:pPr>
+      <w:proofErr w:type="gramStart"/>
       <w:r>
         <w:rPr>
           <w:b/>
           <w:color w:val="FF0000"/>
         </w:rPr>
-        <w:t xml:space="preserve">{                                                                     </w:t>
-      </w:r>
+        <w:t xml:space="preserve">{  </w:t>
+      </w:r>
+      <w:proofErr w:type="gramEnd"/>
       <w:r>
         <w:rPr>
           <w:b/>
           <w:color w:val="FF0000"/>
         </w:rPr>
+        <w:t xml:space="preserve">                                                                   </w:t>
+      </w:r>
+      <w:r>
+        <w:rPr>
+          <w:b/>
+          <w:color w:val="FF0000"/>
+        </w:rPr>
         <w:t>vem, a presença deste douto juízo, por meio de seus procuradores, apresentar:</w:t>
       </w:r>
       <w:r>
@@ -99,8 +89,17 @@
           <w:b/>
           <w:color w:val="FF0000"/>
         </w:rPr>
-        <w:t xml:space="preserve">                                                                   }</w:t>
-      </w:r>
+        <w:t xml:space="preserve">                                                                 </w:t>
+      </w:r>
+      <w:proofErr w:type="gramStart"/>
+      <w:r>
+        <w:rPr>
+          <w:b/>
+          <w:color w:val="FF0000"/>
+        </w:rPr>
+        <w:t xml:space="preserve">  }</w:t>
+      </w:r>
+      <w:proofErr w:type="gramEnd"/>
     </w:p>
     <w:p>
       <w:pPr>
@@ -122,7 +121,6 @@
         <w:rPr>
           <w:b/>
         </w:rPr>
-        <w:lastRenderedPageBreak/>
         <w:t xml:space="preserve">AÇÃO REVISIONAL </w:t>
       </w:r>
       <w:r>
@@ -192,6 +190,7 @@
     <w:p/>
     <w:p>
       <w:r>
+        <w:lastRenderedPageBreak/>
         <w:t>Inicialmente, esclarece a parte autora, que decidiu por ingressar com a presente demanda no foro d</w:t>
       </w:r>
       <w:r>
@@ -217,38 +216,38 @@
     </w:p>
     <w:p>
       <w:r>
+        <w:t>Essa escolha privilegia a conveniência processual e é uma prerrogativa do consumidor, visando resguardar seus direitos e facilitar o acesso à justiça.</w:t>
+      </w:r>
+    </w:p>
+    <w:p>
+      <w:pPr>
+        <w:rPr>
+          <w:b/>
+          <w:bCs/>
+        </w:rPr>
+      </w:pPr>
+      <w:bookmarkStart w:id="0" w:name="_Hlk203652399"/>
+      <w:r>
+        <w:rPr>
+          <w:b/>
+          <w:bCs/>
+        </w:rPr>
+        <w:t xml:space="preserve">Ainda, é evidente que tal escolha não acarreta qualquer prejuízo à parte requerente, uma vez que todos os atos processuais necessários podem ser regularmente realizados por meio de videoconferência (há, inclusive, pedido de tramitação do presente feito de maneira 100% digital), não havendo qualquer óbice prático à condução do feito. </w:t>
+      </w:r>
+    </w:p>
+    <w:p>
+      <w:pPr>
+        <w:rPr>
+          <w:b/>
+          <w:bCs/>
+        </w:rPr>
+      </w:pPr>
+      <w:r>
+        <w:rPr>
+          <w:b/>
+          <w:bCs/>
+        </w:rPr>
         <w:lastRenderedPageBreak/>
-        <w:t>Essa escolha privilegia a conveniência processual e é uma prerrogativa do consumidor, visando resguardar seus direitos e facilitar o acesso à justiça.</w:t>
-      </w:r>
-    </w:p>
-    <w:p>
-      <w:pPr>
-        <w:rPr>
-          <w:b/>
-          <w:bCs/>
-        </w:rPr>
-      </w:pPr>
-      <w:bookmarkStart w:id="0" w:name="_Hlk203652399"/>
-      <w:r>
-        <w:rPr>
-          <w:b/>
-          <w:bCs/>
-        </w:rPr>
-        <w:t xml:space="preserve">Ainda, é evidente que tal escolha não acarreta qualquer prejuízo à parte requerente, uma vez que todos os atos processuais necessários podem ser regularmente realizados por meio de videoconferência (há, inclusive, pedido de tramitação do presente feito de maneira 100% digital), não havendo qualquer óbice prático à condução do feito. </w:t>
-      </w:r>
-    </w:p>
-    <w:p>
-      <w:pPr>
-        <w:rPr>
-          <w:b/>
-          <w:bCs/>
-        </w:rPr>
-      </w:pPr>
-      <w:r>
-        <w:rPr>
-          <w:b/>
-          <w:bCs/>
-        </w:rPr>
         <w:t>Nessa esteira</w:t>
       </w:r>
       <w:r>
@@ -256,7 +255,23 @@
           <w:b/>
           <w:bCs/>
         </w:rPr>
-        <w:t>, faz-se a ressalva que, para essa natureza de ação, é raro que as instituições financeiras possuam ofertas de acordo em audiências de tentativa de conciliação, o que culmina, na grande maioria dos casos, na dispensa dessa audiência. Inclusive, há na presente exordial o pedido de dispensa de audiência de tentativa de conciliação.</w:t>
+        <w:t xml:space="preserve">, faz-se a ressalva que, para essa natureza de ação, é raro que as instituições financeiras possuam ofertas de acordo em audiências de tentativa de conciliação, o que culmina, na grande maioria dos casos, na dispensa dessa audiência. Inclusive, há </w:t>
+      </w:r>
+      <w:proofErr w:type="gramStart"/>
+      <w:r>
+        <w:rPr>
+          <w:b/>
+          <w:bCs/>
+        </w:rPr>
+        <w:t>na presente exordial</w:t>
+      </w:r>
+      <w:proofErr w:type="gramEnd"/>
+      <w:r>
+        <w:rPr>
+          <w:b/>
+          <w:bCs/>
+        </w:rPr>
+        <w:t xml:space="preserve"> o pedido de dispensa de audiência de tentativa de conciliação.</w:t>
       </w:r>
     </w:p>
     <w:p>
@@ -306,7 +321,6 @@
     </w:p>
     <w:p>
       <w:r>
-        <w:lastRenderedPageBreak/>
         <w:t xml:space="preserve">Assim, cabe </w:t>
       </w:r>
       <w:r>
@@ -353,512 +367,586 @@
         <w:t>“litigância predatória”</w:t>
       </w:r>
       <w:r>
-        <w:t xml:space="preserve">, prática reprovável que se caracteriza pelo ajuizamento de demandas padronizadas, em massa, sem a devida individualização dos casos, com pouca ou nenhuma instrução documental e, em muitos casos, com desrespeito ao contraditório, à ampla defesa e à boa-fé processual. Seus requisitos mais recorrentes incluem: (i) ausência de procuração válida ou específica; (ii) inexistência de contato real com o autor da ação; (iii) inexistência de documentos </w:t>
-      </w:r>
-      <w:r>
+        <w:t>, prática reprovável que se caracteriza pelo ajuizamento de demandas padronizadas, em massa, sem a devida individualização dos casos, com pouca ou nenhuma instrução documental e, em muitos casos, com desrespeito ao contraditório, à ampla defesa e à boa-fé processual. Seus requisitos mais recorrentes incluem: (i) ausência de procuração válida ou específica; (</w:t>
+      </w:r>
+      <w:proofErr w:type="spellStart"/>
+      <w:r>
+        <w:t>ii</w:t>
+      </w:r>
+      <w:proofErr w:type="spellEnd"/>
+      <w:r>
+        <w:t>) inexistência de contato real com o autor da ação; (</w:t>
+      </w:r>
+      <w:proofErr w:type="spellStart"/>
+      <w:r>
+        <w:t>iii</w:t>
+      </w:r>
+      <w:proofErr w:type="spellEnd"/>
+      <w:r>
+        <w:t>) inexistência de documentos que comprovem minimamente os fatos alegados; (</w:t>
+      </w:r>
+      <w:proofErr w:type="spellStart"/>
+      <w:r>
+        <w:t>iv</w:t>
+      </w:r>
+      <w:proofErr w:type="spellEnd"/>
+      <w:r>
+        <w:t>) ausência de documentos que demonstrem a relação jurídica discutida; e (v) a repetição idêntica de alegações em diversos processos, sem qualquer contextualização mínima ao caso concreto.</w:t>
+      </w:r>
+    </w:p>
+    <w:p>
+      <w:r>
+        <w:t xml:space="preserve">No entanto, </w:t>
+      </w:r>
+      <w:r>
+        <w:rPr>
+          <w:b/>
+          <w:bCs/>
+        </w:rPr>
+        <w:t>não se pode confundir litigância predatória com o exercício legítimo da advocacia em demandas repetitivas, de massa ou de alta escala</w:t>
+      </w:r>
+      <w:r>
+        <w:t xml:space="preserve">, </w:t>
+      </w:r>
+      <w:r>
+        <w:rPr>
+          <w:i/>
+          <w:iCs/>
+          <w:u w:val="single"/>
+        </w:rPr>
+        <w:t>especialmente quando se trata da defesa de consumidores em situação de vulnerabilidade, como no caso das ações revisionais de microcrédito</w:t>
+      </w:r>
+      <w:r>
+        <w:rPr>
+          <w:i/>
+          <w:iCs/>
+          <w:u w:val="single"/>
+        </w:rPr>
+        <w:t xml:space="preserve"> pessoal</w:t>
+      </w:r>
+      <w:r>
+        <w:rPr>
+          <w:i/>
+          <w:iCs/>
+          <w:u w:val="single"/>
+        </w:rPr>
+        <w:t xml:space="preserve"> que, por sua própria natureza, envolvem grande número </w:t>
+      </w:r>
+      <w:r>
+        <w:rPr>
+          <w:i/>
+          <w:iCs/>
+          <w:u w:val="single"/>
+        </w:rPr>
         <w:lastRenderedPageBreak/>
-        <w:t>que comprovem minimamente os fatos alegados; (iv) ausência de documentos que demonstrem a relação jurídica discutida; e (v) a repetição idêntica de alegações em diversos processos, sem qualquer contextualização mínima ao caso concreto.</w:t>
-      </w:r>
-    </w:p>
-    <w:p>
-      <w:r>
-        <w:t xml:space="preserve">No entanto, </w:t>
-      </w:r>
-      <w:r>
-        <w:rPr>
-          <w:b/>
-          <w:bCs/>
-        </w:rPr>
-        <w:t>não se pode confundir litigância predatória com o exercício legítimo da advocacia em demandas repetitivas, de massa ou de alta escala</w:t>
-      </w:r>
-      <w:r>
-        <w:t xml:space="preserve">, </w:t>
-      </w:r>
-      <w:r>
-        <w:rPr>
-          <w:i/>
-          <w:iCs/>
-          <w:u w:val="single"/>
-        </w:rPr>
-        <w:t>especialmente quando se trata da defesa de consumidores em situação de vulnerabilidade, como no caso das ações revisionais de microcrédito</w:t>
-      </w:r>
-      <w:r>
-        <w:rPr>
-          <w:i/>
-          <w:iCs/>
-          <w:u w:val="single"/>
+        <w:t>de pessoas hipossuficientes afetadas por práticas padronizadas de instituições financeiras.</w:t>
+      </w:r>
+    </w:p>
+    <w:p>
+      <w:r>
+        <w:t xml:space="preserve">Nesse sentido, os procuradores da parte autora </w:t>
+      </w:r>
+      <w:r>
+        <w:rPr>
+          <w:b/>
+          <w:bCs/>
+        </w:rPr>
+        <w:t>têm adotado cuidados na elaboração de cada caso</w:t>
+      </w:r>
+      <w:r>
+        <w:t>, de modo a assegurar a lisura do processo, a boa-fé processual e a adequação de cada demanda à realidade do autor. Dentre os cuidados adotados, destacam-se:</w:t>
+      </w:r>
+    </w:p>
+    <w:p/>
+    <w:p>
+      <w:pPr>
+        <w:ind w:left="2268" w:firstLine="0"/>
+        <w:rPr>
+          <w:sz w:val="22"/>
+          <w:szCs w:val="22"/>
+        </w:rPr>
+      </w:pPr>
+      <w:r>
+        <w:rPr>
+          <w:sz w:val="22"/>
+          <w:szCs w:val="22"/>
+        </w:rPr>
+        <w:t xml:space="preserve">a) </w:t>
+      </w:r>
+      <w:r>
+        <w:rPr>
+          <w:b/>
+          <w:bCs/>
+          <w:sz w:val="22"/>
+          <w:szCs w:val="22"/>
+        </w:rPr>
+        <w:t>Descrição da hipossuficiência da parte autora</w:t>
+      </w:r>
+      <w:r>
+        <w:rPr>
+          <w:sz w:val="22"/>
+          <w:szCs w:val="22"/>
+        </w:rPr>
+        <w:t>, acompanhada não apenas da Declaração de Hipossuficiência, mas de ampla documentação comprobatória, como Carteira de Trabalho e Previdência Social (CTPS) digital, histórico de crédito, declaração ou isenção de Imposto de Renda, folha resumo do Cadastro Único,</w:t>
+      </w:r>
+      <w:r>
+        <w:rPr>
+          <w:sz w:val="22"/>
+          <w:szCs w:val="22"/>
+        </w:rPr>
+        <w:t xml:space="preserve"> sempre que possível e</w:t>
+      </w:r>
+      <w:r>
+        <w:rPr>
+          <w:sz w:val="22"/>
+          <w:szCs w:val="22"/>
+        </w:rPr>
+        <w:t xml:space="preserve"> entre outros;</w:t>
+      </w:r>
+    </w:p>
+    <w:p>
+      <w:pPr>
+        <w:ind w:left="2268" w:firstLine="0"/>
+        <w:rPr>
+          <w:sz w:val="22"/>
+          <w:szCs w:val="22"/>
+        </w:rPr>
+      </w:pPr>
+      <w:r>
+        <w:rPr>
+          <w:sz w:val="22"/>
+          <w:szCs w:val="22"/>
+        </w:rPr>
+        <w:t xml:space="preserve">b) </w:t>
+      </w:r>
+      <w:r>
+        <w:rPr>
+          <w:b/>
+          <w:bCs/>
+          <w:sz w:val="22"/>
+          <w:szCs w:val="22"/>
+        </w:rPr>
+        <w:t>Consentimento expresso do autor quanto à escolha do foro do domicílio do réu</w:t>
+      </w:r>
+      <w:r>
+        <w:rPr>
+          <w:sz w:val="22"/>
+          <w:szCs w:val="22"/>
+        </w:rPr>
+        <w:t>, quando for o caso;</w:t>
+      </w:r>
+    </w:p>
+    <w:p>
+      <w:pPr>
+        <w:ind w:left="2268" w:firstLine="0"/>
+        <w:rPr>
+          <w:sz w:val="22"/>
+          <w:szCs w:val="22"/>
+        </w:rPr>
+      </w:pPr>
+      <w:r>
+        <w:rPr>
+          <w:sz w:val="22"/>
+          <w:szCs w:val="22"/>
+        </w:rPr>
+        <w:t xml:space="preserve">c) </w:t>
+      </w:r>
+      <w:r>
+        <w:rPr>
+          <w:b/>
+          <w:bCs/>
+          <w:sz w:val="22"/>
+          <w:szCs w:val="22"/>
+        </w:rPr>
+        <w:t>Demonstração da situação econômica da parte autora</w:t>
+      </w:r>
+      <w:r>
+        <w:rPr>
+          <w:sz w:val="22"/>
+          <w:szCs w:val="22"/>
+        </w:rPr>
+        <w:t>, com detalhamento do valor recebido mensalmente, do comprometimento da renda com empréstimos</w:t>
+      </w:r>
+      <w:r>
+        <w:rPr>
+          <w:sz w:val="22"/>
+          <w:szCs w:val="22"/>
+        </w:rPr>
+        <w:t xml:space="preserve"> </w:t>
+      </w:r>
+      <w:r>
+        <w:rPr>
+          <w:color w:val="C00000"/>
+          <w:sz w:val="22"/>
+          <w:szCs w:val="22"/>
+        </w:rPr>
+        <w:t>{{(pessoal + consignado)}}</w:t>
+      </w:r>
+      <w:r>
+        <w:rPr>
+          <w:sz w:val="22"/>
+          <w:szCs w:val="22"/>
+        </w:rPr>
+        <w:t>, do valor restante líquido mensal disponível para sua subsistência e do percentual que os empréstimos representam em relação à sua renda total;</w:t>
+      </w:r>
+    </w:p>
+    <w:p>
+      <w:pPr>
+        <w:ind w:left="2268" w:firstLine="0"/>
+        <w:rPr>
+          <w:sz w:val="22"/>
+          <w:szCs w:val="22"/>
+        </w:rPr>
+      </w:pPr>
+      <w:r>
+        <w:rPr>
+          <w:sz w:val="22"/>
+          <w:szCs w:val="22"/>
+        </w:rPr>
+        <w:t xml:space="preserve">d) </w:t>
+      </w:r>
+      <w:r>
+        <w:rPr>
+          <w:b/>
+          <w:bCs/>
+          <w:sz w:val="22"/>
+          <w:szCs w:val="22"/>
+        </w:rPr>
+        <w:t>Especificação dos contratos de empréstimo</w:t>
+      </w:r>
+      <w:r>
+        <w:rPr>
+          <w:b/>
+          <w:bCs/>
+          <w:sz w:val="22"/>
+          <w:szCs w:val="22"/>
         </w:rPr>
         <w:t xml:space="preserve"> pessoal</w:t>
       </w:r>
       <w:r>
         <w:rPr>
-          <w:i/>
-          <w:iCs/>
-          <w:u w:val="single"/>
-        </w:rPr>
-        <w:t xml:space="preserve"> que, por sua própria natureza, envolvem grande número de pessoas hipossuficientes afetadas por práticas padronizadas de instituições financeiras.</w:t>
-      </w:r>
-    </w:p>
-    <w:p>
-      <w:r>
-        <w:t xml:space="preserve">Nesse sentido, os procuradores da parte autora </w:t>
-      </w:r>
-      <w:r>
-        <w:rPr>
-          <w:b/>
-          <w:bCs/>
-        </w:rPr>
-        <w:t>têm adotado cuidados na elaboração de cada caso</w:t>
-      </w:r>
-      <w:r>
-        <w:t>, de modo a assegurar a lisura do processo, a boa-fé processual e a adequação de cada demanda à realidade do autor. Dentre os cuidados adotados, destacam-se:</w:t>
-      </w:r>
+          <w:b/>
+          <w:bCs/>
+          <w:sz w:val="22"/>
+          <w:szCs w:val="22"/>
+        </w:rPr>
+        <w:t xml:space="preserve"> questionados</w:t>
+      </w:r>
+      <w:r>
+        <w:rPr>
+          <w:sz w:val="22"/>
+          <w:szCs w:val="22"/>
+        </w:rPr>
+        <w:t xml:space="preserve">, com destaque para a data da contratação, o valor efetivamente financiado, a taxa de juros aplicada, o número de parcelas e o valor de cada parcela. Ainda, a petição é sempre instruída com os dados oficiais </w:t>
+      </w:r>
+      <w:r>
+        <w:rPr>
+          <w:sz w:val="22"/>
+          <w:szCs w:val="22"/>
+        </w:rPr>
+        <w:lastRenderedPageBreak/>
+        <w:t>extraídos do Banco Central do Brasil que indicam a taxa média mensal de juros à época da contratação, para fins de cotejo;</w:t>
+      </w:r>
+    </w:p>
+    <w:p>
+      <w:pPr>
+        <w:ind w:left="2268" w:firstLine="0"/>
+        <w:rPr>
+          <w:sz w:val="22"/>
+          <w:szCs w:val="22"/>
+        </w:rPr>
+      </w:pPr>
+      <w:r>
+        <w:rPr>
+          <w:sz w:val="22"/>
+          <w:szCs w:val="22"/>
+        </w:rPr>
+        <w:t xml:space="preserve">e) </w:t>
+      </w:r>
+      <w:r>
+        <w:rPr>
+          <w:b/>
+          <w:bCs/>
+          <w:sz w:val="22"/>
+          <w:szCs w:val="22"/>
+        </w:rPr>
+        <w:t>Apresentação clara do valor controvertido</w:t>
+      </w:r>
+      <w:r>
+        <w:rPr>
+          <w:sz w:val="22"/>
+          <w:szCs w:val="22"/>
+        </w:rPr>
+        <w:t>, com cálculo do valor que seria devido caso aplicada a taxa média do BACEN, a diferença entre os valores pagos e os devidos, bem como o cálculo da repetição em dobro do indébito, nos termos do art. 42, parágrafo único, do CDC;</w:t>
+      </w:r>
+    </w:p>
+    <w:p>
+      <w:pPr>
+        <w:ind w:left="2268" w:firstLine="0"/>
+        <w:rPr>
+          <w:sz w:val="22"/>
+          <w:szCs w:val="22"/>
+        </w:rPr>
+      </w:pPr>
+      <w:r>
+        <w:rPr>
+          <w:sz w:val="22"/>
+          <w:szCs w:val="22"/>
+        </w:rPr>
+        <w:t xml:space="preserve">f) </w:t>
+      </w:r>
+      <w:r>
+        <w:rPr>
+          <w:b/>
+          <w:bCs/>
+          <w:sz w:val="22"/>
+          <w:szCs w:val="22"/>
+        </w:rPr>
+        <w:t>Demonstração de tentativa real de resolução extrajudicial do conflito</w:t>
+      </w:r>
+      <w:r>
+        <w:rPr>
+          <w:sz w:val="22"/>
+          <w:szCs w:val="22"/>
+        </w:rPr>
+        <w:t>, realizada pela plataforma oficial Consumidor.gov.br, instruída com o número de protocolo, cópia da reclamação e resposta da instituição financeira, evidenciando a busca pela composição amigável antes da via judicial;</w:t>
+      </w:r>
+    </w:p>
+    <w:p>
+      <w:pPr>
+        <w:ind w:left="2268" w:firstLine="0"/>
+        <w:rPr>
+          <w:sz w:val="22"/>
+          <w:szCs w:val="22"/>
+        </w:rPr>
+      </w:pPr>
+      <w:r>
+        <w:rPr>
+          <w:sz w:val="22"/>
+          <w:szCs w:val="22"/>
+        </w:rPr>
+        <w:t xml:space="preserve">g) </w:t>
+      </w:r>
+      <w:r>
+        <w:rPr>
+          <w:b/>
+          <w:bCs/>
+          <w:sz w:val="22"/>
+          <w:szCs w:val="22"/>
+        </w:rPr>
+        <w:t>Instrução adequada da petição inicial com documentos que comprovam a existência da relação jurídica</w:t>
+      </w:r>
+      <w:r>
+        <w:rPr>
+          <w:sz w:val="22"/>
+          <w:szCs w:val="22"/>
+        </w:rPr>
+        <w:t>, incluindo, sempre que possível, o próprio contrato de empréstimo</w:t>
+      </w:r>
+      <w:r>
+        <w:rPr>
+          <w:sz w:val="22"/>
+          <w:szCs w:val="22"/>
+        </w:rPr>
+        <w:t xml:space="preserve"> (pedido feito sempre via reclamação administrativa supracitada)</w:t>
+      </w:r>
+      <w:r>
+        <w:rPr>
+          <w:sz w:val="22"/>
+          <w:szCs w:val="22"/>
+        </w:rPr>
+        <w:t>, ou, na ausência deste, com capturas de tela ou outros meios idôneos que demonstrem os termos contratuais</w:t>
+      </w:r>
+      <w:r>
+        <w:rPr>
+          <w:sz w:val="22"/>
+          <w:szCs w:val="22"/>
+        </w:rPr>
+        <w:t xml:space="preserve"> indispensáveis para a propositura da presente ação (revisional de juros – e não outros dispositivos contratuais)</w:t>
+      </w:r>
+      <w:r>
+        <w:rPr>
+          <w:sz w:val="22"/>
+          <w:szCs w:val="22"/>
+        </w:rPr>
+        <w:t>;</w:t>
+      </w:r>
+    </w:p>
+    <w:p>
+      <w:pPr>
+        <w:ind w:left="2268" w:firstLine="0"/>
+        <w:rPr>
+          <w:sz w:val="22"/>
+          <w:szCs w:val="22"/>
+        </w:rPr>
+      </w:pPr>
+      <w:r>
+        <w:rPr>
+          <w:sz w:val="22"/>
+          <w:szCs w:val="22"/>
+        </w:rPr>
+        <w:t xml:space="preserve">h) </w:t>
+      </w:r>
+      <w:r>
+        <w:rPr>
+          <w:b/>
+          <w:bCs/>
+          <w:sz w:val="22"/>
+          <w:szCs w:val="22"/>
+        </w:rPr>
+        <w:t>Procuração com poderes específicos e limitados</w:t>
+      </w:r>
+      <w:r>
+        <w:rPr>
+          <w:sz w:val="22"/>
+          <w:szCs w:val="22"/>
+        </w:rPr>
+        <w:t>, outorgados exclusivamente para fins de (i) apresentação de reclamação extrajudicial pela plataforma do Governo Federal (consumidor.gov.br); (</w:t>
+      </w:r>
+      <w:proofErr w:type="spellStart"/>
+      <w:r>
+        <w:rPr>
+          <w:sz w:val="22"/>
+          <w:szCs w:val="22"/>
+        </w:rPr>
+        <w:t>ii</w:t>
+      </w:r>
+      <w:proofErr w:type="spellEnd"/>
+      <w:r>
+        <w:rPr>
+          <w:sz w:val="22"/>
+          <w:szCs w:val="22"/>
+        </w:rPr>
+        <w:t>) eventual propositura de ação de produção antecipada de provas para obtenção dos contratos; e (</w:t>
+      </w:r>
+      <w:proofErr w:type="spellStart"/>
+      <w:r>
+        <w:rPr>
+          <w:sz w:val="22"/>
+          <w:szCs w:val="22"/>
+        </w:rPr>
+        <w:t>iii</w:t>
+      </w:r>
+      <w:proofErr w:type="spellEnd"/>
+      <w:r>
+        <w:rPr>
+          <w:sz w:val="22"/>
+          <w:szCs w:val="22"/>
+        </w:rPr>
+        <w:t>) propositura de ação revisional de contrato bancário para o banco em específico.</w:t>
+      </w:r>
+    </w:p>
+    <w:p>
+      <w:pPr>
+        <w:ind w:left="2268" w:firstLine="0"/>
+        <w:rPr>
+          <w:sz w:val="22"/>
+          <w:szCs w:val="22"/>
+        </w:rPr>
+      </w:pPr>
+      <w:r>
+        <w:rPr>
+          <w:sz w:val="22"/>
+          <w:szCs w:val="22"/>
+        </w:rPr>
+        <w:t xml:space="preserve">i) </w:t>
+      </w:r>
+      <w:r>
+        <w:rPr>
+          <w:b/>
+          <w:sz w:val="22"/>
+          <w:szCs w:val="22"/>
+        </w:rPr>
+        <w:t>Ciência expressa da forma de contratação</w:t>
+      </w:r>
+      <w:r>
+        <w:rPr>
+          <w:sz w:val="22"/>
+          <w:szCs w:val="22"/>
+        </w:rPr>
+        <w:t xml:space="preserve"> – Declaração expressa de que a contratação ocorreu mediante atendimento digital, em conformidade com o Provimento nº 205/2021 da Ordem dos </w:t>
+      </w:r>
+      <w:r>
+        <w:rPr>
+          <w:sz w:val="22"/>
+          <w:szCs w:val="22"/>
+        </w:rPr>
+        <w:lastRenderedPageBreak/>
+        <w:t>Advogados do Brasil, após contato espontâneo e devidamente esclarecido, o que afasta qualquer indício de</w:t>
+      </w:r>
+      <w:r>
+        <w:rPr>
+          <w:sz w:val="22"/>
+          <w:szCs w:val="22"/>
+        </w:rPr>
+        <w:t xml:space="preserve"> captação indevida de clientela;</w:t>
+      </w:r>
+    </w:p>
+    <w:p>
+      <w:pPr>
+        <w:ind w:left="2268" w:firstLine="0"/>
+        <w:rPr>
+          <w:sz w:val="22"/>
+          <w:szCs w:val="22"/>
+        </w:rPr>
+      </w:pPr>
+      <w:r>
+        <w:rPr>
+          <w:b/>
+          <w:sz w:val="22"/>
+          <w:szCs w:val="22"/>
+        </w:rPr>
+        <w:t xml:space="preserve">j) Contrato de honorários específico e único para ação revisional de juros – </w:t>
+      </w:r>
+      <w:r>
+        <w:rPr>
+          <w:sz w:val="22"/>
+          <w:szCs w:val="22"/>
+        </w:rPr>
+        <w:t>A parte autora firmou contrato de prestação de serviços advocatícios direcionado exclusivamente à presente ação revisional de juros, demonstrando a finalidade e a unicidade da contratação (com devida ciência sobre os termos do patrocínio jurídico). O instrumento é juntado sob sigilo, a fim de preservar os dados pessoais da parte e evitar sua indevida utilização por terceiros mal-intencionados que possam se valer de informações constantes nos autos para aplicação de golpes.</w:t>
+      </w:r>
+    </w:p>
+    <w:p>
+      <w:pPr>
+        <w:ind w:left="2268" w:firstLine="0"/>
+      </w:pPr>
     </w:p>
     <w:p/>
     <w:p>
-      <w:pPr>
-        <w:ind w:left="2268" w:firstLine="0"/>
-        <w:rPr>
-          <w:sz w:val="22"/>
-          <w:szCs w:val="22"/>
-        </w:rPr>
-      </w:pPr>
-      <w:r>
-        <w:rPr>
-          <w:sz w:val="22"/>
-          <w:szCs w:val="22"/>
-        </w:rPr>
-        <w:t xml:space="preserve">a) </w:t>
-      </w:r>
-      <w:r>
-        <w:rPr>
-          <w:b/>
-          <w:bCs/>
-          <w:sz w:val="22"/>
-          <w:szCs w:val="22"/>
-        </w:rPr>
-        <w:t>Descrição da hipossuficiência da parte autora</w:t>
-      </w:r>
-      <w:r>
-        <w:rPr>
-          <w:sz w:val="22"/>
-          <w:szCs w:val="22"/>
-        </w:rPr>
-        <w:t>, acompanhada não apenas da Declaração de Hipossuficiência, mas de ampla documentação comprobatória, como Carteira de Trabalho e Previdência Social (CTPS) digital, histórico de crédito, declaração ou isenção de Imposto de Renda, folha resumo do Cadastro Único,</w:t>
-      </w:r>
-      <w:r>
-        <w:rPr>
-          <w:sz w:val="22"/>
-          <w:szCs w:val="22"/>
-        </w:rPr>
-        <w:t xml:space="preserve"> sempre que possível e</w:t>
-      </w:r>
-      <w:r>
-        <w:rPr>
-          <w:sz w:val="22"/>
-          <w:szCs w:val="22"/>
-        </w:rPr>
-        <w:t xml:space="preserve"> entre outros;</w:t>
-      </w:r>
-    </w:p>
-    <w:p>
-      <w:pPr>
-        <w:ind w:left="2268" w:firstLine="0"/>
-        <w:rPr>
-          <w:sz w:val="22"/>
-          <w:szCs w:val="22"/>
-        </w:rPr>
-      </w:pPr>
-      <w:r>
-        <w:rPr>
-          <w:sz w:val="22"/>
-          <w:szCs w:val="22"/>
-        </w:rPr>
-        <w:t xml:space="preserve">b) </w:t>
-      </w:r>
-      <w:r>
-        <w:rPr>
-          <w:b/>
-          <w:bCs/>
-          <w:sz w:val="22"/>
-          <w:szCs w:val="22"/>
-        </w:rPr>
-        <w:t>Consentimento expresso do autor quanto à escolha do foro do domicílio do réu</w:t>
-      </w:r>
-      <w:r>
-        <w:rPr>
-          <w:sz w:val="22"/>
-          <w:szCs w:val="22"/>
-        </w:rPr>
-        <w:t>, quando for o caso;</w:t>
-      </w:r>
-    </w:p>
-    <w:p>
-      <w:pPr>
-        <w:ind w:left="2268" w:firstLine="0"/>
-        <w:rPr>
-          <w:sz w:val="22"/>
-          <w:szCs w:val="22"/>
-        </w:rPr>
-      </w:pPr>
-      <w:r>
-        <w:rPr>
-          <w:sz w:val="22"/>
-          <w:szCs w:val="22"/>
+      <w:r>
+        <w:t xml:space="preserve">Tais medidas, adotadas de forma sistemática e diligente, demonstram o inequívoco comprometimento dos procuradores com a boa-fé, a ética profissional e a individualização de cada demanda, </w:t>
+      </w:r>
+      <w:r>
+        <w:rPr>
+          <w:b/>
+          <w:bCs/>
+          <w:i/>
+          <w:iCs/>
+        </w:rPr>
+        <w:t>mesmo diante da similaridade natural entre os casos.</w:t>
+      </w:r>
+      <w:r>
+        <w:t xml:space="preserve"> Não se está diante de um modelo genérico e irresponsável de ajuizamento, mas sim do exercício consciente e responsável da advocacia em defesa de direitos fundamentais de consumidores vulneráveis, como é o caso da parte autora.</w:t>
+      </w:r>
+    </w:p>
+    <w:p>
+      <w:r>
+        <w:rPr>
+          <w:u w:val="single"/>
+        </w:rPr>
+        <w:t xml:space="preserve">Ainda, fundamental o destaque de que a natureza da presente demanda é a de uma ação revisional específica de juros remuneratórios pactuados em contrato de empréstimo pessoal não consignado, diferindo, portanto, de ações revisionais diversas que buscam a alteração de </w:t>
+      </w:r>
+      <w:r>
+        <w:rPr>
+          <w:u w:val="single"/>
         </w:rPr>
         <w:lastRenderedPageBreak/>
-        <w:t xml:space="preserve">c) </w:t>
-      </w:r>
-      <w:r>
-        <w:rPr>
-          <w:b/>
-          <w:bCs/>
-          <w:sz w:val="22"/>
-          <w:szCs w:val="22"/>
-        </w:rPr>
-        <w:t>Demonstração da situação econômica da parte autora</w:t>
-      </w:r>
-      <w:r>
-        <w:rPr>
-          <w:sz w:val="22"/>
-          <w:szCs w:val="22"/>
-        </w:rPr>
-        <w:t>, com detalhamento do valor recebido mensalmente, do comprometimento da renda com empréstimos</w:t>
-      </w:r>
-      <w:r>
-        <w:rPr>
-          <w:sz w:val="22"/>
-          <w:szCs w:val="22"/>
-        </w:rPr>
+        <w:t>múltiplas cláusulas contratuais.</w:t>
+      </w:r>
+      <w:r>
         <w:t xml:space="preserve"> </w:t>
       </w:r>
       <w:r>
-        <w:rPr>
-          <w:color w:val="C00000"/>
-          <w:sz w:val="22"/>
-          <w:szCs w:val="22"/>
-        </w:rPr>
-        <w:t>{{(pessoal + consignado)}}</w:t>
-      </w:r>
-      <w:r>
-        <w:rPr>
-          <w:sz w:val="22"/>
-          <w:szCs w:val="22"/>
-        </w:rPr>
-        <w:t>, do valor restante líquido mensal disponível para sua subsistência e do percentual que os empréstimos representam em relação à sua renda total;</w:t>
-      </w:r>
-    </w:p>
-    <w:p>
-      <w:pPr>
-        <w:ind w:left="2268" w:firstLine="0"/>
-        <w:rPr>
-          <w:sz w:val="22"/>
-          <w:szCs w:val="22"/>
-        </w:rPr>
-      </w:pPr>
-      <w:r>
-        <w:rPr>
-          <w:sz w:val="22"/>
-          <w:szCs w:val="22"/>
-        </w:rPr>
-        <w:t xml:space="preserve">d) </w:t>
-      </w:r>
-      <w:r>
-        <w:rPr>
-          <w:b/>
-          <w:bCs/>
-          <w:sz w:val="22"/>
-          <w:szCs w:val="22"/>
-        </w:rPr>
-        <w:t>Especificação dos contratos de empréstimo</w:t>
-      </w:r>
-      <w:r>
-        <w:rPr>
-          <w:b/>
-          <w:bCs/>
-          <w:sz w:val="22"/>
-          <w:szCs w:val="22"/>
-        </w:rPr>
-        <w:t xml:space="preserve"> pessoal</w:t>
-      </w:r>
-      <w:r>
-        <w:rPr>
-          <w:b/>
-          <w:bCs/>
-          <w:sz w:val="22"/>
-          <w:szCs w:val="22"/>
-        </w:rPr>
-        <w:t xml:space="preserve"> questionados</w:t>
-      </w:r>
-      <w:r>
-        <w:rPr>
-          <w:sz w:val="22"/>
-          <w:szCs w:val="22"/>
-        </w:rPr>
-        <w:t>, com destaque para a data da contratação, o valor efetivamente financiado, a taxa de juros aplicada, o número de parcelas e o valor de cada parcela. Ainda, a petição é sempre instruída com os dados oficiais extraídos do Banco Central do Brasil que indicam a taxa média mensal de juros à época da contratação, para fins de cotejo;</w:t>
-      </w:r>
-    </w:p>
-    <w:p>
-      <w:pPr>
-        <w:ind w:left="2268" w:firstLine="0"/>
-        <w:rPr>
-          <w:sz w:val="22"/>
-          <w:szCs w:val="22"/>
-        </w:rPr>
-      </w:pPr>
-      <w:r>
-        <w:rPr>
-          <w:sz w:val="22"/>
-          <w:szCs w:val="22"/>
-        </w:rPr>
-        <w:t xml:space="preserve">e) </w:t>
-      </w:r>
-      <w:r>
-        <w:rPr>
-          <w:b/>
-          <w:bCs/>
-          <w:sz w:val="22"/>
-          <w:szCs w:val="22"/>
-        </w:rPr>
-        <w:t>Apresentação clara do valor controvertido</w:t>
-      </w:r>
-      <w:r>
-        <w:rPr>
-          <w:sz w:val="22"/>
-          <w:szCs w:val="22"/>
-        </w:rPr>
-        <w:t>, com cálculo do valor que seria devido caso aplicada a taxa média do BACEN, a diferença entre os valores pagos e os devidos, bem como o cálculo da repetição em dobro do indébito, nos termos do art. 42, parágrafo único, do CDC;</w:t>
-      </w:r>
-    </w:p>
-    <w:p>
-      <w:pPr>
-        <w:ind w:left="2268" w:firstLine="0"/>
-        <w:rPr>
-          <w:sz w:val="22"/>
-          <w:szCs w:val="22"/>
-        </w:rPr>
-      </w:pPr>
-      <w:r>
-        <w:rPr>
-          <w:sz w:val="22"/>
-          <w:szCs w:val="22"/>
-        </w:rPr>
-        <w:t xml:space="preserve">f) </w:t>
-      </w:r>
-      <w:r>
-        <w:rPr>
-          <w:b/>
-          <w:bCs/>
-          <w:sz w:val="22"/>
-          <w:szCs w:val="22"/>
-        </w:rPr>
-        <w:t>Demonstração de tentativa real de resolução extrajudicial do conflito</w:t>
-      </w:r>
-      <w:r>
-        <w:rPr>
-          <w:sz w:val="22"/>
-          <w:szCs w:val="22"/>
-        </w:rPr>
-        <w:t>, realizada pela plataforma oficial Consumidor.gov.br, instruída com o número de protocolo, cópia da reclamação e resposta da instituição financeira, evidenciando a busca pela composição amigável antes da via judicial;</w:t>
-      </w:r>
-    </w:p>
-    <w:p>
-      <w:pPr>
-        <w:ind w:left="2268" w:firstLine="0"/>
-        <w:rPr>
-          <w:sz w:val="22"/>
-          <w:szCs w:val="22"/>
-        </w:rPr>
-      </w:pPr>
-      <w:r>
-        <w:rPr>
-          <w:sz w:val="22"/>
-          <w:szCs w:val="22"/>
-        </w:rPr>
-        <w:t xml:space="preserve">g) </w:t>
-      </w:r>
-      <w:r>
-        <w:rPr>
-          <w:b/>
-          <w:bCs/>
-          <w:sz w:val="22"/>
-          <w:szCs w:val="22"/>
-        </w:rPr>
-        <w:t>Instrução adequada da petição inicial com documentos que comprovam a existência da relação jurídica</w:t>
-      </w:r>
-      <w:r>
-        <w:rPr>
-          <w:sz w:val="22"/>
-          <w:szCs w:val="22"/>
-        </w:rPr>
-        <w:t>, incluindo, sempre que possível, o próprio contrato de empréstimo</w:t>
-      </w:r>
-      <w:r>
-        <w:rPr>
-          <w:sz w:val="22"/>
-          <w:szCs w:val="22"/>
-        </w:rPr>
-        <w:t xml:space="preserve"> (pedido feito sempre via reclamação administrativa supracitada)</w:t>
-      </w:r>
-      <w:r>
-        <w:rPr>
-          <w:sz w:val="22"/>
-          <w:szCs w:val="22"/>
-        </w:rPr>
-        <w:t xml:space="preserve">, ou, na ausência deste, com capturas de tela ou outros meios idôneos que demonstrem os termos </w:t>
-      </w:r>
-      <w:r>
-        <w:rPr>
-          <w:sz w:val="22"/>
-          <w:szCs w:val="22"/>
-        </w:rPr>
-        <w:lastRenderedPageBreak/>
-        <w:t>contratuais</w:t>
-      </w:r>
-      <w:r>
-        <w:rPr>
-          <w:sz w:val="22"/>
-          <w:szCs w:val="22"/>
-        </w:rPr>
-        <w:t xml:space="preserve"> indispensáveis para a propositura da presente ação (revisional de juros – e não outros dispositivos contratuais)</w:t>
-      </w:r>
-      <w:r>
-        <w:rPr>
-          <w:sz w:val="22"/>
-          <w:szCs w:val="22"/>
-        </w:rPr>
-        <w:t>;</w:t>
-      </w:r>
-    </w:p>
-    <w:p>
-      <w:pPr>
-        <w:ind w:left="2268" w:firstLine="0"/>
-        <w:rPr>
-          <w:sz w:val="22"/>
-          <w:szCs w:val="22"/>
-        </w:rPr>
-      </w:pPr>
-      <w:r>
-        <w:rPr>
-          <w:sz w:val="22"/>
-          <w:szCs w:val="22"/>
-        </w:rPr>
-        <w:t xml:space="preserve">h) </w:t>
-      </w:r>
-      <w:r>
-        <w:rPr>
-          <w:b/>
-          <w:bCs/>
-          <w:sz w:val="22"/>
-          <w:szCs w:val="22"/>
-        </w:rPr>
-        <w:t>Procuração com poderes específicos e limitados</w:t>
-      </w:r>
-      <w:r>
-        <w:rPr>
-          <w:sz w:val="22"/>
-          <w:szCs w:val="22"/>
-        </w:rPr>
-        <w:t>, outorgados exclusivamente para fins de (i) apresentação de reclamação extrajudicial pela plataforma do Governo Federal (consumidor.gov.br); (ii) eventual propositura de ação de produção antecipada de provas para obtenção dos contratos; e (iii) propositura de ação revisional de contrato bancário para o banco em específico.</w:t>
-      </w:r>
-    </w:p>
-    <w:p>
-      <w:pPr>
-        <w:ind w:left="2268" w:firstLine="0"/>
-        <w:rPr>
-          <w:sz w:val="22"/>
-          <w:szCs w:val="22"/>
-        </w:rPr>
-      </w:pPr>
-      <w:r>
-        <w:rPr>
-          <w:sz w:val="22"/>
-          <w:szCs w:val="22"/>
-        </w:rPr>
-        <w:t xml:space="preserve">i) </w:t>
-      </w:r>
-      <w:r>
-        <w:rPr>
-          <w:b/>
-          <w:sz w:val="22"/>
-          <w:szCs w:val="22"/>
-        </w:rPr>
-        <w:t>Ciência expressa da forma de contratação</w:t>
-      </w:r>
-      <w:r>
-        <w:rPr>
-          <w:sz w:val="22"/>
-          <w:szCs w:val="22"/>
-        </w:rPr>
-        <w:t xml:space="preserve"> – Declaração expressa de que a contratação ocorreu mediante atendimento digital, em conformidade com o Provimento nº 205/2021 da Ordem dos Advogados do Brasil, após contato espontâneo e devidamente esclarecido, o que afasta qualquer indício de</w:t>
-      </w:r>
-      <w:r>
-        <w:rPr>
-          <w:sz w:val="22"/>
-          <w:szCs w:val="22"/>
-        </w:rPr>
-        <w:t xml:space="preserve"> captação indevida de clientela;</w:t>
-      </w:r>
-    </w:p>
-    <w:p>
-      <w:pPr>
-        <w:ind w:left="2268" w:firstLine="0"/>
-        <w:rPr>
-          <w:sz w:val="22"/>
-          <w:szCs w:val="22"/>
-        </w:rPr>
-      </w:pPr>
-      <w:r>
-        <w:rPr>
-          <w:b/>
-          <w:sz w:val="22"/>
-          <w:szCs w:val="22"/>
-        </w:rPr>
-        <w:t xml:space="preserve">j) Contrato de honorários específico e único para ação revisional de juros – </w:t>
-      </w:r>
-      <w:r>
-        <w:rPr>
-          <w:sz w:val="22"/>
-          <w:szCs w:val="22"/>
-        </w:rPr>
-        <w:t>A parte autora firmou contrato de prestação de serviços advocatícios direcionado exclusivamente à presente ação revisional de juros, demonstrando a finalidade e a unicidade da contratação (com devida ciência sobre os termos do patrocínio jurídico). O instrumento é juntado sob sigilo, a fim de preservar os dados pessoais da parte e evitar sua indevida utilização por terceiros mal-intencionados que possam se valer de informações constantes nos autos para aplicação de golpes.</w:t>
-      </w:r>
-    </w:p>
-    <w:p>
-      <w:pPr>
-        <w:ind w:left="2268" w:firstLine="0"/>
-      </w:pPr>
-    </w:p>
-    <w:p/>
-    <w:p>
-      <w:r>
-        <w:lastRenderedPageBreak/>
-        <w:t xml:space="preserve">Tais medidas, adotadas de forma sistemática e diligente, demonstram o inequívoco comprometimento dos procuradores com a boa-fé, a ética profissional e a individualização de cada demanda, </w:t>
-      </w:r>
-      <w:r>
-        <w:rPr>
-          <w:b/>
-          <w:bCs/>
-          <w:i/>
-          <w:iCs/>
-        </w:rPr>
-        <w:t>mesmo diante da similaridade natural entre os casos.</w:t>
-      </w:r>
-      <w:r>
-        <w:t xml:space="preserve"> Não se está diante de um modelo genérico e irresponsável de ajuizamento, mas sim do exercício consciente e responsável da advocacia em defesa de direitos fundamentais de consumidores vulneráveis, como é o caso da parte autora.</w:t>
-      </w:r>
-    </w:p>
-    <w:p>
-      <w:r>
-        <w:rPr>
-          <w:u w:val="single"/>
-        </w:rPr>
-        <w:t>Ainda, fundamental o destaque de que a natureza da presente demanda é a de uma ação revisional específica de juros remuneratórios pactuados em contrato de empréstimo pessoal não consignado, diferindo, portanto, de ações revisionais diversas que buscam a alteração de múltiplas cláusulas contratuais.</w:t>
-      </w:r>
-      <w:r>
-        <w:t xml:space="preserve"> </w:t>
-      </w:r>
-      <w:r>
         <w:t>No presente caso, a abusividade ora combatida concentra-se exclusivamente na fixação da taxa de juros aplicada, cuja desproporcionalidade é aferida com base na comparação objetiva entre a taxa praticada no contrato em questão e a taxa média de mercado divulgada pelo Banco Central do Brasil, para contratos da mesma natureza e na mesma data conforme jurisprudência amplamente</w:t>
       </w:r>
       <w:r>
@@ -897,11 +985,7 @@
     </w:p>
     <w:p>
       <w:r>
-        <w:t xml:space="preserve">Assim, espera-se que este Juízo reconheça o zelo e a seriedade com que a presente demanda foi manejada, afastando desde logo qualquer dúvida quanto à sua legitimidade, pertinência e regularidade </w:t>
-      </w:r>
-      <w:r>
-        <w:lastRenderedPageBreak/>
-        <w:t xml:space="preserve">processual, </w:t>
+        <w:t xml:space="preserve">Assim, espera-se que este Juízo reconheça o zelo e a seriedade com que a presente demanda foi manejada, afastando desde logo qualquer dúvida quanto à sua legitimidade, pertinência e regularidade processual, </w:t>
       </w:r>
       <w:r>
         <w:rPr>
@@ -930,7 +1014,11 @@
     <w:p>
       <w:bookmarkStart w:id="3" w:name="_Hlk203652553"/>
       <w:r>
-        <w:t>A parte requerente pleiteia a concessão do benefício da gratuidade da justiça, com fundamento no artigo 98 e seguintes do Código de Processo Civil (CPC) e no artigo 5º, inciso LXXIV, da Constituição Federal, que asseguram o acesso à justiça aos que comprovarem insuficiência de recursos para arcar com as custas do processo e honorários advocatícios sem prejuízo do sustento próprio ou de sua família.</w:t>
+        <w:t xml:space="preserve">A parte requerente pleiteia a concessão do benefício da gratuidade da justiça, com fundamento no artigo 98 e seguintes do Código de Processo Civil (CPC) e no artigo 5º, inciso LXXIV, da Constituição Federal, que asseguram o acesso à justiça aos que comprovarem insuficiência de </w:t>
+      </w:r>
+      <w:r>
+        <w:lastRenderedPageBreak/>
+        <w:t>recursos para arcar com as custas do processo e honorários advocatícios sem prejuízo do sustento próprio ou de sua família.</w:t>
       </w:r>
     </w:p>
     <w:p>
@@ -949,10 +1037,32 @@
         <w:rPr>
           <w:color w:val="C00000"/>
         </w:rPr>
-        <w:t>{{BENEFICIO_RECEBIDO}}</w:t>
-      </w:r>
-      <w:r>
-        <w:t xml:space="preserve">, no valor de R$ {{renda_mensal}}, conforme comprovado nos documentos que acompanham esta exordial. </w:t>
+        <w:t>{{</w:t>
+      </w:r>
+      <w:proofErr w:type="gramStart"/>
+      <w:r>
+        <w:rPr>
+          <w:color w:val="C00000"/>
+        </w:rPr>
+        <w:t>BENEFICIO</w:t>
+      </w:r>
+      <w:proofErr w:type="gramEnd"/>
+      <w:r>
+        <w:rPr>
+          <w:color w:val="C00000"/>
+        </w:rPr>
+        <w:t>_RECEBIDO}}</w:t>
+      </w:r>
+      <w:r>
+        <w:t>, no valor de R$ {{</w:t>
+      </w:r>
+      <w:proofErr w:type="spellStart"/>
+      <w:r>
+        <w:t>renda_mensal</w:t>
+      </w:r>
+      <w:proofErr w:type="spellEnd"/>
+      <w:r>
+        <w:t xml:space="preserve">}}, conforme comprovado nos documentos que acompanham esta exordial. </w:t>
       </w:r>
       <w:r>
         <w:t>Ainda</w:t>
@@ -977,11 +1087,20 @@
         <w:t xml:space="preserve"> </w:t>
       </w:r>
       <w:r>
-        <w:t xml:space="preserve">comprometem </w:t>
-      </w:r>
-      <w:r>
-        <w:lastRenderedPageBreak/>
-        <w:t>de forma drástica sua renda mensal, de modo que restam apenas R$ {{valor_liquido}} para sua subsistência, valor este absolutamente incompatível com a manutenção de um mínimo existencial digno.</w:t>
+        <w:t>comprometem de forma drástica sua renda mensal, de modo que restam apenas R$ {{</w:t>
+      </w:r>
+      <w:proofErr w:type="spellStart"/>
+      <w:r>
+        <w:t>valor_</w:t>
+      </w:r>
+      <w:proofErr w:type="gramStart"/>
+      <w:r>
+        <w:t>liquido</w:t>
+      </w:r>
+      <w:proofErr w:type="spellEnd"/>
+      <w:proofErr w:type="gramEnd"/>
+      <w:r>
+        <w:t>}} para sua subsistência, valor este absolutamente incompatível com a manutenção de um mínimo existencial digno.</w:t>
       </w:r>
     </w:p>
     <w:p>
@@ -1038,6 +1157,7 @@
         <w:rPr>
           <w:color w:val="C00000"/>
         </w:rPr>
+        <w:lastRenderedPageBreak/>
         <w:t>Print da Receita Federal demonstrando inexistência de dados quanto à Declaração Anual de Imposto de Renda;</w:t>
       </w:r>
     </w:p>
@@ -1117,11 +1237,7 @@
     <w:bookmarkEnd w:id="3"/>
     <w:p>
       <w:r>
-        <w:t xml:space="preserve">Ainda, apesar de o artigo 99, §4º, do Código de Processo Civil já dispor expressamente que a contratação de advogado particular não impede a concessão da gratuidade da justiça, cumpre ressaltar que, no presente caso, conforme pode se observar, o contrato de honorários </w:t>
-      </w:r>
-      <w:r>
-        <w:lastRenderedPageBreak/>
-        <w:t>firmado pela parte autora não prevê qualquer pagamento inicial, estando a remuneração dos patronos integralmente condicionada ao êxito da demanda.</w:t>
+        <w:t>Ainda, apesar de o artigo 99, §4º, do Código de Processo Civil já dispor expressamente que a contratação de advogado particular não impede a concessão da gratuidade da justiça, cumpre ressaltar que, no presente caso, conforme pode se observar, o contrato de honorários firmado pela parte autora não prevê qualquer pagamento inicial, estando a remuneração dos patronos integralmente condicionada ao êxito da demanda.</w:t>
       </w:r>
     </w:p>
     <w:p>
@@ -1159,13 +1275,35 @@
         <w:rPr>
           <w:color w:val="C00000"/>
         </w:rPr>
-        <w:t xml:space="preserve">{{BENEFICIO_RECEBIDO}} </w:t>
+        <w:t>{{</w:t>
+      </w:r>
+      <w:proofErr w:type="gramStart"/>
+      <w:r>
+        <w:rPr>
+          <w:color w:val="C00000"/>
+        </w:rPr>
+        <w:t>BENEFICIO</w:t>
+      </w:r>
+      <w:proofErr w:type="gramEnd"/>
+      <w:r>
+        <w:rPr>
+          <w:color w:val="C00000"/>
+        </w:rPr>
+        <w:t xml:space="preserve">_RECEBIDO}} </w:t>
       </w:r>
       <w:r>
         <w:t>que corresponde ao valor de R$</w:t>
       </w:r>
       <w:r>
-        <w:t>{{renda_mensal}}</w:t>
+        <w:t>{{</w:t>
+      </w:r>
+      <w:proofErr w:type="spellStart"/>
+      <w:r>
+        <w:t>renda_mensal</w:t>
+      </w:r>
+      <w:proofErr w:type="spellEnd"/>
+      <w:r>
+        <w:t>}}</w:t>
       </w:r>
       <w:r>
         <w:t>, conforme comprovado em documentação anexa.</w:t>
@@ -1216,11 +1354,18 @@
         <w:t xml:space="preserve"> </w:t>
       </w:r>
       <w:r>
-        <w:lastRenderedPageBreak/>
         <w:t xml:space="preserve">da sua remuneração mensal, tendo como líquido apenas </w:t>
       </w:r>
       <w:r>
-        <w:t>{{valor_liquido}}</w:t>
+        <w:t>{{</w:t>
+      </w:r>
+      <w:proofErr w:type="spellStart"/>
+      <w:r>
+        <w:t>valor_liquido</w:t>
+      </w:r>
+      <w:proofErr w:type="spellEnd"/>
+      <w:r>
+        <w:t>}}</w:t>
       </w:r>
       <w:r>
         <w:t xml:space="preserve"> mensais para sua subsistência.</w:t>
@@ -1282,7 +1427,27 @@
           <w:sz w:val="24"/>
           <w:szCs w:val="24"/>
         </w:rPr>
-        <w:t>Nº{{NUMERO_CONTRATO</w:t>
+        <w:t>Nº{{</w:t>
+      </w:r>
+      <w:proofErr w:type="gramStart"/>
+      <w:r>
+        <w:rPr>
+          <w:b/>
+          <w:color w:val="00B050"/>
+          <w:sz w:val="24"/>
+          <w:szCs w:val="24"/>
+        </w:rPr>
+        <w:t>NUMERO</w:t>
+      </w:r>
+      <w:proofErr w:type="gramEnd"/>
+      <w:r>
+        <w:rPr>
+          <w:b/>
+          <w:color w:val="00B050"/>
+          <w:sz w:val="24"/>
+          <w:szCs w:val="24"/>
+        </w:rPr>
+        <w:t>_CONTRATO</w:t>
       </w:r>
       <w:r>
         <w:rPr>
@@ -1319,6 +1484,7 @@
         </w:numPr>
       </w:pPr>
       <w:r>
+        <w:lastRenderedPageBreak/>
         <w:t xml:space="preserve">Data de contratação: </w:t>
       </w:r>
       <w:r>
@@ -1396,11 +1562,16 @@
         <w:t xml:space="preserve">Taxa de juros aplicada: </w:t>
       </w:r>
       <w:r>
-        <w:t>{{emprestimos_0_taxa}}</w:t>
+        <w:t>{{emprestimos_0_taxa</w:t>
+      </w:r>
+      <w:proofErr w:type="gramStart"/>
+      <w:r>
+        <w:t>}}</w:t>
       </w:r>
       <w:r>
         <w:t>%</w:t>
       </w:r>
+      <w:proofErr w:type="gramEnd"/>
     </w:p>
     <w:p>
       <w:pPr>
@@ -1417,12 +1588,14 @@
       <w:r>
         <w:t>emprestimos_0_taxa</w:t>
       </w:r>
+      <w:proofErr w:type="gramStart"/>
       <w:r>
         <w:t>}}</w:t>
       </w:r>
       <w:r>
         <w:t>%</w:t>
       </w:r>
+      <w:proofErr w:type="gramEnd"/>
       <w:r>
         <w:t>a.m</w:t>
       </w:r>
@@ -1471,7 +1644,6 @@
     </w:p>
     <w:p>
       <w:r>
-        <w:lastRenderedPageBreak/>
         <w:t xml:space="preserve">Para mesma época, o Banco central divulgou que a média de mercado aplicada pelas instituições financeiras em contratos da mesma natureza fora de </w:t>
       </w:r>
       <w:r>
@@ -1684,8 +1856,13 @@
               <w:jc w:val="left"/>
             </w:pPr>
             <w:r>
-              <w:t>{{emprestimos_0_taxa_media}}%</w:t>
+              <w:t>{{emprestimos_0_taxa_</w:t>
             </w:r>
+            <w:proofErr w:type="gramStart"/>
+            <w:r>
+              <w:t>media}}%</w:t>
+            </w:r>
+            <w:proofErr w:type="gramEnd"/>
           </w:p>
         </w:tc>
       </w:tr>
@@ -1850,7 +2027,6 @@
     </w:p>
     <w:p>
       <w:r>
-        <w:lastRenderedPageBreak/>
         <w:t>Desta forma, fica flagrante a abusividade contida no contrato, cuja taxa de juros mensais extrapolam muito a média de mercado</w:t>
       </w:r>
       <w:r>
@@ -1878,6 +2054,7 @@
     <w:p/>
     <w:p>
       <w:r>
+        <w:lastRenderedPageBreak/>
         <w:t>C</w:t>
       </w:r>
       <w:r>
@@ -1911,27 +2088,27 @@
         <w:t>é firme</w:t>
       </w:r>
       <w:r>
-        <w:t xml:space="preserve"> no sentido de coibir práticas abusivas no mercado financeiro, especialmente no que se refere à </w:t>
+        <w:t xml:space="preserve"> no sentido de coibir práticas abusivas no mercado financeiro, especialmente no que se refere à cobrança de juros exorbitantes. O Código de Defesa do Consumidor (CDC), em seu artigo 51, inciso IV, considera nulas as cláusulas contratuais que estabeleçam obrigações iníquas, abusivas ou que coloquem o consumidor em desvantagem exagerada.</w:t>
+      </w:r>
+    </w:p>
+    <w:p>
+      <w:r>
+        <w:t xml:space="preserve">No presente caso, a taxa de juros aplicada ao contrato da parte requerente </w:t>
+      </w:r>
+      <w:r>
+        <w:t>é</w:t>
+      </w:r>
+      <w:r>
+        <w:t xml:space="preserve"> claramente excessiva quando comparada à taxa média de mercado divulgada pelo Banco Central para a mesma data e natureza de operação. Esta discrepância evidencia a abusividade da taxa imposta pela instituição financeira requerida.</w:t>
+      </w:r>
+    </w:p>
+    <w:p>
+      <w:r>
+        <w:t xml:space="preserve">Ademais, o artigo 39, inciso V, do CDC proíbe que o fornecedor de produtos ou serviços, dentre outras práticas abusivas, exija </w:t>
       </w:r>
       <w:r>
         <w:lastRenderedPageBreak/>
-        <w:t>cobrança de juros exorbitantes. O Código de Defesa do Consumidor (CDC), em seu artigo 51, inciso IV, considera nulas as cláusulas contratuais que estabeleçam obrigações iníquas, abusivas ou que coloquem o consumidor em desvantagem exagerada.</w:t>
-      </w:r>
-    </w:p>
-    <w:p>
-      <w:r>
-        <w:t xml:space="preserve">No presente caso, a taxa de juros aplicada ao contrato da parte requerente </w:t>
-      </w:r>
-      <w:r>
-        <w:t>é</w:t>
-      </w:r>
-      <w:r>
-        <w:t xml:space="preserve"> claramente excessiva quando comparada à taxa média de mercado divulgada pelo Banco Central para a mesma data e natureza de operação. Esta discrepância evidencia a abusividade da taxa imposta pela instituição financeira requerida.</w:t>
-      </w:r>
-    </w:p>
-    <w:p>
-      <w:r>
-        <w:t>Ademais, o artigo 39, inciso V, do CDC proíbe que o fornecedor de produtos ou serviços, dentre outras práticas abusivas, exija do consumidor vantagem manifestamente excessiva. A cobrança de juros muito acima da média de mercado caracteriza essa vantagem excessiva e, consequentemente, uma prática abusiva.</w:t>
+        <w:t>do consumidor vantagem manifestamente excessiva. A cobrança de juros muito acima da média de mercado caracteriza essa vantagem excessiva e, consequentemente, uma prática abusiva.</w:t>
       </w:r>
     </w:p>
     <w:p>
@@ -2112,6 +2289,7 @@
         </w:rPr>
       </w:pPr>
       <w:r>
+        <w:lastRenderedPageBreak/>
         <w:t xml:space="preserve">Esta é a tese firmada no referido Tema, </w:t>
       </w:r>
       <w:r>
@@ -2119,7 +2297,23 @@
           <w:i/>
           <w:iCs/>
         </w:rPr>
-        <w:t>in verbis:</w:t>
+        <w:t xml:space="preserve">in </w:t>
+      </w:r>
+      <w:proofErr w:type="spellStart"/>
+      <w:r>
+        <w:rPr>
+          <w:i/>
+          <w:iCs/>
+        </w:rPr>
+        <w:t>verbis</w:t>
+      </w:r>
+      <w:proofErr w:type="spellEnd"/>
+      <w:r>
+        <w:rPr>
+          <w:i/>
+          <w:iCs/>
+        </w:rPr>
+        <w:t>:</w:t>
       </w:r>
     </w:p>
     <w:p>
@@ -2170,30 +2364,62 @@
           <w:sz w:val="22"/>
           <w:szCs w:val="22"/>
         </w:rPr>
+        <w:t xml:space="preserve">“(...) tem considerado abusivas taxas superiores a uma vez e meia (voto proferido pelo Min. Ari Pargendler no REsp n. 271.214-RS, </w:t>
+      </w:r>
+      <w:proofErr w:type="spellStart"/>
+      <w:r>
+        <w:rPr>
+          <w:sz w:val="22"/>
+          <w:szCs w:val="22"/>
+        </w:rPr>
+        <w:t>Rel.p</w:t>
+      </w:r>
+      <w:proofErr w:type="spellEnd"/>
+      <w:r>
+        <w:rPr>
+          <w:sz w:val="22"/>
+          <w:szCs w:val="22"/>
+        </w:rPr>
+        <w:t xml:space="preserve">. Acórdão Min. Menezes Direito, DJ de 4.8.2003), ao dobro (REsp n. 1.036.818, Terceira Turma, minha relatoria, </w:t>
+      </w:r>
+      <w:proofErr w:type="spellStart"/>
+      <w:r>
+        <w:rPr>
+          <w:sz w:val="22"/>
+          <w:szCs w:val="22"/>
+        </w:rPr>
+        <w:t>DJe</w:t>
+      </w:r>
+      <w:proofErr w:type="spellEnd"/>
+      <w:r>
+        <w:rPr>
+          <w:sz w:val="22"/>
+          <w:szCs w:val="22"/>
+        </w:rPr>
+        <w:t xml:space="preserve"> de 20.6.2008) ou ao triplo (REsp n. 971.853-RS, Quarta Turma, Min. Pádua Ribeiro, DJ de 24.9.2007) da média. Todavia, esta perquirição acerca da abusividade não é estanque, o que impossibilita a adoção de critérios genéricos e universais. A taxa média de mercado, divulgada pelo Banco Central, constitui um valioso referencial, mas cabe somente ao juiz, no exame das peculiaridades do caso concreto, avaliar se os juros contratados foram ou não abusivos”. (REsp 1061530/RS, rel. Min. Nancy Andrighi, Segunda Seção, j. 22-10-2008).</w:t>
+      </w:r>
+    </w:p>
+    <w:p>
+      <w:pPr>
+        <w:ind w:left="2268" w:firstLine="0"/>
+        <w:rPr>
+          <w:sz w:val="22"/>
+          <w:szCs w:val="22"/>
+        </w:rPr>
+      </w:pPr>
+    </w:p>
+    <w:p>
+      <w:pPr>
+        <w:rPr>
+          <w:u w:val="single"/>
+        </w:rPr>
+      </w:pPr>
+      <w:r>
+        <w:rPr>
+          <w:b/>
+          <w:bCs/>
+        </w:rPr>
         <w:lastRenderedPageBreak/>
-        <w:t>“(...) tem considerado abusivas taxas superiores a uma vez e meia (voto proferido pelo Min. Ari Pargendler no REsp n. 271.214-RS, Rel.p. Acórdão Min. Menezes Direito, DJ de 4.8.2003), ao dobro (REsp n. 1.036.818, Terceira Turma, minha relatoria, DJe de 20.6.2008) ou ao triplo (REsp n. 971.853-RS, Quarta Turma, Min. Pádua Ribeiro, DJ de 24.9.2007) da média. Todavia, esta perquirição acerca da abusividade não é estanque, o que impossibilita a adoção de critérios genéricos e universais. A taxa média de mercado, divulgada pelo Banco Central, constitui um valioso referencial, mas cabe somente ao juiz, no exame das peculiaridades do caso concreto, avaliar se os juros contratados foram ou não abusivos”. (REsp 1061530/RS, rel. Min. Nancy Andrighi, Segunda Seção, j. 22-10-2008).</w:t>
-      </w:r>
-    </w:p>
-    <w:p>
-      <w:pPr>
-        <w:ind w:left="2268" w:firstLine="0"/>
-        <w:rPr>
-          <w:sz w:val="22"/>
-          <w:szCs w:val="22"/>
-        </w:rPr>
-      </w:pPr>
-    </w:p>
-    <w:p>
-      <w:pPr>
-        <w:rPr>
-          <w:u w:val="single"/>
-        </w:rPr>
-      </w:pPr>
-      <w:r>
-        <w:rPr>
-          <w:b/>
-          <w:bCs/>
-        </w:rPr>
         <w:t>No caso em análise, a taxa de juros cobrada pela instituição requerida alcança patamares muito superiores aos praticados no mercado financeiro.</w:t>
       </w:r>
       <w:r>
@@ -2224,13 +2450,21 @@
         <w:t>{{</w:t>
       </w:r>
       <w:r>
-        <w:t>emprestimos_0_taxa_media</w:t>
+        <w:t>emprestimos_0_taxa_</w:t>
+      </w:r>
+      <w:proofErr w:type="gramStart"/>
+      <w:r>
+        <w:t>media</w:t>
       </w:r>
       <w:r>
         <w:t>}}</w:t>
       </w:r>
       <w:r>
-        <w:t>% a.m., enquanto a taxa de juros mensal informada pela instituição req</w:t>
+        <w:t>%</w:t>
+      </w:r>
+      <w:proofErr w:type="gramEnd"/>
+      <w:r>
+        <w:t xml:space="preserve"> a.m., enquanto a taxa de juros mensal informada pela instituição req</w:t>
       </w:r>
       <w:r>
         <w:t xml:space="preserve">uerida </w:t>
@@ -2239,7 +2473,15 @@
         <w:t xml:space="preserve">fora de </w:t>
       </w:r>
       <w:r>
-        <w:t xml:space="preserve">{{emprestimos_0_taxa}}% </w:t>
+        <w:t>{{emprestimos_0_taxa</w:t>
+      </w:r>
+      <w:proofErr w:type="gramStart"/>
+      <w:r>
+        <w:t>}}%</w:t>
+      </w:r>
+      <w:proofErr w:type="gramEnd"/>
+      <w:r>
+        <w:t xml:space="preserve"> </w:t>
       </w:r>
       <w:r>
         <w:t>ao mês!</w:t>
@@ -2252,11 +2494,15 @@
         </w:rPr>
       </w:pPr>
       <w:r>
-        <w:t xml:space="preserve">Tal discrepância de valores é evidência clara de abusividade na fixação das taxas de juros cobradas pela requerida, o que viola o princípio da boa-fé objetiva, previsto no artigo 422 do Código Civil. Conforme leciona Pablo Stolze Gagliano e Rodolfo Pamplona Filho (Novo Curso de Direito Civil, Volume II), “a boa-fé objetiva exige que as partes não só tenham um </w:t>
-      </w:r>
-      <w:r>
-        <w:lastRenderedPageBreak/>
-        <w:t>comportamento ético, mas também que não exerçam seus direitos de forma excessivamente gravosa ao outro contratante”.</w:t>
+        <w:t xml:space="preserve">Tal discrepância de valores é evidência clara de abusividade na fixação das taxas de juros cobradas pela requerida, o que viola o princípio da boa-fé objetiva, previsto no artigo 422 do Código Civil. Conforme leciona Pablo Stolze </w:t>
+      </w:r>
+      <w:proofErr w:type="spellStart"/>
+      <w:r>
+        <w:t>Gagliano</w:t>
+      </w:r>
+      <w:proofErr w:type="spellEnd"/>
+      <w:r>
+        <w:t xml:space="preserve"> e Rodolfo Pamplona Filho (Novo Curso de Direito Civil, Volume II), “a boa-fé objetiva exige que as partes não só tenham um comportamento ético, mas também que não exerçam seus direitos de forma excessivamente gravosa ao outro contratante”.</w:t>
       </w:r>
     </w:p>
     <w:p>
@@ -2289,6 +2535,7 @@
         </w:numPr>
       </w:pPr>
       <w:r>
+        <w:lastRenderedPageBreak/>
         <w:t xml:space="preserve">REPETIÇÃO </w:t>
       </w:r>
       <w:r>
@@ -2313,304 +2560,348 @@
           <w:b/>
           <w:bCs/>
         </w:rPr>
+        <w:t xml:space="preserve">No presente caso, não há qualquer margem para se alegar “engano justificável”. A cobrança excessiva decorre da aplicação de uma taxa de juros visivelmente superior à média de mercado, em contrato destinado a consumidor notoriamente hipossuficiente, o que revela não apenas </w:t>
+      </w:r>
+      <w:r>
+        <w:rPr>
+          <w:b/>
+          <w:bCs/>
+        </w:rPr>
+        <w:t>uma concessão questionável de análise de crédito</w:t>
+      </w:r>
+      <w:r>
+        <w:rPr>
+          <w:b/>
+          <w:bCs/>
+        </w:rPr>
+        <w:t xml:space="preserve">, mas sim uma estratégia deliberada e recorrente de atuação por parte da instituição financeira. </w:t>
+      </w:r>
+    </w:p>
+    <w:p>
+      <w:r>
+        <w:t xml:space="preserve">Trata-se de conduta premeditada, inserida no próprio modelo de negócio dos bancos, que assumem o risco de judicialização e mesmo assim mantêm a prática, porque ela se revela economicamente vantajosa — bastando que uma parcela </w:t>
+      </w:r>
+      <w:r>
+        <w:t>não vultuosa</w:t>
+      </w:r>
+      <w:r>
+        <w:t xml:space="preserve"> de consumidores efetivamente pague os valores cobrados, ainda </w:t>
+      </w:r>
+      <w:r>
+        <w:t xml:space="preserve">que </w:t>
+      </w:r>
+      <w:r>
+        <w:t>uma parcela reste inadimplente e ou recorra ao Judiciário</w:t>
+      </w:r>
+      <w:r>
+        <w:t>.</w:t>
+      </w:r>
+    </w:p>
+    <w:p>
+      <w:r>
+        <w:t>Em outras palavras: não há que se falar em engano justificável.</w:t>
+      </w:r>
+    </w:p>
+    <w:p>
+      <w:r>
         <w:lastRenderedPageBreak/>
-        <w:t xml:space="preserve">No presente caso, não há qualquer margem para se alegar “engano justificável”. A cobrança excessiva decorre da aplicação de uma taxa de juros visivelmente superior à média de mercado, em contrato destinado a consumidor notoriamente hipossuficiente, o que revela não apenas </w:t>
-      </w:r>
-      <w:r>
-        <w:rPr>
-          <w:b/>
-          <w:bCs/>
-        </w:rPr>
-        <w:t>uma concessão questionável de análise de crédito</w:t>
-      </w:r>
-      <w:r>
-        <w:rPr>
-          <w:b/>
-          <w:bCs/>
-        </w:rPr>
-        <w:t xml:space="preserve">, mas sim uma estratégia deliberada e recorrente de atuação por parte da instituição financeira. </w:t>
-      </w:r>
-    </w:p>
-    <w:p>
-      <w:r>
-        <w:t xml:space="preserve">Trata-se de conduta premeditada, inserida no próprio modelo de negócio dos bancos, que assumem o risco de judicialização e mesmo assim mantêm a prática, porque ela se revela economicamente vantajosa — bastando que uma parcela </w:t>
-      </w:r>
-      <w:r>
-        <w:t>não vultuosa</w:t>
-      </w:r>
-      <w:r>
-        <w:t xml:space="preserve"> de consumidores efetivamente pague os valores cobrados, ainda </w:t>
-      </w:r>
-      <w:r>
-        <w:t xml:space="preserve">que </w:t>
-      </w:r>
-      <w:r>
-        <w:t>uma parcela reste inadimplente e ou recorra ao Judiciário</w:t>
-      </w:r>
-      <w:r>
+        <w:t>Ainda, mister ressaltar que o</w:t>
+      </w:r>
+      <w:r>
+        <w:t xml:space="preserve"> Superior Tribunal de Justiça, ao enfrentar o tema da repetição em dobro, pacificou o entendimento de que </w:t>
+      </w:r>
+      <w:r>
+        <w:rPr>
+          <w:b/>
+          <w:bCs/>
+          <w:u w:val="single"/>
+        </w:rPr>
+        <w:t>não é necessário comprovar dolo ou má-fé para que seja reconhecido o direito à devolução dobrada dos valores cobrados indevidamente. Basta a violação à boa-fé objetiva</w:t>
+      </w:r>
+      <w:r>
+        <w:rPr>
+          <w:u w:val="single"/>
+        </w:rPr>
         <w:t>.</w:t>
       </w:r>
-    </w:p>
-    <w:p>
-      <w:r>
-        <w:t>Em outras palavras: não há que se falar em engano justificável.</w:t>
-      </w:r>
-    </w:p>
-    <w:p>
-      <w:r>
-        <w:t>Ainda, mister ressaltar que o</w:t>
-      </w:r>
-      <w:r>
-        <w:t xml:space="preserve"> Superior Tribunal de Justiça, ao enfrentar o tema da repetição em dobro, pacificou o entendimento de que </w:t>
-      </w:r>
-      <w:r>
-        <w:rPr>
-          <w:b/>
-          <w:bCs/>
-          <w:u w:val="single"/>
-        </w:rPr>
-        <w:t>não é necessário comprovar dolo ou má-fé para que seja reconhecido o direito à devolução dobrada dos valores cobrados indevidamente. Basta a violação à boa-fé objetiva</w:t>
-      </w:r>
-      <w:r>
-        <w:rPr>
-          <w:u w:val="single"/>
+      <w:r>
+        <w:t xml:space="preserve"> </w:t>
+      </w:r>
+    </w:p>
+    <w:p>
+      <w:r>
+        <w:t xml:space="preserve">É o que restou decidido no julgamento dos </w:t>
+      </w:r>
+      <w:proofErr w:type="spellStart"/>
+      <w:r>
+        <w:t>EAREsp</w:t>
+      </w:r>
+      <w:proofErr w:type="spellEnd"/>
+      <w:r>
+        <w:t xml:space="preserve"> 600663/RS, </w:t>
+      </w:r>
+      <w:proofErr w:type="spellStart"/>
+      <w:r>
+        <w:t>EAREsp</w:t>
+      </w:r>
+      <w:proofErr w:type="spellEnd"/>
+      <w:r>
+        <w:t xml:space="preserve"> 622897/RS, </w:t>
+      </w:r>
+      <w:proofErr w:type="spellStart"/>
+      <w:r>
+        <w:t>EAREsp</w:t>
+      </w:r>
+      <w:proofErr w:type="spellEnd"/>
+      <w:r>
+        <w:t xml:space="preserve"> 664888/RS, </w:t>
+      </w:r>
+      <w:proofErr w:type="spellStart"/>
+      <w:r>
+        <w:t>EAREsp</w:t>
+      </w:r>
+      <w:proofErr w:type="spellEnd"/>
+      <w:r>
+        <w:t xml:space="preserve"> 676608/RS e, especialmente, no </w:t>
+      </w:r>
+      <w:proofErr w:type="spellStart"/>
+      <w:r>
+        <w:t>EREsp</w:t>
+      </w:r>
+      <w:proofErr w:type="spellEnd"/>
+      <w:r>
+        <w:t xml:space="preserve"> 1.413.542/RS (Tema 929 do STJ), cuja ementa firmou a seguinte tese:</w:t>
+      </w:r>
+    </w:p>
+    <w:p/>
+    <w:p>
+      <w:pPr>
+        <w:ind w:left="2268" w:firstLine="0"/>
+        <w:rPr>
+          <w:i/>
+          <w:iCs/>
+          <w:sz w:val="22"/>
+          <w:szCs w:val="22"/>
+        </w:rPr>
+      </w:pPr>
+      <w:r>
+        <w:rPr>
+          <w:i/>
+          <w:iCs/>
+          <w:sz w:val="22"/>
+          <w:szCs w:val="22"/>
+        </w:rPr>
+        <w:t xml:space="preserve">“A repetição em dobro, prevista no parágrafo único do art. 42 do Código de Defesa do Consumidor, é </w:t>
+      </w:r>
+      <w:r>
+        <w:rPr>
+          <w:b/>
+          <w:bCs/>
+          <w:i/>
+          <w:iCs/>
+          <w:sz w:val="22"/>
+          <w:szCs w:val="22"/>
+          <w:u w:val="single"/>
+        </w:rPr>
+        <w:t>cabível quando a cobrança indevida consubstanciar conduta contrária à boa-fé objetiva, ou seja, deve ocorrer independentemente da natureza do elemento volitivo</w:t>
+      </w:r>
+      <w:r>
+        <w:rPr>
+          <w:i/>
+          <w:iCs/>
+          <w:sz w:val="22"/>
+          <w:szCs w:val="22"/>
+        </w:rPr>
+        <w:t>.”</w:t>
+      </w:r>
+    </w:p>
+    <w:p>
+      <w:pPr>
+        <w:ind w:left="2268" w:firstLine="0"/>
+        <w:rPr>
+          <w:sz w:val="22"/>
+          <w:szCs w:val="22"/>
+        </w:rPr>
+      </w:pPr>
+    </w:p>
+    <w:p>
+      <w:r>
+        <w:t>O STJ, inclusive, ao modular os efeitos da decisão nos termos do artigo 927, § 3º, do Código de Processo Civil, esclareceu que tal entendimento aplica-se a cobranças realizadas após a publicação do acórdão, o que abrange o presente caso.</w:t>
+      </w:r>
+    </w:p>
+    <w:p>
+      <w:r>
+        <w:t xml:space="preserve">A doutrina também é clara ao delimitar o conceito </w:t>
+      </w:r>
+      <w:r>
+        <w:t>da</w:t>
+      </w:r>
+      <w:r>
+        <w:t xml:space="preserve"> boa-fé objetiva</w:t>
+      </w:r>
+      <w:r>
+        <w:t xml:space="preserve"> nas relações obrigacionais</w:t>
+      </w:r>
+      <w:r>
+        <w:t xml:space="preserve">. Como leciona </w:t>
+      </w:r>
+      <w:r>
+        <w:rPr>
+          <w:b/>
+          <w:bCs/>
+        </w:rPr>
+        <w:t>Maria Helena Diniz</w:t>
+      </w:r>
+      <w:r>
+        <w:t>:</w:t>
+      </w:r>
+    </w:p>
+    <w:p/>
+    <w:p>
+      <w:pPr>
+        <w:ind w:left="2268" w:firstLine="0"/>
+        <w:rPr>
+          <w:i/>
+          <w:iCs/>
+          <w:sz w:val="22"/>
+          <w:szCs w:val="22"/>
+        </w:rPr>
+      </w:pPr>
+      <w:r>
+        <w:rPr>
+          <w:i/>
+          <w:iCs/>
+          <w:sz w:val="22"/>
+          <w:szCs w:val="22"/>
+        </w:rPr>
+        <w:lastRenderedPageBreak/>
+        <w:t>“</w:t>
+      </w:r>
+      <w:r>
+        <w:rPr>
+          <w:i/>
+          <w:iCs/>
+          <w:sz w:val="22"/>
+          <w:szCs w:val="22"/>
+        </w:rPr>
+        <w:t xml:space="preserve">Segundo esse princípio, </w:t>
+      </w:r>
+      <w:r>
+        <w:rPr>
+          <w:b/>
+          <w:bCs/>
+          <w:i/>
+          <w:iCs/>
+          <w:sz w:val="22"/>
+          <w:szCs w:val="22"/>
+          <w:u w:val="single"/>
+        </w:rPr>
+        <w:t>na interpretação do contrato, é preciso ater-se mais a intenção do que o sentido literal da linguagem, e, em prol do interesse social de segurança das relações jurídicas</w:t>
+      </w:r>
+      <w:r>
+        <w:rPr>
+          <w:i/>
+          <w:iCs/>
+          <w:sz w:val="22"/>
+          <w:szCs w:val="22"/>
+        </w:rPr>
+        <w:t xml:space="preserve">, as partes deverão agir com lealdade e confiança recíprocas, auxiliando-se mutuamente na formação e na execução do contrato. Daí está ligado ao </w:t>
+      </w:r>
+      <w:r>
+        <w:rPr>
+          <w:i/>
+          <w:iCs/>
+          <w:sz w:val="22"/>
+          <w:szCs w:val="22"/>
+        </w:rPr>
+        <w:t>princípio</w:t>
+      </w:r>
+      <w:r>
+        <w:rPr>
+          <w:i/>
+          <w:iCs/>
+          <w:sz w:val="22"/>
+          <w:szCs w:val="22"/>
+        </w:rPr>
+        <w:t xml:space="preserve"> da probidade</w:t>
+      </w:r>
+      <w:r>
+        <w:rPr>
+          <w:i/>
+          <w:iCs/>
+          <w:sz w:val="22"/>
+          <w:szCs w:val="22"/>
         </w:rPr>
         <w:t>.</w:t>
       </w:r>
       <w:r>
+        <w:rPr>
+          <w:i/>
+          <w:iCs/>
+          <w:sz w:val="22"/>
+          <w:szCs w:val="22"/>
+        </w:rPr>
+        <w:t xml:space="preserve"> (DINIZ, Maria Helena. Curso de direito civil brasileiro. Teria das Obrigações Contratuais e Extracontratuais. 24˚ ed. São Paulo: Saraiva, 2008. v.3.).</w:t>
+      </w:r>
+    </w:p>
+    <w:p/>
+    <w:p>
+      <w:r>
+        <w:t xml:space="preserve">Nesse cenário, </w:t>
+      </w:r>
+      <w:r>
+        <w:rPr>
+          <w:b/>
+          <w:bCs/>
+          <w:i/>
+          <w:iCs/>
+          <w:u w:val="single"/>
+        </w:rPr>
+        <w:t>é impossível conceber que a conduta da instituição financeira esteja em consonância com a boa-fé objetiva.</w:t>
+      </w:r>
+      <w:r>
+        <w:rPr>
+          <w:i/>
+          <w:iCs/>
+          <w:u w:val="single"/>
+        </w:rPr>
         <w:t xml:space="preserve"> </w:t>
       </w:r>
-    </w:p>
-    <w:p>
-      <w:r>
-        <w:t>É o que restou decidido no julgamento dos EAREsp 600663/RS, EAREsp 622897/RS, EAREsp 664888/RS, EAREsp 676608/RS e, especialmente, no EREsp 1.413.542/RS (Tema 929 do STJ), cuja ementa firmou a seguinte tese:</w:t>
-      </w:r>
-    </w:p>
-    <w:p/>
-    <w:p>
-      <w:pPr>
-        <w:ind w:left="2268" w:firstLine="0"/>
-        <w:rPr>
-          <w:i/>
-          <w:iCs/>
-          <w:sz w:val="22"/>
-          <w:szCs w:val="22"/>
-        </w:rPr>
-      </w:pPr>
-      <w:r>
-        <w:rPr>
-          <w:i/>
-          <w:iCs/>
-          <w:sz w:val="22"/>
-          <w:szCs w:val="22"/>
-        </w:rPr>
-        <w:t xml:space="preserve">“A repetição em dobro, prevista no parágrafo único do art. 42 do Código de Defesa do Consumidor, é </w:t>
-      </w:r>
-      <w:r>
-        <w:rPr>
-          <w:b/>
-          <w:bCs/>
-          <w:i/>
-          <w:iCs/>
-          <w:sz w:val="22"/>
-          <w:szCs w:val="22"/>
-          <w:u w:val="single"/>
-        </w:rPr>
-        <w:t>cabível quando a cobrança indevida consubstanciar conduta contrária à boa-fé objetiva, ou seja, deve ocorrer independentemente da natureza do elemento volitivo</w:t>
-      </w:r>
-      <w:r>
-        <w:rPr>
-          <w:i/>
-          <w:iCs/>
-          <w:sz w:val="22"/>
-          <w:szCs w:val="22"/>
-        </w:rPr>
-        <w:t>.”</w:t>
-      </w:r>
-    </w:p>
-    <w:p>
-      <w:pPr>
-        <w:ind w:left="2268" w:firstLine="0"/>
-        <w:rPr>
-          <w:sz w:val="22"/>
-          <w:szCs w:val="22"/>
-        </w:rPr>
-      </w:pPr>
-    </w:p>
-    <w:p>
-      <w:r>
-        <w:t>O STJ, inclusive, ao modular os efeitos da decisão nos termos do artigo 927, § 3º, do Código de Processo Civil, esclareceu que tal entendimento aplica-se a cobranças realizadas após a publicação do acórdão, o que abrange o presente caso.</w:t>
-      </w:r>
-    </w:p>
-    <w:p>
-      <w:r>
-        <w:t xml:space="preserve">A doutrina também é clara ao delimitar o conceito </w:t>
-      </w:r>
-      <w:r>
-        <w:t>da</w:t>
-      </w:r>
-      <w:r>
-        <w:t xml:space="preserve"> boa-fé objetiva</w:t>
-      </w:r>
-      <w:r>
-        <w:t xml:space="preserve"> nas relações obrigacionais</w:t>
-      </w:r>
-      <w:r>
-        <w:t xml:space="preserve">. Como leciona </w:t>
-      </w:r>
-      <w:r>
-        <w:rPr>
-          <w:b/>
-          <w:bCs/>
-        </w:rPr>
-        <w:t>Maria Helena Diniz</w:t>
-      </w:r>
-      <w:r>
-        <w:t>:</w:t>
-      </w:r>
-    </w:p>
-    <w:p/>
-    <w:p>
-      <w:pPr>
-        <w:ind w:left="2268" w:firstLine="0"/>
-        <w:rPr>
-          <w:i/>
-          <w:iCs/>
-          <w:sz w:val="22"/>
-          <w:szCs w:val="22"/>
-        </w:rPr>
-      </w:pPr>
-      <w:r>
-        <w:rPr>
-          <w:i/>
-          <w:iCs/>
-          <w:sz w:val="22"/>
-          <w:szCs w:val="22"/>
-        </w:rPr>
-        <w:t>“</w:t>
-      </w:r>
-      <w:r>
-        <w:rPr>
-          <w:i/>
-          <w:iCs/>
-          <w:sz w:val="22"/>
-          <w:szCs w:val="22"/>
-        </w:rPr>
-        <w:t xml:space="preserve">Segundo esse princípio, </w:t>
-      </w:r>
-      <w:r>
-        <w:rPr>
-          <w:b/>
-          <w:bCs/>
-          <w:i/>
-          <w:iCs/>
-          <w:sz w:val="22"/>
-          <w:szCs w:val="22"/>
-          <w:u w:val="single"/>
-        </w:rPr>
-        <w:t>na interpretação do contrato, é preciso ater-se mais a intenção do que o sentido literal da linguagem, e, em prol do interesse social de segurança das relações jurídicas</w:t>
-      </w:r>
-      <w:r>
-        <w:rPr>
-          <w:i/>
-          <w:iCs/>
-          <w:sz w:val="22"/>
-          <w:szCs w:val="22"/>
-        </w:rPr>
-        <w:t xml:space="preserve">, as partes deverão agir com lealdade e confiança recíprocas, auxiliando-se mutuamente na formação e na execução do contrato. Daí está ligado ao </w:t>
-      </w:r>
-      <w:r>
-        <w:rPr>
-          <w:i/>
-          <w:iCs/>
-          <w:sz w:val="22"/>
-          <w:szCs w:val="22"/>
-        </w:rPr>
-        <w:t>princípio</w:t>
-      </w:r>
-      <w:r>
-        <w:rPr>
-          <w:i/>
-          <w:iCs/>
-          <w:sz w:val="22"/>
-          <w:szCs w:val="22"/>
-        </w:rPr>
-        <w:t xml:space="preserve"> da probidade</w:t>
-      </w:r>
-      <w:r>
-        <w:rPr>
-          <w:i/>
-          <w:iCs/>
-          <w:sz w:val="22"/>
-          <w:szCs w:val="22"/>
-        </w:rPr>
+      <w:r>
+        <w:t xml:space="preserve">Ao contrário, trata-se de verdadeira afronta ao dever de lealdade e ao princípio da função social do contrato, especialmente quando se observa que a prática reiterada da cobrança de juros muito acima da média de mercado atinge justamente os consumidores mais frágeis e vulneráveis — pessoas pobres, idosas, aposentadas e hipossuficientes, para quem a contratação de crédito pessoal </w:t>
+      </w:r>
+      <w:r>
+        <w:t>se torna</w:t>
+      </w:r>
+      <w:r>
+        <w:t xml:space="preserve">, muitas vezes, </w:t>
+      </w:r>
+      <w:r>
+        <w:t>recurso para financiar despesas básicas</w:t>
+      </w:r>
+      <w:r>
         <w:t>.</w:t>
       </w:r>
-      <w:r>
-        <w:rPr>
-          <w:i/>
-          <w:iCs/>
-          <w:sz w:val="22"/>
-          <w:szCs w:val="22"/>
-        </w:rPr>
-        <w:t xml:space="preserve"> (DINIZ, Maria Helena. Curso de direito civil brasileiro. Teria das Obrigações Contratuais e Extracontratuais. 24˚ ed. São Paulo: Saraiva, 2008. v.3.).</w:t>
-      </w:r>
-    </w:p>
-    <w:p/>
-    <w:p>
+    </w:p>
+    <w:p>
+      <w:r>
+        <w:t xml:space="preserve">A perpetuação dessa estratégia </w:t>
+      </w:r>
+      <w:r>
+        <w:t>predatória</w:t>
+      </w:r>
+      <w:r>
+        <w:t>, mesmo diante de jurisprudência consolidada que reconhece a abusividade em tais casos, representa não apenas um desrespeito ao consumidor individual</w:t>
+      </w:r>
+      <w:r>
+        <w:t xml:space="preserve"> – em sua maioria pessoas pobres, idosas, hipossuficientes e vulneráveis</w:t>
+      </w:r>
+      <w:r>
+        <w:t xml:space="preserve">, mas um ataque estrutural à própria sociedade, pois promove e amplia o ciclo de superendividamento em massa, o que compromete o mínimo existencial de milhares de pessoas. Essa postura, evidentemente, não se coaduna com a boa-fé </w:t>
+      </w:r>
       <w:r>
         <w:lastRenderedPageBreak/>
-        <w:t xml:space="preserve">Nesse cenário, </w:t>
-      </w:r>
-      <w:r>
-        <w:rPr>
-          <w:b/>
-          <w:bCs/>
-          <w:i/>
-          <w:iCs/>
-          <w:u w:val="single"/>
-        </w:rPr>
-        <w:t>é impossível conceber que a conduta da instituição financeira esteja em consonância com a boa-fé objetiva.</w:t>
-      </w:r>
-      <w:r>
-        <w:rPr>
-          <w:i/>
-          <w:iCs/>
-          <w:u w:val="single"/>
-        </w:rPr>
-        <w:t xml:space="preserve"> </w:t>
-      </w:r>
-      <w:r>
-        <w:t xml:space="preserve">Ao contrário, trata-se de verdadeira afronta ao dever de lealdade e ao princípio da função social do contrato, especialmente quando se observa que a prática reiterada da cobrança de juros muito acima da média de mercado atinge justamente os consumidores mais frágeis e vulneráveis — pessoas pobres, idosas, aposentadas e hipossuficientes, para quem a contratação de crédito pessoal </w:t>
-      </w:r>
-      <w:r>
-        <w:t>se torna</w:t>
-      </w:r>
-      <w:r>
-        <w:t xml:space="preserve">, muitas vezes, </w:t>
-      </w:r>
-      <w:r>
-        <w:t>recurso para financiar despesas básicas</w:t>
-      </w:r>
-      <w:r>
-        <w:t>.</w:t>
-      </w:r>
-    </w:p>
-    <w:p>
-      <w:r>
-        <w:t xml:space="preserve">A perpetuação dessa estratégia </w:t>
-      </w:r>
-      <w:r>
-        <w:t>predatória</w:t>
-      </w:r>
-      <w:r>
-        <w:t>, mesmo diante de jurisprudência consolidada que reconhece a abusividade em tais casos, representa não apenas um desrespeito ao consumidor individual</w:t>
-      </w:r>
-      <w:r>
-        <w:t xml:space="preserve"> – em sua maioria pessoas pobres, idosas, hipossuficientes e vulneráveis</w:t>
-      </w:r>
-      <w:r>
-        <w:t>, mas um ataque estrutural à própria sociedade, pois promove e amplia o ciclo de superendividamento em massa, o que compromete o mínimo existencial de milhares de pessoas. Essa postura, evidentemente, não se coaduna com a boa-fé objetiva e, por isso, impõe-se o reconhecimento do direito à repetição do indébito, em dobro.</w:t>
+        <w:t>objetiva e, por isso, impõe-se o reconhecimento do direito à repetição do indébito, em dobro.</w:t>
       </w:r>
     </w:p>
     <w:p>
@@ -2702,8 +2993,36 @@
           <w:iCs/>
           <w:u w:val="single"/>
         </w:rPr>
-        <w:t>in re ipsa</w:t>
-      </w:r>
+        <w:t xml:space="preserve">in </w:t>
+      </w:r>
+      <w:proofErr w:type="spellStart"/>
+      <w:r>
+        <w:rPr>
+          <w:i/>
+          <w:iCs/>
+          <w:u w:val="single"/>
+        </w:rPr>
+        <w:t>re</w:t>
+      </w:r>
+      <w:proofErr w:type="spellEnd"/>
+      <w:r>
+        <w:rPr>
+          <w:i/>
+          <w:iCs/>
+          <w:u w:val="single"/>
+        </w:rPr>
+        <w:t xml:space="preserve"> </w:t>
+      </w:r>
+      <w:proofErr w:type="spellStart"/>
+      <w:r>
+        <w:rPr>
+          <w:i/>
+          <w:iCs/>
+          <w:u w:val="single"/>
+        </w:rPr>
+        <w:t>ipsa</w:t>
+      </w:r>
+      <w:proofErr w:type="spellEnd"/>
       <w:r>
         <w:rPr>
           <w:i/>
@@ -2763,7 +3082,17 @@
           <w:i/>
           <w:iCs/>
         </w:rPr>
-        <w:t xml:space="preserve"> de “negócio de risco” gera um ciclo perverso de superendividamento, no qual o consumidor, incapaz de honrar seus compromissos com base em sua renda mensal, vê-se forçado a contrair novos empréstimos para cobrir dívidas anteriores e custear despesas básicas de sobrevivência.</w:t>
+        <w:t xml:space="preserve"> de “negócio de risco” gera um ciclo perverso de superendividamento, no qual o </w:t>
+      </w:r>
+      <w:r>
+        <w:rPr>
+          <w:b/>
+          <w:bCs/>
+          <w:i/>
+          <w:iCs/>
+        </w:rPr>
+        <w:lastRenderedPageBreak/>
+        <w:t>consumidor, incapaz de honrar seus compromissos com base em sua renda mensal, vê-se forçado a contrair novos empréstimos para cobrir dívidas anteriores e custear despesas básicas de sobrevivência.</w:t>
       </w:r>
       <w:r>
         <w:t xml:space="preserve"> </w:t>
@@ -2817,11 +3146,7 @@
         <w:t>entendemos ser completamente inaplicável</w:t>
       </w:r>
       <w:r>
-        <w:t xml:space="preserve"> o entendimento de que a conduta pensada, calculada e </w:t>
-      </w:r>
-      <w:r>
-        <w:lastRenderedPageBreak/>
-        <w:t>conscientemente aplicada pela ré causou à parte autora “mero aborrecimento do cotidiano”.</w:t>
+        <w:t xml:space="preserve"> o entendimento de que a conduta pensada, calculada e conscientemente aplicada pela ré causou à parte autora “mero aborrecimento do cotidiano”.</w:t>
       </w:r>
     </w:p>
     <w:p>
@@ -2882,12 +3207,14 @@
       <w:r>
         <w:t>comprometimento_porcentagem</w:t>
       </w:r>
+      <w:proofErr w:type="gramStart"/>
       <w:r>
         <w:t>}}</w:t>
       </w:r>
       <w:r>
         <w:t>%</w:t>
       </w:r>
+      <w:proofErr w:type="gramEnd"/>
       <w:r>
         <w:t xml:space="preserve"> </w:t>
       </w:r>
@@ -2906,9 +3233,11 @@
       <w:r>
         <w:t>{{</w:t>
       </w:r>
+      <w:proofErr w:type="spellStart"/>
       <w:r>
         <w:t>renda_mensal</w:t>
       </w:r>
+      <w:proofErr w:type="spellEnd"/>
       <w:r>
         <w:t>}}</w:t>
       </w:r>
@@ -2950,7 +3279,29 @@
         <w:rPr>
           <w:bCs/>
         </w:rPr>
-        <w:t>{{valor_liquido}}</w:t>
+        <w:t>{{</w:t>
+      </w:r>
+      <w:proofErr w:type="spellStart"/>
+      <w:r>
+        <w:rPr>
+          <w:bCs/>
+        </w:rPr>
+        <w:t>valor_</w:t>
+      </w:r>
+      <w:proofErr w:type="gramStart"/>
+      <w:r>
+        <w:rPr>
+          <w:bCs/>
+        </w:rPr>
+        <w:t>liquido</w:t>
+      </w:r>
+      <w:proofErr w:type="spellEnd"/>
+      <w:proofErr w:type="gramEnd"/>
+      <w:r>
+        <w:rPr>
+          <w:bCs/>
+        </w:rPr>
+        <w:t>}}</w:t>
       </w:r>
       <w:r>
         <w:rPr>
@@ -2962,7 +3313,21 @@
         <w:rPr>
           <w:bCs/>
         </w:rPr>
-        <w:t>{{diario}}</w:t>
+        <w:t>{{</w:t>
+      </w:r>
+      <w:proofErr w:type="spellStart"/>
+      <w:r>
+        <w:rPr>
+          <w:bCs/>
+        </w:rPr>
+        <w:t>diario</w:t>
+      </w:r>
+      <w:proofErr w:type="spellEnd"/>
+      <w:r>
+        <w:rPr>
+          <w:bCs/>
+        </w:rPr>
+        <w:t>}}</w:t>
       </w:r>
       <w:r>
         <w:rPr>
@@ -3006,6 +3371,7 @@
         <w:rPr>
           <w:u w:val="single"/>
         </w:rPr>
+        <w:lastRenderedPageBreak/>
         <w:t>Ainda, eventual alegação de que foi firmado o instrumento contratual espontaneamente pela parte autora não é suficiente para elidir a responsabilidade pelos danos morais, uma vez que, conforme já abordado, tal contrato foi contrário ao princípio da boa-fé objetiva.</w:t>
       </w:r>
     </w:p>
@@ -3047,13 +3413,23 @@
         </w:rPr>
         <w:t xml:space="preserve"> instituições financeiras cessem a prática reiterada de impor juros exorbitantes a consumidores </w:t>
       </w:r>
-      <w:r>
-        <w:rPr>
-          <w:b/>
-          <w:bCs/>
-          <w:u w:val="single"/>
-        </w:rPr>
-        <w:t>hipervulneráveis (abusividade)</w:t>
+      <w:proofErr w:type="spellStart"/>
+      <w:r>
+        <w:rPr>
+          <w:b/>
+          <w:bCs/>
+          <w:u w:val="single"/>
+        </w:rPr>
+        <w:t>hipervulneráveis</w:t>
+      </w:r>
+      <w:proofErr w:type="spellEnd"/>
+      <w:r>
+        <w:rPr>
+          <w:b/>
+          <w:bCs/>
+          <w:u w:val="single"/>
+        </w:rPr>
+        <w:t xml:space="preserve"> (abusividade)</w:t>
       </w:r>
       <w:r>
         <w:rPr>
@@ -3083,24 +3459,24 @@
           <w:i/>
           <w:iCs/>
         </w:rPr>
+        <w:t>Acontece que, conforme citado, a conduta em comento, infelizmente, não constitui um caso isolado, mas sim parte de uma política deliberada de concessão de crédito sem qualquer avaliação real da capacidade de pagamento do consumidor. Tal prática colabora diretamente para a formação e manutenção de um ciclo perverso de superendividamento, que aprisiona o indivíduo em sucessivos contratos abusivos, retirando-lhe a autonomia financeira e violando sua dignidade humana.</w:t>
+      </w:r>
+    </w:p>
+    <w:p>
+      <w:r>
+        <w:t>A população brasileira está mais endividada a cada dia:</w:t>
+      </w:r>
+    </w:p>
+    <w:p/>
+    <w:p>
+      <w:pPr>
+        <w:ind w:firstLine="0"/>
+      </w:pPr>
+      <w:r>
+        <w:rPr>
+          <w:noProof/>
+        </w:rPr>
         <w:lastRenderedPageBreak/>
-        <w:t>Acontece que, conforme citado, a conduta em comento, infelizmente, não constitui um caso isolado, mas sim parte de uma política deliberada de concessão de crédito sem qualquer avaliação real da capacidade de pagamento do consumidor. Tal prática colabora diretamente para a formação e manutenção de um ciclo perverso de superendividamento, que aprisiona o indivíduo em sucessivos contratos abusivos, retirando-lhe a autonomia financeira e violando sua dignidade humana.</w:t>
-      </w:r>
-    </w:p>
-    <w:p>
-      <w:r>
-        <w:t>A população brasileira está mais endividada a cada dia:</w:t>
-      </w:r>
-    </w:p>
-    <w:p/>
-    <w:p>
-      <w:pPr>
-        <w:ind w:firstLine="0"/>
-      </w:pPr>
-      <w:r>
-        <w:rPr>
-          <w:noProof/>
-        </w:rPr>
         <w:drawing>
           <wp:inline distT="0" distB="0" distL="0" distR="0" wp14:anchorId="3584C511" wp14:editId="4A2DAF1D">
             <wp:extent cx="5429250" cy="2411369"/>
@@ -3167,45 +3543,47 @@
         <w:rPr>
           <w:u w:val="single"/>
         </w:rPr>
-        <w:t xml:space="preserve"> excessivos e desproporcionais a consumidores que já se encontram em situação de vulnerabilidade econômica, a instituição financeira não apenas compromete a renda presente do </w:t>
-      </w:r>
-      <w:r>
-        <w:rPr>
+        <w:t xml:space="preserve"> excessivos e desproporcionais a consumidores que já se encontram em situação de vulnerabilidade econômica, a instituição financeira não apenas compromete a renda presente do contratante, mas também deteriora sua possibilidade futura de reorganização financeira, perpetuando a pobreza e dificultando qualquer perspectiva de ascensão social. Trata-se, portanto, de conduta que ofende o princípio da dignidade da pessoa humana.</w:t>
+      </w:r>
+    </w:p>
+    <w:p>
+      <w:r>
+        <w:t xml:space="preserve">O crédito responsável, especialmente quando ofertado a aposentados, pensionistas, beneficiários de programas assistenciais e outros cidadãos em situação de fragilidade, deve ser concedido de forma </w:t>
+      </w:r>
+      <w:r>
+        <w:t>a respeitar</w:t>
+      </w:r>
+      <w:r>
+        <w:t xml:space="preserve"> critérios reais de concessão e em observância aos deveres anexos da boa-fé objetiva. Agir de maneira contrária a isso, impondo condições iníquas</w:t>
+      </w:r>
+      <w:r>
+        <w:t xml:space="preserve"> (a título de um hipotético risco</w:t>
+      </w:r>
+      <w:r>
+        <w:t xml:space="preserve"> alto</w:t>
+      </w:r>
+      <w:r>
+        <w:t xml:space="preserve"> de inadimplemento)</w:t>
+      </w:r>
+      <w:r>
+        <w:t xml:space="preserve">, não apenas desequilibra a relação contratual, </w:t>
+      </w:r>
+      <w:r>
+        <w:rPr>
+          <w:i/>
+          <w:iCs/>
+          <w:u w:val="single"/>
+        </w:rPr>
+        <w:t xml:space="preserve">mas transforma o contrato em um verdadeiro instrumento de </w:t>
+      </w:r>
+      <w:r>
+        <w:rPr>
+          <w:i/>
+          <w:iCs/>
           <w:u w:val="single"/>
         </w:rPr>
         <w:lastRenderedPageBreak/>
-        <w:t>contratante, mas também deteriora sua possibilidade futura de reorganização financeira, perpetuando a pobreza e dificultando qualquer perspectiva de ascensão social. Trata-se, portanto, de conduta que ofende o princípio da dignidade da pessoa humana.</w:t>
-      </w:r>
-    </w:p>
-    <w:p>
-      <w:r>
-        <w:t xml:space="preserve">O crédito responsável, especialmente quando ofertado a aposentados, pensionistas, beneficiários de programas assistenciais e outros cidadãos em situação de fragilidade, deve ser concedido de forma </w:t>
-      </w:r>
-      <w:r>
-        <w:t>a respeitar</w:t>
-      </w:r>
-      <w:r>
-        <w:t xml:space="preserve"> critérios reais de concessão e em observância aos deveres anexos da boa-fé objetiva. Agir de maneira contrária a isso, impondo condições iníquas</w:t>
-      </w:r>
-      <w:r>
-        <w:t xml:space="preserve"> (a título de um hipotético risco</w:t>
-      </w:r>
-      <w:r>
-        <w:t xml:space="preserve"> alto</w:t>
-      </w:r>
-      <w:r>
-        <w:t xml:space="preserve"> de inadimplemento)</w:t>
-      </w:r>
-      <w:r>
-        <w:t xml:space="preserve">, não apenas desequilibra a relação contratual, </w:t>
-      </w:r>
-      <w:r>
-        <w:rPr>
-          <w:i/>
-          <w:iCs/>
-          <w:u w:val="single"/>
-        </w:rPr>
-        <w:t>mas transforma o contrato em um verdadeiro instrumento de opressão econômica, incompatível com o sistema de proteção ao consumidor vigente no país.</w:t>
+        <w:t>opressão econômica, incompatível com o sistema de proteção ao consumidor vigente no país.</w:t>
       </w:r>
     </w:p>
     <w:p>
@@ -3405,131 +3783,131 @@
           <w:szCs w:val="22"/>
           <w:u w:val="single"/>
         </w:rPr>
+        <w:t>desarrazoadamente mais altos, admite que se aproveita da vulnerabilidade daquele cliente,</w:t>
+      </w:r>
+      <w:r>
+        <w:rPr>
+          <w:b/>
+          <w:bCs/>
+          <w:i/>
+          <w:iCs/>
+          <w:sz w:val="22"/>
+          <w:szCs w:val="22"/>
+          <w:u w:val="single"/>
+        </w:rPr>
+        <w:t xml:space="preserve"> </w:t>
+      </w:r>
+      <w:r>
+        <w:rPr>
+          <w:b/>
+          <w:bCs/>
+          <w:i/>
+          <w:iCs/>
+          <w:sz w:val="22"/>
+          <w:szCs w:val="22"/>
+          <w:u w:val="single"/>
+        </w:rPr>
+        <w:t>que não encontrará quem lhe conceda crédito. Por fim, não se pode olvidar da necessidade da boa-fé</w:t>
+      </w:r>
+      <w:r>
+        <w:rPr>
+          <w:b/>
+          <w:bCs/>
+          <w:i/>
+          <w:iCs/>
+          <w:sz w:val="22"/>
+          <w:szCs w:val="22"/>
+          <w:u w:val="single"/>
+        </w:rPr>
+        <w:t xml:space="preserve"> </w:t>
+      </w:r>
+      <w:r>
+        <w:rPr>
+          <w:b/>
+          <w:bCs/>
+          <w:i/>
+          <w:iCs/>
+          <w:sz w:val="22"/>
+          <w:szCs w:val="22"/>
+          <w:u w:val="single"/>
+        </w:rPr>
+        <w:t>objetiva que deve nortear a oferta de crédito responsável, o que é de grande relevância para</w:t>
+      </w:r>
+      <w:r>
+        <w:rPr>
+          <w:b/>
+          <w:bCs/>
+          <w:i/>
+          <w:iCs/>
+          <w:sz w:val="22"/>
+          <w:szCs w:val="22"/>
+          <w:u w:val="single"/>
+        </w:rPr>
+        <w:t xml:space="preserve"> </w:t>
+      </w:r>
+      <w:r>
+        <w:rPr>
+          <w:b/>
+          <w:bCs/>
+          <w:i/>
+          <w:iCs/>
+          <w:sz w:val="22"/>
+          <w:szCs w:val="22"/>
+          <w:u w:val="single"/>
+        </w:rPr>
+        <w:t>prevenir o superendividamento dos tomadores de empréstimos</w:t>
+      </w:r>
+      <w:r>
+        <w:rPr>
+          <w:b/>
+          <w:bCs/>
+          <w:i/>
+          <w:iCs/>
+          <w:sz w:val="22"/>
+          <w:szCs w:val="22"/>
+          <w:u w:val="single"/>
+        </w:rPr>
+        <w:t>.</w:t>
+      </w:r>
+      <w:r>
+        <w:rPr>
+          <w:i/>
+          <w:iCs/>
+          <w:sz w:val="22"/>
+          <w:szCs w:val="22"/>
+        </w:rPr>
+        <w:t>”</w:t>
+      </w:r>
+      <w:r>
+        <w:rPr>
+          <w:b/>
+          <w:bCs/>
+          <w:i/>
+          <w:iCs/>
+          <w:sz w:val="22"/>
+          <w:szCs w:val="22"/>
+        </w:rPr>
+        <w:t xml:space="preserve"> </w:t>
+      </w:r>
+      <w:r>
+        <w:rPr>
+          <w:i/>
+          <w:iCs/>
+          <w:sz w:val="22"/>
+          <w:szCs w:val="22"/>
+        </w:rPr>
+        <w:t>(grifo nosso).</w:t>
+      </w:r>
+    </w:p>
+    <w:p/>
+    <w:p>
+      <w:r>
+        <w:t xml:space="preserve">Diante do exposto, é imprescindível que este juízo reconheça o dano moral sofrido pela parte requerente e condene a instituição financeira requerida ao pagamento de indenização a título de danos morais. </w:t>
+      </w:r>
+    </w:p>
+    <w:p>
+      <w:r>
         <w:lastRenderedPageBreak/>
-        <w:t>desarrazoadamente mais altos, admite que se aproveita da vulnerabilidade daquele cliente,</w:t>
-      </w:r>
-      <w:r>
-        <w:rPr>
-          <w:b/>
-          <w:bCs/>
-          <w:i/>
-          <w:iCs/>
-          <w:sz w:val="22"/>
-          <w:szCs w:val="22"/>
-          <w:u w:val="single"/>
-        </w:rPr>
-        <w:t xml:space="preserve"> </w:t>
-      </w:r>
-      <w:r>
-        <w:rPr>
-          <w:b/>
-          <w:bCs/>
-          <w:i/>
-          <w:iCs/>
-          <w:sz w:val="22"/>
-          <w:szCs w:val="22"/>
-          <w:u w:val="single"/>
-        </w:rPr>
-        <w:t>que não encontrará quem lhe conceda crédito. Por fim, não se pode olvidar da necessidade da boa-fé</w:t>
-      </w:r>
-      <w:r>
-        <w:rPr>
-          <w:b/>
-          <w:bCs/>
-          <w:i/>
-          <w:iCs/>
-          <w:sz w:val="22"/>
-          <w:szCs w:val="22"/>
-          <w:u w:val="single"/>
-        </w:rPr>
-        <w:t xml:space="preserve"> </w:t>
-      </w:r>
-      <w:r>
-        <w:rPr>
-          <w:b/>
-          <w:bCs/>
-          <w:i/>
-          <w:iCs/>
-          <w:sz w:val="22"/>
-          <w:szCs w:val="22"/>
-          <w:u w:val="single"/>
-        </w:rPr>
-        <w:t>objetiva que deve nortear a oferta de crédito responsável, o que é de grande relevância para</w:t>
-      </w:r>
-      <w:r>
-        <w:rPr>
-          <w:b/>
-          <w:bCs/>
-          <w:i/>
-          <w:iCs/>
-          <w:sz w:val="22"/>
-          <w:szCs w:val="22"/>
-          <w:u w:val="single"/>
-        </w:rPr>
-        <w:t xml:space="preserve"> </w:t>
-      </w:r>
-      <w:r>
-        <w:rPr>
-          <w:b/>
-          <w:bCs/>
-          <w:i/>
-          <w:iCs/>
-          <w:sz w:val="22"/>
-          <w:szCs w:val="22"/>
-          <w:u w:val="single"/>
-        </w:rPr>
-        <w:t>prevenir o superendividamento dos tomadores de empréstimos</w:t>
-      </w:r>
-      <w:r>
-        <w:rPr>
-          <w:b/>
-          <w:bCs/>
-          <w:i/>
-          <w:iCs/>
-          <w:sz w:val="22"/>
-          <w:szCs w:val="22"/>
-          <w:u w:val="single"/>
-        </w:rPr>
-        <w:t>.</w:t>
-      </w:r>
-      <w:r>
-        <w:rPr>
-          <w:i/>
-          <w:iCs/>
-          <w:sz w:val="22"/>
-          <w:szCs w:val="22"/>
-        </w:rPr>
-        <w:t>”</w:t>
-      </w:r>
-      <w:r>
-        <w:rPr>
-          <w:b/>
-          <w:bCs/>
-          <w:i/>
-          <w:iCs/>
-          <w:sz w:val="22"/>
-          <w:szCs w:val="22"/>
-        </w:rPr>
-        <w:t xml:space="preserve"> </w:t>
-      </w:r>
-      <w:r>
-        <w:rPr>
-          <w:i/>
-          <w:iCs/>
-          <w:sz w:val="22"/>
-          <w:szCs w:val="22"/>
-        </w:rPr>
-        <w:t>(grifo nosso).</w:t>
-      </w:r>
-    </w:p>
-    <w:p/>
-    <w:p>
-      <w:r>
-        <w:t xml:space="preserve">Diante do exposto, é imprescindível que este juízo reconheça o dano moral sofrido pela parte requerente e condene a instituição financeira requerida ao pagamento de indenização a título de danos morais. </w:t>
-      </w:r>
-    </w:p>
-    <w:p>
-      <w:r>
         <w:t>O valor da indenização deve ser fixado de forma a compensar o sofrimento causado à parte requerente e, simultaneamente, desestimular a prática de condutas abusivas por parte das instituições financeiras.</w:t>
       </w:r>
     </w:p>
@@ -3566,24 +3944,24 @@
         </w:numPr>
       </w:pPr>
       <w:r>
+        <w:t>INVERSÃO DO ÔNUS PROBATÓRIO</w:t>
+      </w:r>
+    </w:p>
+    <w:p/>
+    <w:p>
+      <w:r>
+        <w:t xml:space="preserve">O Código de Defesa do Consumidor (CDC) prevê, em seu artigo 6º, inciso VIII, a possibilidade de inversão do ônus da prova em favor do consumidor, quando, a critério do juiz, for verossímil a alegação ou quando o consumidor for hipossuficiente, segundo as regras ordinárias de experiências. Tal previsão visa equilibrar a relação entre consumidor e fornecedor, especialmente em situações </w:t>
+      </w:r>
+      <w:r>
+        <w:t>em que</w:t>
+      </w:r>
+      <w:r>
+        <w:t xml:space="preserve"> o consumidor se encontra em desvantagem técnica, econômica ou jurídica.</w:t>
+      </w:r>
+    </w:p>
+    <w:p>
+      <w:r>
         <w:lastRenderedPageBreak/>
-        <w:t>INVERSÃO DO ÔNUS PROBATÓRIO</w:t>
-      </w:r>
-    </w:p>
-    <w:p/>
-    <w:p>
-      <w:r>
-        <w:t xml:space="preserve">O Código de Defesa do Consumidor (CDC) prevê, em seu artigo 6º, inciso VIII, a possibilidade de inversão do ônus da prova em favor do consumidor, quando, a critério do juiz, for verossímil a alegação ou quando o consumidor for hipossuficiente, segundo as regras ordinárias de experiências. Tal previsão visa equilibrar a relação entre consumidor e fornecedor, especialmente em situações </w:t>
-      </w:r>
-      <w:r>
-        <w:t>em que</w:t>
-      </w:r>
-      <w:r>
-        <w:t xml:space="preserve"> o consumidor se encontra em desvantagem técnica, econômica ou jurídica.</w:t>
-      </w:r>
-    </w:p>
-    <w:p>
-      <w:r>
         <w:t xml:space="preserve">No presente caso, a parte requerente, como consumidor, encontra-se em posição de hipossuficiência em relação à instituição financeira requerida. </w:t>
       </w:r>
       <w:r>
@@ -3616,23 +3994,20 @@
         <w:t>s</w:t>
       </w:r>
       <w:r>
-        <w:t xml:space="preserve"> aplicada, especialmente diante da alegação de abusividade. Para tanto, deveria a instituição financeira apresentar documentos que comprovassem os custos administrativos da operação, a margem de lucro praticada, os índices de inadimplemento do seu portfólio de clientes, entre outros elementos que pudessem justificar a elevação da taxa de juros contratada e, assim, afastar a </w:t>
-      </w:r>
+        <w:t xml:space="preserve"> aplicada, especialmente diante da alegação de abusividade. Para tanto, deveria a instituição financeira apresentar documentos que comprovassem os custos administrativos da operação, a margem de lucro praticada, os índices de inadimplemento do seu portfólio de clientes, entre outros elementos que pudessem justificar a elevação da taxa de juros contratada e, assim, afastar a configuração da prática abusiva. A ausência de tais documentos ou justificativas idôneas reforça a plausibilidade da alegação de excesso e onerosidade, legitimando o pedido de revisão contratual e a inversão do ônus da prova em favor do consumidor</w:t>
+      </w:r>
+      <w:r>
+        <w:t>.</w:t>
+      </w:r>
+    </w:p>
+    <w:p>
+      <w:r>
+        <w:t>Diante do exposto, requer-se a este juízo que, com base no artigo 6º, inciso VIII, do CDC, determine a inversão do ônus probatório em favor da parte requerente, de modo que a instituição financeira requerida seja incumbida de apresentar todas as provas documentais e periciais necessárias à comprovação da legalidade das taxas de juros aplicadas no contrato de empréstimo pessoal firmado com o requerente.</w:t>
+      </w:r>
+    </w:p>
+    <w:p>
       <w:r>
         <w:lastRenderedPageBreak/>
-        <w:t>configuração da prática abusiva. A ausência de tais documentos ou justificativas idôneas reforça a plausibilidade da alegação de excesso e onerosidade, legitimando o pedido de revisão contratual e a inversão do ônus da prova em favor do consumidor</w:t>
-      </w:r>
-      <w:r>
-        <w:t>.</w:t>
-      </w:r>
-    </w:p>
-    <w:p>
-      <w:r>
-        <w:t>Diante do exposto, requer-se a este juízo que, com base no artigo 6º, inciso VIII, do CDC, determine a inversão do ônus probatório em favor da parte requerente, de modo que a instituição financeira requerida seja incumbida de apresentar todas as provas documentais e periciais necessárias à comprovação da legalidade das taxas de juros aplicadas no contrato de empréstimo pessoal firmado com o requerente.</w:t>
-      </w:r>
-    </w:p>
-    <w:p>
-      <w:r>
         <w:t>Tal medida é essencial para assegurar a efetiva proteção dos direitos do consumidor e promover a justiça na relação contratual, garantindo que a verdade dos fatos seja plenamente apurada e que o requerente não seja prejudicado pela desvantagem técnica e econômica em relação à instituição financeira requerida.</w:t>
       </w:r>
     </w:p>
@@ -3722,7 +4097,6 @@
         <w:rPr>
           <w:color w:val="000000"/>
         </w:rPr>
-        <w:lastRenderedPageBreak/>
         <w:t>Deferimento do pedido de gratuidade da justiça;</w:t>
       </w:r>
     </w:p>
@@ -3881,6 +4255,7 @@
         <w:ind w:firstLine="0"/>
       </w:pPr>
       <w:r>
+        <w:lastRenderedPageBreak/>
         <w:t>Por fim, protesta provar o alegado mediante todos os meios de prova em direito admitidos.</w:t>
       </w:r>
     </w:p>
@@ -3956,11 +4331,19 @@
         <w:rPr>
           <w:color w:val="00B050"/>
         </w:rPr>
-        <w:t>{{FORO}}</w:t>
+        <w:t>{{FORO</w:t>
+      </w:r>
+      <w:proofErr w:type="gramStart"/>
+      <w:r>
+        <w:rPr>
+          <w:color w:val="00B050"/>
+        </w:rPr>
+        <w:t>}}</w:t>
       </w:r>
       <w:r>
         <w:t>/</w:t>
       </w:r>
+      <w:proofErr w:type="gramEnd"/>
       <w:r>
         <w:rPr>
           <w:color w:val="00B050"/>
@@ -5649,6 +6032,7 @@
   <w:style w:type="character" w:default="1" w:styleId="Fontepargpadro">
     <w:name w:val="Default Paragraph Font"/>
     <w:uiPriority w:val="1"/>
+    <w:semiHidden/>
     <w:unhideWhenUsed/>
   </w:style>
   <w:style w:type="table" w:default="1" w:styleId="Tabelanormal">

--- a/modelos/Contrato_Foro_Reu_1.docx
+++ b/modelos/Contrato_Foro_Reu_1.docx
@@ -13,18 +13,10 @@
         <w:t xml:space="preserve">AO JUÍZO DA ... VARA CÍVEL DA COMARCA DA CIDADE DE </w:t>
       </w:r>
       <w:r>
-        <w:t>{{CIDADE_REU</w:t>
-      </w:r>
-      <w:proofErr w:type="gramStart"/>
-      <w:r>
-        <w:t>}}</w:t>
-      </w:r>
-      <w:r>
-        <w:t xml:space="preserve">   </w:t>
-      </w:r>
-      <w:proofErr w:type="gramEnd"/>
-      <w:r>
-        <w:t xml:space="preserve">  </w:t>
+        <w:t>{{CIDADE_REU}}</w:t>
+      </w:r>
+      <w:r>
+        <w:t xml:space="preserve">     </w:t>
       </w:r>
       <w:r>
         <w:t xml:space="preserve">ESTADO DE </w:t>
@@ -37,6 +29,9 @@
       <w:pPr>
         <w:ind w:firstLine="0"/>
       </w:pPr>
+      <w:r>
+        <w:t>{{conjunto_probatorio}}</w:t>
+      </w:r>
     </w:p>
     <w:p>
       <w:pPr>
@@ -61,45 +56,27 @@
           <w:color w:val="FF0000"/>
         </w:rPr>
       </w:pPr>
-      <w:proofErr w:type="gramStart"/>
       <w:r>
         <w:rPr>
           <w:b/>
           <w:color w:val="FF0000"/>
         </w:rPr>
-        <w:t xml:space="preserve">{  </w:t>
-      </w:r>
-      <w:proofErr w:type="gramEnd"/>
+        <w:t xml:space="preserve">{                                                                     </w:t>
+      </w:r>
       <w:r>
         <w:rPr>
           <w:b/>
           <w:color w:val="FF0000"/>
         </w:rPr>
-        <w:t xml:space="preserve">                                                                   </w:t>
+        <w:t>vem, a presença deste douto juízo, por meio de seus procuradores, apresentar:</w:t>
       </w:r>
       <w:r>
         <w:rPr>
           <w:b/>
           <w:color w:val="FF0000"/>
         </w:rPr>
-        <w:t>vem, a presença deste douto juízo, por meio de seus procuradores, apresentar:</w:t>
-      </w:r>
-      <w:r>
-        <w:rPr>
-          <w:b/>
-          <w:color w:val="FF0000"/>
-        </w:rPr>
-        <w:t xml:space="preserve">                                                                 </w:t>
-      </w:r>
-      <w:proofErr w:type="gramStart"/>
-      <w:r>
-        <w:rPr>
-          <w:b/>
-          <w:color w:val="FF0000"/>
-        </w:rPr>
-        <w:t xml:space="preserve">  }</w:t>
-      </w:r>
-      <w:proofErr w:type="gramEnd"/>
+        <w:t xml:space="preserve">                                                                   }</w:t>
+      </w:r>
     </w:p>
     <w:p>
       <w:pPr>
@@ -255,23 +232,7 @@
           <w:b/>
           <w:bCs/>
         </w:rPr>
-        <w:t xml:space="preserve">, faz-se a ressalva que, para essa natureza de ação, é raro que as instituições financeiras possuam ofertas de acordo em audiências de tentativa de conciliação, o que culmina, na grande maioria dos casos, na dispensa dessa audiência. Inclusive, há </w:t>
-      </w:r>
-      <w:proofErr w:type="gramStart"/>
-      <w:r>
-        <w:rPr>
-          <w:b/>
-          <w:bCs/>
-        </w:rPr>
-        <w:t>na presente exordial</w:t>
-      </w:r>
-      <w:proofErr w:type="gramEnd"/>
-      <w:r>
-        <w:rPr>
-          <w:b/>
-          <w:bCs/>
-        </w:rPr>
-        <w:t xml:space="preserve"> o pedido de dispensa de audiência de tentativa de conciliação.</w:t>
+        <w:t>, faz-se a ressalva que, para essa natureza de ação, é raro que as instituições financeiras possuam ofertas de acordo em audiências de tentativa de conciliação, o que culmina, na grande maioria dos casos, na dispensa dessa audiência. Inclusive, há na presente exordial o pedido de dispensa de audiência de tentativa de conciliação.</w:t>
       </w:r>
     </w:p>
     <w:p>
@@ -367,31 +328,7 @@
         <w:t>“litigância predatória”</w:t>
       </w:r>
       <w:r>
-        <w:t>, prática reprovável que se caracteriza pelo ajuizamento de demandas padronizadas, em massa, sem a devida individualização dos casos, com pouca ou nenhuma instrução documental e, em muitos casos, com desrespeito ao contraditório, à ampla defesa e à boa-fé processual. Seus requisitos mais recorrentes incluem: (i) ausência de procuração válida ou específica; (</w:t>
-      </w:r>
-      <w:proofErr w:type="spellStart"/>
-      <w:r>
-        <w:t>ii</w:t>
-      </w:r>
-      <w:proofErr w:type="spellEnd"/>
-      <w:r>
-        <w:t>) inexistência de contato real com o autor da ação; (</w:t>
-      </w:r>
-      <w:proofErr w:type="spellStart"/>
-      <w:r>
-        <w:t>iii</w:t>
-      </w:r>
-      <w:proofErr w:type="spellEnd"/>
-      <w:r>
-        <w:t>) inexistência de documentos que comprovem minimamente os fatos alegados; (</w:t>
-      </w:r>
-      <w:proofErr w:type="spellStart"/>
-      <w:r>
-        <w:t>iv</w:t>
-      </w:r>
-      <w:proofErr w:type="spellEnd"/>
-      <w:r>
-        <w:t>) ausência de documentos que demonstrem a relação jurídica discutida; e (v) a repetição idêntica de alegações em diversos processos, sem qualquer contextualização mínima ao caso concreto.</w:t>
+        <w:t>, prática reprovável que se caracteriza pelo ajuizamento de demandas padronizadas, em massa, sem a devida individualização dos casos, com pouca ou nenhuma instrução documental e, em muitos casos, com desrespeito ao contraditório, à ampla defesa e à boa-fé processual. Seus requisitos mais recorrentes incluem: (i) ausência de procuração válida ou específica; (ii) inexistência de contato real com o autor da ação; (iii) inexistência de documentos que comprovem minimamente os fatos alegados; (iv) ausência de documentos que demonstrem a relação jurídica discutida; e (v) a repetição idêntica de alegações em diversos processos, sem qualquer contextualização mínima ao caso concreto.</w:t>
       </w:r>
     </w:p>
     <w:p>
@@ -801,39 +738,7 @@
           <w:sz w:val="22"/>
           <w:szCs w:val="22"/>
         </w:rPr>
-        <w:t>, outorgados exclusivamente para fins de (i) apresentação de reclamação extrajudicial pela plataforma do Governo Federal (consumidor.gov.br); (</w:t>
-      </w:r>
-      <w:proofErr w:type="spellStart"/>
-      <w:r>
-        <w:rPr>
-          <w:sz w:val="22"/>
-          <w:szCs w:val="22"/>
-        </w:rPr>
-        <w:t>ii</w:t>
-      </w:r>
-      <w:proofErr w:type="spellEnd"/>
-      <w:r>
-        <w:rPr>
-          <w:sz w:val="22"/>
-          <w:szCs w:val="22"/>
-        </w:rPr>
-        <w:t>) eventual propositura de ação de produção antecipada de provas para obtenção dos contratos; e (</w:t>
-      </w:r>
-      <w:proofErr w:type="spellStart"/>
-      <w:r>
-        <w:rPr>
-          <w:sz w:val="22"/>
-          <w:szCs w:val="22"/>
-        </w:rPr>
-        <w:t>iii</w:t>
-      </w:r>
-      <w:proofErr w:type="spellEnd"/>
-      <w:r>
-        <w:rPr>
-          <w:sz w:val="22"/>
-          <w:szCs w:val="22"/>
-        </w:rPr>
-        <w:t>) propositura de ação revisional de contrato bancário para o banco em específico.</w:t>
+        <w:t>, outorgados exclusivamente para fins de (i) apresentação de reclamação extrajudicial pela plataforma do Governo Federal (consumidor.gov.br); (ii) eventual propositura de ação de produção antecipada de provas para obtenção dos contratos; e (iii) propositura de ação revisional de contrato bancário para o banco em específico.</w:t>
       </w:r>
     </w:p>
     <w:p>
@@ -1037,32 +942,10 @@
         <w:rPr>
           <w:color w:val="C00000"/>
         </w:rPr>
-        <w:t>{{</w:t>
-      </w:r>
-      <w:proofErr w:type="gramStart"/>
-      <w:r>
-        <w:rPr>
-          <w:color w:val="C00000"/>
-        </w:rPr>
-        <w:t>BENEFICIO</w:t>
-      </w:r>
-      <w:proofErr w:type="gramEnd"/>
-      <w:r>
-        <w:rPr>
-          <w:color w:val="C00000"/>
-        </w:rPr>
-        <w:t>_RECEBIDO}}</w:t>
-      </w:r>
-      <w:r>
-        <w:t>, no valor de R$ {{</w:t>
-      </w:r>
-      <w:proofErr w:type="spellStart"/>
-      <w:r>
-        <w:t>renda_mensal</w:t>
-      </w:r>
-      <w:proofErr w:type="spellEnd"/>
-      <w:r>
-        <w:t xml:space="preserve">}}, conforme comprovado nos documentos que acompanham esta exordial. </w:t>
+        <w:t>{{BENEFICIO_RECEBIDO}}</w:t>
+      </w:r>
+      <w:r>
+        <w:t xml:space="preserve">, no valor de R$ {{renda_mensal}}, conforme comprovado nos documentos que acompanham esta exordial. </w:t>
       </w:r>
       <w:r>
         <w:t>Ainda</w:t>
@@ -1087,20 +970,7 @@
         <w:t xml:space="preserve"> </w:t>
       </w:r>
       <w:r>
-        <w:t>comprometem de forma drástica sua renda mensal, de modo que restam apenas R$ {{</w:t>
-      </w:r>
-      <w:proofErr w:type="spellStart"/>
-      <w:r>
-        <w:t>valor_</w:t>
-      </w:r>
-      <w:proofErr w:type="gramStart"/>
-      <w:r>
-        <w:t>liquido</w:t>
-      </w:r>
-      <w:proofErr w:type="spellEnd"/>
-      <w:proofErr w:type="gramEnd"/>
-      <w:r>
-        <w:t>}} para sua subsistência, valor este absolutamente incompatível com a manutenção de um mínimo existencial digno.</w:t>
+        <w:t>comprometem de forma drástica sua renda mensal, de modo que restam apenas R$ {{valor_liquido}} para sua subsistência, valor este absolutamente incompatível com a manutenção de um mínimo existencial digno.</w:t>
       </w:r>
     </w:p>
     <w:p>
@@ -1108,136 +978,27 @@
         <w:t>A fim de comprovar detalhadamente essa realidade, foram anexados à presente demanda os seguintes documentos:</w:t>
       </w:r>
     </w:p>
-    <w:p/>
-    <w:p>
-      <w:pPr>
-        <w:numPr>
-          <w:ilvl w:val="0"/>
-          <w:numId w:val="8"/>
-        </w:numPr>
-        <w:rPr>
-          <w:color w:val="C00000"/>
-        </w:rPr>
-      </w:pPr>
-      <w:r>
-        <w:rPr>
-          <w:color w:val="C00000"/>
-        </w:rPr>
-        <w:t>Declaração de Hipossuficiência firmada pela parte autora;</w:t>
-      </w:r>
-    </w:p>
-    <w:p>
-      <w:pPr>
-        <w:numPr>
-          <w:ilvl w:val="0"/>
-          <w:numId w:val="8"/>
-        </w:numPr>
-        <w:rPr>
-          <w:color w:val="C00000"/>
-        </w:rPr>
-      </w:pPr>
-      <w:r>
-        <w:rPr>
-          <w:color w:val="C00000"/>
-        </w:rPr>
-        <w:t>Declaração de isenção de Imposto de Renda;</w:t>
-      </w:r>
-    </w:p>
-    <w:p>
-      <w:pPr>
-        <w:numPr>
-          <w:ilvl w:val="0"/>
-          <w:numId w:val="8"/>
-        </w:numPr>
-        <w:rPr>
-          <w:color w:val="C00000"/>
-        </w:rPr>
-      </w:pPr>
-      <w:r>
-        <w:rPr>
-          <w:color w:val="C00000"/>
-        </w:rPr>
+    <w:p>
+      <w:pPr>
+        <w:ind w:firstLine="0"/>
+      </w:pPr>
+      <w:r>
+        <w:t>{{benefícios}}</w:t>
+      </w:r>
+    </w:p>
+    <w:p>
+      <w:pPr>
+        <w:ind w:firstLine="0"/>
+      </w:pPr>
+    </w:p>
+    <w:bookmarkEnd w:id="3"/>
+    <w:p>
+      <w:r>
+        <w:t xml:space="preserve">Ainda, apesar de o artigo 99, §4º, do Código de Processo Civil já dispor expressamente que a contratação de advogado </w:t>
+      </w:r>
+      <w:r>
         <w:lastRenderedPageBreak/>
-        <w:t>Print da Receita Federal demonstrando inexistência de dados quanto à Declaração Anual de Imposto de Renda;</w:t>
-      </w:r>
-    </w:p>
-    <w:p>
-      <w:pPr>
-        <w:numPr>
-          <w:ilvl w:val="0"/>
-          <w:numId w:val="8"/>
-        </w:numPr>
-        <w:rPr>
-          <w:color w:val="C00000"/>
-        </w:rPr>
-      </w:pPr>
-      <w:r>
-        <w:rPr>
-          <w:color w:val="C00000"/>
-        </w:rPr>
-        <w:t>Extratos de benefício previdenciário (INSS);</w:t>
-      </w:r>
-    </w:p>
-    <w:p>
-      <w:pPr>
-        <w:numPr>
-          <w:ilvl w:val="0"/>
-          <w:numId w:val="8"/>
-        </w:numPr>
-        <w:rPr>
-          <w:color w:val="C00000"/>
-        </w:rPr>
-      </w:pPr>
-      <w:r>
-        <w:rPr>
-          <w:color w:val="C00000"/>
-        </w:rPr>
-        <w:t>Extratos bancários atualizados;</w:t>
-      </w:r>
-    </w:p>
-    <w:p>
-      <w:pPr>
-        <w:numPr>
-          <w:ilvl w:val="0"/>
-          <w:numId w:val="8"/>
-        </w:numPr>
-        <w:rPr>
-          <w:color w:val="C00000"/>
-        </w:rPr>
-      </w:pPr>
-      <w:r>
-        <w:rPr>
-          <w:color w:val="C00000"/>
-        </w:rPr>
-        <w:t>Carteira de Trabalho e Previdência Social (CTPS) Digital;</w:t>
-      </w:r>
-    </w:p>
-    <w:p>
-      <w:pPr>
-        <w:numPr>
-          <w:ilvl w:val="0"/>
-          <w:numId w:val="8"/>
-        </w:numPr>
-        <w:rPr>
-          <w:color w:val="C00000"/>
-        </w:rPr>
-      </w:pPr>
-      <w:r>
-        <w:rPr>
-          <w:color w:val="C00000"/>
-        </w:rPr>
-        <w:t>Folha resumo do Cadastro Único para Programas Sociais do Governo Federal;</w:t>
-      </w:r>
-    </w:p>
-    <w:p>
-      <w:pPr>
-        <w:ind w:firstLine="0"/>
-      </w:pPr>
-    </w:p>
-    <w:bookmarkEnd w:id="3"/>
-    <w:p>
-      <w:r>
-        <w:t>Ainda, apesar de o artigo 99, §4º, do Código de Processo Civil já dispor expressamente que a contratação de advogado particular não impede a concessão da gratuidade da justiça, cumpre ressaltar que, no presente caso, conforme pode se observar, o contrato de honorários firmado pela parte autora não prevê qualquer pagamento inicial, estando a remuneração dos patronos integralmente condicionada ao êxito da demanda.</w:t>
+        <w:t>particular não impede a concessão da gratuidade da justiça, cumpre ressaltar que, no presente caso, conforme pode se observar, o contrato de honorários firmado pela parte autora não prevê qualquer pagamento inicial, estando a remuneração dos patronos integralmente condicionada ao êxito da demanda.</w:t>
       </w:r>
     </w:p>
     <w:p>
@@ -1275,35 +1036,13 @@
         <w:rPr>
           <w:color w:val="C00000"/>
         </w:rPr>
-        <w:t>{{</w:t>
-      </w:r>
-      <w:proofErr w:type="gramStart"/>
-      <w:r>
-        <w:rPr>
-          <w:color w:val="C00000"/>
-        </w:rPr>
-        <w:t>BENEFICIO</w:t>
-      </w:r>
-      <w:proofErr w:type="gramEnd"/>
-      <w:r>
-        <w:rPr>
-          <w:color w:val="C00000"/>
-        </w:rPr>
-        <w:t xml:space="preserve">_RECEBIDO}} </w:t>
+        <w:t xml:space="preserve">{{BENEFICIO_RECEBIDO}} </w:t>
       </w:r>
       <w:r>
         <w:t>que corresponde ao valor de R$</w:t>
       </w:r>
       <w:r>
-        <w:t>{{</w:t>
-      </w:r>
-      <w:proofErr w:type="spellStart"/>
-      <w:r>
-        <w:t>renda_mensal</w:t>
-      </w:r>
-      <w:proofErr w:type="spellEnd"/>
-      <w:r>
-        <w:t>}}</w:t>
+        <w:t>{{renda_mensal}}</w:t>
       </w:r>
       <w:r>
         <w:t>, conforme comprovado em documentação anexa.</w:t>
@@ -1326,7 +1065,11 @@
         <w:t xml:space="preserve"> não consignado</w:t>
       </w:r>
       <w:r>
-        <w:t xml:space="preserve"> com a instituição financeira requerida, o que a colocou em uma escancarada situação de superendividamento, uma ve</w:t>
+        <w:t xml:space="preserve"> com a instituição financeira requerida, o que a colocou em uma </w:t>
+      </w:r>
+      <w:r>
+        <w:lastRenderedPageBreak/>
+        <w:t>escancarada situação de superendividamento, uma ve</w:t>
       </w:r>
       <w:r>
         <w:t xml:space="preserve">z que seus </w:t>
@@ -1357,15 +1100,7 @@
         <w:t xml:space="preserve">da sua remuneração mensal, tendo como líquido apenas </w:t>
       </w:r>
       <w:r>
-        <w:t>{{</w:t>
-      </w:r>
-      <w:proofErr w:type="spellStart"/>
-      <w:r>
-        <w:t>valor_liquido</w:t>
-      </w:r>
-      <w:proofErr w:type="spellEnd"/>
-      <w:r>
-        <w:t>}}</w:t>
+        <w:t>{{valor_liquido}}</w:t>
       </w:r>
       <w:r>
         <w:t xml:space="preserve"> mensais para sua subsistência.</w:t>
@@ -1427,27 +1162,7 @@
           <w:sz w:val="24"/>
           <w:szCs w:val="24"/>
         </w:rPr>
-        <w:t>Nº{{</w:t>
-      </w:r>
-      <w:proofErr w:type="gramStart"/>
-      <w:r>
-        <w:rPr>
-          <w:b/>
-          <w:color w:val="00B050"/>
-          <w:sz w:val="24"/>
-          <w:szCs w:val="24"/>
-        </w:rPr>
-        <w:t>NUMERO</w:t>
-      </w:r>
-      <w:proofErr w:type="gramEnd"/>
-      <w:r>
-        <w:rPr>
-          <w:b/>
-          <w:color w:val="00B050"/>
-          <w:sz w:val="24"/>
-          <w:szCs w:val="24"/>
-        </w:rPr>
-        <w:t>_CONTRATO</w:t>
+        <w:t>Nº{{NUMERO_CONTRATO</w:t>
       </w:r>
       <w:r>
         <w:rPr>
@@ -1484,7 +1199,6 @@
         </w:numPr>
       </w:pPr>
       <w:r>
-        <w:lastRenderedPageBreak/>
         <w:t xml:space="preserve">Data de contratação: </w:t>
       </w:r>
       <w:r>
@@ -1562,45 +1276,42 @@
         <w:t xml:space="preserve">Taxa de juros aplicada: </w:t>
       </w:r>
       <w:r>
-        <w:t>{{emprestimos_0_taxa</w:t>
-      </w:r>
-      <w:proofErr w:type="gramStart"/>
+        <w:t>{{emprestimos_0_taxa}}</w:t>
+      </w:r>
+      <w:r>
+        <w:t>%</w:t>
+      </w:r>
+    </w:p>
+    <w:p>
+      <w:pPr>
+        <w:ind w:left="1440" w:firstLine="0"/>
+      </w:pPr>
+    </w:p>
+    <w:p>
+      <w:r>
+        <w:t xml:space="preserve">O contrato em apreciação apresenta taxa de juros mensal fixada em </w:t>
+      </w:r>
+      <w:r>
+        <w:t>{{</w:t>
+      </w:r>
+      <w:r>
+        <w:t>emprestimos_0_taxa</w:t>
+      </w:r>
       <w:r>
         <w:t>}}</w:t>
       </w:r>
       <w:r>
         <w:t>%</w:t>
       </w:r>
-      <w:proofErr w:type="gramEnd"/>
-    </w:p>
-    <w:p>
-      <w:pPr>
-        <w:ind w:left="1440" w:firstLine="0"/>
-      </w:pPr>
-    </w:p>
-    <w:p>
-      <w:r>
-        <w:t xml:space="preserve">O contrato em apreciação apresenta taxa de juros mensal fixada em </w:t>
-      </w:r>
-      <w:r>
-        <w:t>{{</w:t>
-      </w:r>
-      <w:r>
-        <w:t>emprestimos_0_taxa</w:t>
-      </w:r>
-      <w:proofErr w:type="gramStart"/>
-      <w:r>
-        <w:t>}}</w:t>
-      </w:r>
-      <w:r>
-        <w:t>%</w:t>
-      </w:r>
-      <w:proofErr w:type="gramEnd"/>
       <w:r>
         <w:t>a.m</w:t>
       </w:r>
       <w:r>
-        <w:t xml:space="preserve">., o que gerou à parte requerente uma dívida correspondente a </w:t>
+        <w:t xml:space="preserve">., o que gerou à parte </w:t>
+      </w:r>
+      <w:r>
+        <w:lastRenderedPageBreak/>
+        <w:t xml:space="preserve">requerente uma dívida correspondente a </w:t>
       </w:r>
       <w:r>
         <w:t>{{</w:t>
@@ -1856,13 +1567,8 @@
               <w:jc w:val="left"/>
             </w:pPr>
             <w:r>
-              <w:t>{{emprestimos_0_taxa_</w:t>
+              <w:t>{{emprestimos_0_taxa_media}}%</w:t>
             </w:r>
-            <w:proofErr w:type="gramStart"/>
-            <w:r>
-              <w:t>media}}%</w:t>
-            </w:r>
-            <w:proofErr w:type="gramEnd"/>
           </w:p>
         </w:tc>
       </w:tr>
@@ -2000,6 +1706,7 @@
     </w:p>
     <w:p>
       <w:r>
+        <w:lastRenderedPageBreak/>
         <w:t xml:space="preserve">Uma diferença de </w:t>
       </w:r>
       <w:r>
@@ -2054,7 +1761,6 @@
     <w:p/>
     <w:p>
       <w:r>
-        <w:lastRenderedPageBreak/>
         <w:t>C</w:t>
       </w:r>
       <w:r>
@@ -2082,6 +1788,7 @@
     <w:p/>
     <w:p>
       <w:r>
+        <w:lastRenderedPageBreak/>
         <w:t xml:space="preserve">A legislação brasileira </w:t>
       </w:r>
       <w:r>
@@ -2104,11 +1811,7 @@
     </w:p>
     <w:p>
       <w:r>
-        <w:t xml:space="preserve">Ademais, o artigo 39, inciso V, do CDC proíbe que o fornecedor de produtos ou serviços, dentre outras práticas abusivas, exija </w:t>
-      </w:r>
-      <w:r>
-        <w:lastRenderedPageBreak/>
-        <w:t>do consumidor vantagem manifestamente excessiva. A cobrança de juros muito acima da média de mercado caracteriza essa vantagem excessiva e, consequentemente, uma prática abusiva.</w:t>
+        <w:t>Ademais, o artigo 39, inciso V, do CDC proíbe que o fornecedor de produtos ou serviços, dentre outras práticas abusivas, exija do consumidor vantagem manifestamente excessiva. A cobrança de juros muito acima da média de mercado caracteriza essa vantagem excessiva e, consequentemente, uma prática abusiva.</w:t>
       </w:r>
     </w:p>
     <w:p>
@@ -2222,7 +1925,17 @@
           <w:sz w:val="22"/>
           <w:szCs w:val="22"/>
         </w:rPr>
-        <w:t>, mediante análise das informações disponíveis em bancos de dados de proteção ao crédito, observado o disposto neste Código e na legislação sobre proteção de dados;      </w:t>
+        <w:t xml:space="preserve">, mediante análise das informações disponíveis em bancos de dados de proteção ao crédito, observado o disposto neste Código e </w:t>
+      </w:r>
+      <w:r>
+        <w:rPr>
+          <w:i/>
+          <w:color w:val="000000"/>
+          <w:sz w:val="22"/>
+          <w:szCs w:val="22"/>
+        </w:rPr>
+        <w:lastRenderedPageBreak/>
+        <w:t>na legislação sobre proteção de dados;      </w:t>
       </w:r>
       <w:hyperlink r:id="rId9" w:anchor="art1">
         <w:r>
@@ -2289,68 +2002,68 @@
         </w:rPr>
       </w:pPr>
       <w:r>
+        <w:t xml:space="preserve">Esta é a tese firmada no referido Tema, </w:t>
+      </w:r>
+      <w:r>
+        <w:rPr>
+          <w:i/>
+          <w:iCs/>
+        </w:rPr>
+        <w:t>in verbis:</w:t>
+      </w:r>
+    </w:p>
+    <w:p>
+      <w:pPr>
+        <w:rPr>
+          <w:i/>
+          <w:iCs/>
+        </w:rPr>
+      </w:pPr>
+    </w:p>
+    <w:p>
+      <w:pPr>
+        <w:ind w:left="2268" w:firstLine="0"/>
+        <w:rPr>
+          <w:i/>
+          <w:iCs/>
+          <w:sz w:val="22"/>
+          <w:szCs w:val="22"/>
+        </w:rPr>
+      </w:pPr>
+      <w:r>
+        <w:rPr>
+          <w:i/>
+          <w:iCs/>
+          <w:sz w:val="22"/>
+          <w:szCs w:val="22"/>
+        </w:rPr>
+        <w:t>“É admitida a revisão das taxas de juros remuneratórios em situações excepcionais, desde que caracterizada a relação de consumo e que a abusividade capaz de colocar o consumidor em desvantagem exagerada (art. 51, §1 º, do CDC) fique cabalmente demonstrada, ante às peculiaridades do julgamento em concreto.”</w:t>
+      </w:r>
+    </w:p>
+    <w:p/>
+    <w:p>
+      <w:r>
         <w:lastRenderedPageBreak/>
-        <w:t xml:space="preserve">Esta é a tese firmada no referido Tema, </w:t>
-      </w:r>
-      <w:r>
-        <w:rPr>
-          <w:i/>
-          <w:iCs/>
-        </w:rPr>
-        <w:t xml:space="preserve">in </w:t>
-      </w:r>
-      <w:proofErr w:type="spellStart"/>
-      <w:r>
-        <w:rPr>
-          <w:i/>
-          <w:iCs/>
-        </w:rPr>
-        <w:t>verbis</w:t>
-      </w:r>
-      <w:proofErr w:type="spellEnd"/>
-      <w:r>
-        <w:rPr>
-          <w:i/>
-          <w:iCs/>
-        </w:rPr>
-        <w:t>:</w:t>
-      </w:r>
-    </w:p>
-    <w:p>
-      <w:pPr>
-        <w:rPr>
-          <w:i/>
-          <w:iCs/>
-        </w:rPr>
-      </w:pPr>
-    </w:p>
+        <w:t>Ainda, acerca do parâmetro traçado pelo C. Superior Tribunal de justiça, temos:</w:t>
+      </w:r>
+    </w:p>
+    <w:p/>
     <w:p>
       <w:pPr>
         <w:ind w:left="2268" w:firstLine="0"/>
         <w:rPr>
-          <w:i/>
-          <w:iCs/>
-          <w:sz w:val="22"/>
-          <w:szCs w:val="22"/>
-        </w:rPr>
-      </w:pPr>
-      <w:r>
-        <w:rPr>
-          <w:i/>
-          <w:iCs/>
-          <w:sz w:val="22"/>
-          <w:szCs w:val="22"/>
-        </w:rPr>
-        <w:t>“É admitida a revisão das taxas de juros remuneratórios em situações excepcionais, desde que caracterizada a relação de consumo e que a abusividade capaz de colocar o consumidor em desvantagem exagerada (art. 51, §1 º, do CDC) fique cabalmente demonstrada, ante às peculiaridades do julgamento em concreto.”</w:t>
-      </w:r>
-    </w:p>
-    <w:p/>
-    <w:p>
-      <w:r>
-        <w:t>Ainda, acerca do parâmetro traçado pelo C. Superior Tribunal de justiça, temos:</w:t>
-      </w:r>
-    </w:p>
-    <w:p/>
+          <w:sz w:val="22"/>
+          <w:szCs w:val="22"/>
+        </w:rPr>
+      </w:pPr>
+      <w:r>
+        <w:rPr>
+          <w:sz w:val="22"/>
+          <w:szCs w:val="22"/>
+        </w:rPr>
+        <w:t>“(...) tem considerado abusivas taxas superiores a uma vez e meia (voto proferido pelo Min. Ari Pargendler no REsp n. 271.214-RS, Rel.p. Acórdão Min. Menezes Direito, DJ de 4.8.2003), ao dobro (REsp n. 1.036.818, Terceira Turma, minha relatoria, DJe de 20.6.2008) ou ao triplo (REsp n. 971.853-RS, Quarta Turma, Min. Pádua Ribeiro, DJ de 24.9.2007) da média. Todavia, esta perquirição acerca da abusividade não é estanque, o que impossibilita a adoção de critérios genéricos e universais. A taxa média de mercado, divulgada pelo Banco Central, constitui um valioso referencial, mas cabe somente ao juiz, no exame das peculiaridades do caso concreto, avaliar se os juros contratados foram ou não abusivos”. (REsp 1061530/RS, rel. Min. Nancy Andrighi, Segunda Seção, j. 22-10-2008).</w:t>
+      </w:r>
+    </w:p>
     <w:p>
       <w:pPr>
         <w:ind w:left="2268" w:firstLine="0"/>
@@ -2359,150 +2072,81 @@
           <w:szCs w:val="22"/>
         </w:rPr>
       </w:pPr>
-      <w:r>
-        <w:rPr>
-          <w:sz w:val="22"/>
-          <w:szCs w:val="22"/>
-        </w:rPr>
-        <w:t xml:space="preserve">“(...) tem considerado abusivas taxas superiores a uma vez e meia (voto proferido pelo Min. Ari Pargendler no REsp n. 271.214-RS, </w:t>
-      </w:r>
-      <w:proofErr w:type="spellStart"/>
-      <w:r>
-        <w:rPr>
-          <w:sz w:val="22"/>
-          <w:szCs w:val="22"/>
-        </w:rPr>
-        <w:t>Rel.p</w:t>
-      </w:r>
-      <w:proofErr w:type="spellEnd"/>
-      <w:r>
-        <w:rPr>
-          <w:sz w:val="22"/>
-          <w:szCs w:val="22"/>
-        </w:rPr>
-        <w:t xml:space="preserve">. Acórdão Min. Menezes Direito, DJ de 4.8.2003), ao dobro (REsp n. 1.036.818, Terceira Turma, minha relatoria, </w:t>
-      </w:r>
-      <w:proofErr w:type="spellStart"/>
-      <w:r>
-        <w:rPr>
-          <w:sz w:val="22"/>
-          <w:szCs w:val="22"/>
-        </w:rPr>
-        <w:t>DJe</w:t>
-      </w:r>
-      <w:proofErr w:type="spellEnd"/>
-      <w:r>
-        <w:rPr>
-          <w:sz w:val="22"/>
-          <w:szCs w:val="22"/>
-        </w:rPr>
-        <w:t xml:space="preserve"> de 20.6.2008) ou ao triplo (REsp n. 971.853-RS, Quarta Turma, Min. Pádua Ribeiro, DJ de 24.9.2007) da média. Todavia, esta perquirição acerca da abusividade não é estanque, o que impossibilita a adoção de critérios genéricos e universais. A taxa média de mercado, divulgada pelo Banco Central, constitui um valioso referencial, mas cabe somente ao juiz, no exame das peculiaridades do caso concreto, avaliar se os juros contratados foram ou não abusivos”. (REsp 1061530/RS, rel. Min. Nancy Andrighi, Segunda Seção, j. 22-10-2008).</w:t>
-      </w:r>
-    </w:p>
-    <w:p>
-      <w:pPr>
-        <w:ind w:left="2268" w:firstLine="0"/>
-        <w:rPr>
-          <w:sz w:val="22"/>
-          <w:szCs w:val="22"/>
-        </w:rPr>
-      </w:pPr>
-    </w:p>
-    <w:p>
-      <w:pPr>
-        <w:rPr>
-          <w:u w:val="single"/>
-        </w:rPr>
-      </w:pPr>
-      <w:r>
-        <w:rPr>
-          <w:b/>
-          <w:bCs/>
-        </w:rPr>
+    </w:p>
+    <w:p>
+      <w:pPr>
+        <w:rPr>
+          <w:u w:val="single"/>
+        </w:rPr>
+      </w:pPr>
+      <w:r>
+        <w:rPr>
+          <w:b/>
+          <w:bCs/>
+        </w:rPr>
+        <w:t>No caso em análise, a taxa de juros cobrada pela instituição requerida alcança patamares muito superiores aos praticados no mercado financeiro.</w:t>
+      </w:r>
+      <w:r>
+        <w:t xml:space="preserve"> Conforme comprovado documentalmente, a taxa média de juros em </w:t>
+      </w:r>
+      <w:r>
+        <w:rPr>
+          <w:color w:val="000000" w:themeColor="text1"/>
+        </w:rPr>
+        <w:t>{{</w:t>
+      </w:r>
+      <w:r>
+        <w:rPr>
+          <w:color w:val="000000" w:themeColor="text1"/>
+        </w:rPr>
+        <w:t>emprestimos_0_data</w:t>
+      </w:r>
+      <w:r>
+        <w:rPr>
+          <w:color w:val="000000" w:themeColor="text1"/>
+        </w:rPr>
+        <w:t>}} foi</w:t>
+      </w:r>
+      <w:r>
+        <w:t xml:space="preserve"> de </w:t>
+      </w:r>
+      <w:r>
+        <w:t>{{</w:t>
+      </w:r>
+      <w:r>
+        <w:t>emprestimos_0_taxa_media</w:t>
+      </w:r>
+      <w:r>
+        <w:t>}}</w:t>
+      </w:r>
+      <w:r>
+        <w:t>% a.m., enquanto a taxa de juros mensal informada pela instituição req</w:t>
+      </w:r>
+      <w:r>
+        <w:t xml:space="preserve">uerida </w:t>
+      </w:r>
+      <w:r>
+        <w:t xml:space="preserve">fora de </w:t>
+      </w:r>
+      <w:r>
+        <w:t xml:space="preserve">{{emprestimos_0_taxa}}% </w:t>
+      </w:r>
+      <w:r>
+        <w:t>ao mês!</w:t>
+      </w:r>
+    </w:p>
+    <w:p>
+      <w:pPr>
+        <w:rPr>
+          <w:u w:val="single"/>
+        </w:rPr>
+      </w:pPr>
+      <w:r>
+        <w:t xml:space="preserve">Tal discrepância de valores é evidência clara de abusividade na fixação das taxas de juros cobradas pela requerida, o que viola o princípio da boa-fé objetiva, previsto no artigo 422 do Código Civil. Conforme </w:t>
+      </w:r>
+      <w:r>
         <w:lastRenderedPageBreak/>
-        <w:t>No caso em análise, a taxa de juros cobrada pela instituição requerida alcança patamares muito superiores aos praticados no mercado financeiro.</w:t>
-      </w:r>
-      <w:r>
-        <w:t xml:space="preserve"> Conforme comprovado documentalmente, a taxa média de juros em </w:t>
-      </w:r>
-      <w:r>
-        <w:rPr>
-          <w:color w:val="000000" w:themeColor="text1"/>
-        </w:rPr>
-        <w:t>{{</w:t>
-      </w:r>
-      <w:r>
-        <w:rPr>
-          <w:color w:val="000000" w:themeColor="text1"/>
-        </w:rPr>
-        <w:t>emprestimos_0_data</w:t>
-      </w:r>
-      <w:r>
-        <w:rPr>
-          <w:color w:val="000000" w:themeColor="text1"/>
-        </w:rPr>
-        <w:t>}} foi</w:t>
-      </w:r>
-      <w:r>
-        <w:t xml:space="preserve"> de </w:t>
-      </w:r>
-      <w:r>
-        <w:t>{{</w:t>
-      </w:r>
-      <w:r>
-        <w:t>emprestimos_0_taxa_</w:t>
-      </w:r>
-      <w:proofErr w:type="gramStart"/>
-      <w:r>
-        <w:t>media</w:t>
-      </w:r>
-      <w:r>
-        <w:t>}}</w:t>
-      </w:r>
-      <w:r>
-        <w:t>%</w:t>
-      </w:r>
-      <w:proofErr w:type="gramEnd"/>
-      <w:r>
-        <w:t xml:space="preserve"> a.m., enquanto a taxa de juros mensal informada pela instituição req</w:t>
-      </w:r>
-      <w:r>
-        <w:t xml:space="preserve">uerida </w:t>
-      </w:r>
-      <w:r>
-        <w:t xml:space="preserve">fora de </w:t>
-      </w:r>
-      <w:r>
-        <w:t>{{emprestimos_0_taxa</w:t>
-      </w:r>
-      <w:proofErr w:type="gramStart"/>
-      <w:r>
-        <w:t>}}%</w:t>
-      </w:r>
-      <w:proofErr w:type="gramEnd"/>
-      <w:r>
-        <w:t xml:space="preserve"> </w:t>
-      </w:r>
-      <w:r>
-        <w:t>ao mês!</w:t>
-      </w:r>
-    </w:p>
-    <w:p>
-      <w:pPr>
-        <w:rPr>
-          <w:u w:val="single"/>
-        </w:rPr>
-      </w:pPr>
-      <w:r>
-        <w:t xml:space="preserve">Tal discrepância de valores é evidência clara de abusividade na fixação das taxas de juros cobradas pela requerida, o que viola o princípio da boa-fé objetiva, previsto no artigo 422 do Código Civil. Conforme leciona Pablo Stolze </w:t>
-      </w:r>
-      <w:proofErr w:type="spellStart"/>
-      <w:r>
-        <w:t>Gagliano</w:t>
-      </w:r>
-      <w:proofErr w:type="spellEnd"/>
-      <w:r>
-        <w:t xml:space="preserve"> e Rodolfo Pamplona Filho (Novo Curso de Direito Civil, Volume II), “a boa-fé objetiva exige que as partes não só tenham um comportamento ético, mas também que não exerçam seus direitos de forma excessivamente gravosa ao outro contratante”.</w:t>
+        <w:t>leciona Pablo Stolze Gagliano e Rodolfo Pamplona Filho (Novo Curso de Direito Civil, Volume II), “a boa-fé objetiva exige que as partes não só tenham um comportamento ético, mas também que não exerçam seus direitos de forma excessivamente gravosa ao outro contratante”.</w:t>
       </w:r>
     </w:p>
     <w:p>
@@ -2535,353 +2179,312 @@
         </w:numPr>
       </w:pPr>
       <w:r>
+        <w:t xml:space="preserve">REPETIÇÃO </w:t>
+      </w:r>
+      <w:r>
+        <w:t>DO INDÉBITO EM DOBRO</w:t>
+      </w:r>
+    </w:p>
+    <w:p/>
+    <w:p>
+      <w:r>
+        <w:t>Nos termos do artigo 42, parágrafo único, do Código de Defesa do Consumidor (CDC), o consumidor cobrado em quantia indevida tem direito à repetição do indébito, por valor igual ao dobro do que pagou em excesso, acrescido de correção monetária e juros legais, salvo engano justificável. Tal dispositivo visa coibir práticas abusivas, assegurando ao consumidor a restituição integral dos valores pagos indevidamente, com sanção suficiente para desestimular novas condutas lesivas por parte dos fornecedores.</w:t>
+      </w:r>
+    </w:p>
+    <w:p>
+      <w:pPr>
+        <w:rPr>
+          <w:b/>
+          <w:bCs/>
+        </w:rPr>
+      </w:pPr>
+      <w:r>
+        <w:rPr>
+          <w:b/>
+          <w:bCs/>
+        </w:rPr>
         <w:lastRenderedPageBreak/>
-        <w:t xml:space="preserve">REPETIÇÃO </w:t>
-      </w:r>
-      <w:r>
-        <w:t>DO INDÉBITO EM DOBRO</w:t>
+        <w:t xml:space="preserve">No presente caso, não há qualquer margem para se alegar “engano justificável”. A cobrança excessiva decorre da aplicação de uma taxa de juros visivelmente superior à média de mercado, em contrato destinado a consumidor notoriamente hipossuficiente, o que revela não apenas </w:t>
+      </w:r>
+      <w:r>
+        <w:rPr>
+          <w:b/>
+          <w:bCs/>
+        </w:rPr>
+        <w:t>uma concessão questionável de análise de crédito</w:t>
+      </w:r>
+      <w:r>
+        <w:rPr>
+          <w:b/>
+          <w:bCs/>
+        </w:rPr>
+        <w:t xml:space="preserve">, mas sim uma estratégia deliberada e recorrente de atuação por parte da instituição financeira. </w:t>
+      </w:r>
+    </w:p>
+    <w:p>
+      <w:r>
+        <w:t xml:space="preserve">Trata-se de conduta premeditada, inserida no próprio modelo de negócio dos bancos, que assumem o risco de judicialização e mesmo assim mantêm a prática, porque ela se revela economicamente vantajosa — bastando que uma parcela </w:t>
+      </w:r>
+      <w:r>
+        <w:t>não vultuosa</w:t>
+      </w:r>
+      <w:r>
+        <w:t xml:space="preserve"> de consumidores efetivamente pague os valores cobrados, ainda </w:t>
+      </w:r>
+      <w:r>
+        <w:t xml:space="preserve">que </w:t>
+      </w:r>
+      <w:r>
+        <w:t>uma parcela reste inadimplente e ou recorra ao Judiciário</w:t>
+      </w:r>
+      <w:r>
+        <w:t>.</w:t>
+      </w:r>
+    </w:p>
+    <w:p>
+      <w:r>
+        <w:t>Em outras palavras: não há que se falar em engano justificável.</w:t>
+      </w:r>
+    </w:p>
+    <w:p>
+      <w:r>
+        <w:t>Ainda, mister ressaltar que o</w:t>
+      </w:r>
+      <w:r>
+        <w:t xml:space="preserve"> Superior Tribunal de Justiça, ao enfrentar o tema da repetição em dobro, pacificou o entendimento de que </w:t>
+      </w:r>
+      <w:r>
+        <w:rPr>
+          <w:b/>
+          <w:bCs/>
+          <w:u w:val="single"/>
+        </w:rPr>
+        <w:t>não é necessário comprovar dolo ou má-fé para que seja reconhecido o direito à devolução dobrada dos valores cobrados indevidamente. Basta a violação à boa-fé objetiva</w:t>
+      </w:r>
+      <w:r>
+        <w:rPr>
+          <w:u w:val="single"/>
+        </w:rPr>
+        <w:t>.</w:t>
+      </w:r>
+      <w:r>
+        <w:t xml:space="preserve"> </w:t>
+      </w:r>
+    </w:p>
+    <w:p>
+      <w:r>
+        <w:t>É o que restou decidido no julgamento dos EAREsp 600663/RS, EAREsp 622897/RS, EAREsp 664888/RS, EAREsp 676608/RS e, especialmente, no EREsp 1.413.542/RS (Tema 929 do STJ), cuja ementa firmou a seguinte tese:</w:t>
       </w:r>
     </w:p>
     <w:p/>
     <w:p>
-      <w:r>
-        <w:t>Nos termos do artigo 42, parágrafo único, do Código de Defesa do Consumidor (CDC), o consumidor cobrado em quantia indevida tem direito à repetição do indébito, por valor igual ao dobro do que pagou em excesso, acrescido de correção monetária e juros legais, salvo engano justificável. Tal dispositivo visa coibir práticas abusivas, assegurando ao consumidor a restituição integral dos valores pagos indevidamente, com sanção suficiente para desestimular novas condutas lesivas por parte dos fornecedores.</w:t>
-      </w:r>
-    </w:p>
-    <w:p>
-      <w:pPr>
-        <w:rPr>
-          <w:b/>
-          <w:bCs/>
-        </w:rPr>
-      </w:pPr>
-      <w:r>
-        <w:rPr>
-          <w:b/>
-          <w:bCs/>
-        </w:rPr>
-        <w:t xml:space="preserve">No presente caso, não há qualquer margem para se alegar “engano justificável”. A cobrança excessiva decorre da aplicação de uma taxa de juros visivelmente superior à média de mercado, em contrato destinado a consumidor notoriamente hipossuficiente, o que revela não apenas </w:t>
-      </w:r>
-      <w:r>
-        <w:rPr>
-          <w:b/>
-          <w:bCs/>
-        </w:rPr>
-        <w:t>uma concessão questionável de análise de crédito</w:t>
-      </w:r>
-      <w:r>
-        <w:rPr>
-          <w:b/>
-          <w:bCs/>
-        </w:rPr>
-        <w:t xml:space="preserve">, mas sim uma estratégia deliberada e recorrente de atuação por parte da instituição financeira. </w:t>
-      </w:r>
-    </w:p>
-    <w:p>
-      <w:r>
-        <w:t xml:space="preserve">Trata-se de conduta premeditada, inserida no próprio modelo de negócio dos bancos, que assumem o risco de judicialização e mesmo assim mantêm a prática, porque ela se revela economicamente vantajosa — bastando que uma parcela </w:t>
-      </w:r>
-      <w:r>
-        <w:t>não vultuosa</w:t>
-      </w:r>
-      <w:r>
-        <w:t xml:space="preserve"> de consumidores efetivamente pague os valores cobrados, ainda </w:t>
-      </w:r>
-      <w:r>
-        <w:t xml:space="preserve">que </w:t>
-      </w:r>
-      <w:r>
-        <w:t>uma parcela reste inadimplente e ou recorra ao Judiciário</w:t>
-      </w:r>
-      <w:r>
+      <w:pPr>
+        <w:ind w:left="2268" w:firstLine="0"/>
+        <w:rPr>
+          <w:i/>
+          <w:iCs/>
+          <w:sz w:val="22"/>
+          <w:szCs w:val="22"/>
+        </w:rPr>
+      </w:pPr>
+      <w:r>
+        <w:rPr>
+          <w:i/>
+          <w:iCs/>
+          <w:sz w:val="22"/>
+          <w:szCs w:val="22"/>
+        </w:rPr>
+        <w:t xml:space="preserve">“A repetição em dobro, prevista no parágrafo único do art. 42 do Código de Defesa do Consumidor, é </w:t>
+      </w:r>
+      <w:r>
+        <w:rPr>
+          <w:b/>
+          <w:bCs/>
+          <w:i/>
+          <w:iCs/>
+          <w:sz w:val="22"/>
+          <w:szCs w:val="22"/>
+          <w:u w:val="single"/>
+        </w:rPr>
+        <w:t>cabível quando a cobrança indevida consubstanciar conduta contrária à boa-fé objetiva, ou seja, deve ocorrer independentemente da natureza do elemento volitivo</w:t>
+      </w:r>
+      <w:r>
+        <w:rPr>
+          <w:i/>
+          <w:iCs/>
+          <w:sz w:val="22"/>
+          <w:szCs w:val="22"/>
+        </w:rPr>
+        <w:t>.”</w:t>
+      </w:r>
+    </w:p>
+    <w:p>
+      <w:pPr>
+        <w:ind w:left="2268" w:firstLine="0"/>
+        <w:rPr>
+          <w:sz w:val="22"/>
+          <w:szCs w:val="22"/>
+        </w:rPr>
+      </w:pPr>
+    </w:p>
+    <w:p>
+      <w:r>
+        <w:t>O STJ, inclusive, ao modular os efeitos da decisão nos termos do artigo 927, § 3º, do Código de Processo Civil, esclareceu que tal entendimento aplica-se a cobranças realizadas após a publicação do acórdão, o que abrange o presente caso.</w:t>
+      </w:r>
+    </w:p>
+    <w:p>
+      <w:r>
+        <w:t xml:space="preserve">A doutrina também é clara ao delimitar o conceito </w:t>
+      </w:r>
+      <w:r>
+        <w:t>da</w:t>
+      </w:r>
+      <w:r>
+        <w:t xml:space="preserve"> boa-fé objetiva</w:t>
+      </w:r>
+      <w:r>
+        <w:t xml:space="preserve"> nas relações obrigacionais</w:t>
+      </w:r>
+      <w:r>
+        <w:t xml:space="preserve">. Como leciona </w:t>
+      </w:r>
+      <w:r>
+        <w:rPr>
+          <w:b/>
+          <w:bCs/>
+        </w:rPr>
+        <w:t>Maria Helena Diniz</w:t>
+      </w:r>
+      <w:r>
+        <w:t>:</w:t>
+      </w:r>
+    </w:p>
+    <w:p/>
+    <w:p>
+      <w:pPr>
+        <w:ind w:left="2268" w:firstLine="0"/>
+        <w:rPr>
+          <w:i/>
+          <w:iCs/>
+          <w:sz w:val="22"/>
+          <w:szCs w:val="22"/>
+        </w:rPr>
+      </w:pPr>
+      <w:r>
+        <w:rPr>
+          <w:i/>
+          <w:iCs/>
+          <w:sz w:val="22"/>
+          <w:szCs w:val="22"/>
+        </w:rPr>
+        <w:t>“</w:t>
+      </w:r>
+      <w:r>
+        <w:rPr>
+          <w:i/>
+          <w:iCs/>
+          <w:sz w:val="22"/>
+          <w:szCs w:val="22"/>
+        </w:rPr>
+        <w:t xml:space="preserve">Segundo esse princípio, </w:t>
+      </w:r>
+      <w:r>
+        <w:rPr>
+          <w:b/>
+          <w:bCs/>
+          <w:i/>
+          <w:iCs/>
+          <w:sz w:val="22"/>
+          <w:szCs w:val="22"/>
+          <w:u w:val="single"/>
+        </w:rPr>
+        <w:t>na interpretação do contrato, é preciso ater-se mais a intenção do que o sentido literal da linguagem, e, em prol do interesse social de segurança das relações jurídicas</w:t>
+      </w:r>
+      <w:r>
+        <w:rPr>
+          <w:i/>
+          <w:iCs/>
+          <w:sz w:val="22"/>
+          <w:szCs w:val="22"/>
+        </w:rPr>
+        <w:t xml:space="preserve">, as partes deverão agir com lealdade e confiança recíprocas, auxiliando-se mutuamente na formação e na execução do contrato. Daí está ligado ao </w:t>
+      </w:r>
+      <w:r>
+        <w:rPr>
+          <w:i/>
+          <w:iCs/>
+          <w:sz w:val="22"/>
+          <w:szCs w:val="22"/>
+        </w:rPr>
+        <w:t>princípio</w:t>
+      </w:r>
+      <w:r>
+        <w:rPr>
+          <w:i/>
+          <w:iCs/>
+          <w:sz w:val="22"/>
+          <w:szCs w:val="22"/>
+        </w:rPr>
+        <w:t xml:space="preserve"> da probidade</w:t>
+      </w:r>
+      <w:r>
+        <w:rPr>
+          <w:i/>
+          <w:iCs/>
+          <w:sz w:val="22"/>
+          <w:szCs w:val="22"/>
+        </w:rPr>
         <w:t>.</w:t>
       </w:r>
-    </w:p>
-    <w:p>
-      <w:r>
-        <w:t>Em outras palavras: não há que se falar em engano justificável.</w:t>
-      </w:r>
-    </w:p>
+      <w:r>
+        <w:rPr>
+          <w:i/>
+          <w:iCs/>
+          <w:sz w:val="22"/>
+          <w:szCs w:val="22"/>
+        </w:rPr>
+        <w:t xml:space="preserve"> (DINIZ, Maria Helena. Curso de direito civil brasileiro. Teria das Obrigações Contratuais e Extracontratuais. 24˚ ed. São Paulo: Saraiva, 2008. v.3.).</w:t>
+      </w:r>
+    </w:p>
+    <w:p/>
     <w:p>
       <w:r>
         <w:lastRenderedPageBreak/>
-        <w:t>Ainda, mister ressaltar que o</w:t>
-      </w:r>
-      <w:r>
-        <w:t xml:space="preserve"> Superior Tribunal de Justiça, ao enfrentar o tema da repetição em dobro, pacificou o entendimento de que </w:t>
-      </w:r>
-      <w:r>
-        <w:rPr>
-          <w:b/>
-          <w:bCs/>
-          <w:u w:val="single"/>
-        </w:rPr>
-        <w:t>não é necessário comprovar dolo ou má-fé para que seja reconhecido o direito à devolução dobrada dos valores cobrados indevidamente. Basta a violação à boa-fé objetiva</w:t>
-      </w:r>
-      <w:r>
-        <w:rPr>
-          <w:u w:val="single"/>
-        </w:rPr>
+        <w:t xml:space="preserve">Nesse cenário, </w:t>
+      </w:r>
+      <w:r>
+        <w:rPr>
+          <w:b/>
+          <w:bCs/>
+          <w:i/>
+          <w:iCs/>
+          <w:u w:val="single"/>
+        </w:rPr>
+        <w:t>é impossível conceber que a conduta da instituição financeira esteja em consonância com a boa-fé objetiva.</w:t>
+      </w:r>
+      <w:r>
+        <w:rPr>
+          <w:i/>
+          <w:iCs/>
+          <w:u w:val="single"/>
+        </w:rPr>
+        <w:t xml:space="preserve"> </w:t>
+      </w:r>
+      <w:r>
+        <w:t xml:space="preserve">Ao contrário, trata-se de verdadeira afronta ao dever de lealdade e ao princípio da função social do contrato, especialmente quando se observa que a prática reiterada da cobrança de juros muito acima da média de mercado atinge justamente os consumidores mais frágeis e vulneráveis — pessoas pobres, idosas, aposentadas e hipossuficientes, para quem a contratação de crédito pessoal </w:t>
+      </w:r>
+      <w:r>
+        <w:t>se torna</w:t>
+      </w:r>
+      <w:r>
+        <w:t xml:space="preserve">, muitas vezes, </w:t>
+      </w:r>
+      <w:r>
+        <w:t>recurso para financiar despesas básicas</w:t>
+      </w:r>
+      <w:r>
         <w:t>.</w:t>
       </w:r>
-      <w:r>
-        <w:t xml:space="preserve"> </w:t>
-      </w:r>
-    </w:p>
-    <w:p>
-      <w:r>
-        <w:t xml:space="preserve">É o que restou decidido no julgamento dos </w:t>
-      </w:r>
-      <w:proofErr w:type="spellStart"/>
-      <w:r>
-        <w:t>EAREsp</w:t>
-      </w:r>
-      <w:proofErr w:type="spellEnd"/>
-      <w:r>
-        <w:t xml:space="preserve"> 600663/RS, </w:t>
-      </w:r>
-      <w:proofErr w:type="spellStart"/>
-      <w:r>
-        <w:t>EAREsp</w:t>
-      </w:r>
-      <w:proofErr w:type="spellEnd"/>
-      <w:r>
-        <w:t xml:space="preserve"> 622897/RS, </w:t>
-      </w:r>
-      <w:proofErr w:type="spellStart"/>
-      <w:r>
-        <w:t>EAREsp</w:t>
-      </w:r>
-      <w:proofErr w:type="spellEnd"/>
-      <w:r>
-        <w:t xml:space="preserve"> 664888/RS, </w:t>
-      </w:r>
-      <w:proofErr w:type="spellStart"/>
-      <w:r>
-        <w:t>EAREsp</w:t>
-      </w:r>
-      <w:proofErr w:type="spellEnd"/>
-      <w:r>
-        <w:t xml:space="preserve"> 676608/RS e, especialmente, no </w:t>
-      </w:r>
-      <w:proofErr w:type="spellStart"/>
-      <w:r>
-        <w:t>EREsp</w:t>
-      </w:r>
-      <w:proofErr w:type="spellEnd"/>
-      <w:r>
-        <w:t xml:space="preserve"> 1.413.542/RS (Tema 929 do STJ), cuja ementa firmou a seguinte tese:</w:t>
-      </w:r>
-    </w:p>
-    <w:p/>
-    <w:p>
-      <w:pPr>
-        <w:ind w:left="2268" w:firstLine="0"/>
-        <w:rPr>
-          <w:i/>
-          <w:iCs/>
-          <w:sz w:val="22"/>
-          <w:szCs w:val="22"/>
-        </w:rPr>
-      </w:pPr>
-      <w:r>
-        <w:rPr>
-          <w:i/>
-          <w:iCs/>
-          <w:sz w:val="22"/>
-          <w:szCs w:val="22"/>
-        </w:rPr>
-        <w:t xml:space="preserve">“A repetição em dobro, prevista no parágrafo único do art. 42 do Código de Defesa do Consumidor, é </w:t>
-      </w:r>
-      <w:r>
-        <w:rPr>
-          <w:b/>
-          <w:bCs/>
-          <w:i/>
-          <w:iCs/>
-          <w:sz w:val="22"/>
-          <w:szCs w:val="22"/>
-          <w:u w:val="single"/>
-        </w:rPr>
-        <w:t>cabível quando a cobrança indevida consubstanciar conduta contrária à boa-fé objetiva, ou seja, deve ocorrer independentemente da natureza do elemento volitivo</w:t>
-      </w:r>
-      <w:r>
-        <w:rPr>
-          <w:i/>
-          <w:iCs/>
-          <w:sz w:val="22"/>
-          <w:szCs w:val="22"/>
-        </w:rPr>
-        <w:t>.”</w:t>
-      </w:r>
-    </w:p>
-    <w:p>
-      <w:pPr>
-        <w:ind w:left="2268" w:firstLine="0"/>
-        <w:rPr>
-          <w:sz w:val="22"/>
-          <w:szCs w:val="22"/>
-        </w:rPr>
-      </w:pPr>
-    </w:p>
-    <w:p>
-      <w:r>
-        <w:t>O STJ, inclusive, ao modular os efeitos da decisão nos termos do artigo 927, § 3º, do Código de Processo Civil, esclareceu que tal entendimento aplica-se a cobranças realizadas após a publicação do acórdão, o que abrange o presente caso.</w:t>
-      </w:r>
-    </w:p>
-    <w:p>
-      <w:r>
-        <w:t xml:space="preserve">A doutrina também é clara ao delimitar o conceito </w:t>
-      </w:r>
-      <w:r>
-        <w:t>da</w:t>
-      </w:r>
-      <w:r>
-        <w:t xml:space="preserve"> boa-fé objetiva</w:t>
-      </w:r>
-      <w:r>
-        <w:t xml:space="preserve"> nas relações obrigacionais</w:t>
-      </w:r>
-      <w:r>
-        <w:t xml:space="preserve">. Como leciona </w:t>
-      </w:r>
-      <w:r>
-        <w:rPr>
-          <w:b/>
-          <w:bCs/>
-        </w:rPr>
-        <w:t>Maria Helena Diniz</w:t>
-      </w:r>
-      <w:r>
-        <w:t>:</w:t>
-      </w:r>
-    </w:p>
-    <w:p/>
-    <w:p>
-      <w:pPr>
-        <w:ind w:left="2268" w:firstLine="0"/>
-        <w:rPr>
-          <w:i/>
-          <w:iCs/>
-          <w:sz w:val="22"/>
-          <w:szCs w:val="22"/>
-        </w:rPr>
-      </w:pPr>
-      <w:r>
-        <w:rPr>
-          <w:i/>
-          <w:iCs/>
-          <w:sz w:val="22"/>
-          <w:szCs w:val="22"/>
-        </w:rPr>
-        <w:lastRenderedPageBreak/>
-        <w:t>“</w:t>
-      </w:r>
-      <w:r>
-        <w:rPr>
-          <w:i/>
-          <w:iCs/>
-          <w:sz w:val="22"/>
-          <w:szCs w:val="22"/>
-        </w:rPr>
-        <w:t xml:space="preserve">Segundo esse princípio, </w:t>
-      </w:r>
-      <w:r>
-        <w:rPr>
-          <w:b/>
-          <w:bCs/>
-          <w:i/>
-          <w:iCs/>
-          <w:sz w:val="22"/>
-          <w:szCs w:val="22"/>
-          <w:u w:val="single"/>
-        </w:rPr>
-        <w:t>na interpretação do contrato, é preciso ater-se mais a intenção do que o sentido literal da linguagem, e, em prol do interesse social de segurança das relações jurídicas</w:t>
-      </w:r>
-      <w:r>
-        <w:rPr>
-          <w:i/>
-          <w:iCs/>
-          <w:sz w:val="22"/>
-          <w:szCs w:val="22"/>
-        </w:rPr>
-        <w:t xml:space="preserve">, as partes deverão agir com lealdade e confiança recíprocas, auxiliando-se mutuamente na formação e na execução do contrato. Daí está ligado ao </w:t>
-      </w:r>
-      <w:r>
-        <w:rPr>
-          <w:i/>
-          <w:iCs/>
-          <w:sz w:val="22"/>
-          <w:szCs w:val="22"/>
-        </w:rPr>
-        <w:t>princípio</w:t>
-      </w:r>
-      <w:r>
-        <w:rPr>
-          <w:i/>
-          <w:iCs/>
-          <w:sz w:val="22"/>
-          <w:szCs w:val="22"/>
-        </w:rPr>
-        <w:t xml:space="preserve"> da probidade</w:t>
-      </w:r>
-      <w:r>
-        <w:rPr>
-          <w:i/>
-          <w:iCs/>
-          <w:sz w:val="22"/>
-          <w:szCs w:val="22"/>
-        </w:rPr>
-        <w:t>.</w:t>
-      </w:r>
-      <w:r>
-        <w:rPr>
-          <w:i/>
-          <w:iCs/>
-          <w:sz w:val="22"/>
-          <w:szCs w:val="22"/>
-        </w:rPr>
-        <w:t xml:space="preserve"> (DINIZ, Maria Helena. Curso de direito civil brasileiro. Teria das Obrigações Contratuais e Extracontratuais. 24˚ ed. São Paulo: Saraiva, 2008. v.3.).</w:t>
-      </w:r>
-    </w:p>
-    <w:p/>
-    <w:p>
-      <w:r>
-        <w:t xml:space="preserve">Nesse cenário, </w:t>
-      </w:r>
-      <w:r>
-        <w:rPr>
-          <w:b/>
-          <w:bCs/>
-          <w:i/>
-          <w:iCs/>
-          <w:u w:val="single"/>
-        </w:rPr>
-        <w:t>é impossível conceber que a conduta da instituição financeira esteja em consonância com a boa-fé objetiva.</w:t>
-      </w:r>
-      <w:r>
-        <w:rPr>
-          <w:i/>
-          <w:iCs/>
-          <w:u w:val="single"/>
-        </w:rPr>
-        <w:t xml:space="preserve"> </w:t>
-      </w:r>
-      <w:r>
-        <w:t xml:space="preserve">Ao contrário, trata-se de verdadeira afronta ao dever de lealdade e ao princípio da função social do contrato, especialmente quando se observa que a prática reiterada da cobrança de juros muito acima da média de mercado atinge justamente os consumidores mais frágeis e vulneráveis — pessoas pobres, idosas, aposentadas e hipossuficientes, para quem a contratação de crédito pessoal </w:t>
-      </w:r>
-      <w:r>
-        <w:t>se torna</w:t>
-      </w:r>
-      <w:r>
-        <w:t xml:space="preserve">, muitas vezes, </w:t>
-      </w:r>
-      <w:r>
-        <w:t>recurso para financiar despesas básicas</w:t>
-      </w:r>
-      <w:r>
-        <w:t>.</w:t>
-      </w:r>
     </w:p>
     <w:p>
       <w:r>
@@ -2897,11 +2500,7 @@
         <w:t xml:space="preserve"> – em sua maioria pessoas pobres, idosas, hipossuficientes e vulneráveis</w:t>
       </w:r>
       <w:r>
-        <w:t xml:space="preserve">, mas um ataque estrutural à própria sociedade, pois promove e amplia o ciclo de superendividamento em massa, o que compromete o mínimo existencial de milhares de pessoas. Essa postura, evidentemente, não se coaduna com a boa-fé </w:t>
-      </w:r>
-      <w:r>
-        <w:lastRenderedPageBreak/>
-        <w:t>objetiva e, por isso, impõe-se o reconhecimento do direito à repetição do indébito, em dobro.</w:t>
+        <w:t>, mas um ataque estrutural à própria sociedade, pois promove e amplia o ciclo de superendividamento em massa, o que compromete o mínimo existencial de milhares de pessoas. Essa postura, evidentemente, não se coaduna com a boa-fé objetiva e, por isso, impõe-se o reconhecimento do direito à repetição do indébito, em dobro.</w:t>
       </w:r>
     </w:p>
     <w:p>
@@ -2993,160 +2592,126 @@
           <w:iCs/>
           <w:u w:val="single"/>
         </w:rPr>
-        <w:t xml:space="preserve">in </w:t>
-      </w:r>
-      <w:proofErr w:type="spellStart"/>
-      <w:r>
-        <w:rPr>
-          <w:i/>
-          <w:iCs/>
-          <w:u w:val="single"/>
-        </w:rPr>
-        <w:t>re</w:t>
-      </w:r>
-      <w:proofErr w:type="spellEnd"/>
-      <w:r>
-        <w:rPr>
-          <w:i/>
-          <w:iCs/>
-          <w:u w:val="single"/>
-        </w:rPr>
+        <w:t>in re ipsa</w:t>
+      </w:r>
+      <w:r>
+        <w:rPr>
+          <w:i/>
+          <w:iCs/>
+          <w:u w:val="single"/>
+        </w:rPr>
+        <w:t>”</w:t>
+      </w:r>
+      <w:r>
+        <w:t>, ou seja, é presumido, pois decorre da própria gravidade do ato ilícito</w:t>
+      </w:r>
+      <w:r>
+        <w:t xml:space="preserve"> (não sendo necessário má-fé ou prova específica do constrangimento).</w:t>
+      </w:r>
+    </w:p>
+    <w:p>
+      <w:r>
+        <w:rPr>
+          <w:b/>
+          <w:bCs/>
+          <w:i/>
+          <w:iCs/>
+        </w:rPr>
+        <w:t xml:space="preserve">A conduta da instituição financeira ré, ao impor taxas de juros tão exorbitantes sob o </w:t>
+      </w:r>
+      <w:r>
+        <w:rPr>
+          <w:b/>
+          <w:bCs/>
+          <w:i/>
+          <w:iCs/>
+        </w:rPr>
+        <w:t>conveniente</w:t>
+      </w:r>
+      <w:r>
+        <w:rPr>
+          <w:b/>
+          <w:bCs/>
+          <w:i/>
+          <w:iCs/>
+        </w:rPr>
+        <w:t xml:space="preserve"> pretexto</w:t>
+      </w:r>
+      <w:r>
+        <w:rPr>
+          <w:b/>
+          <w:bCs/>
+          <w:i/>
+          <w:iCs/>
+        </w:rPr>
+        <w:t xml:space="preserve"> genérico</w:t>
+      </w:r>
+      <w:r>
+        <w:rPr>
+          <w:b/>
+          <w:bCs/>
+          <w:i/>
+          <w:iCs/>
+        </w:rPr>
+        <w:t xml:space="preserve"> de “negócio de risco” gera um ciclo perverso de superendividamento, no qual o consumidor, incapaz de honrar seus compromissos com base em sua renda mensal, vê-se forçado a contrair novos empréstimos para cobrir dívidas anteriores e custear despesas básicas de sobrevivência.</w:t>
+      </w:r>
+      <w:r>
         <w:t xml:space="preserve"> </w:t>
       </w:r>
-      <w:proofErr w:type="spellStart"/>
-      <w:r>
-        <w:rPr>
-          <w:i/>
-          <w:iCs/>
-          <w:u w:val="single"/>
-        </w:rPr>
-        <w:t>ipsa</w:t>
-      </w:r>
-      <w:proofErr w:type="spellEnd"/>
-      <w:r>
-        <w:rPr>
-          <w:i/>
-          <w:iCs/>
-          <w:u w:val="single"/>
-        </w:rPr>
-        <w:t>”</w:t>
-      </w:r>
-      <w:r>
-        <w:t>, ou seja, é presumido, pois decorre da própria gravidade do ato ilícito</w:t>
-      </w:r>
-      <w:r>
-        <w:t xml:space="preserve"> (não sendo necessário má-fé ou prova específica do constrangimento).</w:t>
-      </w:r>
-    </w:p>
-    <w:p>
-      <w:r>
-        <w:rPr>
-          <w:b/>
-          <w:bCs/>
-          <w:i/>
-          <w:iCs/>
-        </w:rPr>
-        <w:t xml:space="preserve">A conduta da instituição financeira ré, ao impor taxas de juros tão exorbitantes sob o </w:t>
-      </w:r>
-      <w:r>
-        <w:rPr>
-          <w:b/>
-          <w:bCs/>
-          <w:i/>
-          <w:iCs/>
-        </w:rPr>
-        <w:t>conveniente</w:t>
-      </w:r>
-      <w:r>
-        <w:rPr>
-          <w:b/>
-          <w:bCs/>
-          <w:i/>
-          <w:iCs/>
-        </w:rPr>
-        <w:t xml:space="preserve"> pretexto</w:t>
-      </w:r>
-      <w:r>
-        <w:rPr>
-          <w:b/>
-          <w:bCs/>
-          <w:i/>
-          <w:iCs/>
-        </w:rPr>
-        <w:t xml:space="preserve"> genérico</w:t>
-      </w:r>
-      <w:r>
-        <w:rPr>
-          <w:b/>
-          <w:bCs/>
-          <w:i/>
-          <w:iCs/>
-        </w:rPr>
-        <w:t xml:space="preserve"> de “negócio de risco” gera um ciclo perverso de superendividamento, no qual o </w:t>
-      </w:r>
-      <w:r>
-        <w:rPr>
-          <w:b/>
-          <w:bCs/>
-          <w:i/>
-          <w:iCs/>
-        </w:rPr>
+      <w:r>
+        <w:rPr>
+          <w:i/>
+          <w:iCs/>
+          <w:u w:val="single"/>
+        </w:rPr>
+        <w:t xml:space="preserve">Essa espiral compromete não apenas sua dignidade, mas também </w:t>
+      </w:r>
+      <w:r>
+        <w:rPr>
+          <w:i/>
+          <w:iCs/>
+          <w:u w:val="single"/>
+        </w:rPr>
+        <w:t>seu</w:t>
+      </w:r>
+      <w:r>
+        <w:rPr>
+          <w:i/>
+          <w:iCs/>
+          <w:u w:val="single"/>
+        </w:rPr>
+        <w:t xml:space="preserve"> mínimo existencial</w:t>
+      </w:r>
+      <w:r>
+        <w:rPr>
+          <w:i/>
+          <w:iCs/>
+          <w:u w:val="single"/>
+        </w:rPr>
+        <w:t>, além de afetar a sociedade como um todo</w:t>
+      </w:r>
+      <w:r>
+        <w:rPr>
+          <w:i/>
+          <w:iCs/>
+          <w:u w:val="single"/>
+        </w:rPr>
+        <w:t>, razão pela qual a condenação se mostra necessária para coibir a perpetuação de práticas abusivas no mercado financeiro.</w:t>
+      </w:r>
+    </w:p>
+    <w:p>
+      <w:r>
+        <w:t xml:space="preserve">Nessa égide, </w:t>
+      </w:r>
+      <w:r>
+        <w:t>entendemos ser completamente inaplicável</w:t>
+      </w:r>
+      <w:r>
+        <w:t xml:space="preserve"> o entendimento de que a conduta pensada, calculada e </w:t>
+      </w:r>
+      <w:r>
         <w:lastRenderedPageBreak/>
-        <w:t>consumidor, incapaz de honrar seus compromissos com base em sua renda mensal, vê-se forçado a contrair novos empréstimos para cobrir dívidas anteriores e custear despesas básicas de sobrevivência.</w:t>
-      </w:r>
-      <w:r>
-        <w:t xml:space="preserve"> </w:t>
-      </w:r>
-      <w:r>
-        <w:rPr>
-          <w:i/>
-          <w:iCs/>
-          <w:u w:val="single"/>
-        </w:rPr>
-        <w:t xml:space="preserve">Essa espiral compromete não apenas sua dignidade, mas também </w:t>
-      </w:r>
-      <w:r>
-        <w:rPr>
-          <w:i/>
-          <w:iCs/>
-          <w:u w:val="single"/>
-        </w:rPr>
-        <w:t>seu</w:t>
-      </w:r>
-      <w:r>
-        <w:rPr>
-          <w:i/>
-          <w:iCs/>
-          <w:u w:val="single"/>
-        </w:rPr>
-        <w:t xml:space="preserve"> mínimo existencial</w:t>
-      </w:r>
-      <w:r>
-        <w:rPr>
-          <w:i/>
-          <w:iCs/>
-          <w:u w:val="single"/>
-        </w:rPr>
-        <w:t>, além de afetar a sociedade como um todo</w:t>
-      </w:r>
-      <w:r>
-        <w:rPr>
-          <w:i/>
-          <w:iCs/>
-          <w:u w:val="single"/>
-        </w:rPr>
-        <w:t>, razão pela qual a condenação se mostra necessária para coibir a perpetuação de práticas abusivas no mercado financeiro.</w:t>
-      </w:r>
-    </w:p>
-    <w:p>
-      <w:r>
-        <w:t xml:space="preserve">Nessa égide, </w:t>
-      </w:r>
-      <w:r>
-        <w:t>entendemos ser completamente inaplicável</w:t>
-      </w:r>
-      <w:r>
-        <w:t xml:space="preserve"> o entendimento de que a conduta pensada, calculada e conscientemente aplicada pela ré causou à parte autora “mero aborrecimento do cotidiano”.</w:t>
+        <w:t>conscientemente aplicada pela ré causou à parte autora “mero aborrecimento do cotidiano”.</w:t>
       </w:r>
     </w:p>
     <w:p>
@@ -3207,14 +2772,12 @@
       <w:r>
         <w:t>comprometimento_porcentagem</w:t>
       </w:r>
-      <w:proofErr w:type="gramStart"/>
       <w:r>
         <w:t>}}</w:t>
       </w:r>
       <w:r>
         <w:t>%</w:t>
       </w:r>
-      <w:proofErr w:type="gramEnd"/>
       <w:r>
         <w:t xml:space="preserve"> </w:t>
       </w:r>
@@ -3233,11 +2796,9 @@
       <w:r>
         <w:t>{{</w:t>
       </w:r>
-      <w:proofErr w:type="spellStart"/>
       <w:r>
         <w:t>renda_mensal</w:t>
       </w:r>
-      <w:proofErr w:type="spellEnd"/>
       <w:r>
         <w:t>}}</w:t>
       </w:r>
@@ -3279,29 +2840,7 @@
         <w:rPr>
           <w:bCs/>
         </w:rPr>
-        <w:t>{{</w:t>
-      </w:r>
-      <w:proofErr w:type="spellStart"/>
-      <w:r>
-        <w:rPr>
-          <w:bCs/>
-        </w:rPr>
-        <w:t>valor_</w:t>
-      </w:r>
-      <w:proofErr w:type="gramStart"/>
-      <w:r>
-        <w:rPr>
-          <w:bCs/>
-        </w:rPr>
-        <w:t>liquido</w:t>
-      </w:r>
-      <w:proofErr w:type="spellEnd"/>
-      <w:proofErr w:type="gramEnd"/>
-      <w:r>
-        <w:rPr>
-          <w:bCs/>
-        </w:rPr>
-        <w:t>}}</w:t>
+        <w:t>{{valor_liquido}}</w:t>
       </w:r>
       <w:r>
         <w:rPr>
@@ -3313,21 +2852,7 @@
         <w:rPr>
           <w:bCs/>
         </w:rPr>
-        <w:t>{{</w:t>
-      </w:r>
-      <w:proofErr w:type="spellStart"/>
-      <w:r>
-        <w:rPr>
-          <w:bCs/>
-        </w:rPr>
-        <w:t>diario</w:t>
-      </w:r>
-      <w:proofErr w:type="spellEnd"/>
-      <w:r>
-        <w:rPr>
-          <w:bCs/>
-        </w:rPr>
-        <w:t>}}</w:t>
+        <w:t>{{diario}}</w:t>
       </w:r>
       <w:r>
         <w:rPr>
@@ -3371,94 +2896,84 @@
         <w:rPr>
           <w:u w:val="single"/>
         </w:rPr>
+        <w:t>Ainda, eventual alegação de que foi firmado o instrumento contratual espontaneamente pela parte autora não é suficiente para elidir a responsabilidade pelos danos morais, uma vez que, conforme já abordado, tal contrato foi contrário ao princípio da boa-fé objetiva.</w:t>
+      </w:r>
+    </w:p>
+    <w:p>
+      <w:r>
+        <w:t xml:space="preserve">Além dos argumentos lançados supra, é patente a necessidade de imposição de condenação por danos morais também com </w:t>
+      </w:r>
+      <w:r>
+        <w:rPr>
+          <w:b/>
+          <w:bCs/>
+          <w:i/>
+          <w:iCs/>
+          <w:u w:val="single"/>
+        </w:rPr>
+        <w:t>caráter pedagógico</w:t>
+      </w:r>
+      <w:r>
+        <w:rPr>
+          <w:b/>
+          <w:bCs/>
+          <w:u w:val="single"/>
+        </w:rPr>
+        <w:t>, a fim de que</w:t>
+      </w:r>
+      <w:r>
+        <w:rPr>
+          <w:b/>
+          <w:bCs/>
+          <w:u w:val="single"/>
+        </w:rPr>
+        <w:t xml:space="preserve"> as</w:t>
+      </w:r>
+      <w:r>
+        <w:rPr>
+          <w:b/>
+          <w:bCs/>
+          <w:u w:val="single"/>
+        </w:rPr>
+        <w:t xml:space="preserve"> instituições financeiras cessem a prática reiterada de impor juros exorbitantes a consumidores </w:t>
+      </w:r>
+      <w:r>
+        <w:rPr>
+          <w:b/>
+          <w:bCs/>
+          <w:u w:val="single"/>
+        </w:rPr>
+        <w:t>hipervulneráveis (abusividade)</w:t>
+      </w:r>
+      <w:r>
+        <w:rPr>
+          <w:b/>
+          <w:bCs/>
+          <w:u w:val="single"/>
+        </w:rPr>
+        <w:t>.</w:t>
+      </w:r>
+      <w:r>
+        <w:t xml:space="preserve"> </w:t>
+      </w:r>
+    </w:p>
+    <w:p>
+      <w:pPr>
+        <w:rPr>
+          <w:b/>
+          <w:bCs/>
+          <w:i/>
+          <w:iCs/>
+        </w:rPr>
+      </w:pPr>
+      <w:r>
+        <w:rPr>
+          <w:b/>
+          <w:bCs/>
+          <w:i/>
+          <w:iCs/>
+        </w:rPr>
         <w:lastRenderedPageBreak/>
-        <w:t>Ainda, eventual alegação de que foi firmado o instrumento contratual espontaneamente pela parte autora não é suficiente para elidir a responsabilidade pelos danos morais, uma vez que, conforme já abordado, tal contrato foi contrário ao princípio da boa-fé objetiva.</w:t>
-      </w:r>
-    </w:p>
-    <w:p>
-      <w:r>
-        <w:t xml:space="preserve">Além dos argumentos lançados supra, é patente a necessidade de imposição de condenação por danos morais também com </w:t>
-      </w:r>
-      <w:r>
-        <w:rPr>
-          <w:b/>
-          <w:bCs/>
-          <w:i/>
-          <w:iCs/>
-          <w:u w:val="single"/>
-        </w:rPr>
-        <w:t>caráter pedagógico</w:t>
-      </w:r>
-      <w:r>
-        <w:rPr>
-          <w:b/>
-          <w:bCs/>
-          <w:u w:val="single"/>
-        </w:rPr>
-        <w:t>, a fim de que</w:t>
-      </w:r>
-      <w:r>
-        <w:rPr>
-          <w:b/>
-          <w:bCs/>
-          <w:u w:val="single"/>
-        </w:rPr>
-        <w:t xml:space="preserve"> as</w:t>
-      </w:r>
-      <w:r>
-        <w:rPr>
-          <w:b/>
-          <w:bCs/>
-          <w:u w:val="single"/>
-        </w:rPr>
-        <w:t xml:space="preserve"> instituições financeiras cessem a prática reiterada de impor juros exorbitantes a consumidores </w:t>
-      </w:r>
-      <w:proofErr w:type="spellStart"/>
-      <w:r>
-        <w:rPr>
-          <w:b/>
-          <w:bCs/>
-          <w:u w:val="single"/>
-        </w:rPr>
-        <w:t>hipervulneráveis</w:t>
-      </w:r>
-      <w:proofErr w:type="spellEnd"/>
-      <w:r>
-        <w:rPr>
-          <w:b/>
-          <w:bCs/>
-          <w:u w:val="single"/>
-        </w:rPr>
-        <w:t xml:space="preserve"> (abusividade)</w:t>
-      </w:r>
-      <w:r>
-        <w:rPr>
-          <w:b/>
-          <w:bCs/>
-          <w:u w:val="single"/>
-        </w:rPr>
-        <w:t>.</w:t>
-      </w:r>
-      <w:r>
-        <w:t xml:space="preserve"> </w:t>
-      </w:r>
-    </w:p>
-    <w:p>
-      <w:pPr>
-        <w:rPr>
-          <w:b/>
-          <w:bCs/>
-          <w:i/>
-          <w:iCs/>
-        </w:rPr>
-      </w:pPr>
-      <w:r>
-        <w:rPr>
-          <w:b/>
-          <w:bCs/>
-          <w:i/>
-          <w:iCs/>
-        </w:rPr>
         <w:t>Acontece que, conforme citado, a conduta em comento, infelizmente, não constitui um caso isolado, mas sim parte de uma política deliberada de concessão de crédito sem qualquer avaliação real da capacidade de pagamento do consumidor. Tal prática colabora diretamente para a formação e manutenção de um ciclo perverso de superendividamento, que aprisiona o indivíduo em sucessivos contratos abusivos, retirando-lhe a autonomia financeira e violando sua dignidade humana.</w:t>
       </w:r>
     </w:p>
@@ -3476,7 +2991,6 @@
         <w:rPr>
           <w:noProof/>
         </w:rPr>
-        <w:lastRenderedPageBreak/>
         <w:drawing>
           <wp:inline distT="0" distB="0" distL="0" distR="0" wp14:anchorId="3584C511" wp14:editId="4A2DAF1D">
             <wp:extent cx="5429250" cy="2411369"/>
@@ -3543,7 +3057,14 @@
         <w:rPr>
           <w:u w:val="single"/>
         </w:rPr>
-        <w:t xml:space="preserve"> excessivos e desproporcionais a consumidores que já se encontram em situação de vulnerabilidade econômica, a instituição financeira não apenas compromete a renda presente do contratante, mas também deteriora sua possibilidade futura de reorganização financeira, perpetuando a pobreza e dificultando qualquer perspectiva de ascensão social. Trata-se, portanto, de conduta que ofende o princípio da dignidade da pessoa humana.</w:t>
+        <w:t xml:space="preserve"> excessivos e desproporcionais a consumidores que já se encontram em situação de vulnerabilidade econômica, a instituição financeira não apenas compromete a renda presente do </w:t>
+      </w:r>
+      <w:r>
+        <w:rPr>
+          <w:u w:val="single"/>
+        </w:rPr>
+        <w:lastRenderedPageBreak/>
+        <w:t>contratante, mas também deteriora sua possibilidade futura de reorganização financeira, perpetuando a pobreza e dificultando qualquer perspectiva de ascensão social. Trata-se, portanto, de conduta que ofende o princípio da dignidade da pessoa humana.</w:t>
       </w:r>
     </w:p>
     <w:p>
@@ -3574,340 +3095,331 @@
           <w:iCs/>
           <w:u w:val="single"/>
         </w:rPr>
-        <w:t xml:space="preserve">mas transforma o contrato em um verdadeiro instrumento de </w:t>
-      </w:r>
-      <w:r>
-        <w:rPr>
-          <w:i/>
-          <w:iCs/>
+        <w:t>mas transforma o contrato em um verdadeiro instrumento de opressão econômica, incompatível com o sistema de proteção ao consumidor vigente no país.</w:t>
+      </w:r>
+    </w:p>
+    <w:p>
+      <w:r>
+        <w:t xml:space="preserve">Pede-se a licença </w:t>
+      </w:r>
+      <w:r>
+        <w:t>para</w:t>
+      </w:r>
+      <w:r>
+        <w:t xml:space="preserve"> trazer transcrição de trecho do Acórdão da </w:t>
+      </w:r>
+      <w:r>
+        <w:t>Apelação Cível nº 1093153-30.2024.8.26.0002</w:t>
+      </w:r>
+      <w:r>
+        <w:t xml:space="preserve">, que tramitou perante a </w:t>
+      </w:r>
+      <w:r>
+        <w:t>15ª Câmara de Direito Privado</w:t>
+      </w:r>
+      <w:r>
+        <w:t xml:space="preserve"> da Comarca de São Paulo</w:t>
+      </w:r>
+      <w:r>
+        <w:t xml:space="preserve"> e descreveu de maneira precisa a conjuntura ora debatida</w:t>
+      </w:r>
+      <w:r>
+        <w:t>:</w:t>
+      </w:r>
+    </w:p>
+    <w:p/>
+    <w:p>
+      <w:pPr>
+        <w:ind w:left="2268" w:firstLine="0"/>
+        <w:rPr>
+          <w:i/>
+          <w:iCs/>
+          <w:sz w:val="22"/>
+          <w:szCs w:val="22"/>
+        </w:rPr>
+      </w:pPr>
+      <w:r>
+        <w:rPr>
+          <w:i/>
+          <w:iCs/>
+          <w:sz w:val="22"/>
+          <w:szCs w:val="22"/>
+        </w:rPr>
+        <w:t>“</w:t>
+      </w:r>
+      <w:r>
+        <w:rPr>
+          <w:i/>
+          <w:iCs/>
+          <w:sz w:val="22"/>
+          <w:szCs w:val="22"/>
+        </w:rPr>
+        <w:t>Mesmo consideradas todas as circunstâncias pessoais da</w:t>
+      </w:r>
+      <w:r>
+        <w:rPr>
+          <w:i/>
+          <w:iCs/>
+          <w:sz w:val="22"/>
+          <w:szCs w:val="22"/>
+        </w:rPr>
+        <w:t xml:space="preserve"> </w:t>
+      </w:r>
+      <w:r>
+        <w:rPr>
+          <w:i/>
+          <w:iCs/>
+          <w:sz w:val="22"/>
+          <w:szCs w:val="22"/>
+        </w:rPr>
+        <w:t xml:space="preserve">devedora, </w:t>
+      </w:r>
+      <w:r>
+        <w:rPr>
+          <w:i/>
+          <w:iCs/>
+          <w:sz w:val="22"/>
+          <w:szCs w:val="22"/>
+          <w:u w:val="single"/>
+        </w:rPr>
+        <w:t>a estipulação de juros superior a vinte e uma vezes a taxa média de mercado, por</w:t>
+      </w:r>
+      <w:r>
+        <w:rPr>
+          <w:i/>
+          <w:iCs/>
+          <w:sz w:val="22"/>
+          <w:szCs w:val="22"/>
+          <w:u w:val="single"/>
+        </w:rPr>
+        <w:t xml:space="preserve"> </w:t>
+      </w:r>
+      <w:r>
+        <w:rPr>
+          <w:i/>
+          <w:iCs/>
+          <w:sz w:val="22"/>
+          <w:szCs w:val="22"/>
+          <w:u w:val="single"/>
+        </w:rPr>
+        <w:t>si só, constitui abuso.</w:t>
+      </w:r>
+      <w:r>
+        <w:rPr>
+          <w:i/>
+          <w:iCs/>
+          <w:sz w:val="22"/>
+          <w:szCs w:val="22"/>
+        </w:rPr>
+        <w:t xml:space="preserve"> </w:t>
+      </w:r>
+      <w:r>
+        <w:rPr>
+          <w:b/>
+          <w:bCs/>
+          <w:i/>
+          <w:iCs/>
+          <w:sz w:val="22"/>
+          <w:szCs w:val="22"/>
+          <w:u w:val="single"/>
+        </w:rPr>
+        <w:t>Em verdade, a instituição apelante está a confessar a</w:t>
+      </w:r>
+      <w:r>
+        <w:rPr>
+          <w:b/>
+          <w:bCs/>
+          <w:i/>
+          <w:iCs/>
+          <w:sz w:val="22"/>
+          <w:szCs w:val="22"/>
+          <w:u w:val="single"/>
+        </w:rPr>
+        <w:t xml:space="preserve"> </w:t>
+      </w:r>
+      <w:r>
+        <w:rPr>
+          <w:b/>
+          <w:bCs/>
+          <w:i/>
+          <w:iCs/>
+          <w:sz w:val="22"/>
+          <w:szCs w:val="22"/>
+          <w:u w:val="single"/>
+        </w:rPr>
+        <w:t>contratação inquinada pelo vício da lesão, pois se alega que realiza empréstimos para quem</w:t>
+      </w:r>
+      <w:r>
+        <w:rPr>
+          <w:b/>
+          <w:bCs/>
+          <w:i/>
+          <w:iCs/>
+          <w:sz w:val="22"/>
+          <w:szCs w:val="22"/>
+          <w:u w:val="single"/>
+        </w:rPr>
+        <w:t xml:space="preserve"> </w:t>
+      </w:r>
+      <w:r>
+        <w:rPr>
+          <w:b/>
+          <w:bCs/>
+          <w:i/>
+          <w:iCs/>
+          <w:sz w:val="22"/>
+          <w:szCs w:val="22"/>
+          <w:u w:val="single"/>
+        </w:rPr>
+        <w:t>tem dificuldade de obter crédito na praça, para justificar a aplicação de juros</w:t>
+      </w:r>
+      <w:r>
+        <w:rPr>
+          <w:b/>
+          <w:bCs/>
+          <w:i/>
+          <w:iCs/>
+          <w:sz w:val="22"/>
+          <w:szCs w:val="22"/>
+          <w:u w:val="single"/>
+        </w:rPr>
+        <w:t xml:space="preserve"> </w:t>
+      </w:r>
+      <w:r>
+        <w:rPr>
+          <w:b/>
+          <w:bCs/>
+          <w:i/>
+          <w:iCs/>
+          <w:sz w:val="22"/>
+          <w:szCs w:val="22"/>
           <w:u w:val="single"/>
         </w:rPr>
         <w:lastRenderedPageBreak/>
-        <w:t>opressão econômica, incompatível com o sistema de proteção ao consumidor vigente no país.</w:t>
-      </w:r>
-    </w:p>
-    <w:p>
-      <w:r>
-        <w:t xml:space="preserve">Pede-se a licença </w:t>
-      </w:r>
-      <w:r>
-        <w:t>para</w:t>
-      </w:r>
-      <w:r>
-        <w:t xml:space="preserve"> trazer transcrição de trecho do Acórdão da </w:t>
-      </w:r>
-      <w:r>
-        <w:t>Apelação Cível nº 1093153-30.2024.8.26.0002</w:t>
-      </w:r>
-      <w:r>
-        <w:t xml:space="preserve">, que tramitou perante a </w:t>
-      </w:r>
-      <w:r>
-        <w:t>15ª Câmara de Direito Privado</w:t>
-      </w:r>
-      <w:r>
-        <w:t xml:space="preserve"> da Comarca de São Paulo</w:t>
-      </w:r>
-      <w:r>
-        <w:t xml:space="preserve"> e descreveu de maneira precisa a conjuntura ora debatida</w:t>
-      </w:r>
-      <w:r>
-        <w:t>:</w:t>
+        <w:t>desarrazoadamente mais altos, admite que se aproveita da vulnerabilidade daquele cliente,</w:t>
+      </w:r>
+      <w:r>
+        <w:rPr>
+          <w:b/>
+          <w:bCs/>
+          <w:i/>
+          <w:iCs/>
+          <w:sz w:val="22"/>
+          <w:szCs w:val="22"/>
+          <w:u w:val="single"/>
+        </w:rPr>
+        <w:t xml:space="preserve"> </w:t>
+      </w:r>
+      <w:r>
+        <w:rPr>
+          <w:b/>
+          <w:bCs/>
+          <w:i/>
+          <w:iCs/>
+          <w:sz w:val="22"/>
+          <w:szCs w:val="22"/>
+          <w:u w:val="single"/>
+        </w:rPr>
+        <w:t>que não encontrará quem lhe conceda crédito. Por fim, não se pode olvidar da necessidade da boa-fé</w:t>
+      </w:r>
+      <w:r>
+        <w:rPr>
+          <w:b/>
+          <w:bCs/>
+          <w:i/>
+          <w:iCs/>
+          <w:sz w:val="22"/>
+          <w:szCs w:val="22"/>
+          <w:u w:val="single"/>
+        </w:rPr>
+        <w:t xml:space="preserve"> </w:t>
+      </w:r>
+      <w:r>
+        <w:rPr>
+          <w:b/>
+          <w:bCs/>
+          <w:i/>
+          <w:iCs/>
+          <w:sz w:val="22"/>
+          <w:szCs w:val="22"/>
+          <w:u w:val="single"/>
+        </w:rPr>
+        <w:t>objetiva que deve nortear a oferta de crédito responsável, o que é de grande relevância para</w:t>
+      </w:r>
+      <w:r>
+        <w:rPr>
+          <w:b/>
+          <w:bCs/>
+          <w:i/>
+          <w:iCs/>
+          <w:sz w:val="22"/>
+          <w:szCs w:val="22"/>
+          <w:u w:val="single"/>
+        </w:rPr>
+        <w:t xml:space="preserve"> </w:t>
+      </w:r>
+      <w:r>
+        <w:rPr>
+          <w:b/>
+          <w:bCs/>
+          <w:i/>
+          <w:iCs/>
+          <w:sz w:val="22"/>
+          <w:szCs w:val="22"/>
+          <w:u w:val="single"/>
+        </w:rPr>
+        <w:t>prevenir o superendividamento dos tomadores de empréstimos</w:t>
+      </w:r>
+      <w:r>
+        <w:rPr>
+          <w:b/>
+          <w:bCs/>
+          <w:i/>
+          <w:iCs/>
+          <w:sz w:val="22"/>
+          <w:szCs w:val="22"/>
+          <w:u w:val="single"/>
+        </w:rPr>
+        <w:t>.</w:t>
+      </w:r>
+      <w:r>
+        <w:rPr>
+          <w:i/>
+          <w:iCs/>
+          <w:sz w:val="22"/>
+          <w:szCs w:val="22"/>
+        </w:rPr>
+        <w:t>”</w:t>
+      </w:r>
+      <w:r>
+        <w:rPr>
+          <w:b/>
+          <w:bCs/>
+          <w:i/>
+          <w:iCs/>
+          <w:sz w:val="22"/>
+          <w:szCs w:val="22"/>
+        </w:rPr>
+        <w:t xml:space="preserve"> </w:t>
+      </w:r>
+      <w:r>
+        <w:rPr>
+          <w:i/>
+          <w:iCs/>
+          <w:sz w:val="22"/>
+          <w:szCs w:val="22"/>
+        </w:rPr>
+        <w:t>(grifo nosso).</w:t>
       </w:r>
     </w:p>
     <w:p/>
     <w:p>
-      <w:pPr>
-        <w:ind w:left="2268" w:firstLine="0"/>
-        <w:rPr>
-          <w:i/>
-          <w:iCs/>
-          <w:sz w:val="22"/>
-          <w:szCs w:val="22"/>
-        </w:rPr>
-      </w:pPr>
-      <w:r>
-        <w:rPr>
-          <w:i/>
-          <w:iCs/>
-          <w:sz w:val="22"/>
-          <w:szCs w:val="22"/>
-        </w:rPr>
-        <w:t>“</w:t>
-      </w:r>
-      <w:r>
-        <w:rPr>
-          <w:i/>
-          <w:iCs/>
-          <w:sz w:val="22"/>
-          <w:szCs w:val="22"/>
-        </w:rPr>
-        <w:t>Mesmo consideradas todas as circunstâncias pessoais da</w:t>
-      </w:r>
-      <w:r>
-        <w:rPr>
-          <w:i/>
-          <w:iCs/>
-          <w:sz w:val="22"/>
-          <w:szCs w:val="22"/>
-        </w:rPr>
-        <w:t xml:space="preserve"> </w:t>
-      </w:r>
-      <w:r>
-        <w:rPr>
-          <w:i/>
-          <w:iCs/>
-          <w:sz w:val="22"/>
-          <w:szCs w:val="22"/>
-        </w:rPr>
-        <w:t xml:space="preserve">devedora, </w:t>
-      </w:r>
-      <w:r>
-        <w:rPr>
-          <w:i/>
-          <w:iCs/>
-          <w:sz w:val="22"/>
-          <w:szCs w:val="22"/>
-          <w:u w:val="single"/>
-        </w:rPr>
-        <w:t>a estipulação de juros superior a vinte e uma vezes a taxa média de mercado, por</w:t>
-      </w:r>
-      <w:r>
-        <w:rPr>
-          <w:i/>
-          <w:iCs/>
-          <w:sz w:val="22"/>
-          <w:szCs w:val="22"/>
-          <w:u w:val="single"/>
-        </w:rPr>
-        <w:t xml:space="preserve"> </w:t>
-      </w:r>
-      <w:r>
-        <w:rPr>
-          <w:i/>
-          <w:iCs/>
-          <w:sz w:val="22"/>
-          <w:szCs w:val="22"/>
-          <w:u w:val="single"/>
-        </w:rPr>
-        <w:t>si só, constitui abuso.</w:t>
-      </w:r>
-      <w:r>
-        <w:rPr>
-          <w:i/>
-          <w:iCs/>
-          <w:sz w:val="22"/>
-          <w:szCs w:val="22"/>
-        </w:rPr>
-        <w:t xml:space="preserve"> </w:t>
-      </w:r>
-      <w:r>
-        <w:rPr>
-          <w:b/>
-          <w:bCs/>
-          <w:i/>
-          <w:iCs/>
-          <w:sz w:val="22"/>
-          <w:szCs w:val="22"/>
-          <w:u w:val="single"/>
-        </w:rPr>
-        <w:t>Em verdade, a instituição apelante está a confessar a</w:t>
-      </w:r>
-      <w:r>
-        <w:rPr>
-          <w:b/>
-          <w:bCs/>
-          <w:i/>
-          <w:iCs/>
-          <w:sz w:val="22"/>
-          <w:szCs w:val="22"/>
-          <w:u w:val="single"/>
-        </w:rPr>
-        <w:t xml:space="preserve"> </w:t>
-      </w:r>
-      <w:r>
-        <w:rPr>
-          <w:b/>
-          <w:bCs/>
-          <w:i/>
-          <w:iCs/>
-          <w:sz w:val="22"/>
-          <w:szCs w:val="22"/>
-          <w:u w:val="single"/>
-        </w:rPr>
-        <w:t>contratação inquinada pelo vício da lesão, pois se alega que realiza empréstimos para quem</w:t>
-      </w:r>
-      <w:r>
-        <w:rPr>
-          <w:b/>
-          <w:bCs/>
-          <w:i/>
-          <w:iCs/>
-          <w:sz w:val="22"/>
-          <w:szCs w:val="22"/>
-          <w:u w:val="single"/>
-        </w:rPr>
-        <w:t xml:space="preserve"> </w:t>
-      </w:r>
-      <w:r>
-        <w:rPr>
-          <w:b/>
-          <w:bCs/>
-          <w:i/>
-          <w:iCs/>
-          <w:sz w:val="22"/>
-          <w:szCs w:val="22"/>
-          <w:u w:val="single"/>
-        </w:rPr>
-        <w:t>tem dificuldade de obter crédito na praça, para justificar a aplicação de juros</w:t>
-      </w:r>
-      <w:r>
-        <w:rPr>
-          <w:b/>
-          <w:bCs/>
-          <w:i/>
-          <w:iCs/>
-          <w:sz w:val="22"/>
-          <w:szCs w:val="22"/>
-          <w:u w:val="single"/>
-        </w:rPr>
-        <w:t xml:space="preserve"> </w:t>
-      </w:r>
-      <w:r>
-        <w:rPr>
-          <w:b/>
-          <w:bCs/>
-          <w:i/>
-          <w:iCs/>
-          <w:sz w:val="22"/>
-          <w:szCs w:val="22"/>
-          <w:u w:val="single"/>
-        </w:rPr>
-        <w:t>desarrazoadamente mais altos, admite que se aproveita da vulnerabilidade daquele cliente,</w:t>
-      </w:r>
-      <w:r>
-        <w:rPr>
-          <w:b/>
-          <w:bCs/>
-          <w:i/>
-          <w:iCs/>
-          <w:sz w:val="22"/>
-          <w:szCs w:val="22"/>
-          <w:u w:val="single"/>
-        </w:rPr>
-        <w:t xml:space="preserve"> </w:t>
-      </w:r>
-      <w:r>
-        <w:rPr>
-          <w:b/>
-          <w:bCs/>
-          <w:i/>
-          <w:iCs/>
-          <w:sz w:val="22"/>
-          <w:szCs w:val="22"/>
-          <w:u w:val="single"/>
-        </w:rPr>
-        <w:t>que não encontrará quem lhe conceda crédito. Por fim, não se pode olvidar da necessidade da boa-fé</w:t>
-      </w:r>
-      <w:r>
-        <w:rPr>
-          <w:b/>
-          <w:bCs/>
-          <w:i/>
-          <w:iCs/>
-          <w:sz w:val="22"/>
-          <w:szCs w:val="22"/>
-          <w:u w:val="single"/>
-        </w:rPr>
-        <w:t xml:space="preserve"> </w:t>
-      </w:r>
-      <w:r>
-        <w:rPr>
-          <w:b/>
-          <w:bCs/>
-          <w:i/>
-          <w:iCs/>
-          <w:sz w:val="22"/>
-          <w:szCs w:val="22"/>
-          <w:u w:val="single"/>
-        </w:rPr>
-        <w:t>objetiva que deve nortear a oferta de crédito responsável, o que é de grande relevância para</w:t>
-      </w:r>
-      <w:r>
-        <w:rPr>
-          <w:b/>
-          <w:bCs/>
-          <w:i/>
-          <w:iCs/>
-          <w:sz w:val="22"/>
-          <w:szCs w:val="22"/>
-          <w:u w:val="single"/>
-        </w:rPr>
-        <w:t xml:space="preserve"> </w:t>
-      </w:r>
-      <w:r>
-        <w:rPr>
-          <w:b/>
-          <w:bCs/>
-          <w:i/>
-          <w:iCs/>
-          <w:sz w:val="22"/>
-          <w:szCs w:val="22"/>
-          <w:u w:val="single"/>
-        </w:rPr>
-        <w:t>prevenir o superendividamento dos tomadores de empréstimos</w:t>
-      </w:r>
-      <w:r>
-        <w:rPr>
-          <w:b/>
-          <w:bCs/>
-          <w:i/>
-          <w:iCs/>
-          <w:sz w:val="22"/>
-          <w:szCs w:val="22"/>
-          <w:u w:val="single"/>
-        </w:rPr>
-        <w:t>.</w:t>
-      </w:r>
-      <w:r>
-        <w:rPr>
-          <w:i/>
-          <w:iCs/>
-          <w:sz w:val="22"/>
-          <w:szCs w:val="22"/>
-        </w:rPr>
-        <w:t>”</w:t>
-      </w:r>
-      <w:r>
-        <w:rPr>
-          <w:b/>
-          <w:bCs/>
-          <w:i/>
-          <w:iCs/>
-          <w:sz w:val="22"/>
-          <w:szCs w:val="22"/>
-        </w:rPr>
-        <w:t xml:space="preserve"> </w:t>
-      </w:r>
-      <w:r>
-        <w:rPr>
-          <w:i/>
-          <w:iCs/>
-          <w:sz w:val="22"/>
-          <w:szCs w:val="22"/>
-        </w:rPr>
-        <w:t>(grifo nosso).</w:t>
-      </w:r>
-    </w:p>
-    <w:p/>
-    <w:p>
       <w:r>
         <w:t xml:space="preserve">Diante do exposto, é imprescindível que este juízo reconheça o dano moral sofrido pela parte requerente e condene a instituição financeira requerida ao pagamento de indenização a título de danos morais. </w:t>
       </w:r>
     </w:p>
     <w:p>
       <w:r>
-        <w:lastRenderedPageBreak/>
         <w:t>O valor da indenização deve ser fixado de forma a compensar o sofrimento causado à parte requerente e, simultaneamente, desestimular a prática de condutas abusivas por parte das instituições financeiras.</w:t>
       </w:r>
     </w:p>
@@ -3944,6 +3456,7 @@
         </w:numPr>
       </w:pPr>
       <w:r>
+        <w:lastRenderedPageBreak/>
         <w:t>INVERSÃO DO ÔNUS PROBATÓRIO</w:t>
       </w:r>
     </w:p>
@@ -3961,40 +3474,43 @@
     </w:p>
     <w:p>
       <w:r>
+        <w:t xml:space="preserve">No presente caso, a parte requerente, como consumidor, encontra-se em posição de hipossuficiência em relação à instituição financeira requerida. </w:t>
+      </w:r>
+      <w:r>
+        <w:t>A desigualdade técnica, informacional e econômica entre as partes é manifesta</w:t>
+      </w:r>
+      <w:r>
+        <w:t>,</w:t>
+      </w:r>
+      <w:r>
+        <w:t xml:space="preserve"> justifica</w:t>
+      </w:r>
+      <w:r>
+        <w:t>ndo</w:t>
+      </w:r>
+      <w:r>
+        <w:t xml:space="preserve"> a aplicação da inversão do ônus probatório, garantindo ao consumidor uma maior proteção e facilitando a comprovação dos fatos alegados.</w:t>
+      </w:r>
+    </w:p>
+    <w:p>
+      <w:r>
+        <w:t>Ainda, cumpre enfatizar que, conforme dispõe o artigo 373, inciso II</w:t>
+      </w:r>
+      <w:r>
+        <w:t xml:space="preserve"> e §1°</w:t>
+      </w:r>
+      <w:r>
+        <w:t>, do Código de Processo Civil, incumbe à parte requerida o ônus de demonstrar a legalidade da taxa de juro</w:t>
+      </w:r>
+      <w:r>
+        <w:t>s</w:t>
+      </w:r>
+      <w:r>
+        <w:t xml:space="preserve"> aplicada, especialmente diante da alegação de abusividade. Para tanto, deveria a instituição financeira apresentar documentos que comprovassem os custos administrativos da operação, a margem de lucro praticada, os índices de inadimplemento do seu portfólio de clientes, entre outros elementos que pudessem justificar a elevação da taxa de juros contratada e, assim, afastar a </w:t>
+      </w:r>
+      <w:r>
         <w:lastRenderedPageBreak/>
-        <w:t xml:space="preserve">No presente caso, a parte requerente, como consumidor, encontra-se em posição de hipossuficiência em relação à instituição financeira requerida. </w:t>
-      </w:r>
-      <w:r>
-        <w:t>A desigualdade técnica, informacional e econômica entre as partes é manifesta</w:t>
-      </w:r>
-      <w:r>
-        <w:t>,</w:t>
-      </w:r>
-      <w:r>
-        <w:t xml:space="preserve"> justifica</w:t>
-      </w:r>
-      <w:r>
-        <w:t>ndo</w:t>
-      </w:r>
-      <w:r>
-        <w:t xml:space="preserve"> a aplicação da inversão do ônus probatório, garantindo ao consumidor uma maior proteção e facilitando a comprovação dos fatos alegados.</w:t>
-      </w:r>
-    </w:p>
-    <w:p>
-      <w:r>
-        <w:t>Ainda, cumpre enfatizar que, conforme dispõe o artigo 373, inciso II</w:t>
-      </w:r>
-      <w:r>
-        <w:t xml:space="preserve"> e §1°</w:t>
-      </w:r>
-      <w:r>
-        <w:t>, do Código de Processo Civil, incumbe à parte requerida o ônus de demonstrar a legalidade da taxa de juro</w:t>
-      </w:r>
-      <w:r>
-        <w:t>s</w:t>
-      </w:r>
-      <w:r>
-        <w:t xml:space="preserve"> aplicada, especialmente diante da alegação de abusividade. Para tanto, deveria a instituição financeira apresentar documentos que comprovassem os custos administrativos da operação, a margem de lucro praticada, os índices de inadimplemento do seu portfólio de clientes, entre outros elementos que pudessem justificar a elevação da taxa de juros contratada e, assim, afastar a configuração da prática abusiva. A ausência de tais documentos ou justificativas idôneas reforça a plausibilidade da alegação de excesso e onerosidade, legitimando o pedido de revisão contratual e a inversão do ônus da prova em favor do consumidor</w:t>
+        <w:t>configuração da prática abusiva. A ausência de tais documentos ou justificativas idôneas reforça a plausibilidade da alegação de excesso e onerosidade, legitimando o pedido de revisão contratual e a inversão do ônus da prova em favor do consumidor</w:t>
       </w:r>
       <w:r>
         <w:t>.</w:t>
@@ -4007,7 +3523,6 @@
     </w:p>
     <w:p>
       <w:r>
-        <w:lastRenderedPageBreak/>
         <w:t>Tal medida é essencial para assegurar a efetiva proteção dos direitos do consumidor e promover a justiça na relação contratual, garantindo que a verdade dos fatos seja plenamente apurada e que o requerente não seja prejudicado pela desvantagem técnica e econômica em relação à instituição financeira requerida.</w:t>
       </w:r>
     </w:p>
@@ -4097,6 +3612,7 @@
         <w:rPr>
           <w:color w:val="000000"/>
         </w:rPr>
+        <w:lastRenderedPageBreak/>
         <w:t>Deferimento do pedido de gratuidade da justiça;</w:t>
       </w:r>
     </w:p>
@@ -4255,7 +3771,6 @@
         <w:ind w:firstLine="0"/>
       </w:pPr>
       <w:r>
-        <w:lastRenderedPageBreak/>
         <w:t>Por fim, protesta provar o alegado mediante todos os meios de prova em direito admitidos.</w:t>
       </w:r>
     </w:p>
@@ -4331,19 +3846,11 @@
         <w:rPr>
           <w:color w:val="00B050"/>
         </w:rPr>
-        <w:t>{{FORO</w:t>
-      </w:r>
-      <w:proofErr w:type="gramStart"/>
-      <w:r>
-        <w:rPr>
-          <w:color w:val="00B050"/>
-        </w:rPr>
-        <w:t>}}</w:t>
+        <w:t>{{FORO}}</w:t>
       </w:r>
       <w:r>
         <w:t>/</w:t>
       </w:r>
-      <w:proofErr w:type="gramEnd"/>
       <w:r>
         <w:rPr>
           <w:color w:val="00B050"/>
@@ -6032,7 +5539,6 @@
   <w:style w:type="character" w:default="1" w:styleId="Fontepargpadro">
     <w:name w:val="Default Paragraph Font"/>
     <w:uiPriority w:val="1"/>
-    <w:semiHidden/>
     <w:unhideWhenUsed/>
   </w:style>
   <w:style w:type="table" w:default="1" w:styleId="Tabelanormal">

--- a/modelos/Contrato_Foro_Reu_1.docx
+++ b/modelos/Contrato_Foro_Reu_1.docx
@@ -13,10 +13,18 @@
         <w:t xml:space="preserve">AO JUÍZO DA ... VARA CÍVEL DA COMARCA DA CIDADE DE </w:t>
       </w:r>
       <w:r>
-        <w:t>{{CIDADE_REU}}</w:t>
-      </w:r>
-      <w:r>
-        <w:t xml:space="preserve">     </w:t>
+        <w:t>{{CIDADE_REU</w:t>
+      </w:r>
+      <w:proofErr w:type="gramStart"/>
+      <w:r>
+        <w:t>}}</w:t>
+      </w:r>
+      <w:r>
+        <w:t xml:space="preserve">   </w:t>
+      </w:r>
+      <w:proofErr w:type="gramEnd"/>
+      <w:r>
+        <w:t xml:space="preserve">  </w:t>
       </w:r>
       <w:r>
         <w:t xml:space="preserve">ESTADO DE </w:t>
@@ -27,16 +35,13 @@
     </w:p>
     <w:p>
       <w:pPr>
+        <w:pStyle w:val="Ttulo1"/>
+      </w:pPr>
+    </w:p>
+    <w:p>
+      <w:pPr>
         <w:ind w:firstLine="0"/>
       </w:pPr>
-      <w:r>
-        <w:t>{{conjunto_probatorio}}</w:t>
-      </w:r>
-    </w:p>
-    <w:p>
-      <w:pPr>
-        <w:pStyle w:val="Ttulo1"/>
-      </w:pPr>
     </w:p>
     <w:p>
       <w:pPr>
@@ -46,28 +51,32 @@
     <w:p>
       <w:pPr>
         <w:ind w:firstLine="0"/>
-      </w:pPr>
-    </w:p>
-    <w:p>
-      <w:pPr>
-        <w:ind w:firstLine="0"/>
         <w:rPr>
           <w:b/>
           <w:color w:val="FF0000"/>
         </w:rPr>
       </w:pPr>
+      <w:proofErr w:type="gramStart"/>
       <w:r>
         <w:rPr>
           <w:b/>
           <w:color w:val="FF0000"/>
         </w:rPr>
-        <w:t xml:space="preserve">{                                                                     </w:t>
-      </w:r>
+        <w:t xml:space="preserve">{  </w:t>
+      </w:r>
+      <w:proofErr w:type="gramEnd"/>
       <w:r>
         <w:rPr>
           <w:b/>
           <w:color w:val="FF0000"/>
         </w:rPr>
+        <w:t xml:space="preserve">                                                                   </w:t>
+      </w:r>
+      <w:r>
+        <w:rPr>
+          <w:b/>
+          <w:color w:val="FF0000"/>
+        </w:rPr>
         <w:t>vem, a presença deste douto juízo, por meio de seus procuradores, apresentar:</w:t>
       </w:r>
       <w:r>
@@ -75,8 +84,17 @@
           <w:b/>
           <w:color w:val="FF0000"/>
         </w:rPr>
-        <w:t xml:space="preserve">                                                                   }</w:t>
-      </w:r>
+        <w:t xml:space="preserve">                                                                 </w:t>
+      </w:r>
+      <w:proofErr w:type="gramStart"/>
+      <w:r>
+        <w:rPr>
+          <w:b/>
+          <w:color w:val="FF0000"/>
+        </w:rPr>
+        <w:t xml:space="preserve">  }</w:t>
+      </w:r>
+      <w:proofErr w:type="gramEnd"/>
     </w:p>
     <w:p>
       <w:pPr>
@@ -146,7 +164,19 @@
         <w:rPr>
           <w:color w:val="C00000"/>
         </w:rPr>
-        <w:t>{{ENDEREÇO_BANCO}}</w:t>
+        <w:t>{{ENDERE</w:t>
+      </w:r>
+      <w:r>
+        <w:rPr>
+          <w:color w:val="C00000"/>
+        </w:rPr>
+        <w:t>C</w:t>
+      </w:r>
+      <w:r>
+        <w:rPr>
+          <w:color w:val="C00000"/>
+        </w:rPr>
+        <w:t>O_BANCO}}</w:t>
       </w:r>
       <w:r>
         <w:t>, pelos fatos e fundamentos a seguir expostos:</w:t>
@@ -167,17 +197,20 @@
     <w:p/>
     <w:p>
       <w:r>
+        <w:t>Inicialmente, esclarece a parte autora, que decidiu por ingressar com a presente demanda no foro d</w:t>
+      </w:r>
+      <w:r>
+        <w:t>a</w:t>
+      </w:r>
+      <w:r>
+        <w:t xml:space="preserve"> sede</w:t>
+      </w:r>
+      <w:r>
+        <w:t xml:space="preserve"> do </w:t>
+      </w:r>
+      <w:r>
         <w:lastRenderedPageBreak/>
-        <w:t>Inicialmente, esclarece a parte autora, que decidiu por ingressar com a presente demanda no foro d</w:t>
-      </w:r>
-      <w:r>
-        <w:t>a</w:t>
-      </w:r>
-      <w:r>
-        <w:t xml:space="preserve"> sede</w:t>
-      </w:r>
-      <w:r>
-        <w:t xml:space="preserve"> do estabelecimento matriz</w:t>
+        <w:t>estabelecimento matriz</w:t>
       </w:r>
       <w:r>
         <w:t xml:space="preserve"> do réu, ainda que de sua liberalidade optar por seu foro de domicílio, uma vez que seus procuradores possuem inscrições apenas nos estados de São Paulo e Minas Gerais e que optou pela contratação destes ainda que ciente deste fato, como comprova em declaração anexa</w:t>
@@ -224,15 +257,38 @@
           <w:b/>
           <w:bCs/>
         </w:rPr>
+        <w:t>Nessa esteira</w:t>
+      </w:r>
+      <w:r>
+        <w:rPr>
+          <w:b/>
+          <w:bCs/>
+        </w:rPr>
+        <w:t xml:space="preserve">, faz-se a ressalva que, para essa natureza de ação, é raro que as instituições financeiras possuam ofertas de acordo em audiências de tentativa de conciliação, o que culmina, na grande </w:t>
+      </w:r>
+      <w:r>
+        <w:rPr>
+          <w:b/>
+          <w:bCs/>
+        </w:rPr>
         <w:lastRenderedPageBreak/>
-        <w:t>Nessa esteira</w:t>
-      </w:r>
-      <w:r>
-        <w:rPr>
-          <w:b/>
-          <w:bCs/>
-        </w:rPr>
-        <w:t>, faz-se a ressalva que, para essa natureza de ação, é raro que as instituições financeiras possuam ofertas de acordo em audiências de tentativa de conciliação, o que culmina, na grande maioria dos casos, na dispensa dessa audiência. Inclusive, há na presente exordial o pedido de dispensa de audiência de tentativa de conciliação.</w:t>
+        <w:t xml:space="preserve">maioria dos casos, na dispensa dessa audiência. Inclusive, há </w:t>
+      </w:r>
+      <w:proofErr w:type="gramStart"/>
+      <w:r>
+        <w:rPr>
+          <w:b/>
+          <w:bCs/>
+        </w:rPr>
+        <w:t>na presente exordial</w:t>
+      </w:r>
+      <w:proofErr w:type="gramEnd"/>
+      <w:r>
+        <w:rPr>
+          <w:b/>
+          <w:bCs/>
+        </w:rPr>
+        <w:t xml:space="preserve"> o pedido de dispensa de audiência de tentativa de conciliação.</w:t>
       </w:r>
     </w:p>
     <w:p>
@@ -328,7 +384,31 @@
         <w:t>“litigância predatória”</w:t>
       </w:r>
       <w:r>
-        <w:t>, prática reprovável que se caracteriza pelo ajuizamento de demandas padronizadas, em massa, sem a devida individualização dos casos, com pouca ou nenhuma instrução documental e, em muitos casos, com desrespeito ao contraditório, à ampla defesa e à boa-fé processual. Seus requisitos mais recorrentes incluem: (i) ausência de procuração válida ou específica; (ii) inexistência de contato real com o autor da ação; (iii) inexistência de documentos que comprovem minimamente os fatos alegados; (iv) ausência de documentos que demonstrem a relação jurídica discutida; e (v) a repetição idêntica de alegações em diversos processos, sem qualquer contextualização mínima ao caso concreto.</w:t>
+        <w:t>, prática reprovável que se caracteriza pelo ajuizamento de demandas padronizadas, em massa, sem a devida individualização dos casos, com pouca ou nenhuma instrução documental e, em muitos casos, com desrespeito ao contraditório, à ampla defesa e à boa-fé processual. Seus requisitos mais recorrentes incluem: (i) ausência de procuração válida ou específica; (</w:t>
+      </w:r>
+      <w:proofErr w:type="spellStart"/>
+      <w:r>
+        <w:t>ii</w:t>
+      </w:r>
+      <w:proofErr w:type="spellEnd"/>
+      <w:r>
+        <w:t>) inexistência de contato real com o autor da ação; (</w:t>
+      </w:r>
+      <w:proofErr w:type="spellStart"/>
+      <w:r>
+        <w:t>iii</w:t>
+      </w:r>
+      <w:proofErr w:type="spellEnd"/>
+      <w:r>
+        <w:t>) inexistência de documentos que comprovem minimamente os fatos alegados; (</w:t>
+      </w:r>
+      <w:proofErr w:type="spellStart"/>
+      <w:r>
+        <w:t>iv</w:t>
+      </w:r>
+      <w:proofErr w:type="spellEnd"/>
+      <w:r>
+        <w:t>) ausência de documentos que demonstrem a relação jurídica discutida; e (v) a repetição idêntica de alegações em diversos processos, sem qualquer contextualização mínima ao caso concreto.</w:t>
       </w:r>
     </w:p>
     <w:p>
@@ -367,20 +447,12 @@
           <w:iCs/>
           <w:u w:val="single"/>
         </w:rPr>
-        <w:t xml:space="preserve"> que, por sua própria natureza, envolvem grande número </w:t>
-      </w:r>
-      <w:r>
-        <w:rPr>
-          <w:i/>
-          <w:iCs/>
-          <w:u w:val="single"/>
-        </w:rPr>
+        <w:t xml:space="preserve"> que, por sua própria natureza, envolvem grande número de pessoas hipossuficientes afetadas por práticas padronizadas de instituições financeiras.</w:t>
+      </w:r>
+    </w:p>
+    <w:p>
+      <w:r>
         <w:lastRenderedPageBreak/>
-        <w:t>de pessoas hipossuficientes afetadas por práticas padronizadas de instituições financeiras.</w:t>
-      </w:r>
-    </w:p>
-    <w:p>
-      <w:r>
         <w:t xml:space="preserve">Nesse sentido, os procuradores da parte autora </w:t>
       </w:r>
       <w:r>
@@ -511,14 +583,34 @@
         </w:rPr>
         <w:t xml:space="preserve"> </w:t>
       </w:r>
-      <w:r>
-        <w:rPr>
-          <w:color w:val="C00000"/>
-          <w:sz w:val="22"/>
-          <w:szCs w:val="22"/>
-        </w:rPr>
-        <w:t>{{(pessoal + consignado)}}</w:t>
-      </w:r>
+      <w:bookmarkStart w:id="2" w:name="_Hlk210300695"/>
+      <w:r>
+        <w:rPr>
+          <w:color w:val="00B050"/>
+          <w:sz w:val="22"/>
+          <w:szCs w:val="22"/>
+        </w:rPr>
+        <w:t>{{</w:t>
+      </w:r>
+      <w:proofErr w:type="spellStart"/>
+      <w:r>
+        <w:rPr>
+          <w:color w:val="00B050"/>
+          <w:sz w:val="22"/>
+          <w:szCs w:val="22"/>
+        </w:rPr>
+        <w:t>pessoal_consignados</w:t>
+      </w:r>
+      <w:proofErr w:type="spellEnd"/>
+      <w:r>
+        <w:rPr>
+          <w:color w:val="00B050"/>
+          <w:sz w:val="22"/>
+          <w:szCs w:val="22"/>
+        </w:rPr>
+        <w:t>}}</w:t>
+      </w:r>
+      <w:bookmarkEnd w:id="2"/>
       <w:r>
         <w:rPr>
           <w:sz w:val="22"/>
@@ -574,7 +666,39 @@
           <w:sz w:val="22"/>
           <w:szCs w:val="22"/>
         </w:rPr>
-        <w:t xml:space="preserve">, com destaque para a data da contratação, o valor efetivamente financiado, a taxa de juros aplicada, o número de parcelas e o valor de cada parcela. Ainda, a petição é sempre instruída com os dados oficiais </w:t>
+        <w:t>, com destaque para a data da contratação, o valor efetivamente financiado, a taxa de juros aplicada, o número de parcelas e o valor de cada parcela. Ainda, a petição é sempre instruída com os dados oficiais extraídos do Banco Central do Brasil que indicam a taxa média mensal de juros à época da contratação, para fins de cotejo;</w:t>
+      </w:r>
+    </w:p>
+    <w:p>
+      <w:pPr>
+        <w:ind w:left="2268" w:firstLine="0"/>
+        <w:rPr>
+          <w:sz w:val="22"/>
+          <w:szCs w:val="22"/>
+        </w:rPr>
+      </w:pPr>
+      <w:r>
+        <w:rPr>
+          <w:sz w:val="22"/>
+          <w:szCs w:val="22"/>
+        </w:rPr>
+        <w:t xml:space="preserve">e) </w:t>
+      </w:r>
+      <w:r>
+        <w:rPr>
+          <w:b/>
+          <w:bCs/>
+          <w:sz w:val="22"/>
+          <w:szCs w:val="22"/>
+        </w:rPr>
+        <w:t>Apresentação clara do valor controvertido</w:t>
+      </w:r>
+      <w:r>
+        <w:rPr>
+          <w:sz w:val="22"/>
+          <w:szCs w:val="22"/>
+        </w:rPr>
+        <w:t xml:space="preserve">, com cálculo do valor que seria devido caso aplicada a taxa média do BACEN, a diferença </w:t>
       </w:r>
       <w:r>
         <w:rPr>
@@ -582,7 +706,7 @@
           <w:szCs w:val="22"/>
         </w:rPr>
         <w:lastRenderedPageBreak/>
-        <w:t>extraídos do Banco Central do Brasil que indicam a taxa média mensal de juros à época da contratação, para fins de cotejo;</w:t>
+        <w:t>entre os valores pagos e os devidos, bem como o cálculo da repetição em dobro do indébito, nos termos do art. 42, parágrafo único, do CDC;</w:t>
       </w:r>
     </w:p>
     <w:p>
@@ -598,23 +722,23 @@
           <w:sz w:val="22"/>
           <w:szCs w:val="22"/>
         </w:rPr>
-        <w:t xml:space="preserve">e) </w:t>
-      </w:r>
-      <w:r>
-        <w:rPr>
-          <w:b/>
-          <w:bCs/>
-          <w:sz w:val="22"/>
-          <w:szCs w:val="22"/>
-        </w:rPr>
-        <w:t>Apresentação clara do valor controvertido</w:t>
-      </w:r>
-      <w:r>
-        <w:rPr>
-          <w:sz w:val="22"/>
-          <w:szCs w:val="22"/>
-        </w:rPr>
-        <w:t>, com cálculo do valor que seria devido caso aplicada a taxa média do BACEN, a diferença entre os valores pagos e os devidos, bem como o cálculo da repetição em dobro do indébito, nos termos do art. 42, parágrafo único, do CDC;</w:t>
+        <w:t xml:space="preserve">f) </w:t>
+      </w:r>
+      <w:r>
+        <w:rPr>
+          <w:b/>
+          <w:bCs/>
+          <w:sz w:val="22"/>
+          <w:szCs w:val="22"/>
+        </w:rPr>
+        <w:t>Demonstração de tentativa real de resolução extrajudicial do conflito</w:t>
+      </w:r>
+      <w:r>
+        <w:rPr>
+          <w:sz w:val="22"/>
+          <w:szCs w:val="22"/>
+        </w:rPr>
+        <w:t>, realizada pela plataforma oficial Consumidor.gov.br, instruída com o número de protocolo, cópia da reclamação e resposta da instituição financeira, evidenciando a busca pela composição amigável antes da via judicial;</w:t>
       </w:r>
     </w:p>
     <w:p>
@@ -630,23 +754,51 @@
           <w:sz w:val="22"/>
           <w:szCs w:val="22"/>
         </w:rPr>
-        <w:t xml:space="preserve">f) </w:t>
-      </w:r>
-      <w:r>
-        <w:rPr>
-          <w:b/>
-          <w:bCs/>
-          <w:sz w:val="22"/>
-          <w:szCs w:val="22"/>
-        </w:rPr>
-        <w:t>Demonstração de tentativa real de resolução extrajudicial do conflito</w:t>
-      </w:r>
-      <w:r>
-        <w:rPr>
-          <w:sz w:val="22"/>
-          <w:szCs w:val="22"/>
-        </w:rPr>
-        <w:t>, realizada pela plataforma oficial Consumidor.gov.br, instruída com o número de protocolo, cópia da reclamação e resposta da instituição financeira, evidenciando a busca pela composição amigável antes da via judicial;</w:t>
+        <w:t xml:space="preserve">g) </w:t>
+      </w:r>
+      <w:r>
+        <w:rPr>
+          <w:b/>
+          <w:bCs/>
+          <w:sz w:val="22"/>
+          <w:szCs w:val="22"/>
+        </w:rPr>
+        <w:t>Instrução adequada da petição inicial com documentos que comprovam a existência da relação jurídica</w:t>
+      </w:r>
+      <w:r>
+        <w:rPr>
+          <w:sz w:val="22"/>
+          <w:szCs w:val="22"/>
+        </w:rPr>
+        <w:t>, incluindo, sempre que possível, o próprio contrato de empréstimo</w:t>
+      </w:r>
+      <w:r>
+        <w:rPr>
+          <w:sz w:val="22"/>
+          <w:szCs w:val="22"/>
+        </w:rPr>
+        <w:t xml:space="preserve"> (pedido feito sempre via reclamação administrativa supracitada)</w:t>
+      </w:r>
+      <w:r>
+        <w:rPr>
+          <w:sz w:val="22"/>
+          <w:szCs w:val="22"/>
+        </w:rPr>
+        <w:t>, ou, na ausência deste, com capturas de tela ou outros meios idôneos que demonstrem os termos contratuais</w:t>
+      </w:r>
+      <w:r>
+        <w:rPr>
+          <w:sz w:val="22"/>
+          <w:szCs w:val="22"/>
+        </w:rPr>
+        <w:t xml:space="preserve"> indispensáveis para a propositura da presente ação (revisional de juros – e não outros dispositivos contratuais)</w:t>
+      </w:r>
+      <w:r>
+        <w:rPr>
+          <w:sz w:val="22"/>
+          <w:szCs w:val="22"/>
+        </w:rPr>
+        <w:t>;</w:t>
       </w:r>
     </w:p>
     <w:p>
@@ -662,51 +814,55 @@
           <w:sz w:val="22"/>
           <w:szCs w:val="22"/>
         </w:rPr>
-        <w:t xml:space="preserve">g) </w:t>
-      </w:r>
-      <w:r>
-        <w:rPr>
-          <w:b/>
-          <w:bCs/>
-          <w:sz w:val="22"/>
-          <w:szCs w:val="22"/>
-        </w:rPr>
-        <w:t>Instrução adequada da petição inicial com documentos que comprovam a existência da relação jurídica</w:t>
-      </w:r>
-      <w:r>
-        <w:rPr>
-          <w:sz w:val="22"/>
-          <w:szCs w:val="22"/>
-        </w:rPr>
-        <w:t>, incluindo, sempre que possível, o próprio contrato de empréstimo</w:t>
-      </w:r>
-      <w:r>
-        <w:rPr>
-          <w:sz w:val="22"/>
-          <w:szCs w:val="22"/>
-        </w:rPr>
-        <w:t xml:space="preserve"> (pedido feito sempre via reclamação administrativa supracitada)</w:t>
-      </w:r>
-      <w:r>
-        <w:rPr>
-          <w:sz w:val="22"/>
-          <w:szCs w:val="22"/>
-        </w:rPr>
-        <w:t>, ou, na ausência deste, com capturas de tela ou outros meios idôneos que demonstrem os termos contratuais</w:t>
-      </w:r>
-      <w:r>
-        <w:rPr>
-          <w:sz w:val="22"/>
-          <w:szCs w:val="22"/>
-        </w:rPr>
-        <w:t xml:space="preserve"> indispensáveis para a propositura da presente ação (revisional de juros – e não outros dispositivos contratuais)</w:t>
-      </w:r>
-      <w:r>
-        <w:rPr>
-          <w:sz w:val="22"/>
-          <w:szCs w:val="22"/>
-        </w:rPr>
-        <w:t>;</w:t>
+        <w:t xml:space="preserve">h) </w:t>
+      </w:r>
+      <w:r>
+        <w:rPr>
+          <w:b/>
+          <w:bCs/>
+          <w:sz w:val="22"/>
+          <w:szCs w:val="22"/>
+        </w:rPr>
+        <w:t>Procuração com poderes específicos e limitados</w:t>
+      </w:r>
+      <w:r>
+        <w:rPr>
+          <w:sz w:val="22"/>
+          <w:szCs w:val="22"/>
+        </w:rPr>
+        <w:t>, outorgados exclusivamente para fins de (i) apresentação de reclamação extrajudicial pela plataforma do Governo Federal (consumidor.gov.br); (</w:t>
+      </w:r>
+      <w:proofErr w:type="spellStart"/>
+      <w:r>
+        <w:rPr>
+          <w:sz w:val="22"/>
+          <w:szCs w:val="22"/>
+        </w:rPr>
+        <w:t>ii</w:t>
+      </w:r>
+      <w:proofErr w:type="spellEnd"/>
+      <w:r>
+        <w:rPr>
+          <w:sz w:val="22"/>
+          <w:szCs w:val="22"/>
+        </w:rPr>
+        <w:t>) eventual propositura de ação de produção antecipada de provas para obtenção dos contratos; e (</w:t>
+      </w:r>
+      <w:proofErr w:type="spellStart"/>
+      <w:r>
+        <w:rPr>
+          <w:sz w:val="22"/>
+          <w:szCs w:val="22"/>
+        </w:rPr>
+        <w:t>iii</w:t>
+      </w:r>
+      <w:proofErr w:type="spellEnd"/>
+      <w:r>
+        <w:rPr>
+          <w:sz w:val="22"/>
+          <w:szCs w:val="22"/>
+        </w:rPr>
+        <w:t>) propositura de ação revisional de contrato bancário para o banco em específico.</w:t>
       </w:r>
     </w:p>
     <w:p>
@@ -722,23 +878,29 @@
           <w:sz w:val="22"/>
           <w:szCs w:val="22"/>
         </w:rPr>
-        <w:t xml:space="preserve">h) </w:t>
-      </w:r>
-      <w:r>
-        <w:rPr>
-          <w:b/>
-          <w:bCs/>
-          <w:sz w:val="22"/>
-          <w:szCs w:val="22"/>
-        </w:rPr>
-        <w:t>Procuração com poderes específicos e limitados</w:t>
-      </w:r>
-      <w:r>
-        <w:rPr>
-          <w:sz w:val="22"/>
-          <w:szCs w:val="22"/>
-        </w:rPr>
-        <w:t>, outorgados exclusivamente para fins de (i) apresentação de reclamação extrajudicial pela plataforma do Governo Federal (consumidor.gov.br); (ii) eventual propositura de ação de produção antecipada de provas para obtenção dos contratos; e (iii) propositura de ação revisional de contrato bancário para o banco em específico.</w:t>
+        <w:t xml:space="preserve">i) </w:t>
+      </w:r>
+      <w:r>
+        <w:rPr>
+          <w:b/>
+          <w:sz w:val="22"/>
+          <w:szCs w:val="22"/>
+        </w:rPr>
+        <w:t>Ciência expressa da forma de contratação</w:t>
+      </w:r>
+      <w:r>
+        <w:rPr>
+          <w:sz w:val="22"/>
+          <w:szCs w:val="22"/>
+        </w:rPr>
+        <w:t xml:space="preserve"> – Declaração expressa de que a contratação ocorreu mediante atendimento digital, em conformidade com o Provimento nº 205/2021 da Ordem dos Advogados do Brasil, após contato espontâneo e devidamente esclarecido, o que afasta qualquer indício de</w:t>
+      </w:r>
+      <w:r>
+        <w:rPr>
+          <w:sz w:val="22"/>
+          <w:szCs w:val="22"/>
+        </w:rPr>
+        <w:t xml:space="preserve"> captação indevida de clientela;</w:t>
       </w:r>
     </w:p>
     <w:p>
@@ -751,69 +913,24 @@
       </w:pPr>
       <w:r>
         <w:rPr>
-          <w:sz w:val="22"/>
-          <w:szCs w:val="22"/>
-        </w:rPr>
-        <w:t xml:space="preserve">i) </w:t>
-      </w:r>
-      <w:r>
-        <w:rPr>
-          <w:b/>
-          <w:sz w:val="22"/>
-          <w:szCs w:val="22"/>
-        </w:rPr>
-        <w:t>Ciência expressa da forma de contratação</w:t>
-      </w:r>
-      <w:r>
-        <w:rPr>
-          <w:sz w:val="22"/>
-          <w:szCs w:val="22"/>
-        </w:rPr>
-        <w:t xml:space="preserve"> – Declaração expressa de que a contratação ocorreu mediante atendimento digital, em conformidade com o Provimento nº 205/2021 da Ordem dos </w:t>
-      </w:r>
-      <w:r>
-        <w:rPr>
+          <w:b/>
           <w:sz w:val="22"/>
           <w:szCs w:val="22"/>
         </w:rPr>
         <w:lastRenderedPageBreak/>
-        <w:t>Advogados do Brasil, após contato espontâneo e devidamente esclarecido, o que afasta qualquer indício de</w:t>
-      </w:r>
-      <w:r>
-        <w:rPr>
-          <w:sz w:val="22"/>
-          <w:szCs w:val="22"/>
-        </w:rPr>
-        <w:t xml:space="preserve"> captação indevida de clientela;</w:t>
+        <w:t xml:space="preserve">j) Contrato de honorários específico e único para ação revisional de juros – </w:t>
+      </w:r>
+      <w:r>
+        <w:rPr>
+          <w:sz w:val="22"/>
+          <w:szCs w:val="22"/>
+        </w:rPr>
+        <w:t>A parte autora firmou contrato de prestação de serviços advocatícios direcionado exclusivamente à presente ação revisional de juros, demonstrando a finalidade e a unicidade da contratação (com devida ciência sobre os termos do patrocínio jurídico). O instrumento é juntado sob sigilo, a fim de preservar os dados pessoais da parte e evitar sua indevida utilização por terceiros mal-intencionados que possam se valer de informações constantes nos autos para aplicação de golpes.</w:t>
       </w:r>
     </w:p>
     <w:p>
       <w:pPr>
         <w:ind w:left="2268" w:firstLine="0"/>
-        <w:rPr>
-          <w:sz w:val="22"/>
-          <w:szCs w:val="22"/>
-        </w:rPr>
-      </w:pPr>
-      <w:r>
-        <w:rPr>
-          <w:b/>
-          <w:sz w:val="22"/>
-          <w:szCs w:val="22"/>
-        </w:rPr>
-        <w:t xml:space="preserve">j) Contrato de honorários específico e único para ação revisional de juros – </w:t>
-      </w:r>
-      <w:r>
-        <w:rPr>
-          <w:sz w:val="22"/>
-          <w:szCs w:val="22"/>
-        </w:rPr>
-        <w:t>A parte autora firmou contrato de prestação de serviços advocatícios direcionado exclusivamente à presente ação revisional de juros, demonstrando a finalidade e a unicidade da contratação (com devida ciência sobre os termos do patrocínio jurídico). O instrumento é juntado sob sigilo, a fim de preservar os dados pessoais da parte e evitar sua indevida utilização por terceiros mal-intencionados que possam se valer de informações constantes nos autos para aplicação de golpes.</w:t>
-      </w:r>
-    </w:p>
-    <w:p>
-      <w:pPr>
-        <w:ind w:left="2268" w:firstLine="0"/>
       </w:pPr>
     </w:p>
     <w:p/>
@@ -839,20 +956,17 @@
         <w:rPr>
           <w:u w:val="single"/>
         </w:rPr>
-        <w:t xml:space="preserve">Ainda, fundamental o destaque de que a natureza da presente demanda é a de uma ação revisional específica de juros remuneratórios pactuados em contrato de empréstimo pessoal não consignado, diferindo, portanto, de ações revisionais diversas que buscam a alteração de </w:t>
-      </w:r>
-      <w:r>
-        <w:rPr>
-          <w:u w:val="single"/>
-        </w:rPr>
+        <w:t>Ainda, fundamental o destaque de que a natureza da presente demanda é a de uma ação revisional específica de juros remuneratórios pactuados em contrato de empréstimo pessoal não consignado, diferindo, portanto, de ações revisionais diversas que buscam a alteração de múltiplas cláusulas contratuais.</w:t>
+      </w:r>
+      <w:r>
+        <w:t xml:space="preserve"> </w:t>
+      </w:r>
+      <w:r>
+        <w:t xml:space="preserve">No presente caso, a abusividade ora combatida concentra-se exclusivamente na fixação da taxa de juros aplicada, cuja desproporcionalidade é aferida com base na comparação objetiva entre a taxa </w:t>
+      </w:r>
+      <w:r>
         <w:lastRenderedPageBreak/>
-        <w:t>múltiplas cláusulas contratuais.</w:t>
-      </w:r>
-      <w:r>
-        <w:t xml:space="preserve"> </w:t>
-      </w:r>
-      <w:r>
-        <w:t>No presente caso, a abusividade ora combatida concentra-se exclusivamente na fixação da taxa de juros aplicada, cuja desproporcionalidade é aferida com base na comparação objetiva entre a taxa praticada no contrato em questão e a taxa média de mercado divulgada pelo Banco Central do Brasil, para contratos da mesma natureza e na mesma data conforme jurisprudência amplamente</w:t>
+        <w:t>praticada no contrato em questão e a taxa média de mercado divulgada pelo Banco Central do Brasil, para contratos da mesma natureza e na mesma data conforme jurisprudência amplamente</w:t>
       </w:r>
       <w:r>
         <w:t xml:space="preserve"> consolidada</w:t>
@@ -909,25 +1023,22 @@
           <w:numId w:val="6"/>
         </w:numPr>
       </w:pPr>
-      <w:bookmarkStart w:id="2" w:name="_heading=h.ye3kiqmuytvw" w:colFirst="0" w:colLast="0"/>
-      <w:bookmarkEnd w:id="2"/>
+      <w:bookmarkStart w:id="3" w:name="_heading=h.ye3kiqmuytvw" w:colFirst="0" w:colLast="0"/>
+      <w:bookmarkEnd w:id="3"/>
       <w:r>
         <w:t>GRATUIDADE DA JUSTIÇA</w:t>
       </w:r>
     </w:p>
     <w:p/>
     <w:p>
-      <w:bookmarkStart w:id="3" w:name="_Hlk203652553"/>
-      <w:r>
-        <w:t xml:space="preserve">A parte requerente pleiteia a concessão do benefício da gratuidade da justiça, com fundamento no artigo 98 e seguintes do Código de Processo Civil (CPC) e no artigo 5º, inciso LXXIV, da Constituição Federal, que asseguram o acesso à justiça aos que comprovarem insuficiência de </w:t>
-      </w:r>
+      <w:bookmarkStart w:id="4" w:name="_Hlk203652553"/>
+      <w:r>
+        <w:t>A parte requerente pleiteia a concessão do benefício da gratuidade da justiça, com fundamento no artigo 98 e seguintes do Código de Processo Civil (CPC) e no artigo 5º, inciso LXXIV, da Constituição Federal, que asseguram o acesso à justiça aos que comprovarem insuficiência de recursos para arcar com as custas do processo e honorários advocatícios sem prejuízo do sustento próprio ou de sua família.</w:t>
+      </w:r>
+    </w:p>
+    <w:p>
       <w:r>
         <w:lastRenderedPageBreak/>
-        <w:t>recursos para arcar com as custas do processo e honorários advocatícios sem prejuízo do sustento próprio ou de sua família.</w:t>
-      </w:r>
-    </w:p>
-    <w:p>
-      <w:r>
         <w:t>No intuito de demonstrar com máxima transparência sua condição de hipossuficiência e evitar qualquer questionamento quanto à legitimidade do pedido — sobretudo frente ao cenário atual de combate à litigância predatória — foram adotadas medidas criteriosas para embasar o presente pleito de forma individualizada, concreta e documentalmente robusta</w:t>
       </w:r>
       <w:r>
@@ -942,10 +1053,32 @@
         <w:rPr>
           <w:color w:val="C00000"/>
         </w:rPr>
-        <w:t>{{BENEFICIO_RECEBIDO}}</w:t>
-      </w:r>
-      <w:r>
-        <w:t xml:space="preserve">, no valor de R$ {{renda_mensal}}, conforme comprovado nos documentos que acompanham esta exordial. </w:t>
+        <w:t>{{</w:t>
+      </w:r>
+      <w:proofErr w:type="gramStart"/>
+      <w:r>
+        <w:rPr>
+          <w:color w:val="C00000"/>
+        </w:rPr>
+        <w:t>BENEFICIO</w:t>
+      </w:r>
+      <w:proofErr w:type="gramEnd"/>
+      <w:r>
+        <w:rPr>
+          <w:color w:val="C00000"/>
+        </w:rPr>
+        <w:t>_RECEBIDO}}</w:t>
+      </w:r>
+      <w:r>
+        <w:t>, no valor de R$ {{</w:t>
+      </w:r>
+      <w:proofErr w:type="spellStart"/>
+      <w:r>
+        <w:t>renda_mensal</w:t>
+      </w:r>
+      <w:proofErr w:type="spellEnd"/>
+      <w:r>
+        <w:t xml:space="preserve">}}, conforme comprovado nos documentos que acompanham esta exordial. </w:t>
       </w:r>
       <w:r>
         <w:t>Ainda</w:t>
@@ -958,19 +1091,50 @@
       </w:r>
       <w:r>
         <w:rPr>
-          <w:color w:val="C00000"/>
-          <w:highlight w:val="yellow"/>
-        </w:rPr>
-        <w:t>{{tanto consignados quanto pessoais,}}</w:t>
-      </w:r>
-      <w:r>
-        <w:rPr>
-          <w:color w:val="C00000"/>
-        </w:rPr>
-        <w:t xml:space="preserve"> </w:t>
-      </w:r>
-      <w:r>
-        <w:t>comprometem de forma drástica sua renda mensal, de modo que restam apenas R$ {{valor_liquido}} para sua subsistência, valor este absolutamente incompatível com a manutenção de um mínimo existencial digno.</w:t>
+          <w:color w:val="00B050"/>
+          <w:sz w:val="22"/>
+          <w:szCs w:val="22"/>
+        </w:rPr>
+        <w:t>{{</w:t>
+      </w:r>
+      <w:proofErr w:type="spellStart"/>
+      <w:r>
+        <w:rPr>
+          <w:color w:val="00B050"/>
+          <w:sz w:val="22"/>
+          <w:szCs w:val="22"/>
+        </w:rPr>
+        <w:t>pessoal_consignados</w:t>
+      </w:r>
+      <w:proofErr w:type="spellEnd"/>
+      <w:proofErr w:type="gramStart"/>
+      <w:r>
+        <w:rPr>
+          <w:color w:val="00B050"/>
+          <w:sz w:val="22"/>
+          <w:szCs w:val="22"/>
+        </w:rPr>
+        <w:t>}}</w:t>
+      </w:r>
+      <w:r>
+        <w:t>comprometem</w:t>
+      </w:r>
+      <w:proofErr w:type="gramEnd"/>
+      <w:r>
+        <w:t xml:space="preserve"> de forma drástica sua renda mensal, de modo que restam apenas R$ {{</w:t>
+      </w:r>
+      <w:proofErr w:type="spellStart"/>
+      <w:r>
+        <w:t>valor_</w:t>
+      </w:r>
+      <w:proofErr w:type="gramStart"/>
+      <w:r>
+        <w:t>liquido</w:t>
+      </w:r>
+      <w:proofErr w:type="spellEnd"/>
+      <w:proofErr w:type="gramEnd"/>
+      <w:r>
+        <w:t>}} para sua subsistência, valor este absolutamente incompatível com a manutenção de um mínimo existencial digno.</w:t>
       </w:r>
     </w:p>
     <w:p>
@@ -991,14 +1155,14 @@
         <w:ind w:firstLine="0"/>
       </w:pPr>
     </w:p>
-    <w:bookmarkEnd w:id="3"/>
-    <w:p>
-      <w:r>
-        <w:t xml:space="preserve">Ainda, apesar de o artigo 99, §4º, do Código de Processo Civil já dispor expressamente que a contratação de advogado </w:t>
+    <w:bookmarkEnd w:id="4"/>
+    <w:p>
+      <w:r>
+        <w:t xml:space="preserve">Ainda, apesar de o artigo 99, §4º, do Código de Processo Civil já dispor expressamente que a contratação de advogado particular não impede a concessão da gratuidade da justiça, cumpre ressaltar que, no presente caso, conforme pode se observar, o contrato de honorários </w:t>
       </w:r>
       <w:r>
         <w:lastRenderedPageBreak/>
-        <w:t>particular não impede a concessão da gratuidade da justiça, cumpre ressaltar que, no presente caso, conforme pode se observar, o contrato de honorários firmado pela parte autora não prevê qualquer pagamento inicial, estando a remuneração dos patronos integralmente condicionada ao êxito da demanda.</w:t>
+        <w:t>firmado pela parte autora não prevê qualquer pagamento inicial, estando a remuneração dos patronos integralmente condicionada ao êxito da demanda.</w:t>
       </w:r>
     </w:p>
     <w:p>
@@ -1036,13 +1200,35 @@
         <w:rPr>
           <w:color w:val="C00000"/>
         </w:rPr>
-        <w:t xml:space="preserve">{{BENEFICIO_RECEBIDO}} </w:t>
+        <w:t>{{</w:t>
+      </w:r>
+      <w:proofErr w:type="gramStart"/>
+      <w:r>
+        <w:rPr>
+          <w:color w:val="C00000"/>
+        </w:rPr>
+        <w:t>BENEFICIO</w:t>
+      </w:r>
+      <w:proofErr w:type="gramEnd"/>
+      <w:r>
+        <w:rPr>
+          <w:color w:val="C00000"/>
+        </w:rPr>
+        <w:t xml:space="preserve">_RECEBIDO}} </w:t>
       </w:r>
       <w:r>
         <w:t>que corresponde ao valor de R$</w:t>
       </w:r>
       <w:r>
-        <w:t>{{renda_mensal}}</w:t>
+        <w:t>{{</w:t>
+      </w:r>
+      <w:proofErr w:type="spellStart"/>
+      <w:r>
+        <w:t>renda_mensal</w:t>
+      </w:r>
+      <w:proofErr w:type="spellEnd"/>
+      <w:r>
+        <w:t>}}</w:t>
       </w:r>
       <w:r>
         <w:t>, conforme comprovado em documentação anexa.</w:t>
@@ -1065,11 +1251,7 @@
         <w:t xml:space="preserve"> não consignado</w:t>
       </w:r>
       <w:r>
-        <w:t xml:space="preserve"> com a instituição financeira requerida, o que a colocou em uma </w:t>
-      </w:r>
-      <w:r>
-        <w:lastRenderedPageBreak/>
-        <w:t>escancarada situação de superendividamento, uma ve</w:t>
+        <w:t xml:space="preserve"> com a instituição financeira requerida, o que a colocou em uma escancarada situação de superendividamento, uma ve</w:t>
       </w:r>
       <w:r>
         <w:t xml:space="preserve">z que seus </w:t>
@@ -1079,9 +1261,38 @@
       </w:r>
       <w:r>
         <w:rPr>
-          <w:color w:val="C00000"/>
-        </w:rPr>
-        <w:t xml:space="preserve">{{(pessoal + consignados)}} </w:t>
+          <w:color w:val="00B050"/>
+          <w:sz w:val="22"/>
+          <w:szCs w:val="22"/>
+        </w:rPr>
+        <w:t>{{</w:t>
+      </w:r>
+      <w:proofErr w:type="spellStart"/>
+      <w:r>
+        <w:rPr>
+          <w:color w:val="00B050"/>
+          <w:sz w:val="22"/>
+          <w:szCs w:val="22"/>
+        </w:rPr>
+        <w:t>pessoal_consignados</w:t>
+      </w:r>
+      <w:proofErr w:type="spellEnd"/>
+      <w:r>
+        <w:rPr>
+          <w:color w:val="00B050"/>
+          <w:sz w:val="22"/>
+          <w:szCs w:val="22"/>
+        </w:rPr>
+        <w:t>}}</w:t>
+      </w:r>
+      <w:r>
+        <w:rPr>
+          <w:color w:val="00B050"/>
+          <w:sz w:val="22"/>
+          <w:szCs w:val="22"/>
+          <w:u w:val="single"/>
+        </w:rPr>
+        <w:t xml:space="preserve"> </w:t>
       </w:r>
       <w:r>
         <w:t xml:space="preserve">comprometem o equivalente a </w:t>
@@ -1097,10 +1308,22 @@
         <w:t xml:space="preserve"> </w:t>
       </w:r>
       <w:r>
-        <w:t xml:space="preserve">da sua remuneração mensal, tendo como líquido apenas </w:t>
-      </w:r>
-      <w:r>
-        <w:t>{{valor_liquido}}</w:t>
+        <w:t xml:space="preserve">da sua </w:t>
+      </w:r>
+      <w:r>
+        <w:lastRenderedPageBreak/>
+        <w:t xml:space="preserve">remuneração mensal, tendo como líquido apenas </w:t>
+      </w:r>
+      <w:r>
+        <w:t>{{</w:t>
+      </w:r>
+      <w:proofErr w:type="spellStart"/>
+      <w:r>
+        <w:t>valor_liquido</w:t>
+      </w:r>
+      <w:proofErr w:type="spellEnd"/>
+      <w:r>
+        <w:t>}}</w:t>
       </w:r>
       <w:r>
         <w:t xml:space="preserve"> mensais para sua subsistência.</w:t>
@@ -1162,7 +1385,27 @@
           <w:sz w:val="24"/>
           <w:szCs w:val="24"/>
         </w:rPr>
-        <w:t>Nº{{NUMERO_CONTRATO</w:t>
+        <w:t>Nº{{</w:t>
+      </w:r>
+      <w:proofErr w:type="gramStart"/>
+      <w:r>
+        <w:rPr>
+          <w:b/>
+          <w:color w:val="00B050"/>
+          <w:sz w:val="24"/>
+          <w:szCs w:val="24"/>
+        </w:rPr>
+        <w:t>NUMERO</w:t>
+      </w:r>
+      <w:proofErr w:type="gramEnd"/>
+      <w:r>
+        <w:rPr>
+          <w:b/>
+          <w:color w:val="00B050"/>
+          <w:sz w:val="24"/>
+          <w:szCs w:val="24"/>
+        </w:rPr>
+        <w:t>_CONTRATO</w:t>
       </w:r>
       <w:r>
         <w:rPr>
@@ -1276,11 +1519,16 @@
         <w:t xml:space="preserve">Taxa de juros aplicada: </w:t>
       </w:r>
       <w:r>
-        <w:t>{{emprestimos_0_taxa}}</w:t>
+        <w:t>{{emprestimos_0_taxa</w:t>
+      </w:r>
+      <w:proofErr w:type="gramStart"/>
+      <w:r>
+        <w:t>}}</w:t>
       </w:r>
       <w:r>
         <w:t>%</w:t>
       </w:r>
+      <w:proofErr w:type="gramEnd"/>
     </w:p>
     <w:p>
       <w:pPr>
@@ -1297,100 +1545,99 @@
       <w:r>
         <w:t>emprestimos_0_taxa</w:t>
       </w:r>
+      <w:proofErr w:type="gramStart"/>
       <w:r>
         <w:t>}}</w:t>
       </w:r>
       <w:r>
         <w:t>%</w:t>
       </w:r>
+      <w:proofErr w:type="gramEnd"/>
       <w:r>
         <w:t>a.m</w:t>
       </w:r>
       <w:r>
-        <w:t xml:space="preserve">., o que gerou à parte </w:t>
-      </w:r>
+        <w:t xml:space="preserve">., o que gerou à parte requerente uma dívida correspondente a </w:t>
+      </w:r>
+      <w:r>
+        <w:t>{{</w:t>
+      </w:r>
+      <w:r>
+        <w:t>emprestimos_</w:t>
+      </w:r>
+      <w:r>
+        <w:t>0</w:t>
+      </w:r>
+      <w:r>
+        <w:t>_total_emprestimo</w:t>
+      </w:r>
+      <w:r>
+        <w:t>}}</w:t>
+      </w:r>
+      <w:r>
+        <w:t>;</w:t>
+      </w:r>
+      <w:r>
+        <w:t xml:space="preserve"> </w:t>
+      </w:r>
+      <w:r>
+        <w:t>{{emprestimos_</w:t>
+      </w:r>
+      <w:r>
+        <w:t>0</w:t>
+      </w:r>
+      <w:r>
+        <w:t>_def_emprestimos</w:t>
+      </w:r>
+      <w:r>
+        <w:t>}}</w:t>
+      </w:r>
+      <w:r>
+        <w:t xml:space="preserve"> vezes</w:t>
+      </w:r>
+      <w:r>
+        <w:t xml:space="preserve"> o valor financiado.</w:t>
+      </w:r>
+    </w:p>
+    <w:p>
       <w:r>
         <w:lastRenderedPageBreak/>
-        <w:t xml:space="preserve">requerente uma dívida correspondente a </w:t>
+        <w:t xml:space="preserve">Para mesma época, o Banco central divulgou que a média de mercado aplicada pelas instituições financeiras em contratos da mesma natureza fora de </w:t>
       </w:r>
       <w:r>
         <w:t>{{</w:t>
       </w:r>
       <w:r>
-        <w:t>emprestimos_</w:t>
-      </w:r>
-      <w:r>
-        <w:t>0</w:t>
-      </w:r>
-      <w:r>
-        <w:t>_total_emprestimo</w:t>
-      </w:r>
-      <w:r>
-        <w:t>}}</w:t>
-      </w:r>
-      <w:r>
-        <w:t>;</w:t>
+        <w:t>emprestimos_0_taxa_media</w:t>
+      </w:r>
+      <w:r>
+        <w:t xml:space="preserve">}}% </w:t>
+      </w:r>
+      <w:r>
+        <w:t>a.m</w:t>
+      </w:r>
+      <w:r>
+        <w:t>.</w:t>
+      </w:r>
+      <w:r>
+        <w:t xml:space="preserve">, </w:t>
+      </w:r>
+      <w:r>
+        <w:t>conforme divulgado pelo Banco Central</w:t>
+      </w:r>
+      <w:r>
+        <w:t xml:space="preserve"> do Brasil, </w:t>
       </w:r>
       <w:r>
         <w:t xml:space="preserve"> </w:t>
       </w:r>
-      <w:r>
-        <w:t>{{emprestimos_</w:t>
-      </w:r>
-      <w:r>
-        <w:t>0</w:t>
-      </w:r>
-      <w:r>
-        <w:t>_def_emprestimos</w:t>
-      </w:r>
-      <w:r>
-        <w:t>}}</w:t>
-      </w:r>
-      <w:r>
-        <w:t xml:space="preserve"> vezes</w:t>
-      </w:r>
-      <w:r>
-        <w:t xml:space="preserve"> o valor financiado.</w:t>
-      </w:r>
-    </w:p>
-    <w:p>
-      <w:r>
-        <w:t xml:space="preserve">Para mesma época, o Banco central divulgou que a média de mercado aplicada pelas instituições financeiras em contratos da mesma natureza fora de </w:t>
-      </w:r>
-      <w:r>
-        <w:t>{{</w:t>
-      </w:r>
-      <w:r>
-        <w:t>emprestimos_0_taxa_media</w:t>
-      </w:r>
-      <w:r>
-        <w:t xml:space="preserve">}}% </w:t>
-      </w:r>
-      <w:r>
-        <w:t>a.m</w:t>
-      </w:r>
-      <w:r>
-        <w:t>.</w:t>
-      </w:r>
-      <w:r>
-        <w:t xml:space="preserve">, </w:t>
-      </w:r>
-      <w:r>
-        <w:t>conforme divulgado pelo Banco Central</w:t>
-      </w:r>
-      <w:r>
-        <w:t xml:space="preserve"> do Brasil, </w:t>
+      <w:bookmarkStart w:id="5" w:name="_Hlk203653018"/>
+      <w:r>
+        <w:t>por meio da disponibilização da</w:t>
       </w:r>
       <w:r>
         <w:t xml:space="preserve"> </w:t>
       </w:r>
-      <w:bookmarkStart w:id="4" w:name="_Hlk203653018"/>
-      <w:r>
-        <w:t>por meio da disponibilização da</w:t>
-      </w:r>
-      <w:r>
-        <w:t xml:space="preserve"> </w:t>
-      </w:r>
       <w:r>
         <w:rPr>
           <w:b/>
@@ -1405,7 +1652,7 @@
         </w:rPr>
         <w:t>de código 25464</w:t>
       </w:r>
-      <w:bookmarkEnd w:id="4"/>
+      <w:bookmarkEnd w:id="5"/>
       <w:r>
         <w:t xml:space="preserve">, a qual pode ser constatada no sítio: </w:t>
       </w:r>
@@ -1567,8 +1814,13 @@
               <w:jc w:val="left"/>
             </w:pPr>
             <w:r>
-              <w:t>{{emprestimos_0_taxa_media}}%</w:t>
+              <w:t>{{emprestimos_0_taxa_</w:t>
             </w:r>
+            <w:proofErr w:type="gramStart"/>
+            <w:r>
+              <w:t>media}}%</w:t>
+            </w:r>
+            <w:proofErr w:type="gramEnd"/>
           </w:p>
         </w:tc>
       </w:tr>
@@ -1706,7 +1958,6 @@
     </w:p>
     <w:p>
       <w:r>
-        <w:lastRenderedPageBreak/>
         <w:t xml:space="preserve">Uma diferença de </w:t>
       </w:r>
       <w:r>
@@ -1734,6 +1985,7 @@
     </w:p>
     <w:p>
       <w:r>
+        <w:lastRenderedPageBreak/>
         <w:t>Desta forma, fica flagrante a abusividade contida no contrato, cuja taxa de juros mensais extrapolam muito a média de mercado</w:t>
       </w:r>
       <w:r>
@@ -1788,14 +2040,17 @@
     <w:p/>
     <w:p>
       <w:r>
+        <w:t xml:space="preserve">A legislação brasileira </w:t>
+      </w:r>
+      <w:r>
+        <w:t>é firme</w:t>
+      </w:r>
+      <w:r>
+        <w:t xml:space="preserve"> no sentido de coibir práticas abusivas no mercado financeiro, especialmente no que se refere à </w:t>
+      </w:r>
+      <w:r>
         <w:lastRenderedPageBreak/>
-        <w:t xml:space="preserve">A legislação brasileira </w:t>
-      </w:r>
-      <w:r>
-        <w:t>é firme</w:t>
-      </w:r>
-      <w:r>
-        <w:t xml:space="preserve"> no sentido de coibir práticas abusivas no mercado financeiro, especialmente no que se refere à cobrança de juros exorbitantes. O Código de Defesa do Consumidor (CDC), em seu artigo 51, inciso IV, considera nulas as cláusulas contratuais que estabeleçam obrigações iníquas, abusivas ou que coloquem o consumidor em desvantagem exagerada.</w:t>
+        <w:t>cobrança de juros exorbitantes. O Código de Defesa do Consumidor (CDC), em seu artigo 51, inciso IV, considera nulas as cláusulas contratuais que estabeleçam obrigações iníquas, abusivas ou que coloquem o consumidor em desvantagem exagerada.</w:t>
       </w:r>
     </w:p>
     <w:p>
@@ -1925,17 +2180,7 @@
           <w:sz w:val="22"/>
           <w:szCs w:val="22"/>
         </w:rPr>
-        <w:t xml:space="preserve">, mediante análise das informações disponíveis em bancos de dados de proteção ao crédito, observado o disposto neste Código e </w:t>
-      </w:r>
-      <w:r>
-        <w:rPr>
-          <w:i/>
-          <w:color w:val="000000"/>
-          <w:sz w:val="22"/>
-          <w:szCs w:val="22"/>
-        </w:rPr>
-        <w:lastRenderedPageBreak/>
-        <w:t>na legislação sobre proteção de dados;      </w:t>
+        <w:t>, mediante análise das informações disponíveis em bancos de dados de proteção ao crédito, observado o disposto neste Código e na legislação sobre proteção de dados;      </w:t>
       </w:r>
       <w:hyperlink r:id="rId9" w:anchor="art1">
         <w:r>
@@ -2009,7 +2254,23 @@
           <w:i/>
           <w:iCs/>
         </w:rPr>
-        <w:t>in verbis:</w:t>
+        <w:t xml:space="preserve">in </w:t>
+      </w:r>
+      <w:proofErr w:type="spellStart"/>
+      <w:r>
+        <w:rPr>
+          <w:i/>
+          <w:iCs/>
+        </w:rPr>
+        <w:t>verbis</w:t>
+      </w:r>
+      <w:proofErr w:type="spellEnd"/>
+      <w:r>
+        <w:rPr>
+          <w:i/>
+          <w:iCs/>
+        </w:rPr>
+        <w:t>:</w:t>
       </w:r>
     </w:p>
     <w:p>
@@ -2043,11 +2304,59 @@
     <w:p/>
     <w:p>
       <w:r>
+        <w:t>Ainda, acerca do parâmetro traçado pelo C. Superior Tribunal de justiça, temos:</w:t>
+      </w:r>
+    </w:p>
+    <w:p/>
+    <w:p>
+      <w:pPr>
+        <w:ind w:left="2268" w:firstLine="0"/>
+        <w:rPr>
+          <w:sz w:val="22"/>
+          <w:szCs w:val="22"/>
+        </w:rPr>
+      </w:pPr>
+      <w:r>
+        <w:rPr>
+          <w:sz w:val="22"/>
+          <w:szCs w:val="22"/>
+        </w:rPr>
         <w:lastRenderedPageBreak/>
-        <w:t>Ainda, acerca do parâmetro traçado pelo C. Superior Tribunal de justiça, temos:</w:t>
-      </w:r>
-    </w:p>
-    <w:p/>
+        <w:t xml:space="preserve">“(...) tem considerado abusivas taxas superiores a uma vez e meia (voto proferido pelo Min. Ari Pargendler no REsp n. 271.214-RS, </w:t>
+      </w:r>
+      <w:proofErr w:type="spellStart"/>
+      <w:r>
+        <w:rPr>
+          <w:sz w:val="22"/>
+          <w:szCs w:val="22"/>
+        </w:rPr>
+        <w:t>Rel.p</w:t>
+      </w:r>
+      <w:proofErr w:type="spellEnd"/>
+      <w:r>
+        <w:rPr>
+          <w:sz w:val="22"/>
+          <w:szCs w:val="22"/>
+        </w:rPr>
+        <w:t xml:space="preserve">. Acórdão Min. Menezes Direito, DJ de 4.8.2003), ao dobro (REsp n. 1.036.818, Terceira Turma, minha relatoria, </w:t>
+      </w:r>
+      <w:proofErr w:type="spellStart"/>
+      <w:r>
+        <w:rPr>
+          <w:sz w:val="22"/>
+          <w:szCs w:val="22"/>
+        </w:rPr>
+        <w:t>DJe</w:t>
+      </w:r>
+      <w:proofErr w:type="spellEnd"/>
+      <w:r>
+        <w:rPr>
+          <w:sz w:val="22"/>
+          <w:szCs w:val="22"/>
+        </w:rPr>
+        <w:t xml:space="preserve"> de 20.6.2008) ou ao triplo (REsp n. 971.853-RS, Quarta Turma, Min. Pádua Ribeiro, DJ de 24.9.2007) da média. Todavia, esta perquirição acerca da abusividade não é estanque, o que impossibilita a adoção de critérios genéricos e universais. A taxa média de mercado, divulgada pelo Banco Central, constitui um valioso referencial, mas cabe somente ao juiz, no exame das peculiaridades do caso concreto, avaliar se os juros contratados foram ou não abusivos”. (REsp 1061530/RS, rel. Min. Nancy Andrighi, Segunda Seção, j. 22-10-2008).</w:t>
+      </w:r>
+    </w:p>
     <w:p>
       <w:pPr>
         <w:ind w:left="2268" w:firstLine="0"/>
@@ -2056,22 +2365,6 @@
           <w:szCs w:val="22"/>
         </w:rPr>
       </w:pPr>
-      <w:r>
-        <w:rPr>
-          <w:sz w:val="22"/>
-          <w:szCs w:val="22"/>
-        </w:rPr>
-        <w:t>“(...) tem considerado abusivas taxas superiores a uma vez e meia (voto proferido pelo Min. Ari Pargendler no REsp n. 271.214-RS, Rel.p. Acórdão Min. Menezes Direito, DJ de 4.8.2003), ao dobro (REsp n. 1.036.818, Terceira Turma, minha relatoria, DJe de 20.6.2008) ou ao triplo (REsp n. 971.853-RS, Quarta Turma, Min. Pádua Ribeiro, DJ de 24.9.2007) da média. Todavia, esta perquirição acerca da abusividade não é estanque, o que impossibilita a adoção de critérios genéricos e universais. A taxa média de mercado, divulgada pelo Banco Central, constitui um valioso referencial, mas cabe somente ao juiz, no exame das peculiaridades do caso concreto, avaliar se os juros contratados foram ou não abusivos”. (REsp 1061530/RS, rel. Min. Nancy Andrighi, Segunda Seção, j. 22-10-2008).</w:t>
-      </w:r>
-    </w:p>
-    <w:p>
-      <w:pPr>
-        <w:ind w:left="2268" w:firstLine="0"/>
-        <w:rPr>
-          <w:sz w:val="22"/>
-          <w:szCs w:val="22"/>
-        </w:rPr>
-      </w:pPr>
     </w:p>
     <w:p>
       <w:pPr>
@@ -2114,13 +2407,21 @@
         <w:t>{{</w:t>
       </w:r>
       <w:r>
-        <w:t>emprestimos_0_taxa_media</w:t>
+        <w:t>emprestimos_0_taxa_</w:t>
+      </w:r>
+      <w:proofErr w:type="gramStart"/>
+      <w:r>
+        <w:t>media</w:t>
       </w:r>
       <w:r>
         <w:t>}}</w:t>
       </w:r>
       <w:r>
-        <w:t>% a.m., enquanto a taxa de juros mensal informada pela instituição req</w:t>
+        <w:t>%</w:t>
+      </w:r>
+      <w:proofErr w:type="gramEnd"/>
+      <w:r>
+        <w:t xml:space="preserve"> a.m., enquanto a taxa de juros mensal informada pela instituição req</w:t>
       </w:r>
       <w:r>
         <w:t xml:space="preserve">uerida </w:t>
@@ -2129,7 +2430,15 @@
         <w:t xml:space="preserve">fora de </w:t>
       </w:r>
       <w:r>
-        <w:t xml:space="preserve">{{emprestimos_0_taxa}}% </w:t>
+        <w:t>{{emprestimos_0_taxa</w:t>
+      </w:r>
+      <w:proofErr w:type="gramStart"/>
+      <w:r>
+        <w:t>}}%</w:t>
+      </w:r>
+      <w:proofErr w:type="gramEnd"/>
+      <w:r>
+        <w:t xml:space="preserve"> </w:t>
       </w:r>
       <w:r>
         <w:t>ao mês!</w:t>
@@ -2142,11 +2451,19 @@
         </w:rPr>
       </w:pPr>
       <w:r>
-        <w:t xml:space="preserve">Tal discrepância de valores é evidência clara de abusividade na fixação das taxas de juros cobradas pela requerida, o que viola o princípio da boa-fé objetiva, previsto no artigo 422 do Código Civil. Conforme </w:t>
+        <w:t xml:space="preserve">Tal discrepância de valores é evidência clara de abusividade na fixação das taxas de juros cobradas pela requerida, o que viola o princípio da boa-fé objetiva, previsto no artigo 422 do Código Civil. Conforme leciona Pablo Stolze </w:t>
+      </w:r>
+      <w:proofErr w:type="spellStart"/>
+      <w:r>
+        <w:t>Gagliano</w:t>
+      </w:r>
+      <w:proofErr w:type="spellEnd"/>
+      <w:r>
+        <w:t xml:space="preserve"> e Rodolfo Pamplona Filho (Novo Curso de Direito Civil, Volume II), “a boa-fé objetiva exige que as partes não só tenham um </w:t>
       </w:r>
       <w:r>
         <w:lastRenderedPageBreak/>
-        <w:t>leciona Pablo Stolze Gagliano e Rodolfo Pamplona Filho (Novo Curso de Direito Civil, Volume II), “a boa-fé objetiva exige que as partes não só tenham um comportamento ético, mas também que não exerçam seus direitos de forma excessivamente gravosa ao outro contratante”.</w:t>
+        <w:t>comportamento ético, mas também que não exerçam seus direitos de forma excessivamente gravosa ao outro contratante”.</w:t>
       </w:r>
     </w:p>
     <w:p>
@@ -2273,7 +2590,47 @@
     </w:p>
     <w:p>
       <w:r>
-        <w:t>É o que restou decidido no julgamento dos EAREsp 600663/RS, EAREsp 622897/RS, EAREsp 664888/RS, EAREsp 676608/RS e, especialmente, no EREsp 1.413.542/RS (Tema 929 do STJ), cuja ementa firmou a seguinte tese:</w:t>
+        <w:t xml:space="preserve">É o que restou decidido no julgamento dos </w:t>
+      </w:r>
+      <w:proofErr w:type="spellStart"/>
+      <w:r>
+        <w:t>EAREsp</w:t>
+      </w:r>
+      <w:proofErr w:type="spellEnd"/>
+      <w:r>
+        <w:t xml:space="preserve"> 600663/RS, </w:t>
+      </w:r>
+      <w:proofErr w:type="spellStart"/>
+      <w:r>
+        <w:t>EAREsp</w:t>
+      </w:r>
+      <w:proofErr w:type="spellEnd"/>
+      <w:r>
+        <w:t xml:space="preserve"> 622897/RS, </w:t>
+      </w:r>
+      <w:proofErr w:type="spellStart"/>
+      <w:r>
+        <w:t>EAREsp</w:t>
+      </w:r>
+      <w:proofErr w:type="spellEnd"/>
+      <w:r>
+        <w:t xml:space="preserve"> 664888/RS, </w:t>
+      </w:r>
+      <w:proofErr w:type="spellStart"/>
+      <w:r>
+        <w:t>EAREsp</w:t>
+      </w:r>
+      <w:proofErr w:type="spellEnd"/>
+      <w:r>
+        <w:t xml:space="preserve"> 676608/RS e, especialmente, no </w:t>
+      </w:r>
+      <w:proofErr w:type="spellStart"/>
+      <w:r>
+        <w:t>EREsp</w:t>
+      </w:r>
+      <w:proofErr w:type="spellEnd"/>
+      <w:r>
+        <w:t xml:space="preserve"> 1.413.542/RS (Tema 929 do STJ), cuja ementa firmou a seguinte tese:</w:t>
       </w:r>
     </w:p>
     <w:p/>
@@ -2592,8 +2949,36 @@
           <w:iCs/>
           <w:u w:val="single"/>
         </w:rPr>
-        <w:t>in re ipsa</w:t>
-      </w:r>
+        <w:t xml:space="preserve">in </w:t>
+      </w:r>
+      <w:proofErr w:type="spellStart"/>
+      <w:r>
+        <w:rPr>
+          <w:i/>
+          <w:iCs/>
+          <w:u w:val="single"/>
+        </w:rPr>
+        <w:t>re</w:t>
+      </w:r>
+      <w:proofErr w:type="spellEnd"/>
+      <w:r>
+        <w:rPr>
+          <w:i/>
+          <w:iCs/>
+          <w:u w:val="single"/>
+        </w:rPr>
+        <w:t xml:space="preserve"> </w:t>
+      </w:r>
+      <w:proofErr w:type="spellStart"/>
+      <w:r>
+        <w:rPr>
+          <w:i/>
+          <w:iCs/>
+          <w:u w:val="single"/>
+        </w:rPr>
+        <w:t>ipsa</w:t>
+      </w:r>
+      <w:proofErr w:type="spellEnd"/>
       <w:r>
         <w:rPr>
           <w:i/>
@@ -2772,12 +3157,14 @@
       <w:r>
         <w:t>comprometimento_porcentagem</w:t>
       </w:r>
+      <w:proofErr w:type="gramStart"/>
       <w:r>
         <w:t>}}</w:t>
       </w:r>
       <w:r>
         <w:t>%</w:t>
       </w:r>
+      <w:proofErr w:type="gramEnd"/>
       <w:r>
         <w:t xml:space="preserve"> </w:t>
       </w:r>
@@ -2796,9 +3183,11 @@
       <w:r>
         <w:t>{{</w:t>
       </w:r>
+      <w:proofErr w:type="spellStart"/>
       <w:r>
         <w:t>renda_mensal</w:t>
       </w:r>
+      <w:proofErr w:type="spellEnd"/>
       <w:r>
         <w:t>}}</w:t>
       </w:r>
@@ -2840,7 +3229,29 @@
         <w:rPr>
           <w:bCs/>
         </w:rPr>
-        <w:t>{{valor_liquido}}</w:t>
+        <w:t>{{</w:t>
+      </w:r>
+      <w:proofErr w:type="spellStart"/>
+      <w:r>
+        <w:rPr>
+          <w:bCs/>
+        </w:rPr>
+        <w:t>valor_</w:t>
+      </w:r>
+      <w:proofErr w:type="gramStart"/>
+      <w:r>
+        <w:rPr>
+          <w:bCs/>
+        </w:rPr>
+        <w:t>liquido</w:t>
+      </w:r>
+      <w:proofErr w:type="spellEnd"/>
+      <w:proofErr w:type="gramEnd"/>
+      <w:r>
+        <w:rPr>
+          <w:bCs/>
+        </w:rPr>
+        <w:t>}}</w:t>
       </w:r>
       <w:r>
         <w:rPr>
@@ -2852,7 +3263,21 @@
         <w:rPr>
           <w:bCs/>
         </w:rPr>
-        <w:t>{{diario}}</w:t>
+        <w:t>{{</w:t>
+      </w:r>
+      <w:proofErr w:type="spellStart"/>
+      <w:r>
+        <w:rPr>
+          <w:bCs/>
+        </w:rPr>
+        <w:t>diario</w:t>
+      </w:r>
+      <w:proofErr w:type="spellEnd"/>
+      <w:r>
+        <w:rPr>
+          <w:bCs/>
+        </w:rPr>
+        <w:t>}}</w:t>
       </w:r>
       <w:r>
         <w:rPr>
@@ -2874,7 +3299,7 @@
       </w:r>
     </w:p>
     <w:p>
-      <w:bookmarkStart w:id="5" w:name="_Hlk203654424"/>
+      <w:bookmarkStart w:id="6" w:name="_Hlk203654424"/>
       <w:r>
         <w:t xml:space="preserve">Nessa esteira, </w:t>
       </w:r>
@@ -2937,13 +3362,23 @@
         </w:rPr>
         <w:t xml:space="preserve"> instituições financeiras cessem a prática reiterada de impor juros exorbitantes a consumidores </w:t>
       </w:r>
-      <w:r>
-        <w:rPr>
-          <w:b/>
-          <w:bCs/>
-          <w:u w:val="single"/>
-        </w:rPr>
-        <w:t>hipervulneráveis (abusividade)</w:t>
+      <w:proofErr w:type="spellStart"/>
+      <w:r>
+        <w:rPr>
+          <w:b/>
+          <w:bCs/>
+          <w:u w:val="single"/>
+        </w:rPr>
+        <w:t>hipervulneráveis</w:t>
+      </w:r>
+      <w:proofErr w:type="spellEnd"/>
+      <w:r>
+        <w:rPr>
+          <w:b/>
+          <w:bCs/>
+          <w:u w:val="single"/>
+        </w:rPr>
+        <w:t xml:space="preserve"> (abusividade)</w:t>
       </w:r>
       <w:r>
         <w:rPr>
@@ -3444,7 +3879,7 @@
       <w:r>
         <w:t>Tal medida visa não apenas reparar o dano sofrido, mas também promover a justiça e o equilíbrio nas relações de consumo, desestimulando a perpetuação de práticas lesivas aos consumidores.</w:t>
       </w:r>
-      <w:bookmarkEnd w:id="5"/>
+      <w:bookmarkEnd w:id="6"/>
     </w:p>
     <w:p/>
     <w:p>
@@ -3816,8 +4251,8 @@
         <w:ind w:firstLine="0"/>
         <w:jc w:val="center"/>
       </w:pPr>
-      <w:bookmarkStart w:id="6" w:name="_heading=h.gjdgxs" w:colFirst="0" w:colLast="0"/>
-      <w:bookmarkEnd w:id="6"/>
+      <w:bookmarkStart w:id="7" w:name="_heading=h.gjdgxs" w:colFirst="0" w:colLast="0"/>
+      <w:bookmarkEnd w:id="7"/>
       <w:r>
         <w:t>Nestes termos,</w:t>
       </w:r>
@@ -3836,37 +4271,49 @@
         <w:ind w:firstLine="0"/>
         <w:jc w:val="center"/>
       </w:pPr>
+      <w:bookmarkStart w:id="8" w:name="_Hlk210300650"/>
     </w:p>
     <w:p>
       <w:pPr>
         <w:ind w:firstLine="0"/>
         <w:jc w:val="center"/>
       </w:pPr>
+      <w:bookmarkStart w:id="9" w:name="_Hlk210300768"/>
+      <w:r>
+        <w:t>{{CIDADE_AUTOR}}</w:t>
+      </w:r>
+      <w:r>
+        <w:t xml:space="preserve"> </w:t>
+      </w:r>
+      <w:r>
+        <w:t>/</w:t>
+      </w:r>
+      <w:r>
+        <w:t>{{ESTADO_AUTOR}</w:t>
+      </w:r>
+      <w:proofErr w:type="gramStart"/>
+      <w:r>
+        <w:t>}</w:t>
+      </w:r>
+      <w:r>
+        <w:t>,</w:t>
+      </w:r>
       <w:r>
         <w:rPr>
           <w:color w:val="00B050"/>
         </w:rPr>
-        <w:t>{{FORO}}</w:t>
-      </w:r>
-      <w:r>
-        <w:t>/</w:t>
-      </w:r>
+        <w:t>{</w:t>
+      </w:r>
+      <w:proofErr w:type="gramEnd"/>
       <w:r>
         <w:rPr>
           <w:color w:val="00B050"/>
         </w:rPr>
-        <w:t>{{ESTADO}}</w:t>
-      </w:r>
-      <w:r>
-        <w:t xml:space="preserve">, </w:t>
-      </w:r>
-      <w:r>
-        <w:rPr>
-          <w:color w:val="00B050"/>
-        </w:rPr>
-        <w:t>{{DATA}}</w:t>
-      </w:r>
-    </w:p>
+        <w:t>{DATA}}</w:t>
+      </w:r>
+    </w:p>
+    <w:bookmarkEnd w:id="8"/>
+    <w:bookmarkEnd w:id="9"/>
     <w:p>
       <w:pPr>
         <w:ind w:firstLine="0"/>
@@ -3894,7 +4341,12 @@
       <w:pPr>
         <w:ind w:firstLine="0"/>
         <w:jc w:val="center"/>
-      </w:pPr>
+        <w:rPr>
+          <w:color w:val="00B050"/>
+          <w:u w:val="single"/>
+        </w:rPr>
+      </w:pPr>
+      <w:bookmarkStart w:id="10" w:name="_Hlk210300644"/>
       <w:r>
         <w:t>OAB/</w:t>
       </w:r>
@@ -3902,32 +4354,63 @@
         <w:rPr>
           <w:color w:val="00B050"/>
         </w:rPr>
-        <w:t>{ESTADO} {{N</w:t>
+        <w:t>{</w:t>
       </w:r>
       <w:r>
         <w:rPr>
           <w:color w:val="00B050"/>
         </w:rPr>
-        <w:t>.</w:t>
-      </w:r>
+        <w:t>{</w:t>
+      </w:r>
+      <w:proofErr w:type="spellStart"/>
       <w:r>
         <w:rPr>
           <w:color w:val="00B050"/>
         </w:rPr>
-        <w:t>OAB}}</w:t>
-      </w:r>
-    </w:p>
-    <w:p>
-      <w:pPr>
-        <w:ind w:firstLine="0"/>
-        <w:jc w:val="center"/>
-      </w:pPr>
-    </w:p>
-    <w:p>
-      <w:pPr>
-        <w:ind w:firstLine="0"/>
-        <w:jc w:val="center"/>
-      </w:pPr>
+        <w:t>estado_oab</w:t>
+      </w:r>
+      <w:proofErr w:type="spellEnd"/>
+      <w:r>
+        <w:rPr>
+          <w:color w:val="00B050"/>
+        </w:rPr>
+        <w:t>}</w:t>
+      </w:r>
+      <w:r>
+        <w:rPr>
+          <w:color w:val="00B050"/>
+        </w:rPr>
+        <w:t>}</w:t>
+      </w:r>
+      <w:r>
+        <w:rPr>
+          <w:color w:val="00B050"/>
+        </w:rPr>
+        <w:t xml:space="preserve"> {{</w:t>
+      </w:r>
+      <w:proofErr w:type="spellStart"/>
+      <w:proofErr w:type="gramStart"/>
+      <w:r>
+        <w:rPr>
+          <w:color w:val="00B050"/>
+        </w:rPr>
+        <w:t>numero</w:t>
+      </w:r>
+      <w:proofErr w:type="gramEnd"/>
+      <w:r>
+        <w:rPr>
+          <w:color w:val="00B050"/>
+        </w:rPr>
+        <w:t>_oab</w:t>
+      </w:r>
+      <w:proofErr w:type="spellEnd"/>
+      <w:r>
+        <w:rPr>
+          <w:color w:val="00B050"/>
+        </w:rPr>
+        <w:t>}}</w:t>
+      </w:r>
+      <w:bookmarkEnd w:id="10"/>
     </w:p>
     <w:sectPr>
       <w:headerReference w:type="default" r:id="rId11"/>
@@ -5539,6 +6022,7 @@
   <w:style w:type="character" w:default="1" w:styleId="Fontepargpadro">
     <w:name w:val="Default Paragraph Font"/>
     <w:uiPriority w:val="1"/>
+    <w:semiHidden/>
     <w:unhideWhenUsed/>
   </w:style>
   <w:style w:type="table" w:default="1" w:styleId="Tabelanormal">

--- a/modelos/Contrato_Foro_Reu_1.docx
+++ b/modelos/Contrato_Foro_Reu_1.docx
@@ -1091,7 +1091,7 @@
       </w:r>
       <w:r>
         <w:rPr>
-          <w:color w:val="00B050"/>
+          <w:color w:val="000000" w:themeColor="text1"/>
           <w:sz w:val="22"/>
           <w:szCs w:val="22"/>
         </w:rPr>
@@ -1100,28 +1100,29 @@
       <w:proofErr w:type="spellStart"/>
       <w:r>
         <w:rPr>
-          <w:color w:val="00B050"/>
+          <w:color w:val="000000" w:themeColor="text1"/>
           <w:sz w:val="22"/>
           <w:szCs w:val="22"/>
         </w:rPr>
         <w:t>pessoal_consignados</w:t>
       </w:r>
       <w:proofErr w:type="spellEnd"/>
-      <w:proofErr w:type="gramStart"/>
-      <w:r>
-        <w:rPr>
-          <w:color w:val="00B050"/>
-          <w:sz w:val="22"/>
-          <w:szCs w:val="22"/>
-        </w:rPr>
-        <w:t>}}</w:t>
-      </w:r>
-      <w:r>
-        <w:t>comprometem</w:t>
-      </w:r>
-      <w:proofErr w:type="gramEnd"/>
-      <w:r>
-        <w:t xml:space="preserve"> de forma drástica sua renda mensal, de modo que restam apenas R$ {{</w:t>
+      <w:r>
+        <w:rPr>
+          <w:color w:val="000000" w:themeColor="text1"/>
+          <w:sz w:val="22"/>
+          <w:szCs w:val="22"/>
+        </w:rPr>
+        <w:t>}} comprometem</w:t>
+      </w:r>
+      <w:r>
+        <w:rPr>
+          <w:color w:val="000000" w:themeColor="text1"/>
+        </w:rPr>
+        <w:t xml:space="preserve"> </w:t>
+      </w:r>
+      <w:r>
+        <w:t>de forma drástica sua renda mensal, de modo que restam apenas R$ {{</w:t>
       </w:r>
       <w:proofErr w:type="spellStart"/>
       <w:r>
@@ -1146,10 +1147,20 @@
       <w:pPr>
         <w:ind w:firstLine="0"/>
       </w:pPr>
-      <w:r>
-        <w:t>{{benefícios}}</w:t>
-      </w:r>
-    </w:p>
+      <w:bookmarkStart w:id="5" w:name="_Hlk210311207"/>
+      <w:r>
+        <w:t>{{</w:t>
+      </w:r>
+      <w:proofErr w:type="spellStart"/>
+      <w:r>
+        <w:t>conjunto_probatorio</w:t>
+      </w:r>
+      <w:proofErr w:type="spellEnd"/>
+      <w:r>
+        <w:t>}}</w:t>
+      </w:r>
+    </w:p>
+    <w:bookmarkEnd w:id="5"/>
     <w:p>
       <w:pPr>
         <w:ind w:firstLine="0"/>
@@ -1631,7 +1642,7 @@
       <w:r>
         <w:t xml:space="preserve"> </w:t>
       </w:r>
-      <w:bookmarkStart w:id="5" w:name="_Hlk203653018"/>
+      <w:bookmarkStart w:id="6" w:name="_Hlk203653018"/>
       <w:r>
         <w:t>por meio da disponibilização da</w:t>
       </w:r>
@@ -1652,7 +1663,7 @@
         </w:rPr>
         <w:t>de código 25464</w:t>
       </w:r>
-      <w:bookmarkEnd w:id="5"/>
+      <w:bookmarkEnd w:id="6"/>
       <w:r>
         <w:t xml:space="preserve">, a qual pode ser constatada no sítio: </w:t>
       </w:r>
@@ -3299,7 +3310,7 @@
       </w:r>
     </w:p>
     <w:p>
-      <w:bookmarkStart w:id="6" w:name="_Hlk203654424"/>
+      <w:bookmarkStart w:id="7" w:name="_Hlk203654424"/>
       <w:r>
         <w:t xml:space="preserve">Nessa esteira, </w:t>
       </w:r>
@@ -3879,7 +3890,7 @@
       <w:r>
         <w:t>Tal medida visa não apenas reparar o dano sofrido, mas também promover a justiça e o equilíbrio nas relações de consumo, desestimulando a perpetuação de práticas lesivas aos consumidores.</w:t>
       </w:r>
-      <w:bookmarkEnd w:id="6"/>
+      <w:bookmarkEnd w:id="7"/>
     </w:p>
     <w:p/>
     <w:p>
@@ -4251,8 +4262,8 @@
         <w:ind w:firstLine="0"/>
         <w:jc w:val="center"/>
       </w:pPr>
-      <w:bookmarkStart w:id="7" w:name="_heading=h.gjdgxs" w:colFirst="0" w:colLast="0"/>
-      <w:bookmarkEnd w:id="7"/>
+      <w:bookmarkStart w:id="8" w:name="_heading=h.gjdgxs" w:colFirst="0" w:colLast="0"/>
+      <w:bookmarkEnd w:id="8"/>
       <w:r>
         <w:t>Nestes termos,</w:t>
       </w:r>
@@ -4271,14 +4282,14 @@
         <w:ind w:firstLine="0"/>
         <w:jc w:val="center"/>
       </w:pPr>
-      <w:bookmarkStart w:id="8" w:name="_Hlk210300650"/>
+      <w:bookmarkStart w:id="9" w:name="_Hlk210300650"/>
     </w:p>
     <w:p>
       <w:pPr>
         <w:ind w:firstLine="0"/>
         <w:jc w:val="center"/>
       </w:pPr>
-      <w:bookmarkStart w:id="9" w:name="_Hlk210300768"/>
+      <w:bookmarkStart w:id="10" w:name="_Hlk210300768"/>
       <w:r>
         <w:t>{{CIDADE_AUTOR}}</w:t>
       </w:r>
@@ -4289,65 +4300,58 @@
         <w:t>/</w:t>
       </w:r>
       <w:r>
-        <w:t>{{ESTADO_AUTOR}</w:t>
-      </w:r>
-      <w:proofErr w:type="gramStart"/>
-      <w:r>
-        <w:t>}</w:t>
-      </w:r>
-      <w:r>
-        <w:t>,</w:t>
-      </w:r>
-      <w:r>
-        <w:rPr>
-          <w:color w:val="00B050"/>
-        </w:rPr>
-        <w:t>{</w:t>
-      </w:r>
-      <w:proofErr w:type="gramEnd"/>
-      <w:r>
-        <w:rPr>
-          <w:color w:val="00B050"/>
-        </w:rPr>
-        <w:t>{DATA}}</w:t>
-      </w:r>
-    </w:p>
-    <w:bookmarkEnd w:id="8"/>
-    <w:bookmarkEnd w:id="9"/>
-    <w:p>
-      <w:pPr>
-        <w:ind w:firstLine="0"/>
-        <w:rPr>
-          <w:smallCaps/>
-        </w:rPr>
-      </w:pPr>
+        <w:t>{{ESTADO_AUTOR}}</w:t>
+      </w:r>
     </w:p>
     <w:p>
       <w:pPr>
         <w:ind w:firstLine="0"/>
         <w:jc w:val="center"/>
-        <w:rPr>
-          <w:b/>
-        </w:rPr>
-      </w:pPr>
-      <w:r>
-        <w:rPr>
-          <w:b/>
-        </w:rPr>
-        <w:t>Guilherme Esteves dos Santos Moraes</w:t>
-      </w:r>
+      </w:pPr>
+      <w:r>
+        <w:rPr>
+          <w:color w:val="00B050"/>
+        </w:rPr>
+        <w:t>{{DATA}}</w:t>
+      </w:r>
+    </w:p>
+    <w:bookmarkEnd w:id="9"/>
+    <w:bookmarkEnd w:id="10"/>
+    <w:p>
+      <w:pPr>
+        <w:ind w:firstLine="0"/>
+        <w:rPr>
+          <w:smallCaps/>
+        </w:rPr>
+      </w:pPr>
     </w:p>
     <w:p>
       <w:pPr>
         <w:ind w:firstLine="0"/>
         <w:jc w:val="center"/>
         <w:rPr>
+          <w:b/>
+        </w:rPr>
+      </w:pPr>
+      <w:r>
+        <w:rPr>
+          <w:b/>
+        </w:rPr>
+        <w:t>Guilherme Esteves dos Santos Moraes</w:t>
+      </w:r>
+    </w:p>
+    <w:p>
+      <w:pPr>
+        <w:ind w:firstLine="0"/>
+        <w:jc w:val="center"/>
+        <w:rPr>
           <w:color w:val="00B050"/>
           <w:u w:val="single"/>
         </w:rPr>
       </w:pPr>
-      <w:bookmarkStart w:id="10" w:name="_Hlk210300644"/>
-      <w:r>
+      <w:bookmarkStart w:id="11" w:name="_Hlk210300644"/>
+      <w:r>
+        <w:lastRenderedPageBreak/>
         <w:t>OAB/</w:t>
       </w:r>
       <w:r>
@@ -4410,7 +4414,7 @@
         </w:rPr>
         <w:t>}}</w:t>
       </w:r>
-      <w:bookmarkEnd w:id="10"/>
+      <w:bookmarkEnd w:id="11"/>
     </w:p>
     <w:sectPr>
       <w:headerReference w:type="default" r:id="rId11"/>
@@ -6022,7 +6026,6 @@
   <w:style w:type="character" w:default="1" w:styleId="Fontepargpadro">
     <w:name w:val="Default Paragraph Font"/>
     <w:uiPriority w:val="1"/>
-    <w:semiHidden/>
     <w:unhideWhenUsed/>
   </w:style>
   <w:style w:type="table" w:default="1" w:styleId="Tabelanormal">

--- a/modelos/Contrato_Foro_Reu_1.docx
+++ b/modelos/Contrato_Foro_Reu_1.docx
@@ -13,18 +13,10 @@
         <w:t xml:space="preserve">AO JUÍZO DA ... VARA CÍVEL DA COMARCA DA CIDADE DE </w:t>
       </w:r>
       <w:r>
-        <w:t>{{CIDADE_REU</w:t>
-      </w:r>
-      <w:proofErr w:type="gramStart"/>
-      <w:r>
-        <w:t>}}</w:t>
-      </w:r>
-      <w:r>
-        <w:t xml:space="preserve">   </w:t>
-      </w:r>
-      <w:proofErr w:type="gramEnd"/>
-      <w:r>
-        <w:t xml:space="preserve">  </w:t>
+        <w:t>{{CIDADE_REU}}</w:t>
+      </w:r>
+      <w:r>
+        <w:t xml:space="preserve">     </w:t>
       </w:r>
       <w:r>
         <w:t xml:space="preserve">ESTADO DE </w:t>
@@ -56,45 +48,27 @@
           <w:color w:val="FF0000"/>
         </w:rPr>
       </w:pPr>
-      <w:proofErr w:type="gramStart"/>
       <w:r>
         <w:rPr>
           <w:b/>
           <w:color w:val="FF0000"/>
         </w:rPr>
-        <w:t xml:space="preserve">{  </w:t>
-      </w:r>
-      <w:proofErr w:type="gramEnd"/>
+        <w:t xml:space="preserve">{                                                                     </w:t>
+      </w:r>
       <w:r>
         <w:rPr>
           <w:b/>
           <w:color w:val="FF0000"/>
         </w:rPr>
-        <w:t xml:space="preserve">                                                                   </w:t>
+        <w:t>vem, a presença deste douto juízo, por meio de seus procuradores, apresentar:</w:t>
       </w:r>
       <w:r>
         <w:rPr>
           <w:b/>
           <w:color w:val="FF0000"/>
         </w:rPr>
-        <w:t>vem, a presença deste douto juízo, por meio de seus procuradores, apresentar:</w:t>
-      </w:r>
-      <w:r>
-        <w:rPr>
-          <w:b/>
-          <w:color w:val="FF0000"/>
-        </w:rPr>
-        <w:t xml:space="preserve">                                                                 </w:t>
-      </w:r>
-      <w:proofErr w:type="gramStart"/>
-      <w:r>
-        <w:rPr>
-          <w:b/>
-          <w:color w:val="FF0000"/>
-        </w:rPr>
-        <w:t xml:space="preserve">  }</w:t>
-      </w:r>
-      <w:proofErr w:type="gramEnd"/>
+        <w:t xml:space="preserve">                                                                   }</w:t>
+      </w:r>
     </w:p>
     <w:p>
       <w:pPr>
@@ -272,23 +246,7 @@
           <w:bCs/>
         </w:rPr>
         <w:lastRenderedPageBreak/>
-        <w:t xml:space="preserve">maioria dos casos, na dispensa dessa audiência. Inclusive, há </w:t>
-      </w:r>
-      <w:proofErr w:type="gramStart"/>
-      <w:r>
-        <w:rPr>
-          <w:b/>
-          <w:bCs/>
-        </w:rPr>
-        <w:t>na presente exordial</w:t>
-      </w:r>
-      <w:proofErr w:type="gramEnd"/>
-      <w:r>
-        <w:rPr>
-          <w:b/>
-          <w:bCs/>
-        </w:rPr>
-        <w:t xml:space="preserve"> o pedido de dispensa de audiência de tentativa de conciliação.</w:t>
+        <w:t>maioria dos casos, na dispensa dessa audiência. Inclusive, há na presente exordial o pedido de dispensa de audiência de tentativa de conciliação.</w:t>
       </w:r>
     </w:p>
     <w:p>
@@ -384,31 +342,7 @@
         <w:t>“litigância predatória”</w:t>
       </w:r>
       <w:r>
-        <w:t>, prática reprovável que se caracteriza pelo ajuizamento de demandas padronizadas, em massa, sem a devida individualização dos casos, com pouca ou nenhuma instrução documental e, em muitos casos, com desrespeito ao contraditório, à ampla defesa e à boa-fé processual. Seus requisitos mais recorrentes incluem: (i) ausência de procuração válida ou específica; (</w:t>
-      </w:r>
-      <w:proofErr w:type="spellStart"/>
-      <w:r>
-        <w:t>ii</w:t>
-      </w:r>
-      <w:proofErr w:type="spellEnd"/>
-      <w:r>
-        <w:t>) inexistência de contato real com o autor da ação; (</w:t>
-      </w:r>
-      <w:proofErr w:type="spellStart"/>
-      <w:r>
-        <w:t>iii</w:t>
-      </w:r>
-      <w:proofErr w:type="spellEnd"/>
-      <w:r>
-        <w:t>) inexistência de documentos que comprovem minimamente os fatos alegados; (</w:t>
-      </w:r>
-      <w:proofErr w:type="spellStart"/>
-      <w:r>
-        <w:t>iv</w:t>
-      </w:r>
-      <w:proofErr w:type="spellEnd"/>
-      <w:r>
-        <w:t>) ausência de documentos que demonstrem a relação jurídica discutida; e (v) a repetição idêntica de alegações em diversos processos, sem qualquer contextualização mínima ao caso concreto.</w:t>
+        <w:t>, prática reprovável que se caracteriza pelo ajuizamento de demandas padronizadas, em massa, sem a devida individualização dos casos, com pouca ou nenhuma instrução documental e, em muitos casos, com desrespeito ao contraditório, à ampla defesa e à boa-fé processual. Seus requisitos mais recorrentes incluem: (i) ausência de procuração válida ou específica; (ii) inexistência de contato real com o autor da ação; (iii) inexistência de documentos que comprovem minimamente os fatos alegados; (iv) ausência de documentos que demonstrem a relação jurídica discutida; e (v) a repetição idêntica de alegações em diversos processos, sem qualquer contextualização mínima ao caso concreto.</w:t>
       </w:r>
     </w:p>
     <w:p>
@@ -592,7 +526,6 @@
         </w:rPr>
         <w:t>{{</w:t>
       </w:r>
-      <w:proofErr w:type="spellStart"/>
       <w:r>
         <w:rPr>
           <w:color w:val="00B050"/>
@@ -601,7 +534,6 @@
         </w:rPr>
         <w:t>pessoal_consignados</w:t>
       </w:r>
-      <w:proofErr w:type="spellEnd"/>
       <w:r>
         <w:rPr>
           <w:color w:val="00B050"/>
@@ -830,39 +762,7 @@
           <w:sz w:val="22"/>
           <w:szCs w:val="22"/>
         </w:rPr>
-        <w:t>, outorgados exclusivamente para fins de (i) apresentação de reclamação extrajudicial pela plataforma do Governo Federal (consumidor.gov.br); (</w:t>
-      </w:r>
-      <w:proofErr w:type="spellStart"/>
-      <w:r>
-        <w:rPr>
-          <w:sz w:val="22"/>
-          <w:szCs w:val="22"/>
-        </w:rPr>
-        <w:t>ii</w:t>
-      </w:r>
-      <w:proofErr w:type="spellEnd"/>
-      <w:r>
-        <w:rPr>
-          <w:sz w:val="22"/>
-          <w:szCs w:val="22"/>
-        </w:rPr>
-        <w:t>) eventual propositura de ação de produção antecipada de provas para obtenção dos contratos; e (</w:t>
-      </w:r>
-      <w:proofErr w:type="spellStart"/>
-      <w:r>
-        <w:rPr>
-          <w:sz w:val="22"/>
-          <w:szCs w:val="22"/>
-        </w:rPr>
-        <w:t>iii</w:t>
-      </w:r>
-      <w:proofErr w:type="spellEnd"/>
-      <w:r>
-        <w:rPr>
-          <w:sz w:val="22"/>
-          <w:szCs w:val="22"/>
-        </w:rPr>
-        <w:t>) propositura de ação revisional de contrato bancário para o banco em específico.</w:t>
+        <w:t>, outorgados exclusivamente para fins de (i) apresentação de reclamação extrajudicial pela plataforma do Governo Federal (consumidor.gov.br); (ii) eventual propositura de ação de produção antecipada de provas para obtenção dos contratos; e (iii) propositura de ação revisional de contrato bancário para o banco em específico.</w:t>
       </w:r>
     </w:p>
     <w:p>
@@ -1053,32 +953,10 @@
         <w:rPr>
           <w:color w:val="C00000"/>
         </w:rPr>
-        <w:t>{{</w:t>
-      </w:r>
-      <w:proofErr w:type="gramStart"/>
-      <w:r>
-        <w:rPr>
-          <w:color w:val="C00000"/>
-        </w:rPr>
-        <w:t>BENEFICIO</w:t>
-      </w:r>
-      <w:proofErr w:type="gramEnd"/>
-      <w:r>
-        <w:rPr>
-          <w:color w:val="C00000"/>
-        </w:rPr>
-        <w:t>_RECEBIDO}}</w:t>
-      </w:r>
-      <w:r>
-        <w:t>, no valor de R$ {{</w:t>
-      </w:r>
-      <w:proofErr w:type="spellStart"/>
-      <w:r>
-        <w:t>renda_mensal</w:t>
-      </w:r>
-      <w:proofErr w:type="spellEnd"/>
-      <w:r>
-        <w:t xml:space="preserve">}}, conforme comprovado nos documentos que acompanham esta exordial. </w:t>
+        <w:t>{{fontes_renda}}</w:t>
+      </w:r>
+      <w:r>
+        <w:t xml:space="preserve">, no valor de R$ {{renda_mensal}}, conforme comprovado nos documentos que acompanham esta exordial. </w:t>
       </w:r>
       <w:r>
         <w:t>Ainda</w:t>
@@ -1095,47 +973,24 @@
           <w:sz w:val="22"/>
           <w:szCs w:val="22"/>
         </w:rPr>
-        <w:t>{{</w:t>
-      </w:r>
-      <w:proofErr w:type="spellStart"/>
+        <w:t>{{pessoal_consignados</w:t>
+      </w:r>
       <w:r>
         <w:rPr>
           <w:color w:val="000000" w:themeColor="text1"/>
           <w:sz w:val="22"/>
           <w:szCs w:val="22"/>
         </w:rPr>
-        <w:t>pessoal_consignados</w:t>
-      </w:r>
-      <w:proofErr w:type="spellEnd"/>
+        <w:t>}} comprometem</w:t>
+      </w:r>
       <w:r>
         <w:rPr>
           <w:color w:val="000000" w:themeColor="text1"/>
-          <w:sz w:val="22"/>
-          <w:szCs w:val="22"/>
-        </w:rPr>
-        <w:t>}} comprometem</w:t>
-      </w:r>
-      <w:r>
-        <w:rPr>
-          <w:color w:val="000000" w:themeColor="text1"/>
         </w:rPr>
         <w:t xml:space="preserve"> </w:t>
       </w:r>
       <w:r>
-        <w:t>de forma drástica sua renda mensal, de modo que restam apenas R$ {{</w:t>
-      </w:r>
-      <w:proofErr w:type="spellStart"/>
-      <w:r>
-        <w:t>valor_</w:t>
-      </w:r>
-      <w:proofErr w:type="gramStart"/>
-      <w:r>
-        <w:t>liquido</w:t>
-      </w:r>
-      <w:proofErr w:type="spellEnd"/>
-      <w:proofErr w:type="gramEnd"/>
-      <w:r>
-        <w:t>}} para sua subsistência, valor este absolutamente incompatível com a manutenção de um mínimo existencial digno.</w:t>
+        <w:t>de forma drástica sua renda mensal, de modo que restam apenas R$ {{valor_liquido}} para sua subsistência, valor este absolutamente incompatível com a manutenção de um mínimo existencial digno.</w:t>
       </w:r>
     </w:p>
     <w:p>
@@ -1149,15 +1004,7 @@
       </w:pPr>
       <w:bookmarkStart w:id="5" w:name="_Hlk210311207"/>
       <w:r>
-        <w:t>{{</w:t>
-      </w:r>
-      <w:proofErr w:type="spellStart"/>
-      <w:r>
-        <w:t>conjunto_probatorio</w:t>
-      </w:r>
-      <w:proofErr w:type="spellEnd"/>
-      <w:r>
-        <w:t>}}</w:t>
+        <w:t>{{conjunto_probatorio}}</w:t>
       </w:r>
     </w:p>
     <w:bookmarkEnd w:id="5"/>
@@ -1211,35 +1058,19 @@
         <w:rPr>
           <w:color w:val="C00000"/>
         </w:rPr>
-        <w:t>{{</w:t>
-      </w:r>
-      <w:proofErr w:type="gramStart"/>
+        <w:t>{{fontes_renda}}</w:t>
+      </w:r>
       <w:r>
         <w:rPr>
           <w:color w:val="C00000"/>
         </w:rPr>
-        <w:t>BENEFICIO</w:t>
-      </w:r>
-      <w:proofErr w:type="gramEnd"/>
-      <w:r>
-        <w:rPr>
-          <w:color w:val="C00000"/>
-        </w:rPr>
-        <w:t xml:space="preserve">_RECEBIDO}} </w:t>
+        <w:t xml:space="preserve"> </w:t>
       </w:r>
       <w:r>
         <w:t>que corresponde ao valor de R$</w:t>
       </w:r>
       <w:r>
-        <w:t>{{</w:t>
-      </w:r>
-      <w:proofErr w:type="spellStart"/>
-      <w:r>
-        <w:t>renda_mensal</w:t>
-      </w:r>
-      <w:proofErr w:type="spellEnd"/>
-      <w:r>
-        <w:t>}}</w:t>
+        <w:t>{{renda_mensal}}</w:t>
       </w:r>
       <w:r>
         <w:t>, conforme comprovado em documentação anexa.</w:t>
@@ -1278,7 +1109,6 @@
         </w:rPr>
         <w:t>{{</w:t>
       </w:r>
-      <w:proofErr w:type="spellStart"/>
       <w:r>
         <w:rPr>
           <w:color w:val="00B050"/>
@@ -1287,7 +1117,6 @@
         </w:rPr>
         <w:t>pessoal_consignados</w:t>
       </w:r>
-      <w:proofErr w:type="spellEnd"/>
       <w:r>
         <w:rPr>
           <w:color w:val="00B050"/>
@@ -1326,15 +1155,7 @@
         <w:t xml:space="preserve">remuneração mensal, tendo como líquido apenas </w:t>
       </w:r>
       <w:r>
-        <w:t>{{</w:t>
-      </w:r>
-      <w:proofErr w:type="spellStart"/>
-      <w:r>
-        <w:t>valor_liquido</w:t>
-      </w:r>
-      <w:proofErr w:type="spellEnd"/>
-      <w:r>
-        <w:t>}}</w:t>
+        <w:t>{{valor_liquido}}</w:t>
       </w:r>
       <w:r>
         <w:t xml:space="preserve"> mensais para sua subsistência.</w:t>
@@ -1396,27 +1217,7 @@
           <w:sz w:val="24"/>
           <w:szCs w:val="24"/>
         </w:rPr>
-        <w:t>Nº{{</w:t>
-      </w:r>
-      <w:proofErr w:type="gramStart"/>
-      <w:r>
-        <w:rPr>
-          <w:b/>
-          <w:color w:val="00B050"/>
-          <w:sz w:val="24"/>
-          <w:szCs w:val="24"/>
-        </w:rPr>
-        <w:t>NUMERO</w:t>
-      </w:r>
-      <w:proofErr w:type="gramEnd"/>
-      <w:r>
-        <w:rPr>
-          <w:b/>
-          <w:color w:val="00B050"/>
-          <w:sz w:val="24"/>
-          <w:szCs w:val="24"/>
-        </w:rPr>
-        <w:t>_CONTRATO</w:t>
+        <w:t>Nº{{NUMERO_CONTRATO</w:t>
       </w:r>
       <w:r>
         <w:rPr>
@@ -1530,40 +1331,33 @@
         <w:t xml:space="preserve">Taxa de juros aplicada: </w:t>
       </w:r>
       <w:r>
-        <w:t>{{emprestimos_0_taxa</w:t>
-      </w:r>
-      <w:proofErr w:type="gramStart"/>
+        <w:t>{{emprestimos_0_taxa}}</w:t>
+      </w:r>
+      <w:r>
+        <w:t>%</w:t>
+      </w:r>
+    </w:p>
+    <w:p>
+      <w:pPr>
+        <w:ind w:left="1440" w:firstLine="0"/>
+      </w:pPr>
+    </w:p>
+    <w:p>
+      <w:r>
+        <w:t xml:space="preserve">O contrato em apreciação apresenta taxa de juros mensal fixada em </w:t>
+      </w:r>
+      <w:r>
+        <w:t>{{</w:t>
+      </w:r>
+      <w:r>
+        <w:t>emprestimos_0_taxa</w:t>
+      </w:r>
       <w:r>
         <w:t>}}</w:t>
       </w:r>
       <w:r>
         <w:t>%</w:t>
       </w:r>
-      <w:proofErr w:type="gramEnd"/>
-    </w:p>
-    <w:p>
-      <w:pPr>
-        <w:ind w:left="1440" w:firstLine="0"/>
-      </w:pPr>
-    </w:p>
-    <w:p>
-      <w:r>
-        <w:t xml:space="preserve">O contrato em apreciação apresenta taxa de juros mensal fixada em </w:t>
-      </w:r>
-      <w:r>
-        <w:t>{{</w:t>
-      </w:r>
-      <w:r>
-        <w:t>emprestimos_0_taxa</w:t>
-      </w:r>
-      <w:proofErr w:type="gramStart"/>
-      <w:r>
-        <w:t>}}</w:t>
-      </w:r>
-      <w:r>
-        <w:t>%</w:t>
-      </w:r>
-      <w:proofErr w:type="gramEnd"/>
       <w:r>
         <w:t>a.m</w:t>
       </w:r>
@@ -1825,13 +1619,8 @@
               <w:jc w:val="left"/>
             </w:pPr>
             <w:r>
-              <w:t>{{emprestimos_0_taxa_</w:t>
+              <w:t>{{emprestimos_0_taxa_media}}%</w:t>
             </w:r>
-            <w:proofErr w:type="gramStart"/>
-            <w:r>
-              <w:t>media}}%</w:t>
-            </w:r>
-            <w:proofErr w:type="gramEnd"/>
           </w:p>
         </w:tc>
       </w:tr>
@@ -2265,23 +2054,7 @@
           <w:i/>
           <w:iCs/>
         </w:rPr>
-        <w:t xml:space="preserve">in </w:t>
-      </w:r>
-      <w:proofErr w:type="spellStart"/>
-      <w:r>
-        <w:rPr>
-          <w:i/>
-          <w:iCs/>
-        </w:rPr>
-        <w:t>verbis</w:t>
-      </w:r>
-      <w:proofErr w:type="spellEnd"/>
-      <w:r>
-        <w:rPr>
-          <w:i/>
-          <w:iCs/>
-        </w:rPr>
-        <w:t>:</w:t>
+        <w:t>in verbis:</w:t>
       </w:r>
     </w:p>
     <w:p>
@@ -2333,39 +2106,7 @@
           <w:szCs w:val="22"/>
         </w:rPr>
         <w:lastRenderedPageBreak/>
-        <w:t xml:space="preserve">“(...) tem considerado abusivas taxas superiores a uma vez e meia (voto proferido pelo Min. Ari Pargendler no REsp n. 271.214-RS, </w:t>
-      </w:r>
-      <w:proofErr w:type="spellStart"/>
-      <w:r>
-        <w:rPr>
-          <w:sz w:val="22"/>
-          <w:szCs w:val="22"/>
-        </w:rPr>
-        <w:t>Rel.p</w:t>
-      </w:r>
-      <w:proofErr w:type="spellEnd"/>
-      <w:r>
-        <w:rPr>
-          <w:sz w:val="22"/>
-          <w:szCs w:val="22"/>
-        </w:rPr>
-        <w:t xml:space="preserve">. Acórdão Min. Menezes Direito, DJ de 4.8.2003), ao dobro (REsp n. 1.036.818, Terceira Turma, minha relatoria, </w:t>
-      </w:r>
-      <w:proofErr w:type="spellStart"/>
-      <w:r>
-        <w:rPr>
-          <w:sz w:val="22"/>
-          <w:szCs w:val="22"/>
-        </w:rPr>
-        <w:t>DJe</w:t>
-      </w:r>
-      <w:proofErr w:type="spellEnd"/>
-      <w:r>
-        <w:rPr>
-          <w:sz w:val="22"/>
-          <w:szCs w:val="22"/>
-        </w:rPr>
-        <w:t xml:space="preserve"> de 20.6.2008) ou ao triplo (REsp n. 971.853-RS, Quarta Turma, Min. Pádua Ribeiro, DJ de 24.9.2007) da média. Todavia, esta perquirição acerca da abusividade não é estanque, o que impossibilita a adoção de critérios genéricos e universais. A taxa média de mercado, divulgada pelo Banco Central, constitui um valioso referencial, mas cabe somente ao juiz, no exame das peculiaridades do caso concreto, avaliar se os juros contratados foram ou não abusivos”. (REsp 1061530/RS, rel. Min. Nancy Andrighi, Segunda Seção, j. 22-10-2008).</w:t>
+        <w:t>“(...) tem considerado abusivas taxas superiores a uma vez e meia (voto proferido pelo Min. Ari Pargendler no REsp n. 271.214-RS, Rel.p. Acórdão Min. Menezes Direito, DJ de 4.8.2003), ao dobro (REsp n. 1.036.818, Terceira Turma, minha relatoria, DJe de 20.6.2008) ou ao triplo (REsp n. 971.853-RS, Quarta Turma, Min. Pádua Ribeiro, DJ de 24.9.2007) da média. Todavia, esta perquirição acerca da abusividade não é estanque, o que impossibilita a adoção de critérios genéricos e universais. A taxa média de mercado, divulgada pelo Banco Central, constitui um valioso referencial, mas cabe somente ao juiz, no exame das peculiaridades do caso concreto, avaliar se os juros contratados foram ou não abusivos”. (REsp 1061530/RS, rel. Min. Nancy Andrighi, Segunda Seção, j. 22-10-2008).</w:t>
       </w:r>
     </w:p>
     <w:p>
@@ -2418,21 +2159,13 @@
         <w:t>{{</w:t>
       </w:r>
       <w:r>
-        <w:t>emprestimos_0_taxa_</w:t>
-      </w:r>
-      <w:proofErr w:type="gramStart"/>
-      <w:r>
-        <w:t>media</w:t>
+        <w:t>emprestimos_0_taxa_media</w:t>
       </w:r>
       <w:r>
         <w:t>}}</w:t>
       </w:r>
       <w:r>
-        <w:t>%</w:t>
-      </w:r>
-      <w:proofErr w:type="gramEnd"/>
-      <w:r>
-        <w:t xml:space="preserve"> a.m., enquanto a taxa de juros mensal informada pela instituição req</w:t>
+        <w:t>% a.m., enquanto a taxa de juros mensal informada pela instituição req</w:t>
       </w:r>
       <w:r>
         <w:t xml:space="preserve">uerida </w:t>
@@ -2441,15 +2174,7 @@
         <w:t xml:space="preserve">fora de </w:t>
       </w:r>
       <w:r>
-        <w:t>{{emprestimos_0_taxa</w:t>
-      </w:r>
-      <w:proofErr w:type="gramStart"/>
-      <w:r>
-        <w:t>}}%</w:t>
-      </w:r>
-      <w:proofErr w:type="gramEnd"/>
-      <w:r>
-        <w:t xml:space="preserve"> </w:t>
+        <w:t xml:space="preserve">{{emprestimos_0_taxa}}% </w:t>
       </w:r>
       <w:r>
         <w:t>ao mês!</w:t>
@@ -2462,15 +2187,7 @@
         </w:rPr>
       </w:pPr>
       <w:r>
-        <w:t xml:space="preserve">Tal discrepância de valores é evidência clara de abusividade na fixação das taxas de juros cobradas pela requerida, o que viola o princípio da boa-fé objetiva, previsto no artigo 422 do Código Civil. Conforme leciona Pablo Stolze </w:t>
-      </w:r>
-      <w:proofErr w:type="spellStart"/>
-      <w:r>
-        <w:t>Gagliano</w:t>
-      </w:r>
-      <w:proofErr w:type="spellEnd"/>
-      <w:r>
-        <w:t xml:space="preserve"> e Rodolfo Pamplona Filho (Novo Curso de Direito Civil, Volume II), “a boa-fé objetiva exige que as partes não só tenham um </w:t>
+        <w:t xml:space="preserve">Tal discrepância de valores é evidência clara de abusividade na fixação das taxas de juros cobradas pela requerida, o que viola o princípio da boa-fé objetiva, previsto no artigo 422 do Código Civil. Conforme leciona Pablo Stolze Gagliano e Rodolfo Pamplona Filho (Novo Curso de Direito Civil, Volume II), “a boa-fé objetiva exige que as partes não só tenham um </w:t>
       </w:r>
       <w:r>
         <w:lastRenderedPageBreak/>
@@ -2601,47 +2318,7 @@
     </w:p>
     <w:p>
       <w:r>
-        <w:t xml:space="preserve">É o que restou decidido no julgamento dos </w:t>
-      </w:r>
-      <w:proofErr w:type="spellStart"/>
-      <w:r>
-        <w:t>EAREsp</w:t>
-      </w:r>
-      <w:proofErr w:type="spellEnd"/>
-      <w:r>
-        <w:t xml:space="preserve"> 600663/RS, </w:t>
-      </w:r>
-      <w:proofErr w:type="spellStart"/>
-      <w:r>
-        <w:t>EAREsp</w:t>
-      </w:r>
-      <w:proofErr w:type="spellEnd"/>
-      <w:r>
-        <w:t xml:space="preserve"> 622897/RS, </w:t>
-      </w:r>
-      <w:proofErr w:type="spellStart"/>
-      <w:r>
-        <w:t>EAREsp</w:t>
-      </w:r>
-      <w:proofErr w:type="spellEnd"/>
-      <w:r>
-        <w:t xml:space="preserve"> 664888/RS, </w:t>
-      </w:r>
-      <w:proofErr w:type="spellStart"/>
-      <w:r>
-        <w:t>EAREsp</w:t>
-      </w:r>
-      <w:proofErr w:type="spellEnd"/>
-      <w:r>
-        <w:t xml:space="preserve"> 676608/RS e, especialmente, no </w:t>
-      </w:r>
-      <w:proofErr w:type="spellStart"/>
-      <w:r>
-        <w:t>EREsp</w:t>
-      </w:r>
-      <w:proofErr w:type="spellEnd"/>
-      <w:r>
-        <w:t xml:space="preserve"> 1.413.542/RS (Tema 929 do STJ), cuja ementa firmou a seguinte tese:</w:t>
+        <w:t>É o que restou decidido no julgamento dos EAREsp 600663/RS, EAREsp 622897/RS, EAREsp 664888/RS, EAREsp 676608/RS e, especialmente, no EREsp 1.413.542/RS (Tema 929 do STJ), cuja ementa firmou a seguinte tese:</w:t>
       </w:r>
     </w:p>
     <w:p/>
@@ -2960,36 +2637,8 @@
           <w:iCs/>
           <w:u w:val="single"/>
         </w:rPr>
-        <w:t xml:space="preserve">in </w:t>
-      </w:r>
-      <w:proofErr w:type="spellStart"/>
-      <w:r>
-        <w:rPr>
-          <w:i/>
-          <w:iCs/>
-          <w:u w:val="single"/>
-        </w:rPr>
-        <w:t>re</w:t>
-      </w:r>
-      <w:proofErr w:type="spellEnd"/>
-      <w:r>
-        <w:rPr>
-          <w:i/>
-          <w:iCs/>
-          <w:u w:val="single"/>
-        </w:rPr>
-        <w:t xml:space="preserve"> </w:t>
-      </w:r>
-      <w:proofErr w:type="spellStart"/>
-      <w:r>
-        <w:rPr>
-          <w:i/>
-          <w:iCs/>
-          <w:u w:val="single"/>
-        </w:rPr>
-        <w:t>ipsa</w:t>
-      </w:r>
-      <w:proofErr w:type="spellEnd"/>
+        <w:t>in re ipsa</w:t>
+      </w:r>
       <w:r>
         <w:rPr>
           <w:i/>
@@ -3168,14 +2817,12 @@
       <w:r>
         <w:t>comprometimento_porcentagem</w:t>
       </w:r>
-      <w:proofErr w:type="gramStart"/>
       <w:r>
         <w:t>}}</w:t>
       </w:r>
       <w:r>
         <w:t>%</w:t>
       </w:r>
-      <w:proofErr w:type="gramEnd"/>
       <w:r>
         <w:t xml:space="preserve"> </w:t>
       </w:r>
@@ -3194,11 +2841,9 @@
       <w:r>
         <w:t>{{</w:t>
       </w:r>
-      <w:proofErr w:type="spellStart"/>
       <w:r>
         <w:t>renda_mensal</w:t>
       </w:r>
-      <w:proofErr w:type="spellEnd"/>
       <w:r>
         <w:t>}}</w:t>
       </w:r>
@@ -3240,29 +2885,7 @@
         <w:rPr>
           <w:bCs/>
         </w:rPr>
-        <w:t>{{</w:t>
-      </w:r>
-      <w:proofErr w:type="spellStart"/>
-      <w:r>
-        <w:rPr>
-          <w:bCs/>
-        </w:rPr>
-        <w:t>valor_</w:t>
-      </w:r>
-      <w:proofErr w:type="gramStart"/>
-      <w:r>
-        <w:rPr>
-          <w:bCs/>
-        </w:rPr>
-        <w:t>liquido</w:t>
-      </w:r>
-      <w:proofErr w:type="spellEnd"/>
-      <w:proofErr w:type="gramEnd"/>
-      <w:r>
-        <w:rPr>
-          <w:bCs/>
-        </w:rPr>
-        <w:t>}}</w:t>
+        <w:t>{{valor_liquido}}</w:t>
       </w:r>
       <w:r>
         <w:rPr>
@@ -3274,21 +2897,7 @@
         <w:rPr>
           <w:bCs/>
         </w:rPr>
-        <w:t>{{</w:t>
-      </w:r>
-      <w:proofErr w:type="spellStart"/>
-      <w:r>
-        <w:rPr>
-          <w:bCs/>
-        </w:rPr>
-        <w:t>diario</w:t>
-      </w:r>
-      <w:proofErr w:type="spellEnd"/>
-      <w:r>
-        <w:rPr>
-          <w:bCs/>
-        </w:rPr>
-        <w:t>}}</w:t>
+        <w:t>{{diario}}</w:t>
       </w:r>
       <w:r>
         <w:rPr>
@@ -3373,23 +2982,13 @@
         </w:rPr>
         <w:t xml:space="preserve"> instituições financeiras cessem a prática reiterada de impor juros exorbitantes a consumidores </w:t>
       </w:r>
-      <w:proofErr w:type="spellStart"/>
-      <w:r>
-        <w:rPr>
-          <w:b/>
-          <w:bCs/>
-          <w:u w:val="single"/>
-        </w:rPr>
-        <w:t>hipervulneráveis</w:t>
-      </w:r>
-      <w:proofErr w:type="spellEnd"/>
-      <w:r>
-        <w:rPr>
-          <w:b/>
-          <w:bCs/>
-          <w:u w:val="single"/>
-        </w:rPr>
-        <w:t xml:space="preserve"> (abusividade)</w:t>
+      <w:r>
+        <w:rPr>
+          <w:b/>
+          <w:bCs/>
+          <w:u w:val="single"/>
+        </w:rPr>
+        <w:t>hipervulneráveis (abusividade)</w:t>
       </w:r>
       <w:r>
         <w:rPr>
@@ -4291,7 +3890,13 @@
       </w:pPr>
       <w:bookmarkStart w:id="10" w:name="_Hlk210300768"/>
       <w:r>
-        <w:t>{{CIDADE_AUTOR}}</w:t>
+        <w:t>{{CIDADE_</w:t>
+      </w:r>
+      <w:r>
+        <w:t>REU</w:t>
+      </w:r>
+      <w:r>
+        <w:t>}</w:t>
       </w:r>
       <w:r>
         <w:t xml:space="preserve"> </w:t>
@@ -4300,7 +3905,13 @@
         <w:t>/</w:t>
       </w:r>
       <w:r>
-        <w:t>{{ESTADO_AUTOR}}</w:t>
+        <w:t>{{ESTADO_</w:t>
+      </w:r>
+      <w:r>
+        <w:t>REU</w:t>
+      </w:r>
+      <w:r>
+        <w:t>}}</w:t>
       </w:r>
     </w:p>
     <w:p>
@@ -4366,14 +3977,12 @@
         </w:rPr>
         <w:t>{</w:t>
       </w:r>
-      <w:proofErr w:type="spellStart"/>
       <w:r>
         <w:rPr>
           <w:color w:val="00B050"/>
         </w:rPr>
         <w:t>estado_oab</w:t>
       </w:r>
-      <w:proofErr w:type="spellEnd"/>
       <w:r>
         <w:rPr>
           <w:color w:val="00B050"/>
@@ -4392,22 +4001,12 @@
         </w:rPr>
         <w:t xml:space="preserve"> {{</w:t>
       </w:r>
-      <w:proofErr w:type="spellStart"/>
-      <w:proofErr w:type="gramStart"/>
       <w:r>
         <w:rPr>
           <w:color w:val="00B050"/>
         </w:rPr>
-        <w:t>numero</w:t>
-      </w:r>
-      <w:proofErr w:type="gramEnd"/>
-      <w:r>
-        <w:rPr>
-          <w:color w:val="00B050"/>
-        </w:rPr>
-        <w:t>_oab</w:t>
-      </w:r>
-      <w:proofErr w:type="spellEnd"/>
+        <w:t>numero_oab</w:t>
+      </w:r>
       <w:r>
         <w:rPr>
           <w:color w:val="00B050"/>

--- a/modelos/Contrato_Foro_Reu_1.docx
+++ b/modelos/Contrato_Foro_Reu_1.docx
@@ -1,6 +1,6 @@
 
 <file path=word/document.xml><?xml version="1.0" encoding="utf-8"?>
-<w:document xmlns:wpc="http://schemas.microsoft.com/office/word/2010/wordprocessingCanvas" xmlns:cx="http://schemas.microsoft.com/office/drawing/2014/chartex" xmlns:cx1="http://schemas.microsoft.com/office/drawing/2015/9/8/chartex" xmlns:cx2="http://schemas.microsoft.com/office/drawing/2015/10/21/chartex" xmlns:cx3="http://schemas.microsoft.com/office/drawing/2016/5/9/chartex" xmlns:cx4="http://schemas.microsoft.com/office/drawing/2016/5/10/chartex" xmlns:cx5="http://schemas.microsoft.com/office/drawing/2016/5/11/chartex" xmlns:cx6="http://schemas.microsoft.com/office/drawing/2016/5/12/chartex" xmlns:cx7="http://schemas.microsoft.com/office/drawing/2016/5/13/chartex" xmlns:cx8="http://schemas.microsoft.com/office/drawing/2016/5/14/chartex" xmlns:mc="http://schemas.openxmlformats.org/markup-compatibility/2006" xmlns:aink="http://schemas.microsoft.com/office/drawing/2016/ink" xmlns:am3d="http://schemas.microsoft.com/office/drawing/2017/model3d" xmlns:o="urn:schemas-microsoft-com:office:office" xmlns:oel="http://schemas.microsoft.com/office/2019/extlst" xmlns:r="http://schemas.openxmlformats.org/officeDocument/2006/relationships" xmlns:m="http://schemas.openxmlformats.org/officeDocument/2006/math" xmlns:v="urn:schemas-microsoft-com:vml" xmlns:wp14="http://schemas.microsoft.com/office/word/2010/wordprocessingDrawing" xmlns:wp="http://schemas.openxmlformats.org/drawingml/2006/wordprocessingDrawing" xmlns:w10="urn:schemas-microsoft-com:office:word" xmlns:w="http://schemas.openxmlformats.org/wordprocessingml/2006/main" xmlns:w14="http://schemas.microsoft.com/office/word/2010/wordml" xmlns:w15="http://schemas.microsoft.com/office/word/2012/wordml" xmlns:w16cex="http://schemas.microsoft.com/office/word/2018/wordml/cex" xmlns:w16cid="http://schemas.microsoft.com/office/word/2016/wordml/cid" xmlns:w16="http://schemas.microsoft.com/office/word/2018/wordml" xmlns:w16du="http://schemas.microsoft.com/office/word/2023/wordml/word16du" xmlns:w16sdtdh="http://schemas.microsoft.com/office/word/2020/wordml/sdtdatahash" xmlns:w16sdtfl="http://schemas.microsoft.com/office/word/2024/wordml/sdtformatlock" xmlns:w16se="http://schemas.microsoft.com/office/word/2015/wordml/symex" xmlns:wpg="http://schemas.microsoft.com/office/word/2010/wordprocessingGroup" xmlns:wpi="http://schemas.microsoft.com/office/word/2010/wordprocessingInk" xmlns:wne="http://schemas.microsoft.com/office/word/2006/wordml" xmlns:wps="http://schemas.microsoft.com/office/word/2010/wordprocessingShape" mc:Ignorable="w14 w15 w16se w16cid w16 w16cex w16sdtdh w16sdtfl w16du wp14">
+<w:document xmlns:wpc="http://schemas.microsoft.com/office/word/2010/wordprocessingCanvas" xmlns:cx="http://schemas.microsoft.com/office/drawing/2014/chartex" xmlns:mc="http://schemas.openxmlformats.org/markup-compatibility/2006" xmlns:o="urn:schemas-microsoft-com:office:office" xmlns:r="http://schemas.openxmlformats.org/officeDocument/2006/relationships" xmlns:m="http://schemas.openxmlformats.org/officeDocument/2006/math" xmlns:v="urn:schemas-microsoft-com:vml" xmlns:wp14="http://schemas.microsoft.com/office/word/2010/wordprocessingDrawing" xmlns:wp="http://schemas.openxmlformats.org/drawingml/2006/wordprocessingDrawing" xmlns:w10="urn:schemas-microsoft-com:office:word" xmlns:w="http://schemas.openxmlformats.org/wordprocessingml/2006/main" xmlns:w14="http://schemas.microsoft.com/office/word/2010/wordml" xmlns:w15="http://schemas.microsoft.com/office/word/2012/wordml" xmlns:w16se="http://schemas.microsoft.com/office/word/2015/wordml/symex" xmlns:wpg="http://schemas.microsoft.com/office/word/2010/wordprocessingGroup" xmlns:wpi="http://schemas.microsoft.com/office/word/2010/wordprocessingInk" xmlns:wne="http://schemas.microsoft.com/office/word/2006/wordml" xmlns:wps="http://schemas.microsoft.com/office/word/2010/wordprocessingShape" mc:Ignorable="w14 w15 w16se wp14">
   <w:body>
     <w:p>
       <w:pPr>
@@ -16,7 +16,7 @@
         <w:t>{{CIDADE_REU}}</w:t>
       </w:r>
       <w:r>
-        <w:t xml:space="preserve">     </w:t>
+        <w:t xml:space="preserve">, </w:t>
       </w:r>
       <w:r>
         <w:t xml:space="preserve">ESTADO DE </w:t>
@@ -48,12 +48,21 @@
           <w:color w:val="FF0000"/>
         </w:rPr>
       </w:pPr>
+      <w:proofErr w:type="gramStart"/>
       <w:r>
         <w:rPr>
           <w:b/>
           <w:color w:val="FF0000"/>
         </w:rPr>
-        <w:t xml:space="preserve">{                                                                     </w:t>
+        <w:t xml:space="preserve">{  </w:t>
+      </w:r>
+      <w:proofErr w:type="gramEnd"/>
+      <w:r>
+        <w:rPr>
+          <w:b/>
+          <w:color w:val="FF0000"/>
+        </w:rPr>
+        <w:t xml:space="preserve">                                                                   </w:t>
       </w:r>
       <w:r>
         <w:rPr>
@@ -246,7 +255,23 @@
           <w:bCs/>
         </w:rPr>
         <w:lastRenderedPageBreak/>
-        <w:t>maioria dos casos, na dispensa dessa audiência. Inclusive, há na presente exordial o pedido de dispensa de audiência de tentativa de conciliação.</w:t>
+        <w:t xml:space="preserve">maioria dos casos, na dispensa dessa audiência. Inclusive, há </w:t>
+      </w:r>
+      <w:proofErr w:type="gramStart"/>
+      <w:r>
+        <w:rPr>
+          <w:b/>
+          <w:bCs/>
+        </w:rPr>
+        <w:t>na presente exordial</w:t>
+      </w:r>
+      <w:proofErr w:type="gramEnd"/>
+      <w:r>
+        <w:rPr>
+          <w:b/>
+          <w:bCs/>
+        </w:rPr>
+        <w:t xml:space="preserve"> o pedido de dispensa de audiência de tentativa de conciliação.</w:t>
       </w:r>
     </w:p>
     <w:p>
@@ -291,7 +316,29 @@
           <w:iCs/>
           <w:u w:val="single"/>
         </w:rPr>
-        <w:t>, muito menos possui o condão de desconfigurar sua condição de hipossuficiência.</w:t>
+        <w:t xml:space="preserve">, muito menos possui o condão de </w:t>
+      </w:r>
+      <w:proofErr w:type="spellStart"/>
+      <w:r>
+        <w:rPr>
+          <w:b/>
+          <w:bCs/>
+          <w:i/>
+          <w:iCs/>
+          <w:u w:val="single"/>
+        </w:rPr>
+        <w:t>desconfigurar</w:t>
+      </w:r>
+      <w:proofErr w:type="spellEnd"/>
+      <w:r>
+        <w:rPr>
+          <w:b/>
+          <w:bCs/>
+          <w:i/>
+          <w:iCs/>
+          <w:u w:val="single"/>
+        </w:rPr>
+        <w:t xml:space="preserve"> sua condição de hipossuficiência.</w:t>
       </w:r>
     </w:p>
     <w:p>
@@ -342,7 +389,31 @@
         <w:t>“litigância predatória”</w:t>
       </w:r>
       <w:r>
-        <w:t>, prática reprovável que se caracteriza pelo ajuizamento de demandas padronizadas, em massa, sem a devida individualização dos casos, com pouca ou nenhuma instrução documental e, em muitos casos, com desrespeito ao contraditório, à ampla defesa e à boa-fé processual. Seus requisitos mais recorrentes incluem: (i) ausência de procuração válida ou específica; (ii) inexistência de contato real com o autor da ação; (iii) inexistência de documentos que comprovem minimamente os fatos alegados; (iv) ausência de documentos que demonstrem a relação jurídica discutida; e (v) a repetição idêntica de alegações em diversos processos, sem qualquer contextualização mínima ao caso concreto.</w:t>
+        <w:t>, prática reprovável que se caracteriza pelo ajuizamento de demandas padronizadas, em massa, sem a devida individualização dos casos, com pouca ou nenhuma instrução documental e, em muitos casos, com desrespeito ao contraditório, à ampla defesa e à boa-fé processual. Seus requisitos mais recorrentes incluem: (i) ausência de procuração válida ou específica; (</w:t>
+      </w:r>
+      <w:proofErr w:type="spellStart"/>
+      <w:r>
+        <w:t>ii</w:t>
+      </w:r>
+      <w:proofErr w:type="spellEnd"/>
+      <w:r>
+        <w:t>) inexistência de contato real com o autor da ação; (</w:t>
+      </w:r>
+      <w:proofErr w:type="spellStart"/>
+      <w:r>
+        <w:t>iii</w:t>
+      </w:r>
+      <w:proofErr w:type="spellEnd"/>
+      <w:r>
+        <w:t>) inexistência de documentos que comprovem minimamente os fatos alegados; (</w:t>
+      </w:r>
+      <w:proofErr w:type="spellStart"/>
+      <w:r>
+        <w:t>iv</w:t>
+      </w:r>
+      <w:proofErr w:type="spellEnd"/>
+      <w:r>
+        <w:t>) ausência de documentos que demonstrem a relação jurídica discutida; e (v) a repetição idêntica de alegações em diversos processos, sem qualquer contextualização mínima ao caso concreto.</w:t>
       </w:r>
     </w:p>
     <w:p>
@@ -526,6 +597,7 @@
         </w:rPr>
         <w:t>{{</w:t>
       </w:r>
+      <w:proofErr w:type="spellStart"/>
       <w:r>
         <w:rPr>
           <w:color w:val="00B050"/>
@@ -534,6 +606,7 @@
         </w:rPr>
         <w:t>pessoal_consignados</w:t>
       </w:r>
+      <w:proofErr w:type="spellEnd"/>
       <w:r>
         <w:rPr>
           <w:color w:val="00B050"/>
@@ -762,7 +835,39 @@
           <w:sz w:val="22"/>
           <w:szCs w:val="22"/>
         </w:rPr>
-        <w:t>, outorgados exclusivamente para fins de (i) apresentação de reclamação extrajudicial pela plataforma do Governo Federal (consumidor.gov.br); (ii) eventual propositura de ação de produção antecipada de provas para obtenção dos contratos; e (iii) propositura de ação revisional de contrato bancário para o banco em específico.</w:t>
+        <w:t>, outorgados exclusivamente para fins de (i) apresentação de reclamação extrajudicial pela plataforma do Governo Federal (consumidor.gov.br); (</w:t>
+      </w:r>
+      <w:proofErr w:type="spellStart"/>
+      <w:r>
+        <w:rPr>
+          <w:sz w:val="22"/>
+          <w:szCs w:val="22"/>
+        </w:rPr>
+        <w:t>ii</w:t>
+      </w:r>
+      <w:proofErr w:type="spellEnd"/>
+      <w:r>
+        <w:rPr>
+          <w:sz w:val="22"/>
+          <w:szCs w:val="22"/>
+        </w:rPr>
+        <w:t>) eventual propositura de ação de produção antecipada de provas para obtenção dos contratos; e (</w:t>
+      </w:r>
+      <w:proofErr w:type="spellStart"/>
+      <w:r>
+        <w:rPr>
+          <w:sz w:val="22"/>
+          <w:szCs w:val="22"/>
+        </w:rPr>
+        <w:t>iii</w:t>
+      </w:r>
+      <w:proofErr w:type="spellEnd"/>
+      <w:r>
+        <w:rPr>
+          <w:sz w:val="22"/>
+          <w:szCs w:val="22"/>
+        </w:rPr>
+        <w:t>) propositura de ação revisional de contrato bancário para o banco em específico.</w:t>
       </w:r>
     </w:p>
     <w:p>
@@ -950,13 +1055,26 @@
         <w:t xml:space="preserve">A parte autora encontra-se em situação de vulnerabilidade econômica acentuada, recebendo mensalmente apenas </w:t>
       </w:r>
       <w:r>
-        <w:rPr>
-          <w:color w:val="C00000"/>
-        </w:rPr>
-        <w:t>{{fontes_renda}}</w:t>
-      </w:r>
-      <w:r>
-        <w:t xml:space="preserve">, no valor de R$ {{renda_mensal}}, conforme comprovado nos documentos que acompanham esta exordial. </w:t>
+        <w:t>{{</w:t>
+      </w:r>
+      <w:proofErr w:type="spellStart"/>
+      <w:r>
+        <w:t>beneficios</w:t>
+      </w:r>
+      <w:proofErr w:type="spellEnd"/>
+      <w:r>
+        <w:t>}}</w:t>
+      </w:r>
+      <w:r>
+        <w:t>, no valor de R$ {{</w:t>
+      </w:r>
+      <w:proofErr w:type="spellStart"/>
+      <w:r>
+        <w:t>renda_mensal</w:t>
+      </w:r>
+      <w:proofErr w:type="spellEnd"/>
+      <w:r>
+        <w:t xml:space="preserve">}}, conforme comprovado nos documentos que acompanham esta exordial. </w:t>
       </w:r>
       <w:r>
         <w:t>Ainda</w:t>
@@ -973,14 +1091,24 @@
           <w:sz w:val="22"/>
           <w:szCs w:val="22"/>
         </w:rPr>
-        <w:t>{{pessoal_consignados</w:t>
-      </w:r>
+        <w:t>{{</w:t>
+      </w:r>
+      <w:proofErr w:type="spellStart"/>
       <w:r>
         <w:rPr>
           <w:color w:val="000000" w:themeColor="text1"/>
           <w:sz w:val="22"/>
           <w:szCs w:val="22"/>
         </w:rPr>
+        <w:t>pessoal_consignados</w:t>
+      </w:r>
+      <w:proofErr w:type="spellEnd"/>
+      <w:r>
+        <w:rPr>
+          <w:color w:val="000000" w:themeColor="text1"/>
+          <w:sz w:val="22"/>
+          <w:szCs w:val="22"/>
+        </w:rPr>
         <w:t>}} comprometem</w:t>
       </w:r>
       <w:r>
@@ -990,7 +1118,15 @@
         <w:t xml:space="preserve"> </w:t>
       </w:r>
       <w:r>
-        <w:t>de forma drástica sua renda mensal, de modo que restam apenas R$ {{valor_liquido}} para sua subsistência, valor este absolutamente incompatível com a manutenção de um mínimo existencial digno.</w:t>
+        <w:t>de forma drástica sua renda mensal, de modo que restam apenas R$ {{</w:t>
+      </w:r>
+      <w:proofErr w:type="spellStart"/>
+      <w:r>
+        <w:t>valor_liquido</w:t>
+      </w:r>
+      <w:proofErr w:type="spellEnd"/>
+      <w:r>
+        <w:t>}} para sua subsistência, valor este absolutamente incompatível com a manutenção de um mínimo existencial digno.</w:t>
       </w:r>
     </w:p>
     <w:p>
@@ -1004,7 +1140,15 @@
       </w:pPr>
       <w:bookmarkStart w:id="5" w:name="_Hlk210311207"/>
       <w:r>
-        <w:t>{{conjunto_probatorio}}</w:t>
+        <w:t>{{</w:t>
+      </w:r>
+      <w:proofErr w:type="spellStart"/>
+      <w:r>
+        <w:t>conjunto_probatorio</w:t>
+      </w:r>
+      <w:proofErr w:type="spellEnd"/>
+      <w:r>
+        <w:t>}}</w:t>
       </w:r>
     </w:p>
     <w:bookmarkEnd w:id="5"/>
@@ -1055,22 +1199,35 @@
         <w:t xml:space="preserve">Conforme mencionado alhures, a parte requerente recebe </w:t>
       </w:r>
       <w:r>
+        <w:t>{{</w:t>
+      </w:r>
+      <w:proofErr w:type="spellStart"/>
+      <w:r>
+        <w:t>beneficios</w:t>
+      </w:r>
+      <w:proofErr w:type="spellEnd"/>
+      <w:r>
+        <w:t>}}</w:t>
+      </w:r>
+      <w:r>
         <w:rPr>
           <w:color w:val="C00000"/>
         </w:rPr>
-        <w:t>{{fontes_renda}}</w:t>
-      </w:r>
-      <w:r>
-        <w:rPr>
-          <w:color w:val="C00000"/>
-        </w:rPr>
         <w:t xml:space="preserve"> </w:t>
       </w:r>
       <w:r>
         <w:t>que corresponde ao valor de R$</w:t>
       </w:r>
       <w:r>
-        <w:t>{{renda_mensal}}</w:t>
+        <w:t>{{</w:t>
+      </w:r>
+      <w:proofErr w:type="spellStart"/>
+      <w:r>
+        <w:t>renda_mensal</w:t>
+      </w:r>
+      <w:proofErr w:type="spellEnd"/>
+      <w:r>
+        <w:t>}}</w:t>
       </w:r>
       <w:r>
         <w:t>, conforme comprovado em documentação anexa.</w:t>
@@ -1084,7 +1241,10 @@
         </w:rPr>
       </w:pPr>
       <w:r>
-        <w:t xml:space="preserve">Como já havia consignado toda sua margem para empréstimos consignados, por ser uma pessoa carente de recursos, em um momento de necessidade, contraiu mais </w:t>
+        <w:t>P</w:t>
+      </w:r>
+      <w:r>
+        <w:t xml:space="preserve">or ser uma pessoa carente de recursos, em um momento de necessidade, contraiu mais </w:t>
       </w:r>
       <w:r>
         <w:t>1 (um) empréstimo pessoal</w:t>
@@ -1093,7 +1253,15 @@
         <w:t xml:space="preserve"> não consignado</w:t>
       </w:r>
       <w:r>
-        <w:t xml:space="preserve"> com a instituição financeira requerida, o que a colocou em uma escancarada situação de superendividamento, uma ve</w:t>
+        <w:t xml:space="preserve"> com a instituição financeira requerida, o que a colocou em uma escancarada situação de </w:t>
+      </w:r>
+      <w:proofErr w:type="spellStart"/>
+      <w:r>
+        <w:t>superendividamento</w:t>
+      </w:r>
+      <w:proofErr w:type="spellEnd"/>
+      <w:r>
+        <w:t>, uma ve</w:t>
       </w:r>
       <w:r>
         <w:t xml:space="preserve">z que seus </w:t>
@@ -1109,6 +1277,7 @@
         </w:rPr>
         <w:t>{{</w:t>
       </w:r>
+      <w:proofErr w:type="spellStart"/>
       <w:r>
         <w:rPr>
           <w:color w:val="00B050"/>
@@ -1117,6 +1286,7 @@
         </w:rPr>
         <w:t>pessoal_consignados</w:t>
       </w:r>
+      <w:proofErr w:type="spellEnd"/>
       <w:r>
         <w:rPr>
           <w:color w:val="00B050"/>
@@ -1155,7 +1325,15 @@
         <w:t xml:space="preserve">remuneração mensal, tendo como líquido apenas </w:t>
       </w:r>
       <w:r>
-        <w:t>{{valor_liquido}}</w:t>
+        <w:t>{{</w:t>
+      </w:r>
+      <w:proofErr w:type="spellStart"/>
+      <w:r>
+        <w:t>valor_liquido</w:t>
+      </w:r>
+      <w:proofErr w:type="spellEnd"/>
+      <w:r>
+        <w:t>}}</w:t>
       </w:r>
       <w:r>
         <w:t xml:space="preserve"> mensais para sua subsistência.</w:t>
@@ -1210,6 +1388,7 @@
         </w:rPr>
         <w:t xml:space="preserve"> </w:t>
       </w:r>
+      <w:proofErr w:type="gramStart"/>
       <w:r>
         <w:rPr>
           <w:b/>
@@ -1217,7 +1396,17 @@
           <w:sz w:val="24"/>
           <w:szCs w:val="24"/>
         </w:rPr>
-        <w:t>Nº{{NUMERO_CONTRATO</w:t>
+        <w:t>Nº{</w:t>
+      </w:r>
+      <w:proofErr w:type="gramEnd"/>
+      <w:r>
+        <w:rPr>
+          <w:b/>
+          <w:color w:val="00B050"/>
+          <w:sz w:val="24"/>
+          <w:szCs w:val="24"/>
+        </w:rPr>
+        <w:t>{NUMERO_CONTRATO</w:t>
       </w:r>
       <w:r>
         <w:rPr>
@@ -1331,11 +1520,16 @@
         <w:t xml:space="preserve">Taxa de juros aplicada: </w:t>
       </w:r>
       <w:r>
-        <w:t>{{emprestimos_0_taxa}}</w:t>
+        <w:t>{{emprestimos_0_taxa</w:t>
+      </w:r>
+      <w:proofErr w:type="gramStart"/>
+      <w:r>
+        <w:t>}}</w:t>
       </w:r>
       <w:r>
         <w:t>%</w:t>
       </w:r>
+      <w:proofErr w:type="gramEnd"/>
     </w:p>
     <w:p>
       <w:pPr>
@@ -1352,12 +1546,14 @@
       <w:r>
         <w:t>emprestimos_0_taxa</w:t>
       </w:r>
+      <w:proofErr w:type="gramStart"/>
       <w:r>
         <w:t>}}</w:t>
       </w:r>
       <w:r>
         <w:t>%</w:t>
       </w:r>
+      <w:proofErr w:type="gramEnd"/>
       <w:r>
         <w:t>a.m</w:t>
       </w:r>
@@ -2025,7 +2221,27 @@
           <w:i/>
           <w:iCs/>
         </w:rPr>
-        <w:t>por meio do Tema Repetitivo 27 do STJ – REsp 1061530/RS</w:t>
+        <w:t xml:space="preserve">por meio do Tema Repetitivo 27 do STJ – </w:t>
+      </w:r>
+      <w:proofErr w:type="spellStart"/>
+      <w:r>
+        <w:rPr>
+          <w:b/>
+          <w:bCs/>
+          <w:i/>
+          <w:iCs/>
+        </w:rPr>
+        <w:t>REsp</w:t>
+      </w:r>
+      <w:proofErr w:type="spellEnd"/>
+      <w:r>
+        <w:rPr>
+          <w:b/>
+          <w:bCs/>
+          <w:i/>
+          <w:iCs/>
+        </w:rPr>
+        <w:t xml:space="preserve"> 1061530/RS</w:t>
       </w:r>
       <w:r>
         <w:t xml:space="preserve">, que, </w:t>
@@ -2054,7 +2270,23 @@
           <w:i/>
           <w:iCs/>
         </w:rPr>
-        <w:t>in verbis:</w:t>
+        <w:t xml:space="preserve">in </w:t>
+      </w:r>
+      <w:proofErr w:type="spellStart"/>
+      <w:r>
+        <w:rPr>
+          <w:i/>
+          <w:iCs/>
+        </w:rPr>
+        <w:t>verbis</w:t>
+      </w:r>
+      <w:proofErr w:type="spellEnd"/>
+      <w:r>
+        <w:rPr>
+          <w:i/>
+          <w:iCs/>
+        </w:rPr>
+        <w:t>:</w:t>
       </w:r>
     </w:p>
     <w:p>
@@ -2082,8 +2314,19 @@
           <w:sz w:val="22"/>
           <w:szCs w:val="22"/>
         </w:rPr>
-        <w:t>“É admitida a revisão das taxas de juros remuneratórios em situações excepcionais, desde que caracterizada a relação de consumo e que a abusividade capaz de colocar o consumidor em desvantagem exagerada (art. 51, §1 º, do CDC) fique cabalmente demonstrada, ante às peculiaridades do julgamento em concreto.”</w:t>
-      </w:r>
+        <w:t xml:space="preserve">“É admitida a revisão das taxas de juros remuneratórios em situações excepcionais, desde que caracterizada a relação de consumo e que a abusividade capaz de colocar o consumidor em desvantagem exagerada (art. 51, §1 º, do CDC) fique cabalmente demonstrada, ante às peculiaridades do julgamento em </w:t>
+      </w:r>
+      <w:proofErr w:type="gramStart"/>
+      <w:r>
+        <w:rPr>
+          <w:i/>
+          <w:iCs/>
+          <w:sz w:val="22"/>
+          <w:szCs w:val="22"/>
+        </w:rPr>
+        <w:t>concreto.”</w:t>
+      </w:r>
+      <w:proofErr w:type="gramEnd"/>
     </w:p>
     <w:p/>
     <w:p>
@@ -2106,7 +2349,119 @@
           <w:szCs w:val="22"/>
         </w:rPr>
         <w:lastRenderedPageBreak/>
-        <w:t>“(...) tem considerado abusivas taxas superiores a uma vez e meia (voto proferido pelo Min. Ari Pargendler no REsp n. 271.214-RS, Rel.p. Acórdão Min. Menezes Direito, DJ de 4.8.2003), ao dobro (REsp n. 1.036.818, Terceira Turma, minha relatoria, DJe de 20.6.2008) ou ao triplo (REsp n. 971.853-RS, Quarta Turma, Min. Pádua Ribeiro, DJ de 24.9.2007) da média. Todavia, esta perquirição acerca da abusividade não é estanque, o que impossibilita a adoção de critérios genéricos e universais. A taxa média de mercado, divulgada pelo Banco Central, constitui um valioso referencial, mas cabe somente ao juiz, no exame das peculiaridades do caso concreto, avaliar se os juros contratados foram ou não abusivos”. (REsp 1061530/RS, rel. Min. Nancy Andrighi, Segunda Seção, j. 22-10-2008).</w:t>
+        <w:t xml:space="preserve">“(...) tem considerado abusivas taxas superiores a uma vez e meia (voto proferido pelo Min. Ari </w:t>
+      </w:r>
+      <w:proofErr w:type="spellStart"/>
+      <w:r>
+        <w:rPr>
+          <w:sz w:val="22"/>
+          <w:szCs w:val="22"/>
+        </w:rPr>
+        <w:t>Pargendler</w:t>
+      </w:r>
+      <w:proofErr w:type="spellEnd"/>
+      <w:r>
+        <w:rPr>
+          <w:sz w:val="22"/>
+          <w:szCs w:val="22"/>
+        </w:rPr>
+        <w:t xml:space="preserve"> no </w:t>
+      </w:r>
+      <w:proofErr w:type="spellStart"/>
+      <w:r>
+        <w:rPr>
+          <w:sz w:val="22"/>
+          <w:szCs w:val="22"/>
+        </w:rPr>
+        <w:t>REsp</w:t>
+      </w:r>
+      <w:proofErr w:type="spellEnd"/>
+      <w:r>
+        <w:rPr>
+          <w:sz w:val="22"/>
+          <w:szCs w:val="22"/>
+        </w:rPr>
+        <w:t xml:space="preserve"> n. 271.214-RS, </w:t>
+      </w:r>
+      <w:proofErr w:type="spellStart"/>
+      <w:r>
+        <w:rPr>
+          <w:sz w:val="22"/>
+          <w:szCs w:val="22"/>
+        </w:rPr>
+        <w:t>Rel.p</w:t>
+      </w:r>
+      <w:proofErr w:type="spellEnd"/>
+      <w:r>
+        <w:rPr>
+          <w:sz w:val="22"/>
+          <w:szCs w:val="22"/>
+        </w:rPr>
+        <w:t>. Acórdão Min. Menezes Direito, DJ de 4.8.2003), ao dobro (</w:t>
+      </w:r>
+      <w:proofErr w:type="spellStart"/>
+      <w:r>
+        <w:rPr>
+          <w:sz w:val="22"/>
+          <w:szCs w:val="22"/>
+        </w:rPr>
+        <w:t>REsp</w:t>
+      </w:r>
+      <w:proofErr w:type="spellEnd"/>
+      <w:r>
+        <w:rPr>
+          <w:sz w:val="22"/>
+          <w:szCs w:val="22"/>
+        </w:rPr>
+        <w:t xml:space="preserve"> n. 1.036.818, Terceira Turma, minha relatoria, DJe de 20.6.2008) ou ao triplo (</w:t>
+      </w:r>
+      <w:proofErr w:type="spellStart"/>
+      <w:r>
+        <w:rPr>
+          <w:sz w:val="22"/>
+          <w:szCs w:val="22"/>
+        </w:rPr>
+        <w:t>REsp</w:t>
+      </w:r>
+      <w:proofErr w:type="spellEnd"/>
+      <w:r>
+        <w:rPr>
+          <w:sz w:val="22"/>
+          <w:szCs w:val="22"/>
+        </w:rPr>
+        <w:t xml:space="preserve"> n. 971.853-RS, Quarta Turma, Min. Pádua Ribeiro, DJ de 24.9.2007) da média. Todavia, esta perquirição acerca da abusividade não é estanque, o que impossibilita a adoção de critérios genéricos e universais. A taxa média de mercado, divulgada pelo Banco Central, constitui um valioso referencial, mas cabe somente ao juiz, no exame das peculiaridades do caso concreto, avaliar se os juros contratados foram ou não abusivos”. (</w:t>
+      </w:r>
+      <w:proofErr w:type="spellStart"/>
+      <w:r>
+        <w:rPr>
+          <w:sz w:val="22"/>
+          <w:szCs w:val="22"/>
+        </w:rPr>
+        <w:t>REsp</w:t>
+      </w:r>
+      <w:proofErr w:type="spellEnd"/>
+      <w:r>
+        <w:rPr>
+          <w:sz w:val="22"/>
+          <w:szCs w:val="22"/>
+        </w:rPr>
+        <w:t xml:space="preserve"> 1061530/RS, rel. Min. Nancy </w:t>
+      </w:r>
+      <w:proofErr w:type="spellStart"/>
+      <w:r>
+        <w:rPr>
+          <w:sz w:val="22"/>
+          <w:szCs w:val="22"/>
+        </w:rPr>
+        <w:t>Andrighi</w:t>
+      </w:r>
+      <w:proofErr w:type="spellEnd"/>
+      <w:r>
+        <w:rPr>
+          <w:sz w:val="22"/>
+          <w:szCs w:val="22"/>
+        </w:rPr>
+        <w:t>, Segunda Seção, j. 22-10-2008).</w:t>
       </w:r>
     </w:p>
     <w:p>
@@ -2161,11 +2516,16 @@
       <w:r>
         <w:t>emprestimos_0_taxa_media</w:t>
       </w:r>
+      <w:proofErr w:type="gramStart"/>
       <w:r>
         <w:t>}}</w:t>
       </w:r>
       <w:r>
-        <w:t>% a.m., enquanto a taxa de juros mensal informada pela instituição req</w:t>
+        <w:t>%</w:t>
+      </w:r>
+      <w:proofErr w:type="gramEnd"/>
+      <w:r>
+        <w:t xml:space="preserve"> a.m., enquanto a taxa de juros mensal informada pela instituição req</w:t>
       </w:r>
       <w:r>
         <w:t xml:space="preserve">uerida </w:t>
@@ -2187,7 +2547,23 @@
         </w:rPr>
       </w:pPr>
       <w:r>
-        <w:t xml:space="preserve">Tal discrepância de valores é evidência clara de abusividade na fixação das taxas de juros cobradas pela requerida, o que viola o princípio da boa-fé objetiva, previsto no artigo 422 do Código Civil. Conforme leciona Pablo Stolze Gagliano e Rodolfo Pamplona Filho (Novo Curso de Direito Civil, Volume II), “a boa-fé objetiva exige que as partes não só tenham um </w:t>
+        <w:t xml:space="preserve">Tal discrepância de valores é evidência clara de abusividade na fixação das taxas de juros cobradas pela requerida, o que viola o princípio da boa-fé objetiva, previsto no artigo 422 do Código Civil. Conforme leciona Pablo </w:t>
+      </w:r>
+      <w:proofErr w:type="spellStart"/>
+      <w:r>
+        <w:t>Stolze</w:t>
+      </w:r>
+      <w:proofErr w:type="spellEnd"/>
+      <w:r>
+        <w:t xml:space="preserve"> </w:t>
+      </w:r>
+      <w:proofErr w:type="spellStart"/>
+      <w:r>
+        <w:t>Gagliano</w:t>
+      </w:r>
+      <w:proofErr w:type="spellEnd"/>
+      <w:r>
+        <w:t xml:space="preserve"> e Rodolfo Pamplona Filho (Novo Curso de Direito Civil, Volume II), “a boa-fé objetiva exige que as partes não só tenham um </w:t>
       </w:r>
       <w:r>
         <w:lastRenderedPageBreak/>
@@ -2268,7 +2644,15 @@
     </w:p>
     <w:p>
       <w:r>
-        <w:t xml:space="preserve">Trata-se de conduta premeditada, inserida no próprio modelo de negócio dos bancos, que assumem o risco de judicialização e mesmo assim mantêm a prática, porque ela se revela economicamente vantajosa — bastando que uma parcela </w:t>
+        <w:t xml:space="preserve">Trata-se de conduta premeditada, inserida no próprio modelo de negócio dos bancos, que assumem o risco de </w:t>
+      </w:r>
+      <w:proofErr w:type="spellStart"/>
+      <w:r>
+        <w:t>judicialização</w:t>
+      </w:r>
+      <w:proofErr w:type="spellEnd"/>
+      <w:r>
+        <w:t xml:space="preserve"> e mesmo assim mantêm a prática, porque ela se revela economicamente vantajosa — bastando que uma parcela </w:t>
       </w:r>
       <w:r>
         <w:t>não vultuosa</w:t>
@@ -2318,7 +2702,47 @@
     </w:p>
     <w:p>
       <w:r>
-        <w:t>É o que restou decidido no julgamento dos EAREsp 600663/RS, EAREsp 622897/RS, EAREsp 664888/RS, EAREsp 676608/RS e, especialmente, no EREsp 1.413.542/RS (Tema 929 do STJ), cuja ementa firmou a seguinte tese:</w:t>
+        <w:t xml:space="preserve">É o que restou decidido no julgamento dos </w:t>
+      </w:r>
+      <w:proofErr w:type="spellStart"/>
+      <w:r>
+        <w:t>EAREsp</w:t>
+      </w:r>
+      <w:proofErr w:type="spellEnd"/>
+      <w:r>
+        <w:t xml:space="preserve"> 600663/RS, </w:t>
+      </w:r>
+      <w:proofErr w:type="spellStart"/>
+      <w:r>
+        <w:t>EAREsp</w:t>
+      </w:r>
+      <w:proofErr w:type="spellEnd"/>
+      <w:r>
+        <w:t xml:space="preserve"> 622897/RS, </w:t>
+      </w:r>
+      <w:proofErr w:type="spellStart"/>
+      <w:r>
+        <w:t>EAREsp</w:t>
+      </w:r>
+      <w:proofErr w:type="spellEnd"/>
+      <w:r>
+        <w:t xml:space="preserve"> 664888/RS, </w:t>
+      </w:r>
+      <w:proofErr w:type="spellStart"/>
+      <w:r>
+        <w:t>EAREsp</w:t>
+      </w:r>
+      <w:proofErr w:type="spellEnd"/>
+      <w:r>
+        <w:t xml:space="preserve"> 676608/RS e, especialmente, no </w:t>
+      </w:r>
+      <w:proofErr w:type="spellStart"/>
+      <w:r>
+        <w:t>EREsp</w:t>
+      </w:r>
+      <w:proofErr w:type="spellEnd"/>
+      <w:r>
+        <w:t xml:space="preserve"> 1.413.542/RS (Tema 929 do STJ), cuja ementa firmou a seguinte tese:</w:t>
       </w:r>
     </w:p>
     <w:p/>
@@ -2351,7 +2775,20 @@
           <w:szCs w:val="22"/>
           <w:u w:val="single"/>
         </w:rPr>
-        <w:t>cabível quando a cobrança indevida consubstanciar conduta contrária à boa-fé objetiva, ou seja, deve ocorrer independentemente da natureza do elemento volitivo</w:t>
+        <w:t xml:space="preserve">cabível quando a cobrança indevida consubstanciar conduta contrária à boa-fé objetiva, ou seja, deve ocorrer independentemente da natureza do elemento </w:t>
+      </w:r>
+      <w:proofErr w:type="gramStart"/>
+      <w:r>
+        <w:rPr>
+          <w:b/>
+          <w:bCs/>
+          <w:i/>
+          <w:iCs/>
+          <w:sz w:val="22"/>
+          <w:szCs w:val="22"/>
+          <w:u w:val="single"/>
+        </w:rPr>
+        <w:t>volitivo</w:t>
       </w:r>
       <w:r>
         <w:rPr>
@@ -2362,6 +2799,7 @@
         </w:rPr>
         <w:t>.”</w:t>
       </w:r>
+      <w:proofErr w:type="gramEnd"/>
     </w:p>
     <w:p>
       <w:pPr>
@@ -2545,7 +2983,15 @@
         <w:t xml:space="preserve"> – em sua maioria pessoas pobres, idosas, hipossuficientes e vulneráveis</w:t>
       </w:r>
       <w:r>
-        <w:t>, mas um ataque estrutural à própria sociedade, pois promove e amplia o ciclo de superendividamento em massa, o que compromete o mínimo existencial de milhares de pessoas. Essa postura, evidentemente, não se coaduna com a boa-fé objetiva e, por isso, impõe-se o reconhecimento do direito à repetição do indébito, em dobro.</w:t>
+        <w:t xml:space="preserve">, mas um ataque estrutural à própria sociedade, pois promove e amplia o ciclo de </w:t>
+      </w:r>
+      <w:proofErr w:type="spellStart"/>
+      <w:r>
+        <w:t>superendividamento</w:t>
+      </w:r>
+      <w:proofErr w:type="spellEnd"/>
+      <w:r>
+        <w:t xml:space="preserve"> em massa, o que compromete o mínimo existencial de milhares de pessoas. Essa postura, evidentemente, não se coaduna com a boa-fé objetiva e, por isso, impõe-se o reconhecimento do direito à repetição do indébito, em dobro.</w:t>
       </w:r>
     </w:p>
     <w:p>
@@ -2637,8 +3083,36 @@
           <w:iCs/>
           <w:u w:val="single"/>
         </w:rPr>
-        <w:t>in re ipsa</w:t>
-      </w:r>
+        <w:t xml:space="preserve">in </w:t>
+      </w:r>
+      <w:proofErr w:type="spellStart"/>
+      <w:r>
+        <w:rPr>
+          <w:i/>
+          <w:iCs/>
+          <w:u w:val="single"/>
+        </w:rPr>
+        <w:t>re</w:t>
+      </w:r>
+      <w:proofErr w:type="spellEnd"/>
+      <w:r>
+        <w:rPr>
+          <w:i/>
+          <w:iCs/>
+          <w:u w:val="single"/>
+        </w:rPr>
+        <w:t xml:space="preserve"> </w:t>
+      </w:r>
+      <w:proofErr w:type="spellStart"/>
+      <w:r>
+        <w:rPr>
+          <w:i/>
+          <w:iCs/>
+          <w:u w:val="single"/>
+        </w:rPr>
+        <w:t>ipsa</w:t>
+      </w:r>
+      <w:proofErr w:type="spellEnd"/>
       <w:r>
         <w:rPr>
           <w:i/>
@@ -2698,7 +3172,27 @@
           <w:i/>
           <w:iCs/>
         </w:rPr>
-        <w:t xml:space="preserve"> de “negócio de risco” gera um ciclo perverso de superendividamento, no qual o consumidor, incapaz de honrar seus compromissos com base em sua renda mensal, vê-se forçado a contrair novos empréstimos para cobrir dívidas anteriores e custear despesas básicas de sobrevivência.</w:t>
+        <w:t xml:space="preserve"> de “negócio de risco” gera um ciclo perverso de </w:t>
+      </w:r>
+      <w:proofErr w:type="spellStart"/>
+      <w:r>
+        <w:rPr>
+          <w:b/>
+          <w:bCs/>
+          <w:i/>
+          <w:iCs/>
+        </w:rPr>
+        <w:t>superendividamento</w:t>
+      </w:r>
+      <w:proofErr w:type="spellEnd"/>
+      <w:r>
+        <w:rPr>
+          <w:b/>
+          <w:bCs/>
+          <w:i/>
+          <w:iCs/>
+        </w:rPr>
+        <w:t>, no qual o consumidor, incapaz de honrar seus compromissos com base em sua renda mensal, vê-se forçado a contrair novos empréstimos para cobrir dívidas anteriores e custear despesas básicas de sobrevivência.</w:t>
       </w:r>
       <w:r>
         <w:t xml:space="preserve"> </w:t>
@@ -2776,7 +3270,15 @@
         <w:t xml:space="preserve">sse </w:t>
       </w:r>
       <w:r>
-        <w:t xml:space="preserve">colocada em uma situação de superendividamento escancarado, </w:t>
+        <w:t xml:space="preserve">colocada em uma situação de </w:t>
+      </w:r>
+      <w:proofErr w:type="spellStart"/>
+      <w:r>
+        <w:t>superendividamento</w:t>
+      </w:r>
+      <w:proofErr w:type="spellEnd"/>
+      <w:r>
+        <w:t xml:space="preserve"> escancarado, </w:t>
       </w:r>
       <w:r>
         <w:t>uma vez que</w:t>
@@ -2817,12 +3319,14 @@
       <w:r>
         <w:t>comprometimento_porcentagem</w:t>
       </w:r>
+      <w:proofErr w:type="gramStart"/>
       <w:r>
         <w:t>}}</w:t>
       </w:r>
       <w:r>
         <w:t>%</w:t>
       </w:r>
+      <w:proofErr w:type="gramEnd"/>
       <w:r>
         <w:t xml:space="preserve"> </w:t>
       </w:r>
@@ -2841,166 +3345,200 @@
       <w:r>
         <w:t>{{</w:t>
       </w:r>
+      <w:proofErr w:type="spellStart"/>
       <w:r>
         <w:t>renda_mensal</w:t>
       </w:r>
+      <w:proofErr w:type="spellEnd"/>
       <w:r>
         <w:t>}}</w:t>
       </w:r>
       <w:r>
+        <w:t>.</w:t>
+      </w:r>
+    </w:p>
+    <w:p>
+      <w:pPr>
+        <w:rPr>
+          <w:bCs/>
+        </w:rPr>
+      </w:pPr>
+      <w:r>
+        <w:rPr>
+          <w:bCs/>
+        </w:rPr>
+        <w:t>Isso equivale a dizer que a parte requerente possui</w:t>
+      </w:r>
+      <w:r>
+        <w:rPr>
+          <w:bCs/>
+        </w:rPr>
+        <w:t xml:space="preserve"> para sua subsistência</w:t>
+      </w:r>
+      <w:r>
+        <w:rPr>
+          <w:bCs/>
+        </w:rPr>
         <w:t xml:space="preserve"> </w:t>
       </w:r>
       <w:r>
-        <w:t>já prejudicada por empréstimos consignados</w:t>
-      </w:r>
-      <w:r>
+        <w:rPr>
+          <w:bCs/>
+        </w:rPr>
+        <w:t>{{</w:t>
+      </w:r>
+      <w:proofErr w:type="spellStart"/>
+      <w:r>
+        <w:rPr>
+          <w:bCs/>
+        </w:rPr>
+        <w:t>valor_liquido</w:t>
+      </w:r>
+      <w:proofErr w:type="spellEnd"/>
+      <w:r>
+        <w:rPr>
+          <w:bCs/>
+        </w:rPr>
+        <w:t>}}</w:t>
+      </w:r>
+      <w:r>
+        <w:rPr>
+          <w:bCs/>
+        </w:rPr>
+        <w:t xml:space="preserve"> por mês, cerca de </w:t>
+      </w:r>
+      <w:r>
+        <w:rPr>
+          <w:bCs/>
+        </w:rPr>
+        <w:t>{{</w:t>
+      </w:r>
+      <w:proofErr w:type="spellStart"/>
+      <w:r>
+        <w:rPr>
+          <w:bCs/>
+        </w:rPr>
+        <w:t>diario</w:t>
+      </w:r>
+      <w:proofErr w:type="spellEnd"/>
+      <w:r>
+        <w:rPr>
+          <w:bCs/>
+        </w:rPr>
+        <w:t>}}</w:t>
+      </w:r>
+      <w:r>
+        <w:rPr>
+          <w:bCs/>
+        </w:rPr>
+        <w:t xml:space="preserve"> </w:t>
+      </w:r>
+      <w:r>
+        <w:rPr>
+          <w:bCs/>
+        </w:rPr>
+        <w:t>por</w:t>
+      </w:r>
+      <w:r>
+        <w:rPr>
+          <w:bCs/>
+        </w:rPr>
+        <w:t xml:space="preserve"> dia!</w:t>
+      </w:r>
+    </w:p>
+    <w:p>
+      <w:bookmarkStart w:id="7" w:name="_Hlk203654424"/>
+      <w:r>
+        <w:t xml:space="preserve">Nessa esteira, </w:t>
+      </w:r>
+      <w:r>
+        <w:rPr>
+          <w:b/>
+          <w:bCs/>
+        </w:rPr>
+        <w:t>a imposição de juros exorbitantes ao consumidor, pobre, pessoa simples, hipossuficiente na relação jurídica, e, portanto, HIPERVULNERÁVEL, extrapola o mero aborrecimento cotidiano.</w:t>
+      </w:r>
+    </w:p>
+    <w:p>
+      <w:pPr>
+        <w:rPr>
+          <w:u w:val="single"/>
+        </w:rPr>
+      </w:pPr>
+      <w:r>
+        <w:rPr>
+          <w:u w:val="single"/>
+        </w:rPr>
+        <w:t>Ainda, eventual alegação de que foi firmado o instrumento contratual espontaneamente pela parte autora não é suficiente para elidir a responsabilidade pelos danos morais, uma vez que, conforme já abordado, tal contrato foi contrário ao princípio da boa-fé objetiva.</w:t>
+      </w:r>
+    </w:p>
+    <w:p>
+      <w:r>
+        <w:t xml:space="preserve">Além dos argumentos lançados supra, é patente a necessidade de imposição de condenação por danos morais também com </w:t>
+      </w:r>
+      <w:r>
+        <w:rPr>
+          <w:b/>
+          <w:bCs/>
+          <w:i/>
+          <w:iCs/>
+          <w:u w:val="single"/>
+        </w:rPr>
+        <w:t>caráter pedagógico</w:t>
+      </w:r>
+      <w:r>
+        <w:rPr>
+          <w:b/>
+          <w:bCs/>
+          <w:u w:val="single"/>
+        </w:rPr>
+        <w:t>, a fim de que</w:t>
+      </w:r>
+      <w:r>
+        <w:rPr>
+          <w:b/>
+          <w:bCs/>
+          <w:u w:val="single"/>
+        </w:rPr>
+        <w:t xml:space="preserve"> as</w:t>
+      </w:r>
+      <w:r>
+        <w:rPr>
+          <w:b/>
+          <w:bCs/>
+          <w:u w:val="single"/>
+        </w:rPr>
+        <w:t xml:space="preserve"> instituições financeiras cessem a prática reiterada de impor juros exorbitantes a consumidores </w:t>
+      </w:r>
+      <w:proofErr w:type="spellStart"/>
+      <w:r>
+        <w:rPr>
+          <w:b/>
+          <w:bCs/>
+          <w:u w:val="single"/>
+        </w:rPr>
+        <w:t>hipervulneráveis</w:t>
+      </w:r>
+      <w:proofErr w:type="spellEnd"/>
+      <w:r>
+        <w:rPr>
+          <w:b/>
+          <w:bCs/>
+          <w:u w:val="single"/>
+        </w:rPr>
+        <w:t xml:space="preserve"> (abusividade)</w:t>
+      </w:r>
+      <w:r>
+        <w:rPr>
+          <w:b/>
+          <w:bCs/>
+          <w:u w:val="single"/>
+        </w:rPr>
         <w:t>.</w:t>
       </w:r>
-    </w:p>
-    <w:p>
-      <w:pPr>
-        <w:rPr>
-          <w:bCs/>
-        </w:rPr>
-      </w:pPr>
-      <w:r>
-        <w:rPr>
-          <w:bCs/>
-        </w:rPr>
-        <w:t>Isso equivale a dizer que a parte requerente possui</w:t>
-      </w:r>
-      <w:r>
-        <w:rPr>
-          <w:bCs/>
-        </w:rPr>
-        <w:t xml:space="preserve"> para sua subsistência</w:t>
-      </w:r>
-      <w:r>
-        <w:rPr>
-          <w:bCs/>
-        </w:rPr>
+      <w:r>
         <w:t xml:space="preserve"> </w:t>
       </w:r>
-      <w:r>
-        <w:rPr>
-          <w:bCs/>
-        </w:rPr>
-        <w:t>{{valor_liquido}}</w:t>
-      </w:r>
-      <w:r>
-        <w:rPr>
-          <w:bCs/>
-        </w:rPr>
-        <w:t xml:space="preserve"> por mês, cerca de </w:t>
-      </w:r>
-      <w:r>
-        <w:rPr>
-          <w:bCs/>
-        </w:rPr>
-        <w:t>{{diario}}</w:t>
-      </w:r>
-      <w:r>
-        <w:rPr>
-          <w:bCs/>
-        </w:rPr>
-        <w:t xml:space="preserve"> </w:t>
-      </w:r>
-      <w:r>
-        <w:rPr>
-          <w:bCs/>
-        </w:rPr>
-        <w:t>por</w:t>
-      </w:r>
-      <w:r>
-        <w:rPr>
-          <w:bCs/>
-        </w:rPr>
-        <w:t xml:space="preserve"> dia!</w:t>
-      </w:r>
-    </w:p>
-    <w:p>
-      <w:bookmarkStart w:id="7" w:name="_Hlk203654424"/>
-      <w:r>
-        <w:t xml:space="preserve">Nessa esteira, </w:t>
-      </w:r>
-      <w:r>
-        <w:rPr>
-          <w:b/>
-          <w:bCs/>
-        </w:rPr>
-        <w:t>a imposição de juros exorbitantes ao consumidor, pobre, pessoa simples, hipossuficiente na relação jurídica, e, portanto, HIPERVULNERÁVEL, extrapola o mero aborrecimento cotidiano.</w:t>
-      </w:r>
-    </w:p>
-    <w:p>
-      <w:pPr>
-        <w:rPr>
-          <w:u w:val="single"/>
-        </w:rPr>
-      </w:pPr>
-      <w:r>
-        <w:rPr>
-          <w:u w:val="single"/>
-        </w:rPr>
-        <w:t>Ainda, eventual alegação de que foi firmado o instrumento contratual espontaneamente pela parte autora não é suficiente para elidir a responsabilidade pelos danos morais, uma vez que, conforme já abordado, tal contrato foi contrário ao princípio da boa-fé objetiva.</w:t>
-      </w:r>
-    </w:p>
-    <w:p>
-      <w:r>
-        <w:t xml:space="preserve">Além dos argumentos lançados supra, é patente a necessidade de imposição de condenação por danos morais também com </w:t>
-      </w:r>
-      <w:r>
-        <w:rPr>
-          <w:b/>
-          <w:bCs/>
-          <w:i/>
-          <w:iCs/>
-          <w:u w:val="single"/>
-        </w:rPr>
-        <w:t>caráter pedagógico</w:t>
-      </w:r>
-      <w:r>
-        <w:rPr>
-          <w:b/>
-          <w:bCs/>
-          <w:u w:val="single"/>
-        </w:rPr>
-        <w:t>, a fim de que</w:t>
-      </w:r>
-      <w:r>
-        <w:rPr>
-          <w:b/>
-          <w:bCs/>
-          <w:u w:val="single"/>
-        </w:rPr>
-        <w:t xml:space="preserve"> as</w:t>
-      </w:r>
-      <w:r>
-        <w:rPr>
-          <w:b/>
-          <w:bCs/>
-          <w:u w:val="single"/>
-        </w:rPr>
-        <w:t xml:space="preserve"> instituições financeiras cessem a prática reiterada de impor juros exorbitantes a consumidores </w:t>
-      </w:r>
-      <w:r>
-        <w:rPr>
-          <w:b/>
-          <w:bCs/>
-          <w:u w:val="single"/>
-        </w:rPr>
-        <w:t>hipervulneráveis (abusividade)</w:t>
-      </w:r>
-      <w:r>
-        <w:rPr>
-          <w:b/>
-          <w:bCs/>
-          <w:u w:val="single"/>
-        </w:rPr>
-        <w:t>.</w:t>
-      </w:r>
-      <w:r>
-        <w:t xml:space="preserve"> </w:t>
-      </w:r>
     </w:p>
     <w:p>
       <w:pPr>
@@ -3019,7 +3557,27 @@
           <w:iCs/>
         </w:rPr>
         <w:lastRenderedPageBreak/>
-        <w:t>Acontece que, conforme citado, a conduta em comento, infelizmente, não constitui um caso isolado, mas sim parte de uma política deliberada de concessão de crédito sem qualquer avaliação real da capacidade de pagamento do consumidor. Tal prática colabora diretamente para a formação e manutenção de um ciclo perverso de superendividamento, que aprisiona o indivíduo em sucessivos contratos abusivos, retirando-lhe a autonomia financeira e violando sua dignidade humana.</w:t>
+        <w:t xml:space="preserve">Acontece que, conforme citado, a conduta em comento, infelizmente, não constitui um caso isolado, mas sim parte de uma política deliberada de concessão de crédito sem qualquer avaliação real da capacidade de pagamento do consumidor. Tal prática colabora diretamente para a formação e manutenção de um ciclo perverso de </w:t>
+      </w:r>
+      <w:proofErr w:type="spellStart"/>
+      <w:r>
+        <w:rPr>
+          <w:b/>
+          <w:bCs/>
+          <w:i/>
+          <w:iCs/>
+        </w:rPr>
+        <w:t>superendividamento</w:t>
+      </w:r>
+      <w:proofErr w:type="spellEnd"/>
+      <w:r>
+        <w:rPr>
+          <w:b/>
+          <w:bCs/>
+          <w:i/>
+          <w:iCs/>
+        </w:rPr>
+        <w:t>, que aprisiona o indivíduo em sucessivos contratos abusivos, retirando-lhe a autonomia financeira e violando sua dignidade humana.</w:t>
       </w:r>
     </w:p>
     <w:p>
@@ -3413,7 +3971,46 @@
           <w:szCs w:val="22"/>
           <w:u w:val="single"/>
         </w:rPr>
-        <w:t>prevenir o superendividamento dos tomadores de empréstimos</w:t>
+        <w:t xml:space="preserve">prevenir o </w:t>
+      </w:r>
+      <w:proofErr w:type="spellStart"/>
+      <w:r>
+        <w:rPr>
+          <w:b/>
+          <w:bCs/>
+          <w:i/>
+          <w:iCs/>
+          <w:sz w:val="22"/>
+          <w:szCs w:val="22"/>
+          <w:u w:val="single"/>
+        </w:rPr>
+        <w:t>superendividamento</w:t>
+      </w:r>
+      <w:proofErr w:type="spellEnd"/>
+      <w:r>
+        <w:rPr>
+          <w:b/>
+          <w:bCs/>
+          <w:i/>
+          <w:iCs/>
+          <w:sz w:val="22"/>
+          <w:szCs w:val="22"/>
+          <w:u w:val="single"/>
+        </w:rPr>
+        <w:t xml:space="preserve"> dos tomadores de </w:t>
+      </w:r>
+      <w:proofErr w:type="gramStart"/>
+      <w:r>
+        <w:rPr>
+          <w:b/>
+          <w:bCs/>
+          <w:i/>
+          <w:iCs/>
+          <w:sz w:val="22"/>
+          <w:szCs w:val="22"/>
+          <w:u w:val="single"/>
+        </w:rPr>
+        <w:t>empréstimos</w:t>
       </w:r>
       <w:r>
         <w:rPr>
@@ -3436,6 +4033,7 @@
         </w:rPr>
         <w:t>”</w:t>
       </w:r>
+      <w:proofErr w:type="gramEnd"/>
       <w:r>
         <w:rPr>
           <w:b/>
@@ -3454,7 +4052,27 @@
           <w:sz w:val="22"/>
           <w:szCs w:val="22"/>
         </w:rPr>
-        <w:t>(grifo nosso).</w:t>
+        <w:t>(</w:t>
+      </w:r>
+      <w:proofErr w:type="gramStart"/>
+      <w:r>
+        <w:rPr>
+          <w:i/>
+          <w:iCs/>
+          <w:sz w:val="22"/>
+          <w:szCs w:val="22"/>
+        </w:rPr>
+        <w:t>grifo</w:t>
+      </w:r>
+      <w:proofErr w:type="gramEnd"/>
+      <w:r>
+        <w:rPr>
+          <w:i/>
+          <w:iCs/>
+          <w:sz w:val="22"/>
+          <w:szCs w:val="22"/>
+        </w:rPr>
+        <w:t xml:space="preserve"> nosso).</w:t>
       </w:r>
     </w:p>
     <w:p/>
@@ -3890,20 +4508,18 @@
       </w:pPr>
       <w:bookmarkStart w:id="10" w:name="_Hlk210300768"/>
       <w:r>
-        <w:t>{{CIDADE_</w:t>
-      </w:r>
-      <w:r>
-        <w:t>REU</w:t>
-      </w:r>
-      <w:r>
-        <w:t>}</w:t>
-      </w:r>
-      <w:r>
-        <w:t xml:space="preserve"> </w:t>
-      </w:r>
+        <w:t>{{CIDADE_REU</w:t>
+      </w:r>
+      <w:proofErr w:type="gramStart"/>
+      <w:r>
+        <w:t>}}</w:t>
+      </w:r>
+      <w:bookmarkStart w:id="11" w:name="_GoBack"/>
+      <w:bookmarkEnd w:id="11"/>
       <w:r>
         <w:t>/</w:t>
       </w:r>
+      <w:proofErr w:type="gramEnd"/>
       <w:r>
         <w:t>{{ESTADO_</w:t>
       </w:r>
@@ -3939,31 +4555,43 @@
     <w:p>
       <w:pPr>
         <w:ind w:firstLine="0"/>
-        <w:jc w:val="center"/>
-        <w:rPr>
-          <w:b/>
-        </w:rPr>
-      </w:pPr>
-      <w:r>
-        <w:rPr>
-          <w:b/>
-        </w:rPr>
-        <w:t>Guilherme Esteves dos Santos Moraes</w:t>
-      </w:r>
+        <w:rPr>
+          <w:smallCaps/>
+        </w:rPr>
+      </w:pPr>
     </w:p>
     <w:p>
       <w:pPr>
         <w:ind w:firstLine="0"/>
         <w:jc w:val="center"/>
         <w:rPr>
+          <w:b/>
+        </w:rPr>
+      </w:pPr>
+      <w:r>
+        <w:rPr>
+          <w:b/>
+        </w:rPr>
+        <w:lastRenderedPageBreak/>
+        <w:t>Guilherme Esteves dos Santos Moraes</w:t>
+      </w:r>
+    </w:p>
+    <w:p>
+      <w:pPr>
+        <w:ind w:firstLine="0"/>
+        <w:jc w:val="center"/>
+        <w:rPr>
           <w:color w:val="00B050"/>
           <w:u w:val="single"/>
         </w:rPr>
       </w:pPr>
-      <w:bookmarkStart w:id="11" w:name="_Hlk210300644"/>
-      <w:r>
-        <w:lastRenderedPageBreak/>
-        <w:t>OAB/</w:t>
+      <w:bookmarkStart w:id="12" w:name="_Hlk210300644"/>
+      <w:r>
+        <w:t>OAB</w:t>
+      </w:r>
+      <w:proofErr w:type="gramStart"/>
+      <w:r>
+        <w:t>/</w:t>
       </w:r>
       <w:r>
         <w:rPr>
@@ -3971,18 +4599,21 @@
         </w:rPr>
         <w:t>{</w:t>
       </w:r>
+      <w:proofErr w:type="gramEnd"/>
       <w:r>
         <w:rPr>
           <w:color w:val="00B050"/>
         </w:rPr>
         <w:t>{</w:t>
       </w:r>
+      <w:proofErr w:type="spellStart"/>
       <w:r>
         <w:rPr>
           <w:color w:val="00B050"/>
         </w:rPr>
         <w:t>estado_oab</w:t>
       </w:r>
+      <w:proofErr w:type="spellEnd"/>
       <w:r>
         <w:rPr>
           <w:color w:val="00B050"/>
@@ -4001,19 +4632,21 @@
         </w:rPr>
         <w:t xml:space="preserve"> {{</w:t>
       </w:r>
+      <w:proofErr w:type="spellStart"/>
       <w:r>
         <w:rPr>
           <w:color w:val="00B050"/>
         </w:rPr>
         <w:t>numero_oab</w:t>
       </w:r>
+      <w:proofErr w:type="spellEnd"/>
       <w:r>
         <w:rPr>
           <w:color w:val="00B050"/>
         </w:rPr>
         <w:t>}}</w:t>
       </w:r>
-      <w:bookmarkEnd w:id="11"/>
+      <w:bookmarkEnd w:id="12"/>
     </w:p>
     <w:sectPr>
       <w:headerReference w:type="default" r:id="rId11"/>
@@ -4028,7 +4661,7 @@
 </file>
 
 <file path=word/endnotes.xml><?xml version="1.0" encoding="utf-8"?>
-<w:endnotes xmlns:wpc="http://schemas.microsoft.com/office/word/2010/wordprocessingCanvas" xmlns:cx="http://schemas.microsoft.com/office/drawing/2014/chartex" xmlns:cx1="http://schemas.microsoft.com/office/drawing/2015/9/8/chartex" xmlns:cx2="http://schemas.microsoft.com/office/drawing/2015/10/21/chartex" xmlns:cx3="http://schemas.microsoft.com/office/drawing/2016/5/9/chartex" xmlns:cx4="http://schemas.microsoft.com/office/drawing/2016/5/10/chartex" xmlns:cx5="http://schemas.microsoft.com/office/drawing/2016/5/11/chartex" xmlns:cx6="http://schemas.microsoft.com/office/drawing/2016/5/12/chartex" xmlns:cx7="http://schemas.microsoft.com/office/drawing/2016/5/13/chartex" xmlns:cx8="http://schemas.microsoft.com/office/drawing/2016/5/14/chartex" xmlns:mc="http://schemas.openxmlformats.org/markup-compatibility/2006" xmlns:aink="http://schemas.microsoft.com/office/drawing/2016/ink" xmlns:am3d="http://schemas.microsoft.com/office/drawing/2017/model3d" xmlns:o="urn:schemas-microsoft-com:office:office" xmlns:oel="http://schemas.microsoft.com/office/2019/extlst" xmlns:r="http://schemas.openxmlformats.org/officeDocument/2006/relationships" xmlns:m="http://schemas.openxmlformats.org/officeDocument/2006/math" xmlns:v="urn:schemas-microsoft-com:vml" xmlns:wp14="http://schemas.microsoft.com/office/word/2010/wordprocessingDrawing" xmlns:wp="http://schemas.openxmlformats.org/drawingml/2006/wordprocessingDrawing" xmlns:w10="urn:schemas-microsoft-com:office:word" xmlns:w="http://schemas.openxmlformats.org/wordprocessingml/2006/main" xmlns:w14="http://schemas.microsoft.com/office/word/2010/wordml" xmlns:w15="http://schemas.microsoft.com/office/word/2012/wordml" xmlns:w16cex="http://schemas.microsoft.com/office/word/2018/wordml/cex" xmlns:w16cid="http://schemas.microsoft.com/office/word/2016/wordml/cid" xmlns:w16="http://schemas.microsoft.com/office/word/2018/wordml" xmlns:w16du="http://schemas.microsoft.com/office/word/2023/wordml/word16du" xmlns:w16sdtdh="http://schemas.microsoft.com/office/word/2020/wordml/sdtdatahash" xmlns:w16sdtfl="http://schemas.microsoft.com/office/word/2024/wordml/sdtformatlock" xmlns:w16se="http://schemas.microsoft.com/office/word/2015/wordml/symex" xmlns:wpg="http://schemas.microsoft.com/office/word/2010/wordprocessingGroup" xmlns:wpi="http://schemas.microsoft.com/office/word/2010/wordprocessingInk" xmlns:wne="http://schemas.microsoft.com/office/word/2006/wordml" xmlns:wps="http://schemas.microsoft.com/office/word/2010/wordprocessingShape" mc:Ignorable="w14 w15 w16se w16cid w16 w16cex w16sdtdh w16sdtfl w16du wp14">
+<w:endnotes xmlns:wpc="http://schemas.microsoft.com/office/word/2010/wordprocessingCanvas" xmlns:cx="http://schemas.microsoft.com/office/drawing/2014/chartex" xmlns:mc="http://schemas.openxmlformats.org/markup-compatibility/2006" xmlns:o="urn:schemas-microsoft-com:office:office" xmlns:r="http://schemas.openxmlformats.org/officeDocument/2006/relationships" xmlns:m="http://schemas.openxmlformats.org/officeDocument/2006/math" xmlns:v="urn:schemas-microsoft-com:vml" xmlns:wp14="http://schemas.microsoft.com/office/word/2010/wordprocessingDrawing" xmlns:wp="http://schemas.openxmlformats.org/drawingml/2006/wordprocessingDrawing" xmlns:w10="urn:schemas-microsoft-com:office:word" xmlns:w="http://schemas.openxmlformats.org/wordprocessingml/2006/main" xmlns:w14="http://schemas.microsoft.com/office/word/2010/wordml" xmlns:w15="http://schemas.microsoft.com/office/word/2012/wordml" xmlns:w16se="http://schemas.microsoft.com/office/word/2015/wordml/symex" xmlns:wpg="http://schemas.microsoft.com/office/word/2010/wordprocessingGroup" xmlns:wpi="http://schemas.microsoft.com/office/word/2010/wordprocessingInk" xmlns:wne="http://schemas.microsoft.com/office/word/2006/wordml" xmlns:wps="http://schemas.microsoft.com/office/word/2010/wordprocessingShape" mc:Ignorable="w14 w15 w16se wp14">
   <w:endnote w:type="separator" w:id="-1">
     <w:p>
       <w:pPr>
@@ -4053,7 +4686,7 @@
 </file>
 
 <file path=word/footer1.xml><?xml version="1.0" encoding="utf-8"?>
-<w:ftr xmlns:wpc="http://schemas.microsoft.com/office/word/2010/wordprocessingCanvas" xmlns:cx="http://schemas.microsoft.com/office/drawing/2014/chartex" xmlns:cx1="http://schemas.microsoft.com/office/drawing/2015/9/8/chartex" xmlns:cx2="http://schemas.microsoft.com/office/drawing/2015/10/21/chartex" xmlns:cx3="http://schemas.microsoft.com/office/drawing/2016/5/9/chartex" xmlns:cx4="http://schemas.microsoft.com/office/drawing/2016/5/10/chartex" xmlns:cx5="http://schemas.microsoft.com/office/drawing/2016/5/11/chartex" xmlns:cx6="http://schemas.microsoft.com/office/drawing/2016/5/12/chartex" xmlns:cx7="http://schemas.microsoft.com/office/drawing/2016/5/13/chartex" xmlns:cx8="http://schemas.microsoft.com/office/drawing/2016/5/14/chartex" xmlns:mc="http://schemas.openxmlformats.org/markup-compatibility/2006" xmlns:aink="http://schemas.microsoft.com/office/drawing/2016/ink" xmlns:am3d="http://schemas.microsoft.com/office/drawing/2017/model3d" xmlns:o="urn:schemas-microsoft-com:office:office" xmlns:oel="http://schemas.microsoft.com/office/2019/extlst" xmlns:r="http://schemas.openxmlformats.org/officeDocument/2006/relationships" xmlns:m="http://schemas.openxmlformats.org/officeDocument/2006/math" xmlns:v="urn:schemas-microsoft-com:vml" xmlns:wp14="http://schemas.microsoft.com/office/word/2010/wordprocessingDrawing" xmlns:wp="http://schemas.openxmlformats.org/drawingml/2006/wordprocessingDrawing" xmlns:w10="urn:schemas-microsoft-com:office:word" xmlns:w="http://schemas.openxmlformats.org/wordprocessingml/2006/main" xmlns:w14="http://schemas.microsoft.com/office/word/2010/wordml" xmlns:w15="http://schemas.microsoft.com/office/word/2012/wordml" xmlns:w16cex="http://schemas.microsoft.com/office/word/2018/wordml/cex" xmlns:w16cid="http://schemas.microsoft.com/office/word/2016/wordml/cid" xmlns:w16="http://schemas.microsoft.com/office/word/2018/wordml" xmlns:w16du="http://schemas.microsoft.com/office/word/2023/wordml/word16du" xmlns:w16sdtdh="http://schemas.microsoft.com/office/word/2020/wordml/sdtdatahash" xmlns:w16sdtfl="http://schemas.microsoft.com/office/word/2024/wordml/sdtformatlock" xmlns:w16se="http://schemas.microsoft.com/office/word/2015/wordml/symex" xmlns:wpg="http://schemas.microsoft.com/office/word/2010/wordprocessingGroup" xmlns:wpi="http://schemas.microsoft.com/office/word/2010/wordprocessingInk" xmlns:wne="http://schemas.microsoft.com/office/word/2006/wordml" xmlns:wps="http://schemas.microsoft.com/office/word/2010/wordprocessingShape" mc:Ignorable="w14 w15 w16se w16cid w16 w16cex w16sdtdh w16sdtfl w16du wp14">
+<w:ftr xmlns:wpc="http://schemas.microsoft.com/office/word/2010/wordprocessingCanvas" xmlns:cx="http://schemas.microsoft.com/office/drawing/2014/chartex" xmlns:mc="http://schemas.openxmlformats.org/markup-compatibility/2006" xmlns:o="urn:schemas-microsoft-com:office:office" xmlns:r="http://schemas.openxmlformats.org/officeDocument/2006/relationships" xmlns:m="http://schemas.openxmlformats.org/officeDocument/2006/math" xmlns:v="urn:schemas-microsoft-com:vml" xmlns:wp14="http://schemas.microsoft.com/office/word/2010/wordprocessingDrawing" xmlns:wp="http://schemas.openxmlformats.org/drawingml/2006/wordprocessingDrawing" xmlns:w10="urn:schemas-microsoft-com:office:word" xmlns:w="http://schemas.openxmlformats.org/wordprocessingml/2006/main" xmlns:w14="http://schemas.microsoft.com/office/word/2010/wordml" xmlns:w15="http://schemas.microsoft.com/office/word/2012/wordml" xmlns:w16se="http://schemas.microsoft.com/office/word/2015/wordml/symex" xmlns:wpg="http://schemas.microsoft.com/office/word/2010/wordprocessingGroup" xmlns:wpi="http://schemas.microsoft.com/office/word/2010/wordprocessingInk" xmlns:wne="http://schemas.microsoft.com/office/word/2006/wordml" xmlns:wps="http://schemas.microsoft.com/office/word/2010/wordprocessingShape" mc:Ignorable="w14 w15 w16se wp14">
   <w:p>
     <w:pPr>
       <w:pBdr>
@@ -4150,7 +4783,7 @@
 </file>
 
 <file path=word/footnotes.xml><?xml version="1.0" encoding="utf-8"?>
-<w:footnotes xmlns:wpc="http://schemas.microsoft.com/office/word/2010/wordprocessingCanvas" xmlns:cx="http://schemas.microsoft.com/office/drawing/2014/chartex" xmlns:cx1="http://schemas.microsoft.com/office/drawing/2015/9/8/chartex" xmlns:cx2="http://schemas.microsoft.com/office/drawing/2015/10/21/chartex" xmlns:cx3="http://schemas.microsoft.com/office/drawing/2016/5/9/chartex" xmlns:cx4="http://schemas.microsoft.com/office/drawing/2016/5/10/chartex" xmlns:cx5="http://schemas.microsoft.com/office/drawing/2016/5/11/chartex" xmlns:cx6="http://schemas.microsoft.com/office/drawing/2016/5/12/chartex" xmlns:cx7="http://schemas.microsoft.com/office/drawing/2016/5/13/chartex" xmlns:cx8="http://schemas.microsoft.com/office/drawing/2016/5/14/chartex" xmlns:mc="http://schemas.openxmlformats.org/markup-compatibility/2006" xmlns:aink="http://schemas.microsoft.com/office/drawing/2016/ink" xmlns:am3d="http://schemas.microsoft.com/office/drawing/2017/model3d" xmlns:o="urn:schemas-microsoft-com:office:office" xmlns:oel="http://schemas.microsoft.com/office/2019/extlst" xmlns:r="http://schemas.openxmlformats.org/officeDocument/2006/relationships" xmlns:m="http://schemas.openxmlformats.org/officeDocument/2006/math" xmlns:v="urn:schemas-microsoft-com:vml" xmlns:wp14="http://schemas.microsoft.com/office/word/2010/wordprocessingDrawing" xmlns:wp="http://schemas.openxmlformats.org/drawingml/2006/wordprocessingDrawing" xmlns:w10="urn:schemas-microsoft-com:office:word" xmlns:w="http://schemas.openxmlformats.org/wordprocessingml/2006/main" xmlns:w14="http://schemas.microsoft.com/office/word/2010/wordml" xmlns:w15="http://schemas.microsoft.com/office/word/2012/wordml" xmlns:w16cex="http://schemas.microsoft.com/office/word/2018/wordml/cex" xmlns:w16cid="http://schemas.microsoft.com/office/word/2016/wordml/cid" xmlns:w16="http://schemas.microsoft.com/office/word/2018/wordml" xmlns:w16du="http://schemas.microsoft.com/office/word/2023/wordml/word16du" xmlns:w16sdtdh="http://schemas.microsoft.com/office/word/2020/wordml/sdtdatahash" xmlns:w16sdtfl="http://schemas.microsoft.com/office/word/2024/wordml/sdtformatlock" xmlns:w16se="http://schemas.microsoft.com/office/word/2015/wordml/symex" xmlns:wpg="http://schemas.microsoft.com/office/word/2010/wordprocessingGroup" xmlns:wpi="http://schemas.microsoft.com/office/word/2010/wordprocessingInk" xmlns:wne="http://schemas.microsoft.com/office/word/2006/wordml" xmlns:wps="http://schemas.microsoft.com/office/word/2010/wordprocessingShape" mc:Ignorable="w14 w15 w16se w16cid w16 w16cex w16sdtdh w16sdtfl w16du wp14">
+<w:footnotes xmlns:wpc="http://schemas.microsoft.com/office/word/2010/wordprocessingCanvas" xmlns:cx="http://schemas.microsoft.com/office/drawing/2014/chartex" xmlns:mc="http://schemas.openxmlformats.org/markup-compatibility/2006" xmlns:o="urn:schemas-microsoft-com:office:office" xmlns:r="http://schemas.openxmlformats.org/officeDocument/2006/relationships" xmlns:m="http://schemas.openxmlformats.org/officeDocument/2006/math" xmlns:v="urn:schemas-microsoft-com:vml" xmlns:wp14="http://schemas.microsoft.com/office/word/2010/wordprocessingDrawing" xmlns:wp="http://schemas.openxmlformats.org/drawingml/2006/wordprocessingDrawing" xmlns:w10="urn:schemas-microsoft-com:office:word" xmlns:w="http://schemas.openxmlformats.org/wordprocessingml/2006/main" xmlns:w14="http://schemas.microsoft.com/office/word/2010/wordml" xmlns:w15="http://schemas.microsoft.com/office/word/2012/wordml" xmlns:w16se="http://schemas.microsoft.com/office/word/2015/wordml/symex" xmlns:wpg="http://schemas.microsoft.com/office/word/2010/wordprocessingGroup" xmlns:wpi="http://schemas.microsoft.com/office/word/2010/wordprocessingInk" xmlns:wne="http://schemas.microsoft.com/office/word/2006/wordml" xmlns:wps="http://schemas.microsoft.com/office/word/2010/wordprocessingShape" mc:Ignorable="w14 w15 w16se wp14">
   <w:footnote w:type="separator" w:id="-1">
     <w:p>
       <w:pPr>
@@ -4175,7 +4808,7 @@
 </file>
 
 <file path=word/header1.xml><?xml version="1.0" encoding="utf-8"?>
-<w:hdr xmlns:wpc="http://schemas.microsoft.com/office/word/2010/wordprocessingCanvas" xmlns:cx="http://schemas.microsoft.com/office/drawing/2014/chartex" xmlns:cx1="http://schemas.microsoft.com/office/drawing/2015/9/8/chartex" xmlns:cx2="http://schemas.microsoft.com/office/drawing/2015/10/21/chartex" xmlns:cx3="http://schemas.microsoft.com/office/drawing/2016/5/9/chartex" xmlns:cx4="http://schemas.microsoft.com/office/drawing/2016/5/10/chartex" xmlns:cx5="http://schemas.microsoft.com/office/drawing/2016/5/11/chartex" xmlns:cx6="http://schemas.microsoft.com/office/drawing/2016/5/12/chartex" xmlns:cx7="http://schemas.microsoft.com/office/drawing/2016/5/13/chartex" xmlns:cx8="http://schemas.microsoft.com/office/drawing/2016/5/14/chartex" xmlns:mc="http://schemas.openxmlformats.org/markup-compatibility/2006" xmlns:aink="http://schemas.microsoft.com/office/drawing/2016/ink" xmlns:am3d="http://schemas.microsoft.com/office/drawing/2017/model3d" xmlns:o="urn:schemas-microsoft-com:office:office" xmlns:oel="http://schemas.microsoft.com/office/2019/extlst" xmlns:r="http://schemas.openxmlformats.org/officeDocument/2006/relationships" xmlns:m="http://schemas.openxmlformats.org/officeDocument/2006/math" xmlns:v="urn:schemas-microsoft-com:vml" xmlns:wp14="http://schemas.microsoft.com/office/word/2010/wordprocessingDrawing" xmlns:wp="http://schemas.openxmlformats.org/drawingml/2006/wordprocessingDrawing" xmlns:w10="urn:schemas-microsoft-com:office:word" xmlns:w="http://schemas.openxmlformats.org/wordprocessingml/2006/main" xmlns:w14="http://schemas.microsoft.com/office/word/2010/wordml" xmlns:w15="http://schemas.microsoft.com/office/word/2012/wordml" xmlns:w16cex="http://schemas.microsoft.com/office/word/2018/wordml/cex" xmlns:w16cid="http://schemas.microsoft.com/office/word/2016/wordml/cid" xmlns:w16="http://schemas.microsoft.com/office/word/2018/wordml" xmlns:w16du="http://schemas.microsoft.com/office/word/2023/wordml/word16du" xmlns:w16sdtdh="http://schemas.microsoft.com/office/word/2020/wordml/sdtdatahash" xmlns:w16sdtfl="http://schemas.microsoft.com/office/word/2024/wordml/sdtformatlock" xmlns:w16se="http://schemas.microsoft.com/office/word/2015/wordml/symex" xmlns:wpg="http://schemas.microsoft.com/office/word/2010/wordprocessingGroup" xmlns:wpi="http://schemas.microsoft.com/office/word/2010/wordprocessingInk" xmlns:wne="http://schemas.microsoft.com/office/word/2006/wordml" xmlns:wps="http://schemas.microsoft.com/office/word/2010/wordprocessingShape" mc:Ignorable="w14 w15 w16se w16cid w16 w16cex w16sdtdh w16sdtfl w16du wp14">
+<w:hdr xmlns:wpc="http://schemas.microsoft.com/office/word/2010/wordprocessingCanvas" xmlns:cx="http://schemas.microsoft.com/office/drawing/2014/chartex" xmlns:mc="http://schemas.openxmlformats.org/markup-compatibility/2006" xmlns:o="urn:schemas-microsoft-com:office:office" xmlns:r="http://schemas.openxmlformats.org/officeDocument/2006/relationships" xmlns:m="http://schemas.openxmlformats.org/officeDocument/2006/math" xmlns:v="urn:schemas-microsoft-com:vml" xmlns:wp14="http://schemas.microsoft.com/office/word/2010/wordprocessingDrawing" xmlns:wp="http://schemas.openxmlformats.org/drawingml/2006/wordprocessingDrawing" xmlns:w10="urn:schemas-microsoft-com:office:word" xmlns:w="http://schemas.openxmlformats.org/wordprocessingml/2006/main" xmlns:w14="http://schemas.microsoft.com/office/word/2010/wordml" xmlns:w15="http://schemas.microsoft.com/office/word/2012/wordml" xmlns:w16se="http://schemas.microsoft.com/office/word/2015/wordml/symex" xmlns:wpg="http://schemas.microsoft.com/office/word/2010/wordprocessingGroup" xmlns:wpi="http://schemas.microsoft.com/office/word/2010/wordprocessingInk" xmlns:wne="http://schemas.microsoft.com/office/word/2006/wordml" xmlns:wps="http://schemas.microsoft.com/office/word/2010/wordprocessingShape" mc:Ignorable="w14 w15 w16se wp14">
   <w:p>
     <w:pPr>
       <w:pBdr>
@@ -4244,7 +4877,7 @@
 </file>
 
 <file path=word/numbering.xml><?xml version="1.0" encoding="utf-8"?>
-<w:numbering xmlns:wpc="http://schemas.microsoft.com/office/word/2010/wordprocessingCanvas" xmlns:cx="http://schemas.microsoft.com/office/drawing/2014/chartex" xmlns:cx1="http://schemas.microsoft.com/office/drawing/2015/9/8/chartex" xmlns:cx2="http://schemas.microsoft.com/office/drawing/2015/10/21/chartex" xmlns:cx3="http://schemas.microsoft.com/office/drawing/2016/5/9/chartex" xmlns:cx4="http://schemas.microsoft.com/office/drawing/2016/5/10/chartex" xmlns:cx5="http://schemas.microsoft.com/office/drawing/2016/5/11/chartex" xmlns:cx6="http://schemas.microsoft.com/office/drawing/2016/5/12/chartex" xmlns:cx7="http://schemas.microsoft.com/office/drawing/2016/5/13/chartex" xmlns:cx8="http://schemas.microsoft.com/office/drawing/2016/5/14/chartex" xmlns:mc="http://schemas.openxmlformats.org/markup-compatibility/2006" xmlns:aink="http://schemas.microsoft.com/office/drawing/2016/ink" xmlns:am3d="http://schemas.microsoft.com/office/drawing/2017/model3d" xmlns:o="urn:schemas-microsoft-com:office:office" xmlns:oel="http://schemas.microsoft.com/office/2019/extlst" xmlns:r="http://schemas.openxmlformats.org/officeDocument/2006/relationships" xmlns:m="http://schemas.openxmlformats.org/officeDocument/2006/math" xmlns:v="urn:schemas-microsoft-com:vml" xmlns:wp14="http://schemas.microsoft.com/office/word/2010/wordprocessingDrawing" xmlns:wp="http://schemas.openxmlformats.org/drawingml/2006/wordprocessingDrawing" xmlns:w10="urn:schemas-microsoft-com:office:word" xmlns:w="http://schemas.openxmlformats.org/wordprocessingml/2006/main" xmlns:w14="http://schemas.microsoft.com/office/word/2010/wordml" xmlns:w15="http://schemas.microsoft.com/office/word/2012/wordml" xmlns:w16cex="http://schemas.microsoft.com/office/word/2018/wordml/cex" xmlns:w16cid="http://schemas.microsoft.com/office/word/2016/wordml/cid" xmlns:w16="http://schemas.microsoft.com/office/word/2018/wordml" xmlns:w16du="http://schemas.microsoft.com/office/word/2023/wordml/word16du" xmlns:w16sdtdh="http://schemas.microsoft.com/office/word/2020/wordml/sdtdatahash" xmlns:w16sdtfl="http://schemas.microsoft.com/office/word/2024/wordml/sdtformatlock" xmlns:w16se="http://schemas.microsoft.com/office/word/2015/wordml/symex" xmlns:wpg="http://schemas.microsoft.com/office/word/2010/wordprocessingGroup" xmlns:wpi="http://schemas.microsoft.com/office/word/2010/wordprocessingInk" xmlns:wne="http://schemas.microsoft.com/office/word/2006/wordml" xmlns:wps="http://schemas.microsoft.com/office/word/2010/wordprocessingShape" mc:Ignorable="w14 w15 w16se w16cid w16 w16cex w16sdtdh w16sdtfl w16du wp14">
+<w:numbering xmlns:wpc="http://schemas.microsoft.com/office/word/2010/wordprocessingCanvas" xmlns:cx="http://schemas.microsoft.com/office/drawing/2014/chartex" xmlns:mc="http://schemas.openxmlformats.org/markup-compatibility/2006" xmlns:o="urn:schemas-microsoft-com:office:office" xmlns:r="http://schemas.openxmlformats.org/officeDocument/2006/relationships" xmlns:m="http://schemas.openxmlformats.org/officeDocument/2006/math" xmlns:v="urn:schemas-microsoft-com:vml" xmlns:wp14="http://schemas.microsoft.com/office/word/2010/wordprocessingDrawing" xmlns:wp="http://schemas.openxmlformats.org/drawingml/2006/wordprocessingDrawing" xmlns:w10="urn:schemas-microsoft-com:office:word" xmlns:w="http://schemas.openxmlformats.org/wordprocessingml/2006/main" xmlns:w14="http://schemas.microsoft.com/office/word/2010/wordml" xmlns:w15="http://schemas.microsoft.com/office/word/2012/wordml" xmlns:w16se="http://schemas.microsoft.com/office/word/2015/wordml/symex" xmlns:wpg="http://schemas.microsoft.com/office/word/2010/wordprocessingGroup" xmlns:wpi="http://schemas.microsoft.com/office/word/2010/wordprocessingInk" xmlns:wne="http://schemas.microsoft.com/office/word/2006/wordml" xmlns:wps="http://schemas.microsoft.com/office/word/2010/wordprocessingShape" mc:Ignorable="w14 w15 w16se wp14">
   <w:abstractNum w:abstractNumId="0" w15:restartNumberingAfterBreak="0">
     <w:nsid w:val="0DD73422"/>
     <w:multiLevelType w:val="multilevel"/>
@@ -5087,35 +5720,35 @@
       </w:pPr>
     </w:lvl>
   </w:abstractNum>
-  <w:num w:numId="1" w16cid:durableId="63528791">
+  <w:num w:numId="1">
     <w:abstractNumId w:val="5"/>
   </w:num>
-  <w:num w:numId="2" w16cid:durableId="934291867">
+  <w:num w:numId="2">
     <w:abstractNumId w:val="3"/>
   </w:num>
-  <w:num w:numId="3" w16cid:durableId="1257206961">
+  <w:num w:numId="3">
     <w:abstractNumId w:val="0"/>
   </w:num>
-  <w:num w:numId="4" w16cid:durableId="321466286">
+  <w:num w:numId="4">
     <w:abstractNumId w:val="2"/>
   </w:num>
-  <w:num w:numId="5" w16cid:durableId="355009276">
+  <w:num w:numId="5">
     <w:abstractNumId w:val="1"/>
   </w:num>
-  <w:num w:numId="6" w16cid:durableId="381254843">
+  <w:num w:numId="6">
     <w:abstractNumId w:val="4"/>
   </w:num>
-  <w:num w:numId="7" w16cid:durableId="775517850">
+  <w:num w:numId="7">
     <w:abstractNumId w:val="7"/>
   </w:num>
-  <w:num w:numId="8" w16cid:durableId="1820615784">
+  <w:num w:numId="8">
     <w:abstractNumId w:val="6"/>
   </w:num>
 </w:numbering>
 </file>
 
 <file path=word/styles.xml><?xml version="1.0" encoding="utf-8"?>
-<w:styles xmlns:mc="http://schemas.openxmlformats.org/markup-compatibility/2006" xmlns:r="http://schemas.openxmlformats.org/officeDocument/2006/relationships" xmlns:w="http://schemas.openxmlformats.org/wordprocessingml/2006/main" xmlns:w14="http://schemas.microsoft.com/office/word/2010/wordml" xmlns:w15="http://schemas.microsoft.com/office/word/2012/wordml" xmlns:w16cex="http://schemas.microsoft.com/office/word/2018/wordml/cex" xmlns:w16cid="http://schemas.microsoft.com/office/word/2016/wordml/cid" xmlns:w16="http://schemas.microsoft.com/office/word/2018/wordml" xmlns:w16du="http://schemas.microsoft.com/office/word/2023/wordml/word16du" xmlns:w16sdtdh="http://schemas.microsoft.com/office/word/2020/wordml/sdtdatahash" xmlns:w16sdtfl="http://schemas.microsoft.com/office/word/2024/wordml/sdtformatlock" xmlns:w16se="http://schemas.microsoft.com/office/word/2015/wordml/symex" mc:Ignorable="w14 w15 w16se w16cid w16 w16cex w16sdtdh w16sdtfl w16du">
+<w:styles xmlns:mc="http://schemas.openxmlformats.org/markup-compatibility/2006" xmlns:r="http://schemas.openxmlformats.org/officeDocument/2006/relationships" xmlns:w="http://schemas.openxmlformats.org/wordprocessingml/2006/main" xmlns:w14="http://schemas.microsoft.com/office/word/2010/wordml" xmlns:w15="http://schemas.microsoft.com/office/word/2012/wordml" xmlns:w16se="http://schemas.microsoft.com/office/word/2015/wordml/symex" mc:Ignorable="w14 w15 w16se">
   <w:docDefaults>
     <w:rPrDefault>
       <w:rPr>
@@ -5133,7 +5766,7 @@
       </w:pPr>
     </w:pPrDefault>
   </w:docDefaults>
-  <w:latentStyles w:defLockedState="0" w:defUIPriority="99" w:defSemiHidden="0" w:defUnhideWhenUsed="0" w:defQFormat="0" w:count="376">
+  <w:latentStyles w:defLockedState="0" w:defUIPriority="99" w:defSemiHidden="0" w:defUnhideWhenUsed="0" w:defQFormat="0" w:count="371">
     <w:lsdException w:name="Normal" w:uiPriority="0" w:qFormat="1"/>
     <w:lsdException w:name="heading 1" w:uiPriority="9" w:qFormat="1"/>
     <w:lsdException w:name="heading 2" w:semiHidden="1" w:uiPriority="9" w:unhideWhenUsed="1" w:qFormat="1"/>
@@ -5505,11 +6138,6 @@
     <w:lsdException w:name="List Table 5 Dark Accent 6" w:uiPriority="50"/>
     <w:lsdException w:name="List Table 6 Colorful Accent 6" w:uiPriority="51"/>
     <w:lsdException w:name="List Table 7 Colorful Accent 6" w:uiPriority="52"/>
-    <w:lsdException w:name="Mention" w:semiHidden="1" w:unhideWhenUsed="1"/>
-    <w:lsdException w:name="Smart Hyperlink" w:semiHidden="1" w:unhideWhenUsed="1"/>
-    <w:lsdException w:name="Hashtag" w:semiHidden="1" w:unhideWhenUsed="1"/>
-    <w:lsdException w:name="Unresolved Mention" w:semiHidden="1" w:unhideWhenUsed="1"/>
-    <w:lsdException w:name="Smart Link" w:semiHidden="1" w:unhideWhenUsed="1"/>
   </w:latentStyles>
   <w:style w:type="paragraph" w:default="1" w:styleId="Normal">
     <w:name w:val="Normal"/>
@@ -5625,6 +6253,7 @@
   <w:style w:type="character" w:default="1" w:styleId="Fontepargpadro">
     <w:name w:val="Default Paragraph Font"/>
     <w:uiPriority w:val="1"/>
+    <w:semiHidden/>
     <w:unhideWhenUsed/>
   </w:style>
   <w:style w:type="table" w:default="1" w:styleId="Tabelanormal">
